--- a/1_Диплом/Диплом_1.2.docx
+++ b/1_Диплом/Диплом_1.2.docx
@@ -1030,7 +1030,7 @@
           <v:shape id="_x0000_i1025" type="#_x0000_t75" style="width:403pt;height:366.55pt" o:ole="">
             <v:imagedata r:id="rId5" o:title=""/>
           </v:shape>
-          <o:OLEObject Type="Embed" ProgID="Visio.Drawing.15" ShapeID="_x0000_i1025" DrawAspect="Content" ObjectID="_1841825538" r:id="rId6"/>
+          <o:OLEObject Type="Embed" ProgID="Visio.Drawing.15" ShapeID="_x0000_i1025" DrawAspect="Content" ObjectID="_1841830281" r:id="rId6"/>
         </w:object>
       </w:r>
     </w:p>
@@ -1218,10 +1218,10 @@
           <w:lang w:eastAsia="ru-RU"/>
         </w:rPr>
         <w:object w:dxaOrig="8265" w:dyaOrig="4695" w14:anchorId="161463C5">
-          <v:shape id="_x0000_i1029" type="#_x0000_t75" style="width:413.3pt;height:234.7pt" o:ole="">
+          <v:shape id="_x0000_i1026" type="#_x0000_t75" style="width:413.3pt;height:234.7pt" o:ole="">
             <v:imagedata r:id="rId7" o:title=""/>
           </v:shape>
-          <o:OLEObject Type="Embed" ProgID="Visio.Drawing.15" ShapeID="_x0000_i1029" DrawAspect="Content" ObjectID="_1841825539" r:id="rId8"/>
+          <o:OLEObject Type="Embed" ProgID="Visio.Drawing.15" ShapeID="_x0000_i1026" DrawAspect="Content" ObjectID="_1841830282" r:id="rId8"/>
         </w:object>
       </w:r>
     </w:p>
@@ -9829,7 +9829,52 @@
         </w:rPr>
         <w:t>Диаграмма вариантов использования представлена в Приложении</w:t>
       </w:r>
-      <w:proofErr w:type="gramStart"/>
+      <w:r>
+        <w:rPr>
+          <w:rFonts w:ascii="Times New Roman" w:hAnsi="Times New Roman" w:cs="Times New Roman"/>
+          <w:sz w:val="28"/>
+          <w:szCs w:val="28"/>
+        </w:rPr>
+        <w:t xml:space="preserve"> Б</w:t>
+      </w:r>
+      <w:r>
+        <w:rPr>
+          <w:rFonts w:ascii="Times New Roman" w:hAnsi="Times New Roman" w:cs="Times New Roman"/>
+          <w:sz w:val="28"/>
+          <w:szCs w:val="28"/>
+        </w:rPr>
+        <w:t>.</w:t>
+      </w:r>
+    </w:p>
+    <w:p>
+      <w:pPr>
+        <w:spacing w:after="0" w:line="360" w:lineRule="auto"/>
+        <w:ind w:firstLine="709"/>
+        <w:jc w:val="both"/>
+        <w:rPr>
+          <w:rFonts w:ascii="Times New Roman" w:hAnsi="Times New Roman" w:cs="Times New Roman"/>
+          <w:sz w:val="28"/>
+          <w:szCs w:val="28"/>
+        </w:rPr>
+      </w:pPr>
+      <w:r>
+        <w:rPr>
+          <w:rFonts w:ascii="Times New Roman" w:hAnsi="Times New Roman" w:cs="Times New Roman"/>
+          <w:sz w:val="28"/>
+          <w:szCs w:val="28"/>
+        </w:rPr>
+        <w:t>3) Диаграмма классов (</w:t>
+      </w:r>
+      <w:proofErr w:type="spellStart"/>
+      <w:r>
+        <w:rPr>
+          <w:rFonts w:ascii="Times New Roman" w:hAnsi="Times New Roman" w:cs="Times New Roman"/>
+          <w:sz w:val="28"/>
+          <w:szCs w:val="28"/>
+        </w:rPr>
+        <w:t>Class</w:t>
+      </w:r>
+      <w:proofErr w:type="spellEnd"/>
       <w:r>
         <w:rPr>
           <w:rFonts w:ascii="Times New Roman" w:hAnsi="Times New Roman" w:cs="Times New Roman"/>
@@ -9838,15 +9883,52 @@
         </w:rPr>
         <w:t xml:space="preserve"> </w:t>
       </w:r>
-      <w:r>
-        <w:rPr>
-          <w:rFonts w:ascii="Times New Roman" w:hAnsi="Times New Roman" w:cs="Times New Roman"/>
-          <w:sz w:val="28"/>
-          <w:szCs w:val="28"/>
-        </w:rPr>
-        <w:t>….</w:t>
-      </w:r>
-      <w:proofErr w:type="gramEnd"/>
+      <w:proofErr w:type="spellStart"/>
+      <w:r>
+        <w:rPr>
+          <w:rFonts w:ascii="Times New Roman" w:hAnsi="Times New Roman" w:cs="Times New Roman"/>
+          <w:sz w:val="28"/>
+          <w:szCs w:val="28"/>
+        </w:rPr>
+        <w:t>Diagram</w:t>
+      </w:r>
+      <w:proofErr w:type="spellEnd"/>
+      <w:r>
+        <w:rPr>
+          <w:rFonts w:ascii="Times New Roman" w:hAnsi="Times New Roman" w:cs="Times New Roman"/>
+          <w:sz w:val="28"/>
+          <w:szCs w:val="28"/>
+        </w:rPr>
+        <w:t>) — представляет статическую структуру программной системы: классы, их атрибуты, методы и взаимосвязи. Диаграмма классов является основой для генерации структуры базы данных и разработки объектной модели приложения.</w:t>
+      </w:r>
+    </w:p>
+    <w:p>
+      <w:pPr>
+        <w:spacing w:after="0" w:line="360" w:lineRule="auto"/>
+        <w:ind w:firstLine="709"/>
+        <w:jc w:val="both"/>
+        <w:rPr>
+          <w:rFonts w:ascii="Times New Roman" w:hAnsi="Times New Roman" w:cs="Times New Roman"/>
+          <w:sz w:val="28"/>
+          <w:szCs w:val="28"/>
+        </w:rPr>
+      </w:pPr>
+      <w:r>
+        <w:rPr>
+          <w:rFonts w:ascii="Times New Roman" w:hAnsi="Times New Roman" w:cs="Times New Roman"/>
+          <w:sz w:val="28"/>
+          <w:szCs w:val="28"/>
+        </w:rPr>
+        <w:t xml:space="preserve">Диаграмма классов представлена в Приложении </w:t>
+      </w:r>
+      <w:r>
+        <w:rPr>
+          <w:rFonts w:ascii="Times New Roman" w:hAnsi="Times New Roman" w:cs="Times New Roman"/>
+          <w:sz w:val="28"/>
+          <w:szCs w:val="28"/>
+        </w:rPr>
+        <w:t>В</w:t>
+      </w:r>
       <w:r>
         <w:rPr>
           <w:rFonts w:ascii="Times New Roman" w:hAnsi="Times New Roman" w:cs="Times New Roman"/>
@@ -9858,98 +9940,6 @@
     </w:p>
     <w:p>
       <w:pPr>
-        <w:spacing w:after="0" w:line="360" w:lineRule="auto"/>
-        <w:ind w:firstLine="709"/>
-        <w:jc w:val="both"/>
-        <w:rPr>
-          <w:rFonts w:ascii="Times New Roman" w:hAnsi="Times New Roman" w:cs="Times New Roman"/>
-          <w:sz w:val="28"/>
-          <w:szCs w:val="28"/>
-        </w:rPr>
-      </w:pPr>
-      <w:r>
-        <w:rPr>
-          <w:rFonts w:ascii="Times New Roman" w:hAnsi="Times New Roman" w:cs="Times New Roman"/>
-          <w:sz w:val="28"/>
-          <w:szCs w:val="28"/>
-        </w:rPr>
-        <w:t>3) Диаграмма классов (</w:t>
-      </w:r>
-      <w:proofErr w:type="spellStart"/>
-      <w:r>
-        <w:rPr>
-          <w:rFonts w:ascii="Times New Roman" w:hAnsi="Times New Roman" w:cs="Times New Roman"/>
-          <w:sz w:val="28"/>
-          <w:szCs w:val="28"/>
-        </w:rPr>
-        <w:t>Class</w:t>
-      </w:r>
-      <w:proofErr w:type="spellEnd"/>
-      <w:r>
-        <w:rPr>
-          <w:rFonts w:ascii="Times New Roman" w:hAnsi="Times New Roman" w:cs="Times New Roman"/>
-          <w:sz w:val="28"/>
-          <w:szCs w:val="28"/>
-        </w:rPr>
-        <w:t xml:space="preserve"> </w:t>
-      </w:r>
-      <w:proofErr w:type="spellStart"/>
-      <w:r>
-        <w:rPr>
-          <w:rFonts w:ascii="Times New Roman" w:hAnsi="Times New Roman" w:cs="Times New Roman"/>
-          <w:sz w:val="28"/>
-          <w:szCs w:val="28"/>
-        </w:rPr>
-        <w:t>Diagram</w:t>
-      </w:r>
-      <w:proofErr w:type="spellEnd"/>
-      <w:r>
-        <w:rPr>
-          <w:rFonts w:ascii="Times New Roman" w:hAnsi="Times New Roman" w:cs="Times New Roman"/>
-          <w:sz w:val="28"/>
-          <w:szCs w:val="28"/>
-        </w:rPr>
-        <w:t>) — представляет статическую структуру программной системы: классы, их атрибуты, методы и взаимосвязи. Диаграмма классов является основой для генерации структуры базы данных и разработки объектной модели приложения.</w:t>
-      </w:r>
-    </w:p>
-    <w:p>
-      <w:pPr>
-        <w:spacing w:after="0" w:line="360" w:lineRule="auto"/>
-        <w:ind w:firstLine="709"/>
-        <w:jc w:val="both"/>
-        <w:rPr>
-          <w:rFonts w:ascii="Times New Roman" w:hAnsi="Times New Roman" w:cs="Times New Roman"/>
-          <w:sz w:val="28"/>
-          <w:szCs w:val="28"/>
-        </w:rPr>
-      </w:pPr>
-      <w:r>
-        <w:rPr>
-          <w:rFonts w:ascii="Times New Roman" w:hAnsi="Times New Roman" w:cs="Times New Roman"/>
-          <w:sz w:val="28"/>
-          <w:szCs w:val="28"/>
-        </w:rPr>
-        <w:t xml:space="preserve">Диаграмма классов представлена в Приложении </w:t>
-      </w:r>
-      <w:r>
-        <w:rPr>
-          <w:rFonts w:ascii="Times New Roman" w:hAnsi="Times New Roman" w:cs="Times New Roman"/>
-          <w:sz w:val="28"/>
-          <w:szCs w:val="28"/>
-        </w:rPr>
-        <w:t>…</w:t>
-      </w:r>
-      <w:r>
-        <w:rPr>
-          <w:rFonts w:ascii="Times New Roman" w:hAnsi="Times New Roman" w:cs="Times New Roman"/>
-          <w:sz w:val="28"/>
-          <w:szCs w:val="28"/>
-        </w:rPr>
-        <w:t>. </w:t>
-      </w:r>
-    </w:p>
-    <w:p>
-      <w:pPr>
         <w:rPr>
           <w:rFonts w:ascii="Times New Roman" w:hAnsi="Times New Roman" w:cs="Times New Roman"/>
           <w:sz w:val="28"/>
@@ -10058,7 +10048,7 @@
           <w:sz w:val="28"/>
           <w:szCs w:val="28"/>
         </w:rPr>
-        <w:t>…</w:t>
+        <w:t>Г</w:t>
       </w:r>
     </w:p>
     <w:p>
@@ -10086,15 +10076,7 @@
           <w:sz w:val="28"/>
           <w:szCs w:val="28"/>
         </w:rPr>
-        <w:t>…</w:t>
-      </w:r>
-      <w:r>
-        <w:rPr>
-          <w:rFonts w:ascii="Times New Roman" w:hAnsi="Times New Roman" w:cs="Times New Roman"/>
-          <w:sz w:val="28"/>
-          <w:szCs w:val="28"/>
-        </w:rPr>
-        <w:t>.</w:t>
+        <w:t>Д</w:t>
       </w:r>
     </w:p>
     <w:p>
@@ -14374,23 +14356,7 @@
           <w:sz w:val="28"/>
           <w:szCs w:val="28"/>
         </w:rPr>
-        <w:t>р</w:t>
-      </w:r>
-      <w:r>
-        <w:rPr>
-          <w:rFonts w:ascii="Times New Roman" w:hAnsi="Times New Roman" w:cs="Times New Roman"/>
-          <w:sz w:val="28"/>
-          <w:szCs w:val="28"/>
-        </w:rPr>
-        <w:t>абочие места с компьютерами размещаются в отдельных кабинетах или в помещении учебной части с естественным и искусственным освещением</w:t>
-      </w:r>
-      <w:r>
-        <w:rPr>
-          <w:rFonts w:ascii="Times New Roman" w:hAnsi="Times New Roman" w:cs="Times New Roman"/>
-          <w:sz w:val="28"/>
-          <w:szCs w:val="28"/>
-        </w:rPr>
-        <w:t>;</w:t>
+        <w:t>рабочие места с компьютерами размещаются в отдельных кабинетах или в помещении учебной части с естественным и искусственным освещением;</w:t>
       </w:r>
     </w:p>
     <w:p>
@@ -14415,23 +14381,7 @@
           <w:sz w:val="28"/>
           <w:szCs w:val="28"/>
         </w:rPr>
-        <w:t>п</w:t>
-      </w:r>
-      <w:r>
-        <w:rPr>
-          <w:rFonts w:ascii="Times New Roman" w:hAnsi="Times New Roman" w:cs="Times New Roman"/>
-          <w:sz w:val="28"/>
-          <w:szCs w:val="28"/>
-        </w:rPr>
-        <w:t>лощадь на одно рабочее место с компьютером – не менее 4,5 м² при использовании ЖК-монитора (согласно СанПиН 1.2.3685-21)</w:t>
-      </w:r>
-      <w:r>
-        <w:rPr>
-          <w:rFonts w:ascii="Times New Roman" w:hAnsi="Times New Roman" w:cs="Times New Roman"/>
-          <w:sz w:val="28"/>
-          <w:szCs w:val="28"/>
-        </w:rPr>
-        <w:t>;</w:t>
+        <w:t>площадь на одно рабочее место с компьютером – не менее 4,5 м² при использовании ЖК-монитора (согласно СанПиН 1.2.3685-21);</w:t>
       </w:r>
     </w:p>
     <w:p>
@@ -14456,23 +14406,7 @@
           <w:sz w:val="28"/>
           <w:szCs w:val="28"/>
         </w:rPr>
-        <w:t>р</w:t>
-      </w:r>
-      <w:r>
-        <w:rPr>
-          <w:rFonts w:ascii="Times New Roman" w:hAnsi="Times New Roman" w:cs="Times New Roman"/>
-          <w:sz w:val="28"/>
-          <w:szCs w:val="28"/>
-        </w:rPr>
-        <w:t>асстояние между рабочими столами с компьютерами – не менее 1,2 м, между боковыми поверхностями мониторов – не менее 0,6 м</w:t>
-      </w:r>
-      <w:r>
-        <w:rPr>
-          <w:rFonts w:ascii="Times New Roman" w:hAnsi="Times New Roman" w:cs="Times New Roman"/>
-          <w:sz w:val="28"/>
-          <w:szCs w:val="28"/>
-        </w:rPr>
-        <w:t>;</w:t>
+        <w:t>расстояние между рабочими столами с компьютерами – не менее 1,2 м, между боковыми поверхностями мониторов – не менее 0,6 м;</w:t>
       </w:r>
     </w:p>
     <w:p>
@@ -14497,15 +14431,7 @@
           <w:sz w:val="28"/>
           <w:szCs w:val="28"/>
         </w:rPr>
-        <w:t>п</w:t>
-      </w:r>
-      <w:r>
-        <w:rPr>
-          <w:rFonts w:ascii="Times New Roman" w:hAnsi="Times New Roman" w:cs="Times New Roman"/>
-          <w:sz w:val="28"/>
-          <w:szCs w:val="28"/>
-        </w:rPr>
-        <w:t>омещение оборудовано системой отопления, вентиляции и кондиционирования для поддержания температуры воздуха 22–24 °C и относительной влажности 40–60 %.</w:t>
+        <w:t>помещение оборудовано системой отопления, вентиляции и кондиционирования для поддержания температуры воздуха 22–24 °C и относительной влажности 40–60 %.</w:t>
       </w:r>
     </w:p>
     <w:p>
@@ -14621,8 +14547,6 @@
         </w:rPr>
         <w:t>Таким образом, предложенный комплекс мероприятий обеспечивает безопасные условия труда для всех категорий пользователей автоматизированной системы управления аудиторным фондом и минимизирует риски возникновения пожара и поражения электрическим током.</w:t>
       </w:r>
-      <w:bookmarkStart w:id="0" w:name="_GoBack"/>
-      <w:bookmarkEnd w:id="0"/>
     </w:p>
     <w:p>
       <w:pPr>
@@ -14953,6 +14877,7 @@
       <w:r>
         <w:rPr>
           <w:rFonts w:ascii="Times New Roman" w:hAnsi="Times New Roman" w:cs="Times New Roman"/>
+          <w:noProof/>
           <w:sz w:val="28"/>
           <w:szCs w:val="28"/>
         </w:rPr>
@@ -15051,7 +14976,7 @@
           <w:sz w:val="28"/>
           <w:szCs w:val="28"/>
         </w:rPr>
-        <w:t>А</w:t>
+        <w:t>Б</w:t>
       </w:r>
     </w:p>
     <w:p>
@@ -15083,10 +15008,10 @@
       </w:r>
       <w:r>
         <w:object w:dxaOrig="9990" w:dyaOrig="10921" w14:anchorId="07F47E93">
-          <v:shape id="_x0000_i1036" type="#_x0000_t75" style="width:467.55pt;height:511.5pt" o:ole="">
+          <v:shape id="_x0000_i1027" type="#_x0000_t75" style="width:467.55pt;height:511.5pt" o:ole="">
             <v:imagedata r:id="rId10" o:title=""/>
           </v:shape>
-          <o:OLEObject Type="Embed" ProgID="Visio.Drawing.15" ShapeID="_x0000_i1036" DrawAspect="Content" ObjectID="_1841825540" r:id="rId11"/>
+          <o:OLEObject Type="Embed" ProgID="Visio.Drawing.15" ShapeID="_x0000_i1027" DrawAspect="Content" ObjectID="_1841830283" r:id="rId11"/>
         </w:object>
       </w:r>
     </w:p>
@@ -15142,6 +15067,8950 @@
         </w:rPr>
         <w:br w:type="page"/>
       </w:r>
+    </w:p>
+    <w:p>
+      <w:pPr>
+        <w:spacing w:after="0" w:line="360" w:lineRule="auto"/>
+        <w:ind w:firstLine="709"/>
+        <w:jc w:val="center"/>
+        <w:rPr>
+          <w:rFonts w:ascii="Times New Roman" w:hAnsi="Times New Roman" w:cs="Times New Roman"/>
+          <w:b/>
+          <w:sz w:val="28"/>
+          <w:szCs w:val="28"/>
+        </w:rPr>
+      </w:pPr>
+      <w:r>
+        <w:rPr>
+          <w:rFonts w:ascii="Times New Roman" w:hAnsi="Times New Roman" w:cs="Times New Roman"/>
+          <w:b/>
+          <w:sz w:val="28"/>
+          <w:szCs w:val="28"/>
+        </w:rPr>
+        <w:lastRenderedPageBreak/>
+        <w:t xml:space="preserve">Приложение </w:t>
+      </w:r>
+      <w:r>
+        <w:rPr>
+          <w:rFonts w:ascii="Times New Roman" w:hAnsi="Times New Roman" w:cs="Times New Roman"/>
+          <w:b/>
+          <w:sz w:val="28"/>
+          <w:szCs w:val="28"/>
+        </w:rPr>
+        <w:t>В</w:t>
+      </w:r>
+    </w:p>
+    <w:p>
+      <w:pPr>
+        <w:spacing w:after="0" w:line="360" w:lineRule="auto"/>
+        <w:ind w:firstLine="709"/>
+        <w:jc w:val="center"/>
+        <w:rPr>
+          <w:rFonts w:ascii="Times New Roman" w:hAnsi="Times New Roman" w:cs="Times New Roman"/>
+          <w:b/>
+          <w:sz w:val="28"/>
+          <w:szCs w:val="28"/>
+        </w:rPr>
+      </w:pPr>
+      <w:r>
+        <w:rPr>
+          <w:rFonts w:ascii="Times New Roman" w:hAnsi="Times New Roman" w:cs="Times New Roman"/>
+          <w:b/>
+          <w:sz w:val="28"/>
+          <w:szCs w:val="28"/>
+        </w:rPr>
+        <w:t>Диаграмма классов</w:t>
+      </w:r>
+    </w:p>
+    <w:p>
+      <w:pPr>
+        <w:spacing w:after="0" w:line="360" w:lineRule="auto"/>
+        <w:ind w:firstLine="709"/>
+        <w:jc w:val="both"/>
+        <w:rPr>
+          <w:rFonts w:ascii="Times New Roman" w:hAnsi="Times New Roman" w:cs="Times New Roman"/>
+          <w:sz w:val="28"/>
+          <w:szCs w:val="28"/>
+        </w:rPr>
+      </w:pPr>
+    </w:p>
+    <w:p>
+      <w:pPr>
+        <w:spacing w:after="0" w:line="360" w:lineRule="auto"/>
+        <w:ind w:firstLine="709"/>
+        <w:jc w:val="both"/>
+        <w:rPr>
+          <w:rFonts w:ascii="Times New Roman" w:hAnsi="Times New Roman" w:cs="Times New Roman"/>
+          <w:sz w:val="28"/>
+          <w:szCs w:val="28"/>
+        </w:rPr>
+      </w:pPr>
+    </w:p>
+    <w:p>
+      <w:pPr>
+        <w:rPr>
+          <w:rFonts w:ascii="Times New Roman" w:hAnsi="Times New Roman" w:cs="Times New Roman"/>
+          <w:sz w:val="28"/>
+          <w:szCs w:val="28"/>
+        </w:rPr>
+      </w:pPr>
+      <w:r>
+        <w:rPr>
+          <w:rFonts w:ascii="Times New Roman" w:hAnsi="Times New Roman" w:cs="Times New Roman"/>
+          <w:sz w:val="28"/>
+          <w:szCs w:val="28"/>
+        </w:rPr>
+        <w:br w:type="page"/>
+      </w:r>
+    </w:p>
+    <w:p>
+      <w:pPr>
+        <w:spacing w:after="0" w:line="360" w:lineRule="auto"/>
+        <w:ind w:firstLine="709"/>
+        <w:jc w:val="center"/>
+        <w:rPr>
+          <w:rFonts w:ascii="Times New Roman" w:hAnsi="Times New Roman" w:cs="Times New Roman"/>
+          <w:b/>
+          <w:sz w:val="28"/>
+          <w:szCs w:val="28"/>
+        </w:rPr>
+      </w:pPr>
+      <w:r>
+        <w:rPr>
+          <w:rFonts w:ascii="Times New Roman" w:hAnsi="Times New Roman" w:cs="Times New Roman"/>
+          <w:b/>
+          <w:sz w:val="28"/>
+          <w:szCs w:val="28"/>
+        </w:rPr>
+        <w:lastRenderedPageBreak/>
+        <w:t xml:space="preserve">Приложение </w:t>
+      </w:r>
+      <w:r>
+        <w:rPr>
+          <w:rFonts w:ascii="Times New Roman" w:hAnsi="Times New Roman" w:cs="Times New Roman"/>
+          <w:b/>
+          <w:sz w:val="28"/>
+          <w:szCs w:val="28"/>
+        </w:rPr>
+        <w:t>Г</w:t>
+      </w:r>
+    </w:p>
+    <w:p>
+      <w:pPr>
+        <w:spacing w:after="0" w:line="360" w:lineRule="auto"/>
+        <w:ind w:firstLine="709"/>
+        <w:jc w:val="center"/>
+        <w:rPr>
+          <w:rFonts w:ascii="Times New Roman" w:hAnsi="Times New Roman" w:cs="Times New Roman"/>
+          <w:b/>
+          <w:sz w:val="28"/>
+          <w:szCs w:val="28"/>
+        </w:rPr>
+      </w:pPr>
+      <w:r>
+        <w:rPr>
+          <w:rFonts w:ascii="Times New Roman" w:hAnsi="Times New Roman" w:cs="Times New Roman"/>
+          <w:b/>
+          <w:sz w:val="28"/>
+          <w:szCs w:val="28"/>
+        </w:rPr>
+        <w:t>ER-диаграмма</w:t>
+      </w:r>
+      <w:r>
+        <w:rPr>
+          <w:rFonts w:ascii="Times New Roman" w:hAnsi="Times New Roman" w:cs="Times New Roman"/>
+          <w:b/>
+          <w:sz w:val="28"/>
+          <w:szCs w:val="28"/>
+        </w:rPr>
+        <w:t xml:space="preserve"> модулей</w:t>
+      </w:r>
+    </w:p>
+    <w:p>
+      <w:pPr>
+        <w:spacing w:after="0" w:line="360" w:lineRule="auto"/>
+        <w:ind w:firstLine="709"/>
+        <w:jc w:val="both"/>
+        <w:rPr>
+          <w:rFonts w:ascii="Times New Roman" w:hAnsi="Times New Roman" w:cs="Times New Roman"/>
+          <w:sz w:val="28"/>
+          <w:szCs w:val="28"/>
+        </w:rPr>
+      </w:pPr>
+    </w:p>
+    <w:p>
+      <w:pPr>
+        <w:spacing w:after="0" w:line="360" w:lineRule="auto"/>
+        <w:ind w:firstLine="709"/>
+        <w:jc w:val="both"/>
+        <w:rPr>
+          <w:rFonts w:ascii="Times New Roman" w:hAnsi="Times New Roman" w:cs="Times New Roman"/>
+          <w:sz w:val="28"/>
+          <w:szCs w:val="28"/>
+        </w:rPr>
+      </w:pPr>
+    </w:p>
+    <w:p>
+      <w:pPr>
+        <w:rPr>
+          <w:rFonts w:ascii="Times New Roman" w:hAnsi="Times New Roman" w:cs="Times New Roman"/>
+          <w:sz w:val="28"/>
+          <w:szCs w:val="28"/>
+        </w:rPr>
+      </w:pPr>
+      <w:r>
+        <w:rPr>
+          <w:rFonts w:ascii="Times New Roman" w:hAnsi="Times New Roman" w:cs="Times New Roman"/>
+          <w:sz w:val="28"/>
+          <w:szCs w:val="28"/>
+        </w:rPr>
+        <w:br w:type="page"/>
+      </w:r>
+    </w:p>
+    <w:p>
+      <w:pPr>
+        <w:spacing w:after="0" w:line="360" w:lineRule="auto"/>
+        <w:ind w:firstLine="709"/>
+        <w:jc w:val="center"/>
+        <w:rPr>
+          <w:rFonts w:ascii="Times New Roman" w:hAnsi="Times New Roman" w:cs="Times New Roman"/>
+          <w:b/>
+          <w:sz w:val="28"/>
+          <w:szCs w:val="28"/>
+        </w:rPr>
+      </w:pPr>
+      <w:r>
+        <w:rPr>
+          <w:rFonts w:ascii="Times New Roman" w:hAnsi="Times New Roman" w:cs="Times New Roman"/>
+          <w:b/>
+          <w:sz w:val="28"/>
+          <w:szCs w:val="28"/>
+        </w:rPr>
+        <w:lastRenderedPageBreak/>
+        <w:t xml:space="preserve">Приложение </w:t>
+      </w:r>
+      <w:r>
+        <w:rPr>
+          <w:rFonts w:ascii="Times New Roman" w:hAnsi="Times New Roman" w:cs="Times New Roman"/>
+          <w:b/>
+          <w:sz w:val="28"/>
+          <w:szCs w:val="28"/>
+        </w:rPr>
+        <w:t>Д</w:t>
+      </w:r>
+    </w:p>
+    <w:p>
+      <w:pPr>
+        <w:spacing w:after="0"/>
+        <w:jc w:val="center"/>
+        <w:rPr>
+          <w:rFonts w:ascii="Times New Roman" w:hAnsi="Times New Roman" w:cs="Times New Roman"/>
+          <w:b/>
+          <w:bCs/>
+          <w:sz w:val="28"/>
+          <w:szCs w:val="28"/>
+        </w:rPr>
+      </w:pPr>
+      <w:r>
+        <w:rPr>
+          <w:rFonts w:ascii="Times New Roman" w:hAnsi="Times New Roman" w:cs="Times New Roman"/>
+          <w:b/>
+          <w:bCs/>
+          <w:sz w:val="28"/>
+          <w:szCs w:val="28"/>
+        </w:rPr>
+        <w:t>Перечень таблиц для физической модели данных</w:t>
+      </w:r>
+    </w:p>
+    <w:p>
+      <w:pPr>
+        <w:spacing w:before="240" w:after="0" w:line="360" w:lineRule="auto"/>
+        <w:ind w:firstLine="709"/>
+        <w:jc w:val="both"/>
+        <w:rPr>
+          <w:rFonts w:ascii="Times New Roman" w:hAnsi="Times New Roman" w:cs="Times New Roman"/>
+          <w:sz w:val="28"/>
+          <w:szCs w:val="28"/>
+        </w:rPr>
+      </w:pPr>
+      <w:r>
+        <w:rPr>
+          <w:rFonts w:ascii="Times New Roman" w:hAnsi="Times New Roman" w:cs="Times New Roman"/>
+          <w:sz w:val="28"/>
+          <w:szCs w:val="28"/>
+        </w:rPr>
+        <w:t xml:space="preserve">Таблица </w:t>
+      </w:r>
+      <w:proofErr w:type="spellStart"/>
+      <w:r>
+        <w:rPr>
+          <w:rFonts w:ascii="Times New Roman" w:hAnsi="Times New Roman" w:cs="Times New Roman"/>
+          <w:sz w:val="28"/>
+          <w:szCs w:val="28"/>
+        </w:rPr>
+        <w:t>roles</w:t>
+      </w:r>
+      <w:proofErr w:type="spellEnd"/>
+      <w:r>
+        <w:rPr>
+          <w:rFonts w:ascii="Times New Roman" w:hAnsi="Times New Roman" w:cs="Times New Roman"/>
+          <w:sz w:val="28"/>
+          <w:szCs w:val="28"/>
+        </w:rPr>
+        <w:t xml:space="preserve"> (роли пользователей)</w:t>
+      </w:r>
+    </w:p>
+    <w:tbl>
+      <w:tblPr>
+        <w:tblStyle w:val="a4"/>
+        <w:tblW w:w="0" w:type="auto"/>
+        <w:tblLook w:val="04A0" w:firstRow="1" w:lastRow="0" w:firstColumn="1" w:lastColumn="0" w:noHBand="0" w:noVBand="1"/>
+      </w:tblPr>
+      <w:tblGrid>
+        <w:gridCol w:w="2336"/>
+        <w:gridCol w:w="2336"/>
+        <w:gridCol w:w="2336"/>
+        <w:gridCol w:w="2337"/>
+      </w:tblGrid>
+      <w:tr>
+        <w:tc>
+          <w:tcPr>
+            <w:tcW w:w="2336" w:type="dxa"/>
+            <w:vAlign w:val="center"/>
+          </w:tcPr>
+          <w:p>
+            <w:pPr>
+              <w:spacing w:line="360" w:lineRule="auto"/>
+              <w:jc w:val="center"/>
+              <w:rPr>
+                <w:rFonts w:ascii="Times New Roman" w:hAnsi="Times New Roman" w:cs="Times New Roman"/>
+                <w:sz w:val="24"/>
+                <w:szCs w:val="24"/>
+              </w:rPr>
+            </w:pPr>
+            <w:r>
+              <w:rPr>
+                <w:rFonts w:ascii="Times New Roman" w:hAnsi="Times New Roman" w:cs="Times New Roman"/>
+                <w:sz w:val="24"/>
+                <w:szCs w:val="24"/>
+              </w:rPr>
+              <w:t>Имя поля</w:t>
+            </w:r>
+          </w:p>
+        </w:tc>
+        <w:tc>
+          <w:tcPr>
+            <w:tcW w:w="2336" w:type="dxa"/>
+            <w:vAlign w:val="center"/>
+          </w:tcPr>
+          <w:p>
+            <w:pPr>
+              <w:spacing w:line="360" w:lineRule="auto"/>
+              <w:jc w:val="center"/>
+              <w:rPr>
+                <w:rFonts w:ascii="Times New Roman" w:hAnsi="Times New Roman" w:cs="Times New Roman"/>
+                <w:sz w:val="24"/>
+                <w:szCs w:val="24"/>
+              </w:rPr>
+            </w:pPr>
+            <w:r>
+              <w:rPr>
+                <w:rFonts w:ascii="Times New Roman" w:hAnsi="Times New Roman" w:cs="Times New Roman"/>
+                <w:sz w:val="24"/>
+                <w:szCs w:val="24"/>
+              </w:rPr>
+              <w:t>Тип данных</w:t>
+            </w:r>
+          </w:p>
+        </w:tc>
+        <w:tc>
+          <w:tcPr>
+            <w:tcW w:w="2336" w:type="dxa"/>
+            <w:vAlign w:val="center"/>
+          </w:tcPr>
+          <w:p>
+            <w:pPr>
+              <w:spacing w:line="360" w:lineRule="auto"/>
+              <w:jc w:val="center"/>
+              <w:rPr>
+                <w:rFonts w:ascii="Times New Roman" w:hAnsi="Times New Roman" w:cs="Times New Roman"/>
+                <w:sz w:val="24"/>
+                <w:szCs w:val="24"/>
+              </w:rPr>
+            </w:pPr>
+            <w:r>
+              <w:rPr>
+                <w:rFonts w:ascii="Times New Roman" w:hAnsi="Times New Roman" w:cs="Times New Roman"/>
+                <w:sz w:val="24"/>
+                <w:szCs w:val="24"/>
+              </w:rPr>
+              <w:t>Длина поля</w:t>
+            </w:r>
+          </w:p>
+        </w:tc>
+        <w:tc>
+          <w:tcPr>
+            <w:tcW w:w="2337" w:type="dxa"/>
+            <w:vAlign w:val="center"/>
+          </w:tcPr>
+          <w:p>
+            <w:pPr>
+              <w:spacing w:line="360" w:lineRule="auto"/>
+              <w:jc w:val="center"/>
+              <w:rPr>
+                <w:rFonts w:ascii="Times New Roman" w:hAnsi="Times New Roman" w:cs="Times New Roman"/>
+                <w:sz w:val="24"/>
+                <w:szCs w:val="24"/>
+              </w:rPr>
+            </w:pPr>
+            <w:r>
+              <w:rPr>
+                <w:rFonts w:ascii="Times New Roman" w:hAnsi="Times New Roman" w:cs="Times New Roman"/>
+                <w:sz w:val="24"/>
+                <w:szCs w:val="24"/>
+              </w:rPr>
+              <w:t>Описание</w:t>
+            </w:r>
+          </w:p>
+        </w:tc>
+      </w:tr>
+      <w:tr>
+        <w:tc>
+          <w:tcPr>
+            <w:tcW w:w="2336" w:type="dxa"/>
+            <w:vAlign w:val="center"/>
+          </w:tcPr>
+          <w:p>
+            <w:pPr>
+              <w:spacing w:line="360" w:lineRule="auto"/>
+              <w:jc w:val="center"/>
+              <w:rPr>
+                <w:rFonts w:ascii="Times New Roman" w:hAnsi="Times New Roman" w:cs="Times New Roman"/>
+                <w:sz w:val="24"/>
+                <w:szCs w:val="24"/>
+              </w:rPr>
+            </w:pPr>
+            <w:proofErr w:type="spellStart"/>
+            <w:r>
+              <w:rPr>
+                <w:rFonts w:ascii="Times New Roman" w:hAnsi="Times New Roman" w:cs="Times New Roman"/>
+                <w:sz w:val="24"/>
+                <w:szCs w:val="24"/>
+              </w:rPr>
+              <w:t>id</w:t>
+            </w:r>
+            <w:proofErr w:type="spellEnd"/>
+          </w:p>
+        </w:tc>
+        <w:tc>
+          <w:tcPr>
+            <w:tcW w:w="2336" w:type="dxa"/>
+            <w:vAlign w:val="center"/>
+          </w:tcPr>
+          <w:p>
+            <w:pPr>
+              <w:spacing w:line="360" w:lineRule="auto"/>
+              <w:jc w:val="center"/>
+              <w:rPr>
+                <w:rFonts w:ascii="Times New Roman" w:hAnsi="Times New Roman" w:cs="Times New Roman"/>
+                <w:sz w:val="24"/>
+                <w:szCs w:val="24"/>
+              </w:rPr>
+            </w:pPr>
+            <w:r>
+              <w:rPr>
+                <w:rFonts w:ascii="Times New Roman" w:hAnsi="Times New Roman" w:cs="Times New Roman"/>
+                <w:sz w:val="24"/>
+                <w:szCs w:val="24"/>
+              </w:rPr>
+              <w:t>INT</w:t>
+            </w:r>
+          </w:p>
+        </w:tc>
+        <w:tc>
+          <w:tcPr>
+            <w:tcW w:w="2336" w:type="dxa"/>
+            <w:vAlign w:val="center"/>
+          </w:tcPr>
+          <w:p>
+            <w:pPr>
+              <w:spacing w:line="360" w:lineRule="auto"/>
+              <w:jc w:val="center"/>
+              <w:rPr>
+                <w:rFonts w:ascii="Times New Roman" w:hAnsi="Times New Roman" w:cs="Times New Roman"/>
+                <w:sz w:val="24"/>
+                <w:szCs w:val="24"/>
+              </w:rPr>
+            </w:pPr>
+            <w:r>
+              <w:rPr>
+                <w:rFonts w:ascii="Times New Roman" w:hAnsi="Times New Roman" w:cs="Times New Roman"/>
+                <w:sz w:val="24"/>
+                <w:szCs w:val="24"/>
+              </w:rPr>
+              <w:t>-</w:t>
+            </w:r>
+          </w:p>
+        </w:tc>
+        <w:tc>
+          <w:tcPr>
+            <w:tcW w:w="2337" w:type="dxa"/>
+            <w:vAlign w:val="center"/>
+          </w:tcPr>
+          <w:p>
+            <w:pPr>
+              <w:spacing w:line="360" w:lineRule="auto"/>
+              <w:jc w:val="center"/>
+              <w:rPr>
+                <w:rFonts w:ascii="Times New Roman" w:hAnsi="Times New Roman" w:cs="Times New Roman"/>
+                <w:sz w:val="24"/>
+                <w:szCs w:val="24"/>
+              </w:rPr>
+            </w:pPr>
+            <w:r>
+              <w:rPr>
+                <w:rFonts w:ascii="Times New Roman" w:hAnsi="Times New Roman" w:cs="Times New Roman"/>
+                <w:sz w:val="24"/>
+                <w:szCs w:val="24"/>
+              </w:rPr>
+              <w:t>Первичный ключ</w:t>
+            </w:r>
+          </w:p>
+        </w:tc>
+      </w:tr>
+      <w:tr>
+        <w:tc>
+          <w:tcPr>
+            <w:tcW w:w="2336" w:type="dxa"/>
+            <w:vAlign w:val="center"/>
+          </w:tcPr>
+          <w:p>
+            <w:pPr>
+              <w:spacing w:line="360" w:lineRule="auto"/>
+              <w:jc w:val="center"/>
+              <w:rPr>
+                <w:rFonts w:ascii="Times New Roman" w:hAnsi="Times New Roman" w:cs="Times New Roman"/>
+                <w:sz w:val="24"/>
+                <w:szCs w:val="24"/>
+              </w:rPr>
+            </w:pPr>
+            <w:proofErr w:type="spellStart"/>
+            <w:r>
+              <w:rPr>
+                <w:rFonts w:ascii="Times New Roman" w:hAnsi="Times New Roman" w:cs="Times New Roman"/>
+                <w:sz w:val="24"/>
+                <w:szCs w:val="24"/>
+              </w:rPr>
+              <w:t>name</w:t>
+            </w:r>
+            <w:proofErr w:type="spellEnd"/>
+          </w:p>
+        </w:tc>
+        <w:tc>
+          <w:tcPr>
+            <w:tcW w:w="2336" w:type="dxa"/>
+            <w:vAlign w:val="center"/>
+          </w:tcPr>
+          <w:p>
+            <w:pPr>
+              <w:spacing w:line="360" w:lineRule="auto"/>
+              <w:jc w:val="center"/>
+              <w:rPr>
+                <w:rFonts w:ascii="Times New Roman" w:hAnsi="Times New Roman" w:cs="Times New Roman"/>
+                <w:sz w:val="24"/>
+                <w:szCs w:val="24"/>
+              </w:rPr>
+            </w:pPr>
+            <w:r>
+              <w:rPr>
+                <w:rFonts w:ascii="Times New Roman" w:hAnsi="Times New Roman" w:cs="Times New Roman"/>
+                <w:sz w:val="24"/>
+                <w:szCs w:val="24"/>
+              </w:rPr>
+              <w:t>NVARCHAR</w:t>
+            </w:r>
+          </w:p>
+        </w:tc>
+        <w:tc>
+          <w:tcPr>
+            <w:tcW w:w="2336" w:type="dxa"/>
+            <w:vAlign w:val="center"/>
+          </w:tcPr>
+          <w:p>
+            <w:pPr>
+              <w:spacing w:line="360" w:lineRule="auto"/>
+              <w:jc w:val="center"/>
+              <w:rPr>
+                <w:rFonts w:ascii="Times New Roman" w:hAnsi="Times New Roman" w:cs="Times New Roman"/>
+                <w:sz w:val="24"/>
+                <w:szCs w:val="24"/>
+              </w:rPr>
+            </w:pPr>
+            <w:r>
+              <w:rPr>
+                <w:rFonts w:ascii="Times New Roman" w:hAnsi="Times New Roman" w:cs="Times New Roman"/>
+                <w:sz w:val="24"/>
+                <w:szCs w:val="24"/>
+              </w:rPr>
+              <w:t>50</w:t>
+            </w:r>
+          </w:p>
+        </w:tc>
+        <w:tc>
+          <w:tcPr>
+            <w:tcW w:w="2337" w:type="dxa"/>
+            <w:vAlign w:val="center"/>
+          </w:tcPr>
+          <w:p>
+            <w:pPr>
+              <w:spacing w:line="360" w:lineRule="auto"/>
+              <w:jc w:val="center"/>
+              <w:rPr>
+                <w:rFonts w:ascii="Times New Roman" w:hAnsi="Times New Roman" w:cs="Times New Roman"/>
+                <w:sz w:val="24"/>
+                <w:szCs w:val="24"/>
+                <w:lang w:val="en-US"/>
+              </w:rPr>
+            </w:pPr>
+            <w:r>
+              <w:rPr>
+                <w:rFonts w:ascii="Times New Roman" w:hAnsi="Times New Roman" w:cs="Times New Roman"/>
+                <w:sz w:val="24"/>
+                <w:szCs w:val="24"/>
+              </w:rPr>
+              <w:t>Наименование</w:t>
+            </w:r>
+            <w:r>
+              <w:rPr>
+                <w:rFonts w:ascii="Times New Roman" w:hAnsi="Times New Roman" w:cs="Times New Roman"/>
+                <w:sz w:val="24"/>
+                <w:szCs w:val="24"/>
+                <w:lang w:val="en-US"/>
+              </w:rPr>
+              <w:t xml:space="preserve"> </w:t>
+            </w:r>
+            <w:r>
+              <w:rPr>
+                <w:rFonts w:ascii="Times New Roman" w:hAnsi="Times New Roman" w:cs="Times New Roman"/>
+                <w:sz w:val="24"/>
+                <w:szCs w:val="24"/>
+              </w:rPr>
+              <w:t>роли</w:t>
+            </w:r>
+            <w:r>
+              <w:rPr>
+                <w:rFonts w:ascii="Times New Roman" w:hAnsi="Times New Roman" w:cs="Times New Roman"/>
+                <w:sz w:val="24"/>
+                <w:szCs w:val="24"/>
+                <w:lang w:val="en-US"/>
+              </w:rPr>
+              <w:t xml:space="preserve"> (Admin, Dispatcher, Teacher)</w:t>
+            </w:r>
+          </w:p>
+        </w:tc>
+      </w:tr>
+      <w:tr>
+        <w:tc>
+          <w:tcPr>
+            <w:tcW w:w="2336" w:type="dxa"/>
+            <w:vAlign w:val="center"/>
+          </w:tcPr>
+          <w:p>
+            <w:pPr>
+              <w:spacing w:line="360" w:lineRule="auto"/>
+              <w:jc w:val="center"/>
+              <w:rPr>
+                <w:rFonts w:ascii="Times New Roman" w:hAnsi="Times New Roman" w:cs="Times New Roman"/>
+                <w:sz w:val="24"/>
+                <w:szCs w:val="24"/>
+              </w:rPr>
+            </w:pPr>
+            <w:proofErr w:type="spellStart"/>
+            <w:r>
+              <w:rPr>
+                <w:rFonts w:ascii="Times New Roman" w:hAnsi="Times New Roman" w:cs="Times New Roman"/>
+                <w:sz w:val="24"/>
+                <w:szCs w:val="24"/>
+              </w:rPr>
+              <w:t>description</w:t>
+            </w:r>
+            <w:proofErr w:type="spellEnd"/>
+          </w:p>
+        </w:tc>
+        <w:tc>
+          <w:tcPr>
+            <w:tcW w:w="2336" w:type="dxa"/>
+            <w:vAlign w:val="center"/>
+          </w:tcPr>
+          <w:p>
+            <w:pPr>
+              <w:spacing w:line="360" w:lineRule="auto"/>
+              <w:jc w:val="center"/>
+              <w:rPr>
+                <w:rFonts w:ascii="Times New Roman" w:hAnsi="Times New Roman" w:cs="Times New Roman"/>
+                <w:sz w:val="24"/>
+                <w:szCs w:val="24"/>
+              </w:rPr>
+            </w:pPr>
+            <w:r>
+              <w:rPr>
+                <w:rFonts w:ascii="Times New Roman" w:hAnsi="Times New Roman" w:cs="Times New Roman"/>
+                <w:sz w:val="24"/>
+                <w:szCs w:val="24"/>
+              </w:rPr>
+              <w:t>NVARCHAR</w:t>
+            </w:r>
+          </w:p>
+        </w:tc>
+        <w:tc>
+          <w:tcPr>
+            <w:tcW w:w="2336" w:type="dxa"/>
+            <w:vAlign w:val="center"/>
+          </w:tcPr>
+          <w:p>
+            <w:pPr>
+              <w:spacing w:line="360" w:lineRule="auto"/>
+              <w:jc w:val="center"/>
+              <w:rPr>
+                <w:rFonts w:ascii="Times New Roman" w:hAnsi="Times New Roman" w:cs="Times New Roman"/>
+                <w:sz w:val="24"/>
+                <w:szCs w:val="24"/>
+              </w:rPr>
+            </w:pPr>
+            <w:r>
+              <w:rPr>
+                <w:rFonts w:ascii="Times New Roman" w:hAnsi="Times New Roman" w:cs="Times New Roman"/>
+                <w:sz w:val="24"/>
+                <w:szCs w:val="24"/>
+              </w:rPr>
+              <w:t>255</w:t>
+            </w:r>
+          </w:p>
+        </w:tc>
+        <w:tc>
+          <w:tcPr>
+            <w:tcW w:w="2337" w:type="dxa"/>
+            <w:vAlign w:val="center"/>
+          </w:tcPr>
+          <w:p>
+            <w:pPr>
+              <w:spacing w:line="360" w:lineRule="auto"/>
+              <w:jc w:val="center"/>
+              <w:rPr>
+                <w:rFonts w:ascii="Times New Roman" w:hAnsi="Times New Roman" w:cs="Times New Roman"/>
+                <w:sz w:val="24"/>
+                <w:szCs w:val="24"/>
+              </w:rPr>
+            </w:pPr>
+            <w:r>
+              <w:rPr>
+                <w:rFonts w:ascii="Times New Roman" w:hAnsi="Times New Roman" w:cs="Times New Roman"/>
+                <w:sz w:val="24"/>
+                <w:szCs w:val="24"/>
+              </w:rPr>
+              <w:t>Описание прав доступа роли</w:t>
+            </w:r>
+          </w:p>
+        </w:tc>
+      </w:tr>
+    </w:tbl>
+    <w:p>
+      <w:pPr>
+        <w:spacing w:before="240" w:after="0" w:line="360" w:lineRule="auto"/>
+        <w:ind w:firstLine="709"/>
+        <w:jc w:val="both"/>
+        <w:rPr>
+          <w:rFonts w:ascii="Times New Roman" w:hAnsi="Times New Roman" w:cs="Times New Roman"/>
+          <w:sz w:val="28"/>
+          <w:szCs w:val="28"/>
+        </w:rPr>
+      </w:pPr>
+      <w:r>
+        <w:rPr>
+          <w:rFonts w:ascii="Times New Roman" w:hAnsi="Times New Roman" w:cs="Times New Roman"/>
+          <w:sz w:val="28"/>
+          <w:szCs w:val="28"/>
+        </w:rPr>
+        <w:t xml:space="preserve">Таблица </w:t>
+      </w:r>
+      <w:proofErr w:type="spellStart"/>
+      <w:r>
+        <w:rPr>
+          <w:rFonts w:ascii="Times New Roman" w:hAnsi="Times New Roman" w:cs="Times New Roman"/>
+          <w:sz w:val="28"/>
+          <w:szCs w:val="28"/>
+        </w:rPr>
+        <w:t>users</w:t>
+      </w:r>
+      <w:proofErr w:type="spellEnd"/>
+      <w:r>
+        <w:rPr>
+          <w:rFonts w:ascii="Times New Roman" w:hAnsi="Times New Roman" w:cs="Times New Roman"/>
+          <w:sz w:val="28"/>
+          <w:szCs w:val="28"/>
+        </w:rPr>
+        <w:t xml:space="preserve"> (пользователи системы)</w:t>
+      </w:r>
+    </w:p>
+    <w:tbl>
+      <w:tblPr>
+        <w:tblStyle w:val="a4"/>
+        <w:tblW w:w="0" w:type="auto"/>
+        <w:tblLook w:val="04A0" w:firstRow="1" w:lastRow="0" w:firstColumn="1" w:lastColumn="0" w:noHBand="0" w:noVBand="1"/>
+      </w:tblPr>
+      <w:tblGrid>
+        <w:gridCol w:w="2336"/>
+        <w:gridCol w:w="2336"/>
+        <w:gridCol w:w="2336"/>
+        <w:gridCol w:w="2337"/>
+      </w:tblGrid>
+      <w:tr>
+        <w:tc>
+          <w:tcPr>
+            <w:tcW w:w="2336" w:type="dxa"/>
+            <w:vAlign w:val="center"/>
+          </w:tcPr>
+          <w:p>
+            <w:pPr>
+              <w:spacing w:line="360" w:lineRule="auto"/>
+              <w:jc w:val="center"/>
+              <w:rPr>
+                <w:rFonts w:ascii="Times New Roman" w:hAnsi="Times New Roman" w:cs="Times New Roman"/>
+                <w:sz w:val="24"/>
+                <w:szCs w:val="24"/>
+              </w:rPr>
+            </w:pPr>
+            <w:r>
+              <w:rPr>
+                <w:rFonts w:ascii="Times New Roman" w:hAnsi="Times New Roman" w:cs="Times New Roman"/>
+                <w:sz w:val="24"/>
+                <w:szCs w:val="24"/>
+              </w:rPr>
+              <w:t>Имя поля</w:t>
+            </w:r>
+          </w:p>
+        </w:tc>
+        <w:tc>
+          <w:tcPr>
+            <w:tcW w:w="2336" w:type="dxa"/>
+            <w:vAlign w:val="center"/>
+          </w:tcPr>
+          <w:p>
+            <w:pPr>
+              <w:spacing w:line="360" w:lineRule="auto"/>
+              <w:jc w:val="center"/>
+              <w:rPr>
+                <w:rFonts w:ascii="Times New Roman" w:hAnsi="Times New Roman" w:cs="Times New Roman"/>
+                <w:sz w:val="24"/>
+                <w:szCs w:val="24"/>
+              </w:rPr>
+            </w:pPr>
+            <w:r>
+              <w:rPr>
+                <w:rFonts w:ascii="Times New Roman" w:hAnsi="Times New Roman" w:cs="Times New Roman"/>
+                <w:sz w:val="24"/>
+                <w:szCs w:val="24"/>
+              </w:rPr>
+              <w:t>Тип данных</w:t>
+            </w:r>
+          </w:p>
+        </w:tc>
+        <w:tc>
+          <w:tcPr>
+            <w:tcW w:w="2336" w:type="dxa"/>
+            <w:vAlign w:val="center"/>
+          </w:tcPr>
+          <w:p>
+            <w:pPr>
+              <w:spacing w:line="360" w:lineRule="auto"/>
+              <w:jc w:val="center"/>
+              <w:rPr>
+                <w:rFonts w:ascii="Times New Roman" w:hAnsi="Times New Roman" w:cs="Times New Roman"/>
+                <w:sz w:val="24"/>
+                <w:szCs w:val="24"/>
+              </w:rPr>
+            </w:pPr>
+            <w:r>
+              <w:rPr>
+                <w:rFonts w:ascii="Times New Roman" w:hAnsi="Times New Roman" w:cs="Times New Roman"/>
+                <w:sz w:val="24"/>
+                <w:szCs w:val="24"/>
+              </w:rPr>
+              <w:t>Длина поля</w:t>
+            </w:r>
+          </w:p>
+        </w:tc>
+        <w:tc>
+          <w:tcPr>
+            <w:tcW w:w="2337" w:type="dxa"/>
+            <w:vAlign w:val="center"/>
+          </w:tcPr>
+          <w:p>
+            <w:pPr>
+              <w:spacing w:line="360" w:lineRule="auto"/>
+              <w:jc w:val="center"/>
+              <w:rPr>
+                <w:rFonts w:ascii="Times New Roman" w:hAnsi="Times New Roman" w:cs="Times New Roman"/>
+                <w:sz w:val="24"/>
+                <w:szCs w:val="24"/>
+              </w:rPr>
+            </w:pPr>
+            <w:r>
+              <w:rPr>
+                <w:rFonts w:ascii="Times New Roman" w:hAnsi="Times New Roman" w:cs="Times New Roman"/>
+                <w:sz w:val="24"/>
+                <w:szCs w:val="24"/>
+              </w:rPr>
+              <w:t>Описание</w:t>
+            </w:r>
+          </w:p>
+        </w:tc>
+      </w:tr>
+      <w:tr>
+        <w:tc>
+          <w:tcPr>
+            <w:tcW w:w="2336" w:type="dxa"/>
+            <w:vAlign w:val="center"/>
+          </w:tcPr>
+          <w:p>
+            <w:pPr>
+              <w:spacing w:line="360" w:lineRule="auto"/>
+              <w:jc w:val="center"/>
+              <w:rPr>
+                <w:rFonts w:ascii="Times New Roman" w:hAnsi="Times New Roman" w:cs="Times New Roman"/>
+                <w:sz w:val="24"/>
+                <w:szCs w:val="24"/>
+              </w:rPr>
+            </w:pPr>
+            <w:proofErr w:type="spellStart"/>
+            <w:r>
+              <w:rPr>
+                <w:rFonts w:ascii="Times New Roman" w:hAnsi="Times New Roman" w:cs="Times New Roman"/>
+                <w:sz w:val="24"/>
+                <w:szCs w:val="24"/>
+              </w:rPr>
+              <w:t>id</w:t>
+            </w:r>
+            <w:proofErr w:type="spellEnd"/>
+          </w:p>
+        </w:tc>
+        <w:tc>
+          <w:tcPr>
+            <w:tcW w:w="2336" w:type="dxa"/>
+            <w:vAlign w:val="center"/>
+          </w:tcPr>
+          <w:p>
+            <w:pPr>
+              <w:spacing w:line="360" w:lineRule="auto"/>
+              <w:jc w:val="center"/>
+              <w:rPr>
+                <w:rFonts w:ascii="Times New Roman" w:hAnsi="Times New Roman" w:cs="Times New Roman"/>
+                <w:sz w:val="24"/>
+                <w:szCs w:val="24"/>
+              </w:rPr>
+            </w:pPr>
+            <w:r>
+              <w:rPr>
+                <w:rFonts w:ascii="Times New Roman" w:hAnsi="Times New Roman" w:cs="Times New Roman"/>
+                <w:sz w:val="24"/>
+                <w:szCs w:val="24"/>
+              </w:rPr>
+              <w:t>INT</w:t>
+            </w:r>
+          </w:p>
+        </w:tc>
+        <w:tc>
+          <w:tcPr>
+            <w:tcW w:w="2336" w:type="dxa"/>
+            <w:vAlign w:val="center"/>
+          </w:tcPr>
+          <w:p>
+            <w:pPr>
+              <w:spacing w:line="360" w:lineRule="auto"/>
+              <w:jc w:val="center"/>
+              <w:rPr>
+                <w:rFonts w:ascii="Times New Roman" w:hAnsi="Times New Roman" w:cs="Times New Roman"/>
+                <w:sz w:val="24"/>
+                <w:szCs w:val="24"/>
+              </w:rPr>
+            </w:pPr>
+            <w:r>
+              <w:rPr>
+                <w:rFonts w:ascii="Times New Roman" w:hAnsi="Times New Roman" w:cs="Times New Roman"/>
+                <w:sz w:val="24"/>
+                <w:szCs w:val="24"/>
+              </w:rPr>
+              <w:t>-</w:t>
+            </w:r>
+          </w:p>
+        </w:tc>
+        <w:tc>
+          <w:tcPr>
+            <w:tcW w:w="2337" w:type="dxa"/>
+            <w:vAlign w:val="center"/>
+          </w:tcPr>
+          <w:p>
+            <w:pPr>
+              <w:spacing w:line="360" w:lineRule="auto"/>
+              <w:jc w:val="center"/>
+              <w:rPr>
+                <w:rFonts w:ascii="Times New Roman" w:hAnsi="Times New Roman" w:cs="Times New Roman"/>
+                <w:sz w:val="24"/>
+                <w:szCs w:val="24"/>
+              </w:rPr>
+            </w:pPr>
+            <w:r>
+              <w:rPr>
+                <w:rFonts w:ascii="Times New Roman" w:hAnsi="Times New Roman" w:cs="Times New Roman"/>
+                <w:sz w:val="24"/>
+                <w:szCs w:val="24"/>
+              </w:rPr>
+              <w:t>Первичный ключ</w:t>
+            </w:r>
+          </w:p>
+        </w:tc>
+      </w:tr>
+      <w:tr>
+        <w:tc>
+          <w:tcPr>
+            <w:tcW w:w="2336" w:type="dxa"/>
+            <w:vAlign w:val="center"/>
+          </w:tcPr>
+          <w:p>
+            <w:pPr>
+              <w:spacing w:line="360" w:lineRule="auto"/>
+              <w:jc w:val="center"/>
+              <w:rPr>
+                <w:rFonts w:ascii="Times New Roman" w:hAnsi="Times New Roman" w:cs="Times New Roman"/>
+                <w:sz w:val="24"/>
+                <w:szCs w:val="24"/>
+              </w:rPr>
+            </w:pPr>
+            <w:proofErr w:type="spellStart"/>
+            <w:r>
+              <w:rPr>
+                <w:rFonts w:ascii="Times New Roman" w:hAnsi="Times New Roman" w:cs="Times New Roman"/>
+                <w:sz w:val="24"/>
+                <w:szCs w:val="24"/>
+              </w:rPr>
+              <w:t>login</w:t>
+            </w:r>
+            <w:proofErr w:type="spellEnd"/>
+          </w:p>
+        </w:tc>
+        <w:tc>
+          <w:tcPr>
+            <w:tcW w:w="2336" w:type="dxa"/>
+            <w:vAlign w:val="center"/>
+          </w:tcPr>
+          <w:p>
+            <w:pPr>
+              <w:spacing w:line="360" w:lineRule="auto"/>
+              <w:jc w:val="center"/>
+              <w:rPr>
+                <w:rFonts w:ascii="Times New Roman" w:hAnsi="Times New Roman" w:cs="Times New Roman"/>
+                <w:sz w:val="24"/>
+                <w:szCs w:val="24"/>
+              </w:rPr>
+            </w:pPr>
+            <w:r>
+              <w:rPr>
+                <w:rFonts w:ascii="Times New Roman" w:hAnsi="Times New Roman" w:cs="Times New Roman"/>
+                <w:sz w:val="24"/>
+                <w:szCs w:val="24"/>
+              </w:rPr>
+              <w:t>NVARCHAR</w:t>
+            </w:r>
+          </w:p>
+        </w:tc>
+        <w:tc>
+          <w:tcPr>
+            <w:tcW w:w="2336" w:type="dxa"/>
+            <w:vAlign w:val="center"/>
+          </w:tcPr>
+          <w:p>
+            <w:pPr>
+              <w:spacing w:line="360" w:lineRule="auto"/>
+              <w:jc w:val="center"/>
+              <w:rPr>
+                <w:rFonts w:ascii="Times New Roman" w:hAnsi="Times New Roman" w:cs="Times New Roman"/>
+                <w:sz w:val="24"/>
+                <w:szCs w:val="24"/>
+              </w:rPr>
+            </w:pPr>
+            <w:r>
+              <w:rPr>
+                <w:rFonts w:ascii="Times New Roman" w:hAnsi="Times New Roman" w:cs="Times New Roman"/>
+                <w:sz w:val="24"/>
+                <w:szCs w:val="24"/>
+              </w:rPr>
+              <w:t>100</w:t>
+            </w:r>
+          </w:p>
+        </w:tc>
+        <w:tc>
+          <w:tcPr>
+            <w:tcW w:w="2337" w:type="dxa"/>
+            <w:vAlign w:val="center"/>
+          </w:tcPr>
+          <w:p>
+            <w:pPr>
+              <w:spacing w:line="360" w:lineRule="auto"/>
+              <w:jc w:val="center"/>
+              <w:rPr>
+                <w:rFonts w:ascii="Times New Roman" w:hAnsi="Times New Roman" w:cs="Times New Roman"/>
+                <w:sz w:val="24"/>
+                <w:szCs w:val="24"/>
+              </w:rPr>
+            </w:pPr>
+            <w:r>
+              <w:rPr>
+                <w:rFonts w:ascii="Times New Roman" w:hAnsi="Times New Roman" w:cs="Times New Roman"/>
+                <w:sz w:val="24"/>
+                <w:szCs w:val="24"/>
+              </w:rPr>
+              <w:t>Уникальный логин (</w:t>
+            </w:r>
+            <w:proofErr w:type="spellStart"/>
+            <w:r>
+              <w:rPr>
+                <w:rFonts w:ascii="Times New Roman" w:hAnsi="Times New Roman" w:cs="Times New Roman"/>
+                <w:sz w:val="24"/>
+                <w:szCs w:val="24"/>
+              </w:rPr>
+              <w:t>email</w:t>
+            </w:r>
+            <w:proofErr w:type="spellEnd"/>
+            <w:r>
+              <w:rPr>
+                <w:rFonts w:ascii="Times New Roman" w:hAnsi="Times New Roman" w:cs="Times New Roman"/>
+                <w:sz w:val="24"/>
+                <w:szCs w:val="24"/>
+              </w:rPr>
+              <w:t>)</w:t>
+            </w:r>
+          </w:p>
+        </w:tc>
+      </w:tr>
+      <w:tr>
+        <w:tc>
+          <w:tcPr>
+            <w:tcW w:w="2336" w:type="dxa"/>
+            <w:vAlign w:val="center"/>
+          </w:tcPr>
+          <w:p>
+            <w:pPr>
+              <w:spacing w:line="360" w:lineRule="auto"/>
+              <w:jc w:val="center"/>
+              <w:rPr>
+                <w:rFonts w:ascii="Times New Roman" w:hAnsi="Times New Roman" w:cs="Times New Roman"/>
+                <w:sz w:val="24"/>
+                <w:szCs w:val="24"/>
+              </w:rPr>
+            </w:pPr>
+            <w:proofErr w:type="spellStart"/>
+            <w:r>
+              <w:rPr>
+                <w:rFonts w:ascii="Times New Roman" w:hAnsi="Times New Roman" w:cs="Times New Roman"/>
+                <w:sz w:val="24"/>
+                <w:szCs w:val="24"/>
+              </w:rPr>
+              <w:t>password_hash</w:t>
+            </w:r>
+            <w:proofErr w:type="spellEnd"/>
+          </w:p>
+        </w:tc>
+        <w:tc>
+          <w:tcPr>
+            <w:tcW w:w="2336" w:type="dxa"/>
+            <w:vAlign w:val="center"/>
+          </w:tcPr>
+          <w:p>
+            <w:pPr>
+              <w:spacing w:line="360" w:lineRule="auto"/>
+              <w:jc w:val="center"/>
+              <w:rPr>
+                <w:rFonts w:ascii="Times New Roman" w:hAnsi="Times New Roman" w:cs="Times New Roman"/>
+                <w:sz w:val="24"/>
+                <w:szCs w:val="24"/>
+              </w:rPr>
+            </w:pPr>
+            <w:r>
+              <w:rPr>
+                <w:rFonts w:ascii="Times New Roman" w:hAnsi="Times New Roman" w:cs="Times New Roman"/>
+                <w:sz w:val="24"/>
+                <w:szCs w:val="24"/>
+              </w:rPr>
+              <w:t>NVARCHAR</w:t>
+            </w:r>
+          </w:p>
+        </w:tc>
+        <w:tc>
+          <w:tcPr>
+            <w:tcW w:w="2336" w:type="dxa"/>
+            <w:vAlign w:val="center"/>
+          </w:tcPr>
+          <w:p>
+            <w:pPr>
+              <w:spacing w:line="360" w:lineRule="auto"/>
+              <w:jc w:val="center"/>
+              <w:rPr>
+                <w:rFonts w:ascii="Times New Roman" w:hAnsi="Times New Roman" w:cs="Times New Roman"/>
+                <w:sz w:val="24"/>
+                <w:szCs w:val="24"/>
+              </w:rPr>
+            </w:pPr>
+            <w:r>
+              <w:rPr>
+                <w:rFonts w:ascii="Times New Roman" w:hAnsi="Times New Roman" w:cs="Times New Roman"/>
+                <w:sz w:val="24"/>
+                <w:szCs w:val="24"/>
+              </w:rPr>
+              <w:t>255</w:t>
+            </w:r>
+          </w:p>
+        </w:tc>
+        <w:tc>
+          <w:tcPr>
+            <w:tcW w:w="2337" w:type="dxa"/>
+            <w:vAlign w:val="center"/>
+          </w:tcPr>
+          <w:p>
+            <w:pPr>
+              <w:spacing w:line="360" w:lineRule="auto"/>
+              <w:jc w:val="center"/>
+              <w:rPr>
+                <w:rFonts w:ascii="Times New Roman" w:hAnsi="Times New Roman" w:cs="Times New Roman"/>
+                <w:sz w:val="24"/>
+                <w:szCs w:val="24"/>
+              </w:rPr>
+            </w:pPr>
+            <w:r>
+              <w:rPr>
+                <w:rFonts w:ascii="Times New Roman" w:hAnsi="Times New Roman" w:cs="Times New Roman"/>
+                <w:sz w:val="24"/>
+                <w:szCs w:val="24"/>
+              </w:rPr>
+              <w:t>Хеш пароля (</w:t>
+            </w:r>
+            <w:proofErr w:type="spellStart"/>
+            <w:r>
+              <w:rPr>
+                <w:rFonts w:ascii="Times New Roman" w:hAnsi="Times New Roman" w:cs="Times New Roman"/>
+                <w:sz w:val="24"/>
+                <w:szCs w:val="24"/>
+              </w:rPr>
+              <w:t>bcrypt</w:t>
+            </w:r>
+            <w:proofErr w:type="spellEnd"/>
+            <w:r>
+              <w:rPr>
+                <w:rFonts w:ascii="Times New Roman" w:hAnsi="Times New Roman" w:cs="Times New Roman"/>
+                <w:sz w:val="24"/>
+                <w:szCs w:val="24"/>
+              </w:rPr>
+              <w:t>)</w:t>
+            </w:r>
+          </w:p>
+        </w:tc>
+      </w:tr>
+      <w:tr>
+        <w:tc>
+          <w:tcPr>
+            <w:tcW w:w="2336" w:type="dxa"/>
+            <w:vAlign w:val="center"/>
+          </w:tcPr>
+          <w:p>
+            <w:pPr>
+              <w:spacing w:line="360" w:lineRule="auto"/>
+              <w:jc w:val="center"/>
+              <w:rPr>
+                <w:rFonts w:ascii="Times New Roman" w:hAnsi="Times New Roman" w:cs="Times New Roman"/>
+                <w:sz w:val="24"/>
+                <w:szCs w:val="24"/>
+              </w:rPr>
+            </w:pPr>
+            <w:proofErr w:type="spellStart"/>
+            <w:r>
+              <w:rPr>
+                <w:rFonts w:ascii="Times New Roman" w:hAnsi="Times New Roman" w:cs="Times New Roman"/>
+                <w:sz w:val="24"/>
+                <w:szCs w:val="24"/>
+              </w:rPr>
+              <w:t>role_id</w:t>
+            </w:r>
+            <w:proofErr w:type="spellEnd"/>
+          </w:p>
+        </w:tc>
+        <w:tc>
+          <w:tcPr>
+            <w:tcW w:w="2336" w:type="dxa"/>
+            <w:vAlign w:val="center"/>
+          </w:tcPr>
+          <w:p>
+            <w:pPr>
+              <w:spacing w:line="360" w:lineRule="auto"/>
+              <w:jc w:val="center"/>
+              <w:rPr>
+                <w:rFonts w:ascii="Times New Roman" w:hAnsi="Times New Roman" w:cs="Times New Roman"/>
+                <w:sz w:val="24"/>
+                <w:szCs w:val="24"/>
+              </w:rPr>
+            </w:pPr>
+            <w:r>
+              <w:rPr>
+                <w:rFonts w:ascii="Times New Roman" w:hAnsi="Times New Roman" w:cs="Times New Roman"/>
+                <w:sz w:val="24"/>
+                <w:szCs w:val="24"/>
+              </w:rPr>
+              <w:t>INT</w:t>
+            </w:r>
+          </w:p>
+        </w:tc>
+        <w:tc>
+          <w:tcPr>
+            <w:tcW w:w="2336" w:type="dxa"/>
+            <w:vAlign w:val="center"/>
+          </w:tcPr>
+          <w:p>
+            <w:pPr>
+              <w:spacing w:line="360" w:lineRule="auto"/>
+              <w:jc w:val="center"/>
+              <w:rPr>
+                <w:rFonts w:ascii="Times New Roman" w:hAnsi="Times New Roman" w:cs="Times New Roman"/>
+                <w:sz w:val="24"/>
+                <w:szCs w:val="24"/>
+              </w:rPr>
+            </w:pPr>
+            <w:r>
+              <w:rPr>
+                <w:rFonts w:ascii="Times New Roman" w:hAnsi="Times New Roman" w:cs="Times New Roman"/>
+                <w:sz w:val="24"/>
+                <w:szCs w:val="24"/>
+              </w:rPr>
+              <w:t>-</w:t>
+            </w:r>
+          </w:p>
+        </w:tc>
+        <w:tc>
+          <w:tcPr>
+            <w:tcW w:w="2337" w:type="dxa"/>
+            <w:vAlign w:val="center"/>
+          </w:tcPr>
+          <w:p>
+            <w:pPr>
+              <w:spacing w:line="360" w:lineRule="auto"/>
+              <w:jc w:val="center"/>
+              <w:rPr>
+                <w:rFonts w:ascii="Times New Roman" w:hAnsi="Times New Roman" w:cs="Times New Roman"/>
+                <w:sz w:val="24"/>
+                <w:szCs w:val="24"/>
+              </w:rPr>
+            </w:pPr>
+            <w:r>
+              <w:rPr>
+                <w:rFonts w:ascii="Times New Roman" w:hAnsi="Times New Roman" w:cs="Times New Roman"/>
+                <w:sz w:val="24"/>
+                <w:szCs w:val="24"/>
+              </w:rPr>
+              <w:t>Внешний ключ → roles.id</w:t>
+            </w:r>
+          </w:p>
+        </w:tc>
+      </w:tr>
+      <w:tr>
+        <w:tc>
+          <w:tcPr>
+            <w:tcW w:w="2336" w:type="dxa"/>
+            <w:vAlign w:val="center"/>
+          </w:tcPr>
+          <w:p>
+            <w:pPr>
+              <w:spacing w:line="360" w:lineRule="auto"/>
+              <w:jc w:val="center"/>
+              <w:rPr>
+                <w:rFonts w:ascii="Times New Roman" w:hAnsi="Times New Roman" w:cs="Times New Roman"/>
+                <w:sz w:val="24"/>
+                <w:szCs w:val="24"/>
+              </w:rPr>
+            </w:pPr>
+            <w:proofErr w:type="spellStart"/>
+            <w:r>
+              <w:rPr>
+                <w:rFonts w:ascii="Times New Roman" w:hAnsi="Times New Roman" w:cs="Times New Roman"/>
+                <w:sz w:val="24"/>
+                <w:szCs w:val="24"/>
+              </w:rPr>
+              <w:t>teacher_id</w:t>
+            </w:r>
+            <w:proofErr w:type="spellEnd"/>
+          </w:p>
+        </w:tc>
+        <w:tc>
+          <w:tcPr>
+            <w:tcW w:w="2336" w:type="dxa"/>
+            <w:vAlign w:val="center"/>
+          </w:tcPr>
+          <w:p>
+            <w:pPr>
+              <w:spacing w:line="360" w:lineRule="auto"/>
+              <w:jc w:val="center"/>
+              <w:rPr>
+                <w:rFonts w:ascii="Times New Roman" w:hAnsi="Times New Roman" w:cs="Times New Roman"/>
+                <w:sz w:val="24"/>
+                <w:szCs w:val="24"/>
+              </w:rPr>
+            </w:pPr>
+            <w:r>
+              <w:rPr>
+                <w:rFonts w:ascii="Times New Roman" w:hAnsi="Times New Roman" w:cs="Times New Roman"/>
+                <w:sz w:val="24"/>
+                <w:szCs w:val="24"/>
+              </w:rPr>
+              <w:t>INT</w:t>
+            </w:r>
+          </w:p>
+        </w:tc>
+        <w:tc>
+          <w:tcPr>
+            <w:tcW w:w="2336" w:type="dxa"/>
+            <w:vAlign w:val="center"/>
+          </w:tcPr>
+          <w:p>
+            <w:pPr>
+              <w:spacing w:line="360" w:lineRule="auto"/>
+              <w:jc w:val="center"/>
+              <w:rPr>
+                <w:rFonts w:ascii="Times New Roman" w:hAnsi="Times New Roman" w:cs="Times New Roman"/>
+                <w:sz w:val="24"/>
+                <w:szCs w:val="24"/>
+              </w:rPr>
+            </w:pPr>
+            <w:r>
+              <w:rPr>
+                <w:rFonts w:ascii="Times New Roman" w:hAnsi="Times New Roman" w:cs="Times New Roman"/>
+                <w:sz w:val="24"/>
+                <w:szCs w:val="24"/>
+              </w:rPr>
+              <w:t>-</w:t>
+            </w:r>
+          </w:p>
+        </w:tc>
+        <w:tc>
+          <w:tcPr>
+            <w:tcW w:w="2337" w:type="dxa"/>
+            <w:vAlign w:val="center"/>
+          </w:tcPr>
+          <w:p>
+            <w:pPr>
+              <w:spacing w:line="360" w:lineRule="auto"/>
+              <w:jc w:val="center"/>
+              <w:rPr>
+                <w:rFonts w:ascii="Times New Roman" w:hAnsi="Times New Roman" w:cs="Times New Roman"/>
+                <w:sz w:val="24"/>
+                <w:szCs w:val="24"/>
+              </w:rPr>
+            </w:pPr>
+            <w:r>
+              <w:rPr>
+                <w:rFonts w:ascii="Times New Roman" w:hAnsi="Times New Roman" w:cs="Times New Roman"/>
+                <w:sz w:val="24"/>
+                <w:szCs w:val="24"/>
+              </w:rPr>
+              <w:t xml:space="preserve">Внешний ключ → teachers.id (для роли </w:t>
+            </w:r>
+            <w:proofErr w:type="spellStart"/>
+            <w:r>
+              <w:rPr>
+                <w:rFonts w:ascii="Times New Roman" w:hAnsi="Times New Roman" w:cs="Times New Roman"/>
+                <w:sz w:val="24"/>
+                <w:szCs w:val="24"/>
+              </w:rPr>
+              <w:t>Teacher</w:t>
+            </w:r>
+            <w:proofErr w:type="spellEnd"/>
+            <w:r>
+              <w:rPr>
+                <w:rFonts w:ascii="Times New Roman" w:hAnsi="Times New Roman" w:cs="Times New Roman"/>
+                <w:sz w:val="24"/>
+                <w:szCs w:val="24"/>
+              </w:rPr>
+              <w:t>)</w:t>
+            </w:r>
+          </w:p>
+        </w:tc>
+      </w:tr>
+      <w:tr>
+        <w:tc>
+          <w:tcPr>
+            <w:tcW w:w="2336" w:type="dxa"/>
+            <w:vAlign w:val="center"/>
+          </w:tcPr>
+          <w:p>
+            <w:pPr>
+              <w:spacing w:line="360" w:lineRule="auto"/>
+              <w:jc w:val="center"/>
+              <w:rPr>
+                <w:rFonts w:ascii="Times New Roman" w:hAnsi="Times New Roman" w:cs="Times New Roman"/>
+                <w:sz w:val="24"/>
+                <w:szCs w:val="24"/>
+              </w:rPr>
+            </w:pPr>
+            <w:proofErr w:type="spellStart"/>
+            <w:r>
+              <w:rPr>
+                <w:rFonts w:ascii="Times New Roman" w:hAnsi="Times New Roman" w:cs="Times New Roman"/>
+                <w:sz w:val="24"/>
+                <w:szCs w:val="24"/>
+              </w:rPr>
+              <w:t>is_blocked</w:t>
+            </w:r>
+            <w:proofErr w:type="spellEnd"/>
+          </w:p>
+        </w:tc>
+        <w:tc>
+          <w:tcPr>
+            <w:tcW w:w="2336" w:type="dxa"/>
+            <w:vAlign w:val="center"/>
+          </w:tcPr>
+          <w:p>
+            <w:pPr>
+              <w:spacing w:line="360" w:lineRule="auto"/>
+              <w:jc w:val="center"/>
+              <w:rPr>
+                <w:rFonts w:ascii="Times New Roman" w:hAnsi="Times New Roman" w:cs="Times New Roman"/>
+                <w:sz w:val="24"/>
+                <w:szCs w:val="24"/>
+              </w:rPr>
+            </w:pPr>
+            <w:r>
+              <w:rPr>
+                <w:rFonts w:ascii="Times New Roman" w:hAnsi="Times New Roman" w:cs="Times New Roman"/>
+                <w:sz w:val="24"/>
+                <w:szCs w:val="24"/>
+              </w:rPr>
+              <w:t>BIT</w:t>
+            </w:r>
+          </w:p>
+        </w:tc>
+        <w:tc>
+          <w:tcPr>
+            <w:tcW w:w="2336" w:type="dxa"/>
+            <w:vAlign w:val="center"/>
+          </w:tcPr>
+          <w:p>
+            <w:pPr>
+              <w:spacing w:line="360" w:lineRule="auto"/>
+              <w:jc w:val="center"/>
+              <w:rPr>
+                <w:rFonts w:ascii="Times New Roman" w:hAnsi="Times New Roman" w:cs="Times New Roman"/>
+                <w:sz w:val="24"/>
+                <w:szCs w:val="24"/>
+              </w:rPr>
+            </w:pPr>
+            <w:r>
+              <w:rPr>
+                <w:rFonts w:ascii="Times New Roman" w:hAnsi="Times New Roman" w:cs="Times New Roman"/>
+                <w:sz w:val="24"/>
+                <w:szCs w:val="24"/>
+              </w:rPr>
+              <w:t>-</w:t>
+            </w:r>
+          </w:p>
+        </w:tc>
+        <w:tc>
+          <w:tcPr>
+            <w:tcW w:w="2337" w:type="dxa"/>
+            <w:vAlign w:val="center"/>
+          </w:tcPr>
+          <w:p>
+            <w:pPr>
+              <w:spacing w:line="360" w:lineRule="auto"/>
+              <w:jc w:val="center"/>
+              <w:rPr>
+                <w:rFonts w:ascii="Times New Roman" w:hAnsi="Times New Roman" w:cs="Times New Roman"/>
+                <w:sz w:val="24"/>
+                <w:szCs w:val="24"/>
+              </w:rPr>
+            </w:pPr>
+            <w:r>
+              <w:rPr>
+                <w:rFonts w:ascii="Times New Roman" w:hAnsi="Times New Roman" w:cs="Times New Roman"/>
+                <w:sz w:val="24"/>
+                <w:szCs w:val="24"/>
+              </w:rPr>
+              <w:t>Флаг блокировки учётной записи</w:t>
+            </w:r>
+          </w:p>
+        </w:tc>
+      </w:tr>
+      <w:tr>
+        <w:tc>
+          <w:tcPr>
+            <w:tcW w:w="2336" w:type="dxa"/>
+            <w:vAlign w:val="center"/>
+          </w:tcPr>
+          <w:p>
+            <w:pPr>
+              <w:spacing w:line="360" w:lineRule="auto"/>
+              <w:jc w:val="center"/>
+              <w:rPr>
+                <w:rFonts w:ascii="Times New Roman" w:hAnsi="Times New Roman" w:cs="Times New Roman"/>
+                <w:sz w:val="24"/>
+                <w:szCs w:val="24"/>
+              </w:rPr>
+            </w:pPr>
+            <w:proofErr w:type="spellStart"/>
+            <w:r>
+              <w:rPr>
+                <w:rFonts w:ascii="Times New Roman" w:hAnsi="Times New Roman" w:cs="Times New Roman"/>
+                <w:sz w:val="24"/>
+                <w:szCs w:val="24"/>
+              </w:rPr>
+              <w:t>created_at</w:t>
+            </w:r>
+            <w:proofErr w:type="spellEnd"/>
+          </w:p>
+        </w:tc>
+        <w:tc>
+          <w:tcPr>
+            <w:tcW w:w="2336" w:type="dxa"/>
+            <w:vAlign w:val="center"/>
+          </w:tcPr>
+          <w:p>
+            <w:pPr>
+              <w:spacing w:line="360" w:lineRule="auto"/>
+              <w:jc w:val="center"/>
+              <w:rPr>
+                <w:rFonts w:ascii="Times New Roman" w:hAnsi="Times New Roman" w:cs="Times New Roman"/>
+                <w:sz w:val="24"/>
+                <w:szCs w:val="24"/>
+              </w:rPr>
+            </w:pPr>
+            <w:r>
+              <w:rPr>
+                <w:rFonts w:ascii="Times New Roman" w:hAnsi="Times New Roman" w:cs="Times New Roman"/>
+                <w:sz w:val="24"/>
+                <w:szCs w:val="24"/>
+              </w:rPr>
+              <w:t>DATETIME</w:t>
+            </w:r>
+          </w:p>
+        </w:tc>
+        <w:tc>
+          <w:tcPr>
+            <w:tcW w:w="2336" w:type="dxa"/>
+            <w:vAlign w:val="center"/>
+          </w:tcPr>
+          <w:p>
+            <w:pPr>
+              <w:spacing w:line="360" w:lineRule="auto"/>
+              <w:jc w:val="center"/>
+              <w:rPr>
+                <w:rFonts w:ascii="Times New Roman" w:hAnsi="Times New Roman" w:cs="Times New Roman"/>
+                <w:sz w:val="24"/>
+                <w:szCs w:val="24"/>
+              </w:rPr>
+            </w:pPr>
+            <w:r>
+              <w:rPr>
+                <w:rFonts w:ascii="Times New Roman" w:hAnsi="Times New Roman" w:cs="Times New Roman"/>
+                <w:sz w:val="24"/>
+                <w:szCs w:val="24"/>
+              </w:rPr>
+              <w:t>-</w:t>
+            </w:r>
+          </w:p>
+        </w:tc>
+        <w:tc>
+          <w:tcPr>
+            <w:tcW w:w="2337" w:type="dxa"/>
+            <w:vAlign w:val="center"/>
+          </w:tcPr>
+          <w:p>
+            <w:pPr>
+              <w:spacing w:line="360" w:lineRule="auto"/>
+              <w:jc w:val="center"/>
+              <w:rPr>
+                <w:rFonts w:ascii="Times New Roman" w:hAnsi="Times New Roman" w:cs="Times New Roman"/>
+                <w:sz w:val="24"/>
+                <w:szCs w:val="24"/>
+              </w:rPr>
+            </w:pPr>
+            <w:r>
+              <w:rPr>
+                <w:rFonts w:ascii="Times New Roman" w:hAnsi="Times New Roman" w:cs="Times New Roman"/>
+                <w:sz w:val="24"/>
+                <w:szCs w:val="24"/>
+              </w:rPr>
+              <w:t>Дата и время создания</w:t>
+            </w:r>
+          </w:p>
+        </w:tc>
+      </w:tr>
+      <w:tr>
+        <w:tc>
+          <w:tcPr>
+            <w:tcW w:w="2336" w:type="dxa"/>
+            <w:vAlign w:val="center"/>
+          </w:tcPr>
+          <w:p>
+            <w:pPr>
+              <w:spacing w:line="360" w:lineRule="auto"/>
+              <w:jc w:val="center"/>
+              <w:rPr>
+                <w:rFonts w:ascii="Times New Roman" w:hAnsi="Times New Roman" w:cs="Times New Roman"/>
+                <w:sz w:val="24"/>
+                <w:szCs w:val="24"/>
+              </w:rPr>
+            </w:pPr>
+            <w:proofErr w:type="spellStart"/>
+            <w:r>
+              <w:rPr>
+                <w:rFonts w:ascii="Times New Roman" w:hAnsi="Times New Roman" w:cs="Times New Roman"/>
+                <w:sz w:val="24"/>
+                <w:szCs w:val="24"/>
+              </w:rPr>
+              <w:t>last_login</w:t>
+            </w:r>
+            <w:proofErr w:type="spellEnd"/>
+          </w:p>
+        </w:tc>
+        <w:tc>
+          <w:tcPr>
+            <w:tcW w:w="2336" w:type="dxa"/>
+            <w:vAlign w:val="center"/>
+          </w:tcPr>
+          <w:p>
+            <w:pPr>
+              <w:spacing w:line="360" w:lineRule="auto"/>
+              <w:jc w:val="center"/>
+              <w:rPr>
+                <w:rFonts w:ascii="Times New Roman" w:hAnsi="Times New Roman" w:cs="Times New Roman"/>
+                <w:sz w:val="24"/>
+                <w:szCs w:val="24"/>
+              </w:rPr>
+            </w:pPr>
+            <w:r>
+              <w:rPr>
+                <w:rFonts w:ascii="Times New Roman" w:hAnsi="Times New Roman" w:cs="Times New Roman"/>
+                <w:sz w:val="24"/>
+                <w:szCs w:val="24"/>
+              </w:rPr>
+              <w:t>DATETIME</w:t>
+            </w:r>
+          </w:p>
+        </w:tc>
+        <w:tc>
+          <w:tcPr>
+            <w:tcW w:w="2336" w:type="dxa"/>
+            <w:vAlign w:val="center"/>
+          </w:tcPr>
+          <w:p>
+            <w:pPr>
+              <w:spacing w:line="360" w:lineRule="auto"/>
+              <w:jc w:val="center"/>
+              <w:rPr>
+                <w:rFonts w:ascii="Times New Roman" w:hAnsi="Times New Roman" w:cs="Times New Roman"/>
+                <w:sz w:val="24"/>
+                <w:szCs w:val="24"/>
+              </w:rPr>
+            </w:pPr>
+            <w:r>
+              <w:rPr>
+                <w:rFonts w:ascii="Times New Roman" w:hAnsi="Times New Roman" w:cs="Times New Roman"/>
+                <w:sz w:val="24"/>
+                <w:szCs w:val="24"/>
+              </w:rPr>
+              <w:t>-</w:t>
+            </w:r>
+          </w:p>
+        </w:tc>
+        <w:tc>
+          <w:tcPr>
+            <w:tcW w:w="2337" w:type="dxa"/>
+            <w:vAlign w:val="center"/>
+          </w:tcPr>
+          <w:p>
+            <w:pPr>
+              <w:spacing w:line="360" w:lineRule="auto"/>
+              <w:jc w:val="center"/>
+              <w:rPr>
+                <w:rFonts w:ascii="Times New Roman" w:hAnsi="Times New Roman" w:cs="Times New Roman"/>
+                <w:sz w:val="24"/>
+                <w:szCs w:val="24"/>
+              </w:rPr>
+            </w:pPr>
+            <w:r>
+              <w:rPr>
+                <w:rFonts w:ascii="Times New Roman" w:hAnsi="Times New Roman" w:cs="Times New Roman"/>
+                <w:sz w:val="24"/>
+                <w:szCs w:val="24"/>
+              </w:rPr>
+              <w:t>Дата последнего входа</w:t>
+            </w:r>
+          </w:p>
+        </w:tc>
+      </w:tr>
+    </w:tbl>
+    <w:p>
+      <w:pPr>
+        <w:spacing w:after="0" w:line="360" w:lineRule="auto"/>
+        <w:ind w:firstLine="709"/>
+        <w:jc w:val="both"/>
+        <w:rPr>
+          <w:rFonts w:ascii="Times New Roman" w:hAnsi="Times New Roman" w:cs="Times New Roman"/>
+          <w:sz w:val="28"/>
+          <w:szCs w:val="28"/>
+        </w:rPr>
+      </w:pPr>
+    </w:p>
+    <w:p>
+      <w:pPr>
+        <w:rPr>
+          <w:rFonts w:ascii="Times New Roman" w:hAnsi="Times New Roman" w:cs="Times New Roman"/>
+          <w:sz w:val="28"/>
+          <w:szCs w:val="28"/>
+        </w:rPr>
+      </w:pPr>
+      <w:r>
+        <w:rPr>
+          <w:rFonts w:ascii="Times New Roman" w:hAnsi="Times New Roman" w:cs="Times New Roman"/>
+          <w:sz w:val="28"/>
+          <w:szCs w:val="28"/>
+        </w:rPr>
+        <w:br w:type="page"/>
+      </w:r>
+    </w:p>
+    <w:p>
+      <w:pPr>
+        <w:spacing w:after="0" w:line="360" w:lineRule="auto"/>
+        <w:ind w:firstLine="709"/>
+        <w:jc w:val="both"/>
+        <w:rPr>
+          <w:rFonts w:ascii="Times New Roman" w:hAnsi="Times New Roman" w:cs="Times New Roman"/>
+          <w:sz w:val="28"/>
+          <w:szCs w:val="28"/>
+        </w:rPr>
+      </w:pPr>
+      <w:r>
+        <w:rPr>
+          <w:rFonts w:ascii="Times New Roman" w:hAnsi="Times New Roman" w:cs="Times New Roman"/>
+          <w:sz w:val="28"/>
+          <w:szCs w:val="28"/>
+        </w:rPr>
+        <w:lastRenderedPageBreak/>
+        <w:t xml:space="preserve">Таблица </w:t>
+      </w:r>
+      <w:proofErr w:type="spellStart"/>
+      <w:r>
+        <w:rPr>
+          <w:rFonts w:ascii="Times New Roman" w:hAnsi="Times New Roman" w:cs="Times New Roman"/>
+          <w:sz w:val="28"/>
+          <w:szCs w:val="28"/>
+        </w:rPr>
+        <w:t>departments</w:t>
+      </w:r>
+      <w:proofErr w:type="spellEnd"/>
+      <w:r>
+        <w:rPr>
+          <w:rFonts w:ascii="Times New Roman" w:hAnsi="Times New Roman" w:cs="Times New Roman"/>
+          <w:sz w:val="28"/>
+          <w:szCs w:val="28"/>
+        </w:rPr>
+        <w:t xml:space="preserve"> (кафедры)</w:t>
+      </w:r>
+    </w:p>
+    <w:tbl>
+      <w:tblPr>
+        <w:tblStyle w:val="a4"/>
+        <w:tblW w:w="0" w:type="auto"/>
+        <w:tblLook w:val="04A0" w:firstRow="1" w:lastRow="0" w:firstColumn="1" w:lastColumn="0" w:noHBand="0" w:noVBand="1"/>
+      </w:tblPr>
+      <w:tblGrid>
+        <w:gridCol w:w="2336"/>
+        <w:gridCol w:w="2336"/>
+        <w:gridCol w:w="2336"/>
+        <w:gridCol w:w="2337"/>
+      </w:tblGrid>
+      <w:tr>
+        <w:tc>
+          <w:tcPr>
+            <w:tcW w:w="2336" w:type="dxa"/>
+          </w:tcPr>
+          <w:p>
+            <w:pPr>
+              <w:spacing w:line="360" w:lineRule="auto"/>
+              <w:jc w:val="both"/>
+              <w:rPr>
+                <w:rFonts w:ascii="Times New Roman" w:hAnsi="Times New Roman" w:cs="Times New Roman"/>
+                <w:sz w:val="28"/>
+                <w:szCs w:val="28"/>
+              </w:rPr>
+            </w:pPr>
+            <w:r>
+              <w:t>Имя поля</w:t>
+            </w:r>
+          </w:p>
+        </w:tc>
+        <w:tc>
+          <w:tcPr>
+            <w:tcW w:w="2336" w:type="dxa"/>
+          </w:tcPr>
+          <w:p>
+            <w:pPr>
+              <w:spacing w:line="360" w:lineRule="auto"/>
+              <w:jc w:val="both"/>
+              <w:rPr>
+                <w:rFonts w:ascii="Times New Roman" w:hAnsi="Times New Roman" w:cs="Times New Roman"/>
+                <w:sz w:val="28"/>
+                <w:szCs w:val="28"/>
+              </w:rPr>
+            </w:pPr>
+            <w:r>
+              <w:t>Тип данных</w:t>
+            </w:r>
+          </w:p>
+        </w:tc>
+        <w:tc>
+          <w:tcPr>
+            <w:tcW w:w="2336" w:type="dxa"/>
+          </w:tcPr>
+          <w:p>
+            <w:pPr>
+              <w:spacing w:line="360" w:lineRule="auto"/>
+              <w:jc w:val="both"/>
+              <w:rPr>
+                <w:rFonts w:ascii="Times New Roman" w:hAnsi="Times New Roman" w:cs="Times New Roman"/>
+                <w:sz w:val="28"/>
+                <w:szCs w:val="28"/>
+              </w:rPr>
+            </w:pPr>
+            <w:r>
+              <w:t>Длина поля</w:t>
+            </w:r>
+          </w:p>
+        </w:tc>
+        <w:tc>
+          <w:tcPr>
+            <w:tcW w:w="2337" w:type="dxa"/>
+          </w:tcPr>
+          <w:p>
+            <w:pPr>
+              <w:spacing w:line="360" w:lineRule="auto"/>
+              <w:jc w:val="both"/>
+              <w:rPr>
+                <w:rFonts w:ascii="Times New Roman" w:hAnsi="Times New Roman" w:cs="Times New Roman"/>
+                <w:sz w:val="28"/>
+                <w:szCs w:val="28"/>
+              </w:rPr>
+            </w:pPr>
+            <w:r>
+              <w:t>Описание</w:t>
+            </w:r>
+          </w:p>
+        </w:tc>
+      </w:tr>
+      <w:tr>
+        <w:tc>
+          <w:tcPr>
+            <w:tcW w:w="2336" w:type="dxa"/>
+          </w:tcPr>
+          <w:p>
+            <w:pPr>
+              <w:spacing w:line="360" w:lineRule="auto"/>
+              <w:jc w:val="both"/>
+              <w:rPr>
+                <w:rFonts w:ascii="Times New Roman" w:hAnsi="Times New Roman" w:cs="Times New Roman"/>
+                <w:sz w:val="28"/>
+                <w:szCs w:val="28"/>
+              </w:rPr>
+            </w:pPr>
+            <w:proofErr w:type="spellStart"/>
+            <w:r>
+              <w:t>id</w:t>
+            </w:r>
+            <w:proofErr w:type="spellEnd"/>
+          </w:p>
+        </w:tc>
+        <w:tc>
+          <w:tcPr>
+            <w:tcW w:w="2336" w:type="dxa"/>
+          </w:tcPr>
+          <w:p>
+            <w:pPr>
+              <w:spacing w:line="360" w:lineRule="auto"/>
+              <w:jc w:val="both"/>
+              <w:rPr>
+                <w:rFonts w:ascii="Times New Roman" w:hAnsi="Times New Roman" w:cs="Times New Roman"/>
+                <w:sz w:val="28"/>
+                <w:szCs w:val="28"/>
+              </w:rPr>
+            </w:pPr>
+            <w:r>
+              <w:t>INT</w:t>
+            </w:r>
+          </w:p>
+        </w:tc>
+        <w:tc>
+          <w:tcPr>
+            <w:tcW w:w="2336" w:type="dxa"/>
+          </w:tcPr>
+          <w:p>
+            <w:pPr>
+              <w:spacing w:line="360" w:lineRule="auto"/>
+              <w:jc w:val="both"/>
+              <w:rPr>
+                <w:rFonts w:ascii="Times New Roman" w:hAnsi="Times New Roman" w:cs="Times New Roman"/>
+                <w:sz w:val="28"/>
+                <w:szCs w:val="28"/>
+              </w:rPr>
+            </w:pPr>
+            <w:r>
+              <w:t>-</w:t>
+            </w:r>
+          </w:p>
+        </w:tc>
+        <w:tc>
+          <w:tcPr>
+            <w:tcW w:w="2337" w:type="dxa"/>
+          </w:tcPr>
+          <w:p>
+            <w:pPr>
+              <w:spacing w:line="360" w:lineRule="auto"/>
+              <w:jc w:val="both"/>
+              <w:rPr>
+                <w:rFonts w:ascii="Times New Roman" w:hAnsi="Times New Roman" w:cs="Times New Roman"/>
+                <w:sz w:val="28"/>
+                <w:szCs w:val="28"/>
+              </w:rPr>
+            </w:pPr>
+            <w:r>
+              <w:t>Первичный ключ</w:t>
+            </w:r>
+          </w:p>
+        </w:tc>
+      </w:tr>
+      <w:tr>
+        <w:tc>
+          <w:tcPr>
+            <w:tcW w:w="2336" w:type="dxa"/>
+          </w:tcPr>
+          <w:p>
+            <w:pPr>
+              <w:spacing w:line="360" w:lineRule="auto"/>
+              <w:jc w:val="both"/>
+              <w:rPr>
+                <w:rFonts w:ascii="Times New Roman" w:hAnsi="Times New Roman" w:cs="Times New Roman"/>
+                <w:sz w:val="28"/>
+                <w:szCs w:val="28"/>
+              </w:rPr>
+            </w:pPr>
+            <w:proofErr w:type="spellStart"/>
+            <w:r>
+              <w:t>name</w:t>
+            </w:r>
+            <w:proofErr w:type="spellEnd"/>
+          </w:p>
+        </w:tc>
+        <w:tc>
+          <w:tcPr>
+            <w:tcW w:w="2336" w:type="dxa"/>
+          </w:tcPr>
+          <w:p>
+            <w:pPr>
+              <w:spacing w:line="360" w:lineRule="auto"/>
+              <w:jc w:val="both"/>
+              <w:rPr>
+                <w:rFonts w:ascii="Times New Roman" w:hAnsi="Times New Roman" w:cs="Times New Roman"/>
+                <w:sz w:val="28"/>
+                <w:szCs w:val="28"/>
+              </w:rPr>
+            </w:pPr>
+            <w:r>
+              <w:t>NVARCHAR</w:t>
+            </w:r>
+          </w:p>
+        </w:tc>
+        <w:tc>
+          <w:tcPr>
+            <w:tcW w:w="2336" w:type="dxa"/>
+          </w:tcPr>
+          <w:p>
+            <w:pPr>
+              <w:spacing w:line="360" w:lineRule="auto"/>
+              <w:jc w:val="both"/>
+              <w:rPr>
+                <w:rFonts w:ascii="Times New Roman" w:hAnsi="Times New Roman" w:cs="Times New Roman"/>
+                <w:sz w:val="28"/>
+                <w:szCs w:val="28"/>
+              </w:rPr>
+            </w:pPr>
+            <w:r>
+              <w:t>200</w:t>
+            </w:r>
+          </w:p>
+        </w:tc>
+        <w:tc>
+          <w:tcPr>
+            <w:tcW w:w="2337" w:type="dxa"/>
+          </w:tcPr>
+          <w:p>
+            <w:pPr>
+              <w:spacing w:line="360" w:lineRule="auto"/>
+              <w:jc w:val="both"/>
+              <w:rPr>
+                <w:rFonts w:ascii="Times New Roman" w:hAnsi="Times New Roman" w:cs="Times New Roman"/>
+                <w:sz w:val="28"/>
+                <w:szCs w:val="28"/>
+              </w:rPr>
+            </w:pPr>
+            <w:r>
+              <w:t>Полное наименование кафедры</w:t>
+            </w:r>
+          </w:p>
+        </w:tc>
+      </w:tr>
+      <w:tr>
+        <w:tc>
+          <w:tcPr>
+            <w:tcW w:w="2336" w:type="dxa"/>
+          </w:tcPr>
+          <w:p>
+            <w:pPr>
+              <w:spacing w:line="360" w:lineRule="auto"/>
+              <w:jc w:val="both"/>
+              <w:rPr>
+                <w:rFonts w:ascii="Times New Roman" w:hAnsi="Times New Roman" w:cs="Times New Roman"/>
+                <w:sz w:val="28"/>
+                <w:szCs w:val="28"/>
+              </w:rPr>
+            </w:pPr>
+            <w:proofErr w:type="spellStart"/>
+            <w:r>
+              <w:t>abbreviation</w:t>
+            </w:r>
+            <w:proofErr w:type="spellEnd"/>
+          </w:p>
+        </w:tc>
+        <w:tc>
+          <w:tcPr>
+            <w:tcW w:w="2336" w:type="dxa"/>
+          </w:tcPr>
+          <w:p>
+            <w:pPr>
+              <w:spacing w:line="360" w:lineRule="auto"/>
+              <w:jc w:val="both"/>
+              <w:rPr>
+                <w:rFonts w:ascii="Times New Roman" w:hAnsi="Times New Roman" w:cs="Times New Roman"/>
+                <w:sz w:val="28"/>
+                <w:szCs w:val="28"/>
+              </w:rPr>
+            </w:pPr>
+            <w:r>
+              <w:t>NVARCHAR</w:t>
+            </w:r>
+          </w:p>
+        </w:tc>
+        <w:tc>
+          <w:tcPr>
+            <w:tcW w:w="2336" w:type="dxa"/>
+          </w:tcPr>
+          <w:p>
+            <w:pPr>
+              <w:spacing w:line="360" w:lineRule="auto"/>
+              <w:jc w:val="both"/>
+              <w:rPr>
+                <w:rFonts w:ascii="Times New Roman" w:hAnsi="Times New Roman" w:cs="Times New Roman"/>
+                <w:sz w:val="28"/>
+                <w:szCs w:val="28"/>
+              </w:rPr>
+            </w:pPr>
+            <w:r>
+              <w:t>20</w:t>
+            </w:r>
+          </w:p>
+        </w:tc>
+        <w:tc>
+          <w:tcPr>
+            <w:tcW w:w="2337" w:type="dxa"/>
+          </w:tcPr>
+          <w:p>
+            <w:pPr>
+              <w:spacing w:line="360" w:lineRule="auto"/>
+              <w:jc w:val="both"/>
+              <w:rPr>
+                <w:rFonts w:ascii="Times New Roman" w:hAnsi="Times New Roman" w:cs="Times New Roman"/>
+                <w:sz w:val="28"/>
+                <w:szCs w:val="28"/>
+              </w:rPr>
+            </w:pPr>
+            <w:r>
+              <w:t>Аббревиатура</w:t>
+            </w:r>
+          </w:p>
+        </w:tc>
+      </w:tr>
+      <w:tr>
+        <w:tc>
+          <w:tcPr>
+            <w:tcW w:w="2336" w:type="dxa"/>
+          </w:tcPr>
+          <w:p>
+            <w:pPr>
+              <w:spacing w:line="360" w:lineRule="auto"/>
+              <w:jc w:val="both"/>
+              <w:rPr>
+                <w:rFonts w:ascii="Times New Roman" w:hAnsi="Times New Roman" w:cs="Times New Roman"/>
+                <w:sz w:val="28"/>
+                <w:szCs w:val="28"/>
+              </w:rPr>
+            </w:pPr>
+            <w:proofErr w:type="spellStart"/>
+            <w:r>
+              <w:t>head_id</w:t>
+            </w:r>
+            <w:proofErr w:type="spellEnd"/>
+          </w:p>
+        </w:tc>
+        <w:tc>
+          <w:tcPr>
+            <w:tcW w:w="2336" w:type="dxa"/>
+          </w:tcPr>
+          <w:p>
+            <w:pPr>
+              <w:spacing w:line="360" w:lineRule="auto"/>
+              <w:jc w:val="both"/>
+              <w:rPr>
+                <w:rFonts w:ascii="Times New Roman" w:hAnsi="Times New Roman" w:cs="Times New Roman"/>
+                <w:sz w:val="28"/>
+                <w:szCs w:val="28"/>
+              </w:rPr>
+            </w:pPr>
+            <w:r>
+              <w:t>INT</w:t>
+            </w:r>
+          </w:p>
+        </w:tc>
+        <w:tc>
+          <w:tcPr>
+            <w:tcW w:w="2336" w:type="dxa"/>
+          </w:tcPr>
+          <w:p>
+            <w:pPr>
+              <w:spacing w:line="360" w:lineRule="auto"/>
+              <w:jc w:val="both"/>
+              <w:rPr>
+                <w:rFonts w:ascii="Times New Roman" w:hAnsi="Times New Roman" w:cs="Times New Roman"/>
+                <w:sz w:val="28"/>
+                <w:szCs w:val="28"/>
+              </w:rPr>
+            </w:pPr>
+            <w:r>
+              <w:t>-</w:t>
+            </w:r>
+          </w:p>
+        </w:tc>
+        <w:tc>
+          <w:tcPr>
+            <w:tcW w:w="2337" w:type="dxa"/>
+          </w:tcPr>
+          <w:p>
+            <w:pPr>
+              <w:spacing w:line="360" w:lineRule="auto"/>
+              <w:jc w:val="both"/>
+              <w:rPr>
+                <w:rFonts w:ascii="Times New Roman" w:hAnsi="Times New Roman" w:cs="Times New Roman"/>
+                <w:sz w:val="28"/>
+                <w:szCs w:val="28"/>
+              </w:rPr>
+            </w:pPr>
+            <w:r>
+              <w:t>Внешний ключ → teachers.id (заведующий)</w:t>
+            </w:r>
+          </w:p>
+        </w:tc>
+      </w:tr>
+    </w:tbl>
+    <w:p>
+      <w:pPr>
+        <w:spacing w:after="0" w:line="360" w:lineRule="auto"/>
+        <w:ind w:firstLine="709"/>
+        <w:jc w:val="both"/>
+        <w:rPr>
+          <w:rFonts w:ascii="Times New Roman" w:hAnsi="Times New Roman" w:cs="Times New Roman"/>
+          <w:sz w:val="28"/>
+          <w:szCs w:val="28"/>
+        </w:rPr>
+      </w:pPr>
+      <w:r>
+        <w:rPr>
+          <w:rFonts w:ascii="Times New Roman" w:hAnsi="Times New Roman" w:cs="Times New Roman"/>
+          <w:sz w:val="28"/>
+          <w:szCs w:val="28"/>
+        </w:rPr>
+        <w:t xml:space="preserve">Таблица </w:t>
+      </w:r>
+      <w:proofErr w:type="spellStart"/>
+      <w:r>
+        <w:rPr>
+          <w:rFonts w:ascii="Times New Roman" w:hAnsi="Times New Roman" w:cs="Times New Roman"/>
+          <w:sz w:val="28"/>
+          <w:szCs w:val="28"/>
+        </w:rPr>
+        <w:t>teachers</w:t>
+      </w:r>
+      <w:proofErr w:type="spellEnd"/>
+      <w:r>
+        <w:rPr>
+          <w:rFonts w:ascii="Times New Roman" w:hAnsi="Times New Roman" w:cs="Times New Roman"/>
+          <w:sz w:val="28"/>
+          <w:szCs w:val="28"/>
+        </w:rPr>
+        <w:t xml:space="preserve"> (преподаватели)</w:t>
+      </w:r>
+    </w:p>
+    <w:tbl>
+      <w:tblPr>
+        <w:tblStyle w:val="a4"/>
+        <w:tblW w:w="0" w:type="auto"/>
+        <w:tblLook w:val="04A0" w:firstRow="1" w:lastRow="0" w:firstColumn="1" w:lastColumn="0" w:noHBand="0" w:noVBand="1"/>
+      </w:tblPr>
+      <w:tblGrid>
+        <w:gridCol w:w="2336"/>
+        <w:gridCol w:w="2336"/>
+        <w:gridCol w:w="2336"/>
+        <w:gridCol w:w="2337"/>
+      </w:tblGrid>
+      <w:tr>
+        <w:tc>
+          <w:tcPr>
+            <w:tcW w:w="2336" w:type="dxa"/>
+          </w:tcPr>
+          <w:p>
+            <w:pPr>
+              <w:spacing w:line="360" w:lineRule="auto"/>
+              <w:jc w:val="both"/>
+              <w:rPr>
+                <w:rFonts w:ascii="Times New Roman" w:hAnsi="Times New Roman" w:cs="Times New Roman"/>
+                <w:sz w:val="28"/>
+                <w:szCs w:val="28"/>
+              </w:rPr>
+            </w:pPr>
+            <w:r>
+              <w:t>Имя поля</w:t>
+            </w:r>
+          </w:p>
+        </w:tc>
+        <w:tc>
+          <w:tcPr>
+            <w:tcW w:w="2336" w:type="dxa"/>
+          </w:tcPr>
+          <w:p>
+            <w:pPr>
+              <w:spacing w:line="360" w:lineRule="auto"/>
+              <w:jc w:val="both"/>
+              <w:rPr>
+                <w:rFonts w:ascii="Times New Roman" w:hAnsi="Times New Roman" w:cs="Times New Roman"/>
+                <w:sz w:val="28"/>
+                <w:szCs w:val="28"/>
+              </w:rPr>
+            </w:pPr>
+            <w:r>
+              <w:t>Тип данных</w:t>
+            </w:r>
+          </w:p>
+        </w:tc>
+        <w:tc>
+          <w:tcPr>
+            <w:tcW w:w="2336" w:type="dxa"/>
+          </w:tcPr>
+          <w:p>
+            <w:pPr>
+              <w:spacing w:line="360" w:lineRule="auto"/>
+              <w:jc w:val="both"/>
+              <w:rPr>
+                <w:rFonts w:ascii="Times New Roman" w:hAnsi="Times New Roman" w:cs="Times New Roman"/>
+                <w:sz w:val="28"/>
+                <w:szCs w:val="28"/>
+              </w:rPr>
+            </w:pPr>
+            <w:r>
+              <w:t>Длина поля</w:t>
+            </w:r>
+          </w:p>
+        </w:tc>
+        <w:tc>
+          <w:tcPr>
+            <w:tcW w:w="2337" w:type="dxa"/>
+          </w:tcPr>
+          <w:p>
+            <w:pPr>
+              <w:spacing w:line="360" w:lineRule="auto"/>
+              <w:jc w:val="both"/>
+              <w:rPr>
+                <w:rFonts w:ascii="Times New Roman" w:hAnsi="Times New Roman" w:cs="Times New Roman"/>
+                <w:sz w:val="28"/>
+                <w:szCs w:val="28"/>
+              </w:rPr>
+            </w:pPr>
+            <w:r>
+              <w:t>Описание</w:t>
+            </w:r>
+          </w:p>
+        </w:tc>
+      </w:tr>
+      <w:tr>
+        <w:tc>
+          <w:tcPr>
+            <w:tcW w:w="2336" w:type="dxa"/>
+          </w:tcPr>
+          <w:p>
+            <w:pPr>
+              <w:spacing w:line="360" w:lineRule="auto"/>
+              <w:jc w:val="both"/>
+              <w:rPr>
+                <w:rFonts w:ascii="Times New Roman" w:hAnsi="Times New Roman" w:cs="Times New Roman"/>
+                <w:sz w:val="28"/>
+                <w:szCs w:val="28"/>
+              </w:rPr>
+            </w:pPr>
+            <w:proofErr w:type="spellStart"/>
+            <w:r>
+              <w:t>id</w:t>
+            </w:r>
+            <w:proofErr w:type="spellEnd"/>
+          </w:p>
+        </w:tc>
+        <w:tc>
+          <w:tcPr>
+            <w:tcW w:w="2336" w:type="dxa"/>
+          </w:tcPr>
+          <w:p>
+            <w:pPr>
+              <w:spacing w:line="360" w:lineRule="auto"/>
+              <w:jc w:val="both"/>
+              <w:rPr>
+                <w:rFonts w:ascii="Times New Roman" w:hAnsi="Times New Roman" w:cs="Times New Roman"/>
+                <w:sz w:val="28"/>
+                <w:szCs w:val="28"/>
+              </w:rPr>
+            </w:pPr>
+            <w:r>
+              <w:t>INT</w:t>
+            </w:r>
+          </w:p>
+        </w:tc>
+        <w:tc>
+          <w:tcPr>
+            <w:tcW w:w="2336" w:type="dxa"/>
+          </w:tcPr>
+          <w:p>
+            <w:pPr>
+              <w:spacing w:line="360" w:lineRule="auto"/>
+              <w:jc w:val="both"/>
+              <w:rPr>
+                <w:rFonts w:ascii="Times New Roman" w:hAnsi="Times New Roman" w:cs="Times New Roman"/>
+                <w:sz w:val="28"/>
+                <w:szCs w:val="28"/>
+              </w:rPr>
+            </w:pPr>
+            <w:r>
+              <w:t>-</w:t>
+            </w:r>
+          </w:p>
+        </w:tc>
+        <w:tc>
+          <w:tcPr>
+            <w:tcW w:w="2337" w:type="dxa"/>
+          </w:tcPr>
+          <w:p>
+            <w:pPr>
+              <w:spacing w:line="360" w:lineRule="auto"/>
+              <w:jc w:val="both"/>
+              <w:rPr>
+                <w:rFonts w:ascii="Times New Roman" w:hAnsi="Times New Roman" w:cs="Times New Roman"/>
+                <w:sz w:val="28"/>
+                <w:szCs w:val="28"/>
+              </w:rPr>
+            </w:pPr>
+            <w:r>
+              <w:t>Первичный ключ</w:t>
+            </w:r>
+          </w:p>
+        </w:tc>
+      </w:tr>
+      <w:tr>
+        <w:tc>
+          <w:tcPr>
+            <w:tcW w:w="2336" w:type="dxa"/>
+          </w:tcPr>
+          <w:p>
+            <w:pPr>
+              <w:spacing w:line="360" w:lineRule="auto"/>
+              <w:jc w:val="both"/>
+              <w:rPr>
+                <w:rFonts w:ascii="Times New Roman" w:hAnsi="Times New Roman" w:cs="Times New Roman"/>
+                <w:sz w:val="28"/>
+                <w:szCs w:val="28"/>
+              </w:rPr>
+            </w:pPr>
+            <w:proofErr w:type="spellStart"/>
+            <w:r>
+              <w:t>full_name</w:t>
+            </w:r>
+            <w:proofErr w:type="spellEnd"/>
+          </w:p>
+        </w:tc>
+        <w:tc>
+          <w:tcPr>
+            <w:tcW w:w="2336" w:type="dxa"/>
+          </w:tcPr>
+          <w:p>
+            <w:pPr>
+              <w:spacing w:line="360" w:lineRule="auto"/>
+              <w:jc w:val="both"/>
+              <w:rPr>
+                <w:rFonts w:ascii="Times New Roman" w:hAnsi="Times New Roman" w:cs="Times New Roman"/>
+                <w:sz w:val="28"/>
+                <w:szCs w:val="28"/>
+              </w:rPr>
+            </w:pPr>
+            <w:r>
+              <w:t>NVARCHAR</w:t>
+            </w:r>
+          </w:p>
+        </w:tc>
+        <w:tc>
+          <w:tcPr>
+            <w:tcW w:w="2336" w:type="dxa"/>
+          </w:tcPr>
+          <w:p>
+            <w:pPr>
+              <w:spacing w:line="360" w:lineRule="auto"/>
+              <w:jc w:val="both"/>
+              <w:rPr>
+                <w:rFonts w:ascii="Times New Roman" w:hAnsi="Times New Roman" w:cs="Times New Roman"/>
+                <w:sz w:val="28"/>
+                <w:szCs w:val="28"/>
+              </w:rPr>
+            </w:pPr>
+            <w:r>
+              <w:t>150</w:t>
+            </w:r>
+          </w:p>
+        </w:tc>
+        <w:tc>
+          <w:tcPr>
+            <w:tcW w:w="2337" w:type="dxa"/>
+          </w:tcPr>
+          <w:p>
+            <w:pPr>
+              <w:spacing w:line="360" w:lineRule="auto"/>
+              <w:jc w:val="both"/>
+              <w:rPr>
+                <w:rFonts w:ascii="Times New Roman" w:hAnsi="Times New Roman" w:cs="Times New Roman"/>
+                <w:sz w:val="28"/>
+                <w:szCs w:val="28"/>
+              </w:rPr>
+            </w:pPr>
+            <w:r>
+              <w:t>Фамилия Имя Отчество</w:t>
+            </w:r>
+          </w:p>
+        </w:tc>
+      </w:tr>
+      <w:tr>
+        <w:tc>
+          <w:tcPr>
+            <w:tcW w:w="2336" w:type="dxa"/>
+          </w:tcPr>
+          <w:p>
+            <w:pPr>
+              <w:spacing w:line="360" w:lineRule="auto"/>
+              <w:jc w:val="both"/>
+              <w:rPr>
+                <w:rFonts w:ascii="Times New Roman" w:hAnsi="Times New Roman" w:cs="Times New Roman"/>
+                <w:sz w:val="28"/>
+                <w:szCs w:val="28"/>
+              </w:rPr>
+            </w:pPr>
+            <w:proofErr w:type="spellStart"/>
+            <w:r>
+              <w:t>academic_degree</w:t>
+            </w:r>
+            <w:proofErr w:type="spellEnd"/>
+          </w:p>
+        </w:tc>
+        <w:tc>
+          <w:tcPr>
+            <w:tcW w:w="2336" w:type="dxa"/>
+          </w:tcPr>
+          <w:p>
+            <w:pPr>
+              <w:spacing w:line="360" w:lineRule="auto"/>
+              <w:jc w:val="both"/>
+              <w:rPr>
+                <w:rFonts w:ascii="Times New Roman" w:hAnsi="Times New Roman" w:cs="Times New Roman"/>
+                <w:sz w:val="28"/>
+                <w:szCs w:val="28"/>
+              </w:rPr>
+            </w:pPr>
+            <w:r>
+              <w:t>NVARCHAR</w:t>
+            </w:r>
+          </w:p>
+        </w:tc>
+        <w:tc>
+          <w:tcPr>
+            <w:tcW w:w="2336" w:type="dxa"/>
+          </w:tcPr>
+          <w:p>
+            <w:pPr>
+              <w:spacing w:line="360" w:lineRule="auto"/>
+              <w:jc w:val="both"/>
+              <w:rPr>
+                <w:rFonts w:ascii="Times New Roman" w:hAnsi="Times New Roman" w:cs="Times New Roman"/>
+                <w:sz w:val="28"/>
+                <w:szCs w:val="28"/>
+              </w:rPr>
+            </w:pPr>
+            <w:r>
+              <w:t>100</w:t>
+            </w:r>
+          </w:p>
+        </w:tc>
+        <w:tc>
+          <w:tcPr>
+            <w:tcW w:w="2337" w:type="dxa"/>
+          </w:tcPr>
+          <w:p>
+            <w:pPr>
+              <w:spacing w:line="360" w:lineRule="auto"/>
+              <w:jc w:val="both"/>
+              <w:rPr>
+                <w:rFonts w:ascii="Times New Roman" w:hAnsi="Times New Roman" w:cs="Times New Roman"/>
+                <w:sz w:val="28"/>
+                <w:szCs w:val="28"/>
+              </w:rPr>
+            </w:pPr>
+            <w:r>
+              <w:t>Учёная степень (кандидат наук, доктор и т.д.)</w:t>
+            </w:r>
+          </w:p>
+        </w:tc>
+      </w:tr>
+      <w:tr>
+        <w:tc>
+          <w:tcPr>
+            <w:tcW w:w="2336" w:type="dxa"/>
+          </w:tcPr>
+          <w:p>
+            <w:pPr>
+              <w:spacing w:line="360" w:lineRule="auto"/>
+              <w:jc w:val="both"/>
+              <w:rPr>
+                <w:rFonts w:ascii="Times New Roman" w:hAnsi="Times New Roman" w:cs="Times New Roman"/>
+                <w:sz w:val="28"/>
+                <w:szCs w:val="28"/>
+              </w:rPr>
+            </w:pPr>
+            <w:proofErr w:type="spellStart"/>
+            <w:r>
+              <w:t>department_id</w:t>
+            </w:r>
+            <w:proofErr w:type="spellEnd"/>
+          </w:p>
+        </w:tc>
+        <w:tc>
+          <w:tcPr>
+            <w:tcW w:w="2336" w:type="dxa"/>
+          </w:tcPr>
+          <w:p>
+            <w:pPr>
+              <w:spacing w:line="360" w:lineRule="auto"/>
+              <w:jc w:val="both"/>
+              <w:rPr>
+                <w:rFonts w:ascii="Times New Roman" w:hAnsi="Times New Roman" w:cs="Times New Roman"/>
+                <w:sz w:val="28"/>
+                <w:szCs w:val="28"/>
+              </w:rPr>
+            </w:pPr>
+            <w:r>
+              <w:t>INT</w:t>
+            </w:r>
+          </w:p>
+        </w:tc>
+        <w:tc>
+          <w:tcPr>
+            <w:tcW w:w="2336" w:type="dxa"/>
+          </w:tcPr>
+          <w:p>
+            <w:pPr>
+              <w:spacing w:line="360" w:lineRule="auto"/>
+              <w:jc w:val="both"/>
+              <w:rPr>
+                <w:rFonts w:ascii="Times New Roman" w:hAnsi="Times New Roman" w:cs="Times New Roman"/>
+                <w:sz w:val="28"/>
+                <w:szCs w:val="28"/>
+              </w:rPr>
+            </w:pPr>
+            <w:r>
+              <w:t>-</w:t>
+            </w:r>
+          </w:p>
+        </w:tc>
+        <w:tc>
+          <w:tcPr>
+            <w:tcW w:w="2337" w:type="dxa"/>
+          </w:tcPr>
+          <w:p>
+            <w:pPr>
+              <w:spacing w:line="360" w:lineRule="auto"/>
+              <w:jc w:val="both"/>
+              <w:rPr>
+                <w:rFonts w:ascii="Times New Roman" w:hAnsi="Times New Roman" w:cs="Times New Roman"/>
+                <w:sz w:val="28"/>
+                <w:szCs w:val="28"/>
+              </w:rPr>
+            </w:pPr>
+            <w:r>
+              <w:t>Внешний ключ → departments.id</w:t>
+            </w:r>
+          </w:p>
+        </w:tc>
+      </w:tr>
+      <w:tr>
+        <w:tc>
+          <w:tcPr>
+            <w:tcW w:w="2336" w:type="dxa"/>
+          </w:tcPr>
+          <w:p>
+            <w:pPr>
+              <w:spacing w:line="360" w:lineRule="auto"/>
+              <w:jc w:val="both"/>
+              <w:rPr>
+                <w:rFonts w:ascii="Times New Roman" w:hAnsi="Times New Roman" w:cs="Times New Roman"/>
+                <w:sz w:val="28"/>
+                <w:szCs w:val="28"/>
+              </w:rPr>
+            </w:pPr>
+            <w:proofErr w:type="spellStart"/>
+            <w:r>
+              <w:t>email</w:t>
+            </w:r>
+            <w:proofErr w:type="spellEnd"/>
+          </w:p>
+        </w:tc>
+        <w:tc>
+          <w:tcPr>
+            <w:tcW w:w="2336" w:type="dxa"/>
+          </w:tcPr>
+          <w:p>
+            <w:pPr>
+              <w:spacing w:line="360" w:lineRule="auto"/>
+              <w:jc w:val="both"/>
+              <w:rPr>
+                <w:rFonts w:ascii="Times New Roman" w:hAnsi="Times New Roman" w:cs="Times New Roman"/>
+                <w:sz w:val="28"/>
+                <w:szCs w:val="28"/>
+              </w:rPr>
+            </w:pPr>
+            <w:r>
+              <w:t>NVARCHAR</w:t>
+            </w:r>
+          </w:p>
+        </w:tc>
+        <w:tc>
+          <w:tcPr>
+            <w:tcW w:w="2336" w:type="dxa"/>
+          </w:tcPr>
+          <w:p>
+            <w:pPr>
+              <w:spacing w:line="360" w:lineRule="auto"/>
+              <w:jc w:val="both"/>
+              <w:rPr>
+                <w:rFonts w:ascii="Times New Roman" w:hAnsi="Times New Roman" w:cs="Times New Roman"/>
+                <w:sz w:val="28"/>
+                <w:szCs w:val="28"/>
+              </w:rPr>
+            </w:pPr>
+            <w:r>
+              <w:t>100</w:t>
+            </w:r>
+          </w:p>
+        </w:tc>
+        <w:tc>
+          <w:tcPr>
+            <w:tcW w:w="2337" w:type="dxa"/>
+          </w:tcPr>
+          <w:p>
+            <w:pPr>
+              <w:spacing w:line="360" w:lineRule="auto"/>
+              <w:jc w:val="both"/>
+              <w:rPr>
+                <w:rFonts w:ascii="Times New Roman" w:hAnsi="Times New Roman" w:cs="Times New Roman"/>
+                <w:sz w:val="28"/>
+                <w:szCs w:val="28"/>
+              </w:rPr>
+            </w:pPr>
+            <w:r>
+              <w:t xml:space="preserve">Контактный </w:t>
+            </w:r>
+            <w:proofErr w:type="spellStart"/>
+            <w:r>
+              <w:t>email</w:t>
+            </w:r>
+            <w:proofErr w:type="spellEnd"/>
+            <w:r>
+              <w:t xml:space="preserve"> для уведомлений</w:t>
+            </w:r>
+          </w:p>
+        </w:tc>
+      </w:tr>
+    </w:tbl>
+    <w:p>
+      <w:pPr>
+        <w:spacing w:after="0" w:line="360" w:lineRule="auto"/>
+        <w:ind w:firstLine="709"/>
+        <w:jc w:val="both"/>
+        <w:rPr>
+          <w:rFonts w:ascii="Times New Roman" w:hAnsi="Times New Roman" w:cs="Times New Roman"/>
+          <w:sz w:val="28"/>
+          <w:szCs w:val="28"/>
+        </w:rPr>
+      </w:pPr>
+      <w:r>
+        <w:rPr>
+          <w:rFonts w:ascii="Times New Roman" w:hAnsi="Times New Roman" w:cs="Times New Roman"/>
+          <w:sz w:val="28"/>
+          <w:szCs w:val="28"/>
+        </w:rPr>
+        <w:t xml:space="preserve">Таблица </w:t>
+      </w:r>
+      <w:proofErr w:type="spellStart"/>
+      <w:r>
+        <w:rPr>
+          <w:rFonts w:ascii="Times New Roman" w:hAnsi="Times New Roman" w:cs="Times New Roman"/>
+          <w:sz w:val="28"/>
+          <w:szCs w:val="28"/>
+        </w:rPr>
+        <w:t>buildings</w:t>
+      </w:r>
+      <w:proofErr w:type="spellEnd"/>
+      <w:r>
+        <w:rPr>
+          <w:rFonts w:ascii="Times New Roman" w:hAnsi="Times New Roman" w:cs="Times New Roman"/>
+          <w:sz w:val="28"/>
+          <w:szCs w:val="28"/>
+        </w:rPr>
+        <w:t xml:space="preserve"> (корпуса)</w:t>
+      </w:r>
+    </w:p>
+    <w:tbl>
+      <w:tblPr>
+        <w:tblStyle w:val="a4"/>
+        <w:tblW w:w="0" w:type="auto"/>
+        <w:tblLook w:val="04A0" w:firstRow="1" w:lastRow="0" w:firstColumn="1" w:lastColumn="0" w:noHBand="0" w:noVBand="1"/>
+      </w:tblPr>
+      <w:tblGrid>
+        <w:gridCol w:w="2336"/>
+        <w:gridCol w:w="2336"/>
+        <w:gridCol w:w="2336"/>
+        <w:gridCol w:w="2337"/>
+      </w:tblGrid>
+      <w:tr>
+        <w:tc>
+          <w:tcPr>
+            <w:tcW w:w="2336" w:type="dxa"/>
+          </w:tcPr>
+          <w:p>
+            <w:pPr>
+              <w:spacing w:line="360" w:lineRule="auto"/>
+              <w:jc w:val="both"/>
+              <w:rPr>
+                <w:rFonts w:ascii="Times New Roman" w:hAnsi="Times New Roman" w:cs="Times New Roman"/>
+                <w:sz w:val="28"/>
+                <w:szCs w:val="28"/>
+              </w:rPr>
+            </w:pPr>
+            <w:r>
+              <w:t>Имя поля</w:t>
+            </w:r>
+          </w:p>
+        </w:tc>
+        <w:tc>
+          <w:tcPr>
+            <w:tcW w:w="2336" w:type="dxa"/>
+          </w:tcPr>
+          <w:p>
+            <w:pPr>
+              <w:spacing w:line="360" w:lineRule="auto"/>
+              <w:jc w:val="both"/>
+              <w:rPr>
+                <w:rFonts w:ascii="Times New Roman" w:hAnsi="Times New Roman" w:cs="Times New Roman"/>
+                <w:sz w:val="28"/>
+                <w:szCs w:val="28"/>
+              </w:rPr>
+            </w:pPr>
+            <w:r>
+              <w:t>Тип данных</w:t>
+            </w:r>
+          </w:p>
+        </w:tc>
+        <w:tc>
+          <w:tcPr>
+            <w:tcW w:w="2336" w:type="dxa"/>
+          </w:tcPr>
+          <w:p>
+            <w:pPr>
+              <w:spacing w:line="360" w:lineRule="auto"/>
+              <w:jc w:val="both"/>
+              <w:rPr>
+                <w:rFonts w:ascii="Times New Roman" w:hAnsi="Times New Roman" w:cs="Times New Roman"/>
+                <w:sz w:val="28"/>
+                <w:szCs w:val="28"/>
+              </w:rPr>
+            </w:pPr>
+            <w:r>
+              <w:t>Длина поля</w:t>
+            </w:r>
+          </w:p>
+        </w:tc>
+        <w:tc>
+          <w:tcPr>
+            <w:tcW w:w="2337" w:type="dxa"/>
+          </w:tcPr>
+          <w:p>
+            <w:pPr>
+              <w:spacing w:line="360" w:lineRule="auto"/>
+              <w:jc w:val="both"/>
+              <w:rPr>
+                <w:rFonts w:ascii="Times New Roman" w:hAnsi="Times New Roman" w:cs="Times New Roman"/>
+                <w:sz w:val="28"/>
+                <w:szCs w:val="28"/>
+              </w:rPr>
+            </w:pPr>
+            <w:r>
+              <w:t>Описание</w:t>
+            </w:r>
+          </w:p>
+        </w:tc>
+      </w:tr>
+      <w:tr>
+        <w:tc>
+          <w:tcPr>
+            <w:tcW w:w="2336" w:type="dxa"/>
+          </w:tcPr>
+          <w:p>
+            <w:pPr>
+              <w:spacing w:line="360" w:lineRule="auto"/>
+              <w:jc w:val="both"/>
+              <w:rPr>
+                <w:rFonts w:ascii="Times New Roman" w:hAnsi="Times New Roman" w:cs="Times New Roman"/>
+                <w:sz w:val="28"/>
+                <w:szCs w:val="28"/>
+              </w:rPr>
+            </w:pPr>
+            <w:proofErr w:type="spellStart"/>
+            <w:r>
+              <w:t>id</w:t>
+            </w:r>
+            <w:proofErr w:type="spellEnd"/>
+          </w:p>
+        </w:tc>
+        <w:tc>
+          <w:tcPr>
+            <w:tcW w:w="2336" w:type="dxa"/>
+          </w:tcPr>
+          <w:p>
+            <w:pPr>
+              <w:spacing w:line="360" w:lineRule="auto"/>
+              <w:jc w:val="both"/>
+              <w:rPr>
+                <w:rFonts w:ascii="Times New Roman" w:hAnsi="Times New Roman" w:cs="Times New Roman"/>
+                <w:sz w:val="28"/>
+                <w:szCs w:val="28"/>
+              </w:rPr>
+            </w:pPr>
+            <w:r>
+              <w:t>INT</w:t>
+            </w:r>
+          </w:p>
+        </w:tc>
+        <w:tc>
+          <w:tcPr>
+            <w:tcW w:w="2336" w:type="dxa"/>
+          </w:tcPr>
+          <w:p>
+            <w:pPr>
+              <w:spacing w:line="360" w:lineRule="auto"/>
+              <w:jc w:val="both"/>
+              <w:rPr>
+                <w:rFonts w:ascii="Times New Roman" w:hAnsi="Times New Roman" w:cs="Times New Roman"/>
+                <w:sz w:val="28"/>
+                <w:szCs w:val="28"/>
+              </w:rPr>
+            </w:pPr>
+            <w:r>
+              <w:t>-</w:t>
+            </w:r>
+          </w:p>
+        </w:tc>
+        <w:tc>
+          <w:tcPr>
+            <w:tcW w:w="2337" w:type="dxa"/>
+          </w:tcPr>
+          <w:p>
+            <w:pPr>
+              <w:spacing w:line="360" w:lineRule="auto"/>
+              <w:jc w:val="both"/>
+              <w:rPr>
+                <w:rFonts w:ascii="Times New Roman" w:hAnsi="Times New Roman" w:cs="Times New Roman"/>
+                <w:sz w:val="28"/>
+                <w:szCs w:val="28"/>
+              </w:rPr>
+            </w:pPr>
+            <w:r>
+              <w:t>Первичный ключ</w:t>
+            </w:r>
+          </w:p>
+        </w:tc>
+      </w:tr>
+      <w:tr>
+        <w:tc>
+          <w:tcPr>
+            <w:tcW w:w="2336" w:type="dxa"/>
+          </w:tcPr>
+          <w:p>
+            <w:pPr>
+              <w:spacing w:line="360" w:lineRule="auto"/>
+              <w:jc w:val="both"/>
+              <w:rPr>
+                <w:rFonts w:ascii="Times New Roman" w:hAnsi="Times New Roman" w:cs="Times New Roman"/>
+                <w:sz w:val="28"/>
+                <w:szCs w:val="28"/>
+              </w:rPr>
+            </w:pPr>
+            <w:proofErr w:type="spellStart"/>
+            <w:r>
+              <w:t>name</w:t>
+            </w:r>
+            <w:proofErr w:type="spellEnd"/>
+          </w:p>
+        </w:tc>
+        <w:tc>
+          <w:tcPr>
+            <w:tcW w:w="2336" w:type="dxa"/>
+          </w:tcPr>
+          <w:p>
+            <w:pPr>
+              <w:spacing w:line="360" w:lineRule="auto"/>
+              <w:jc w:val="both"/>
+              <w:rPr>
+                <w:rFonts w:ascii="Times New Roman" w:hAnsi="Times New Roman" w:cs="Times New Roman"/>
+                <w:sz w:val="28"/>
+                <w:szCs w:val="28"/>
+              </w:rPr>
+            </w:pPr>
+            <w:r>
+              <w:t>NVARCHAR</w:t>
+            </w:r>
+          </w:p>
+        </w:tc>
+        <w:tc>
+          <w:tcPr>
+            <w:tcW w:w="2336" w:type="dxa"/>
+          </w:tcPr>
+          <w:p>
+            <w:pPr>
+              <w:spacing w:line="360" w:lineRule="auto"/>
+              <w:jc w:val="both"/>
+              <w:rPr>
+                <w:rFonts w:ascii="Times New Roman" w:hAnsi="Times New Roman" w:cs="Times New Roman"/>
+                <w:sz w:val="28"/>
+                <w:szCs w:val="28"/>
+              </w:rPr>
+            </w:pPr>
+            <w:r>
+              <w:t>100</w:t>
+            </w:r>
+          </w:p>
+        </w:tc>
+        <w:tc>
+          <w:tcPr>
+            <w:tcW w:w="2337" w:type="dxa"/>
+          </w:tcPr>
+          <w:p>
+            <w:pPr>
+              <w:spacing w:line="360" w:lineRule="auto"/>
+              <w:jc w:val="both"/>
+              <w:rPr>
+                <w:rFonts w:ascii="Times New Roman" w:hAnsi="Times New Roman" w:cs="Times New Roman"/>
+                <w:sz w:val="28"/>
+                <w:szCs w:val="28"/>
+              </w:rPr>
+            </w:pPr>
+            <w:r>
+              <w:t>Название корпуса (Главный, Лабораторный и т.д.)</w:t>
+            </w:r>
+          </w:p>
+        </w:tc>
+      </w:tr>
+      <w:tr>
+        <w:tc>
+          <w:tcPr>
+            <w:tcW w:w="2336" w:type="dxa"/>
+          </w:tcPr>
+          <w:p>
+            <w:pPr>
+              <w:spacing w:line="360" w:lineRule="auto"/>
+              <w:jc w:val="both"/>
+              <w:rPr>
+                <w:rFonts w:ascii="Times New Roman" w:hAnsi="Times New Roman" w:cs="Times New Roman"/>
+                <w:sz w:val="28"/>
+                <w:szCs w:val="28"/>
+              </w:rPr>
+            </w:pPr>
+            <w:proofErr w:type="spellStart"/>
+            <w:r>
+              <w:t>address</w:t>
+            </w:r>
+            <w:proofErr w:type="spellEnd"/>
+          </w:p>
+        </w:tc>
+        <w:tc>
+          <w:tcPr>
+            <w:tcW w:w="2336" w:type="dxa"/>
+          </w:tcPr>
+          <w:p>
+            <w:pPr>
+              <w:spacing w:line="360" w:lineRule="auto"/>
+              <w:jc w:val="both"/>
+              <w:rPr>
+                <w:rFonts w:ascii="Times New Roman" w:hAnsi="Times New Roman" w:cs="Times New Roman"/>
+                <w:sz w:val="28"/>
+                <w:szCs w:val="28"/>
+              </w:rPr>
+            </w:pPr>
+            <w:r>
+              <w:t>NVARCHAR</w:t>
+            </w:r>
+          </w:p>
+        </w:tc>
+        <w:tc>
+          <w:tcPr>
+            <w:tcW w:w="2336" w:type="dxa"/>
+          </w:tcPr>
+          <w:p>
+            <w:pPr>
+              <w:spacing w:line="360" w:lineRule="auto"/>
+              <w:jc w:val="both"/>
+              <w:rPr>
+                <w:rFonts w:ascii="Times New Roman" w:hAnsi="Times New Roman" w:cs="Times New Roman"/>
+                <w:sz w:val="28"/>
+                <w:szCs w:val="28"/>
+              </w:rPr>
+            </w:pPr>
+            <w:r>
+              <w:t>255</w:t>
+            </w:r>
+          </w:p>
+        </w:tc>
+        <w:tc>
+          <w:tcPr>
+            <w:tcW w:w="2337" w:type="dxa"/>
+          </w:tcPr>
+          <w:p>
+            <w:pPr>
+              <w:spacing w:line="360" w:lineRule="auto"/>
+              <w:jc w:val="both"/>
+              <w:rPr>
+                <w:rFonts w:ascii="Times New Roman" w:hAnsi="Times New Roman" w:cs="Times New Roman"/>
+                <w:sz w:val="28"/>
+                <w:szCs w:val="28"/>
+              </w:rPr>
+            </w:pPr>
+            <w:r>
+              <w:t>Адрес корпуса</w:t>
+            </w:r>
+          </w:p>
+        </w:tc>
+      </w:tr>
+    </w:tbl>
+    <w:p>
+      <w:pPr>
+        <w:spacing w:after="0" w:line="360" w:lineRule="auto"/>
+        <w:ind w:firstLine="709"/>
+        <w:jc w:val="both"/>
+        <w:rPr>
+          <w:rFonts w:ascii="Times New Roman" w:hAnsi="Times New Roman" w:cs="Times New Roman"/>
+          <w:sz w:val="28"/>
+          <w:szCs w:val="28"/>
+        </w:rPr>
+      </w:pPr>
+    </w:p>
+    <w:p>
+      <w:pPr>
+        <w:rPr>
+          <w:rFonts w:ascii="Times New Roman" w:hAnsi="Times New Roman" w:cs="Times New Roman"/>
+          <w:sz w:val="28"/>
+          <w:szCs w:val="28"/>
+        </w:rPr>
+      </w:pPr>
+      <w:r>
+        <w:rPr>
+          <w:rFonts w:ascii="Times New Roman" w:hAnsi="Times New Roman" w:cs="Times New Roman"/>
+          <w:sz w:val="28"/>
+          <w:szCs w:val="28"/>
+        </w:rPr>
+        <w:br w:type="page"/>
+      </w:r>
+    </w:p>
+    <w:p>
+      <w:pPr>
+        <w:spacing w:after="0" w:line="360" w:lineRule="auto"/>
+        <w:ind w:firstLine="709"/>
+        <w:jc w:val="both"/>
+        <w:rPr>
+          <w:rFonts w:ascii="Times New Roman" w:hAnsi="Times New Roman" w:cs="Times New Roman"/>
+          <w:sz w:val="28"/>
+          <w:szCs w:val="28"/>
+        </w:rPr>
+      </w:pPr>
+      <w:r>
+        <w:rPr>
+          <w:rFonts w:ascii="Times New Roman" w:hAnsi="Times New Roman" w:cs="Times New Roman"/>
+          <w:sz w:val="28"/>
+          <w:szCs w:val="28"/>
+        </w:rPr>
+        <w:lastRenderedPageBreak/>
+        <w:t xml:space="preserve">Таблица </w:t>
+      </w:r>
+      <w:proofErr w:type="spellStart"/>
+      <w:r>
+        <w:rPr>
+          <w:rFonts w:ascii="Times New Roman" w:hAnsi="Times New Roman" w:cs="Times New Roman"/>
+          <w:sz w:val="28"/>
+          <w:szCs w:val="28"/>
+        </w:rPr>
+        <w:t>room_conditions</w:t>
+      </w:r>
+      <w:proofErr w:type="spellEnd"/>
+      <w:r>
+        <w:rPr>
+          <w:rFonts w:ascii="Times New Roman" w:hAnsi="Times New Roman" w:cs="Times New Roman"/>
+          <w:sz w:val="28"/>
+          <w:szCs w:val="28"/>
+        </w:rPr>
+        <w:t xml:space="preserve"> (состояния аудиторий)</w:t>
+      </w:r>
+    </w:p>
+    <w:tbl>
+      <w:tblPr>
+        <w:tblStyle w:val="a4"/>
+        <w:tblW w:w="0" w:type="auto"/>
+        <w:tblLook w:val="04A0" w:firstRow="1" w:lastRow="0" w:firstColumn="1" w:lastColumn="0" w:noHBand="0" w:noVBand="1"/>
+      </w:tblPr>
+      <w:tblGrid>
+        <w:gridCol w:w="2336"/>
+        <w:gridCol w:w="2336"/>
+        <w:gridCol w:w="2336"/>
+        <w:gridCol w:w="2337"/>
+      </w:tblGrid>
+      <w:tr>
+        <w:tc>
+          <w:tcPr>
+            <w:tcW w:w="2336" w:type="dxa"/>
+          </w:tcPr>
+          <w:p>
+            <w:pPr>
+              <w:spacing w:line="360" w:lineRule="auto"/>
+              <w:jc w:val="both"/>
+              <w:rPr>
+                <w:rFonts w:ascii="Times New Roman" w:hAnsi="Times New Roman" w:cs="Times New Roman"/>
+                <w:sz w:val="28"/>
+                <w:szCs w:val="28"/>
+              </w:rPr>
+            </w:pPr>
+            <w:r>
+              <w:t>Имя поля</w:t>
+            </w:r>
+          </w:p>
+        </w:tc>
+        <w:tc>
+          <w:tcPr>
+            <w:tcW w:w="2336" w:type="dxa"/>
+          </w:tcPr>
+          <w:p>
+            <w:pPr>
+              <w:spacing w:line="360" w:lineRule="auto"/>
+              <w:jc w:val="both"/>
+              <w:rPr>
+                <w:rFonts w:ascii="Times New Roman" w:hAnsi="Times New Roman" w:cs="Times New Roman"/>
+                <w:sz w:val="28"/>
+                <w:szCs w:val="28"/>
+              </w:rPr>
+            </w:pPr>
+            <w:r>
+              <w:t>Тип данных</w:t>
+            </w:r>
+          </w:p>
+        </w:tc>
+        <w:tc>
+          <w:tcPr>
+            <w:tcW w:w="2336" w:type="dxa"/>
+          </w:tcPr>
+          <w:p>
+            <w:pPr>
+              <w:spacing w:line="360" w:lineRule="auto"/>
+              <w:jc w:val="both"/>
+              <w:rPr>
+                <w:rFonts w:ascii="Times New Roman" w:hAnsi="Times New Roman" w:cs="Times New Roman"/>
+                <w:sz w:val="28"/>
+                <w:szCs w:val="28"/>
+              </w:rPr>
+            </w:pPr>
+            <w:r>
+              <w:t>Длина поля</w:t>
+            </w:r>
+          </w:p>
+        </w:tc>
+        <w:tc>
+          <w:tcPr>
+            <w:tcW w:w="2337" w:type="dxa"/>
+          </w:tcPr>
+          <w:p>
+            <w:pPr>
+              <w:spacing w:line="360" w:lineRule="auto"/>
+              <w:jc w:val="both"/>
+              <w:rPr>
+                <w:rFonts w:ascii="Times New Roman" w:hAnsi="Times New Roman" w:cs="Times New Roman"/>
+                <w:sz w:val="28"/>
+                <w:szCs w:val="28"/>
+              </w:rPr>
+            </w:pPr>
+            <w:r>
+              <w:t>Описание</w:t>
+            </w:r>
+          </w:p>
+        </w:tc>
+      </w:tr>
+      <w:tr>
+        <w:tc>
+          <w:tcPr>
+            <w:tcW w:w="2336" w:type="dxa"/>
+          </w:tcPr>
+          <w:p>
+            <w:pPr>
+              <w:spacing w:line="360" w:lineRule="auto"/>
+              <w:jc w:val="both"/>
+              <w:rPr>
+                <w:rFonts w:ascii="Times New Roman" w:hAnsi="Times New Roman" w:cs="Times New Roman"/>
+                <w:sz w:val="28"/>
+                <w:szCs w:val="28"/>
+              </w:rPr>
+            </w:pPr>
+            <w:proofErr w:type="spellStart"/>
+            <w:r>
+              <w:t>id</w:t>
+            </w:r>
+            <w:proofErr w:type="spellEnd"/>
+          </w:p>
+        </w:tc>
+        <w:tc>
+          <w:tcPr>
+            <w:tcW w:w="2336" w:type="dxa"/>
+          </w:tcPr>
+          <w:p>
+            <w:pPr>
+              <w:spacing w:line="360" w:lineRule="auto"/>
+              <w:jc w:val="both"/>
+              <w:rPr>
+                <w:rFonts w:ascii="Times New Roman" w:hAnsi="Times New Roman" w:cs="Times New Roman"/>
+                <w:sz w:val="28"/>
+                <w:szCs w:val="28"/>
+              </w:rPr>
+            </w:pPr>
+            <w:r>
+              <w:t>INT</w:t>
+            </w:r>
+          </w:p>
+        </w:tc>
+        <w:tc>
+          <w:tcPr>
+            <w:tcW w:w="2336" w:type="dxa"/>
+          </w:tcPr>
+          <w:p>
+            <w:pPr>
+              <w:spacing w:line="360" w:lineRule="auto"/>
+              <w:jc w:val="both"/>
+              <w:rPr>
+                <w:rFonts w:ascii="Times New Roman" w:hAnsi="Times New Roman" w:cs="Times New Roman"/>
+                <w:sz w:val="28"/>
+                <w:szCs w:val="28"/>
+              </w:rPr>
+            </w:pPr>
+            <w:r>
+              <w:t>-</w:t>
+            </w:r>
+          </w:p>
+        </w:tc>
+        <w:tc>
+          <w:tcPr>
+            <w:tcW w:w="2337" w:type="dxa"/>
+          </w:tcPr>
+          <w:p>
+            <w:pPr>
+              <w:spacing w:line="360" w:lineRule="auto"/>
+              <w:jc w:val="both"/>
+              <w:rPr>
+                <w:rFonts w:ascii="Times New Roman" w:hAnsi="Times New Roman" w:cs="Times New Roman"/>
+                <w:sz w:val="28"/>
+                <w:szCs w:val="28"/>
+              </w:rPr>
+            </w:pPr>
+            <w:r>
+              <w:t>Первичный ключ</w:t>
+            </w:r>
+          </w:p>
+        </w:tc>
+      </w:tr>
+      <w:tr>
+        <w:tc>
+          <w:tcPr>
+            <w:tcW w:w="2336" w:type="dxa"/>
+          </w:tcPr>
+          <w:p>
+            <w:pPr>
+              <w:spacing w:line="360" w:lineRule="auto"/>
+              <w:jc w:val="both"/>
+              <w:rPr>
+                <w:rFonts w:ascii="Times New Roman" w:hAnsi="Times New Roman" w:cs="Times New Roman"/>
+                <w:sz w:val="28"/>
+                <w:szCs w:val="28"/>
+              </w:rPr>
+            </w:pPr>
+            <w:proofErr w:type="spellStart"/>
+            <w:r>
+              <w:t>name</w:t>
+            </w:r>
+            <w:proofErr w:type="spellEnd"/>
+          </w:p>
+        </w:tc>
+        <w:tc>
+          <w:tcPr>
+            <w:tcW w:w="2336" w:type="dxa"/>
+          </w:tcPr>
+          <w:p>
+            <w:pPr>
+              <w:spacing w:line="360" w:lineRule="auto"/>
+              <w:jc w:val="both"/>
+              <w:rPr>
+                <w:rFonts w:ascii="Times New Roman" w:hAnsi="Times New Roman" w:cs="Times New Roman"/>
+                <w:sz w:val="28"/>
+                <w:szCs w:val="28"/>
+              </w:rPr>
+            </w:pPr>
+            <w:r>
+              <w:t>NVARCHAR</w:t>
+            </w:r>
+          </w:p>
+        </w:tc>
+        <w:tc>
+          <w:tcPr>
+            <w:tcW w:w="2336" w:type="dxa"/>
+          </w:tcPr>
+          <w:p>
+            <w:pPr>
+              <w:spacing w:line="360" w:lineRule="auto"/>
+              <w:jc w:val="both"/>
+              <w:rPr>
+                <w:rFonts w:ascii="Times New Roman" w:hAnsi="Times New Roman" w:cs="Times New Roman"/>
+                <w:sz w:val="28"/>
+                <w:szCs w:val="28"/>
+              </w:rPr>
+            </w:pPr>
+            <w:r>
+              <w:t>50</w:t>
+            </w:r>
+          </w:p>
+        </w:tc>
+        <w:tc>
+          <w:tcPr>
+            <w:tcW w:w="2337" w:type="dxa"/>
+          </w:tcPr>
+          <w:p>
+            <w:pPr>
+              <w:spacing w:line="360" w:lineRule="auto"/>
+              <w:jc w:val="both"/>
+              <w:rPr>
+                <w:rFonts w:ascii="Times New Roman" w:hAnsi="Times New Roman" w:cs="Times New Roman"/>
+                <w:sz w:val="28"/>
+                <w:szCs w:val="28"/>
+              </w:rPr>
+            </w:pPr>
+            <w:r>
+              <w:t>Состояние (исправна, ремонт и т.д.)</w:t>
+            </w:r>
+          </w:p>
+        </w:tc>
+      </w:tr>
+      <w:tr>
+        <w:tc>
+          <w:tcPr>
+            <w:tcW w:w="2336" w:type="dxa"/>
+          </w:tcPr>
+          <w:p>
+            <w:pPr>
+              <w:spacing w:line="360" w:lineRule="auto"/>
+              <w:jc w:val="both"/>
+              <w:rPr>
+                <w:rFonts w:ascii="Times New Roman" w:hAnsi="Times New Roman" w:cs="Times New Roman"/>
+                <w:sz w:val="28"/>
+                <w:szCs w:val="28"/>
+              </w:rPr>
+            </w:pPr>
+            <w:proofErr w:type="spellStart"/>
+            <w:r>
+              <w:t>description</w:t>
+            </w:r>
+            <w:proofErr w:type="spellEnd"/>
+          </w:p>
+        </w:tc>
+        <w:tc>
+          <w:tcPr>
+            <w:tcW w:w="2336" w:type="dxa"/>
+          </w:tcPr>
+          <w:p>
+            <w:pPr>
+              <w:spacing w:line="360" w:lineRule="auto"/>
+              <w:jc w:val="both"/>
+              <w:rPr>
+                <w:rFonts w:ascii="Times New Roman" w:hAnsi="Times New Roman" w:cs="Times New Roman"/>
+                <w:sz w:val="28"/>
+                <w:szCs w:val="28"/>
+              </w:rPr>
+            </w:pPr>
+            <w:r>
+              <w:t>NVARCHAR</w:t>
+            </w:r>
+          </w:p>
+        </w:tc>
+        <w:tc>
+          <w:tcPr>
+            <w:tcW w:w="2336" w:type="dxa"/>
+          </w:tcPr>
+          <w:p>
+            <w:pPr>
+              <w:spacing w:line="360" w:lineRule="auto"/>
+              <w:jc w:val="both"/>
+              <w:rPr>
+                <w:rFonts w:ascii="Times New Roman" w:hAnsi="Times New Roman" w:cs="Times New Roman"/>
+                <w:sz w:val="28"/>
+                <w:szCs w:val="28"/>
+              </w:rPr>
+            </w:pPr>
+            <w:r>
+              <w:t>255</w:t>
+            </w:r>
+          </w:p>
+        </w:tc>
+        <w:tc>
+          <w:tcPr>
+            <w:tcW w:w="2337" w:type="dxa"/>
+          </w:tcPr>
+          <w:p>
+            <w:pPr>
+              <w:spacing w:line="360" w:lineRule="auto"/>
+              <w:jc w:val="both"/>
+              <w:rPr>
+                <w:rFonts w:ascii="Times New Roman" w:hAnsi="Times New Roman" w:cs="Times New Roman"/>
+                <w:sz w:val="28"/>
+                <w:szCs w:val="28"/>
+              </w:rPr>
+            </w:pPr>
+            <w:r>
+              <w:t>Пояснение состояния</w:t>
+            </w:r>
+          </w:p>
+        </w:tc>
+      </w:tr>
+    </w:tbl>
+    <w:p>
+      <w:pPr>
+        <w:spacing w:after="0" w:line="360" w:lineRule="auto"/>
+        <w:ind w:firstLine="709"/>
+        <w:jc w:val="both"/>
+        <w:rPr>
+          <w:rFonts w:ascii="Times New Roman" w:hAnsi="Times New Roman" w:cs="Times New Roman"/>
+          <w:sz w:val="28"/>
+          <w:szCs w:val="28"/>
+        </w:rPr>
+      </w:pPr>
+      <w:r>
+        <w:rPr>
+          <w:rFonts w:ascii="Times New Roman" w:hAnsi="Times New Roman" w:cs="Times New Roman"/>
+          <w:sz w:val="28"/>
+          <w:szCs w:val="28"/>
+        </w:rPr>
+        <w:t xml:space="preserve">Таблица </w:t>
+      </w:r>
+      <w:proofErr w:type="spellStart"/>
+      <w:r>
+        <w:rPr>
+          <w:rFonts w:ascii="Times New Roman" w:hAnsi="Times New Roman" w:cs="Times New Roman"/>
+          <w:sz w:val="28"/>
+          <w:szCs w:val="28"/>
+        </w:rPr>
+        <w:t>classrooms</w:t>
+      </w:r>
+      <w:proofErr w:type="spellEnd"/>
+      <w:r>
+        <w:rPr>
+          <w:rFonts w:ascii="Times New Roman" w:hAnsi="Times New Roman" w:cs="Times New Roman"/>
+          <w:sz w:val="28"/>
+          <w:szCs w:val="28"/>
+        </w:rPr>
+        <w:t xml:space="preserve"> (аудитории)</w:t>
+      </w:r>
+    </w:p>
+    <w:tbl>
+      <w:tblPr>
+        <w:tblStyle w:val="a4"/>
+        <w:tblW w:w="0" w:type="auto"/>
+        <w:tblLook w:val="04A0" w:firstRow="1" w:lastRow="0" w:firstColumn="1" w:lastColumn="0" w:noHBand="0" w:noVBand="1"/>
+      </w:tblPr>
+      <w:tblGrid>
+        <w:gridCol w:w="2336"/>
+        <w:gridCol w:w="2336"/>
+        <w:gridCol w:w="2336"/>
+        <w:gridCol w:w="2337"/>
+      </w:tblGrid>
+      <w:tr>
+        <w:tc>
+          <w:tcPr>
+            <w:tcW w:w="2336" w:type="dxa"/>
+          </w:tcPr>
+          <w:p>
+            <w:pPr>
+              <w:spacing w:line="360" w:lineRule="auto"/>
+              <w:jc w:val="both"/>
+              <w:rPr>
+                <w:rFonts w:ascii="Times New Roman" w:hAnsi="Times New Roman" w:cs="Times New Roman"/>
+                <w:sz w:val="28"/>
+                <w:szCs w:val="28"/>
+              </w:rPr>
+            </w:pPr>
+            <w:r>
+              <w:t>Имя поля</w:t>
+            </w:r>
+          </w:p>
+        </w:tc>
+        <w:tc>
+          <w:tcPr>
+            <w:tcW w:w="2336" w:type="dxa"/>
+          </w:tcPr>
+          <w:p>
+            <w:pPr>
+              <w:spacing w:line="360" w:lineRule="auto"/>
+              <w:jc w:val="both"/>
+              <w:rPr>
+                <w:rFonts w:ascii="Times New Roman" w:hAnsi="Times New Roman" w:cs="Times New Roman"/>
+                <w:sz w:val="28"/>
+                <w:szCs w:val="28"/>
+              </w:rPr>
+            </w:pPr>
+            <w:r>
+              <w:t>Тип данных</w:t>
+            </w:r>
+          </w:p>
+        </w:tc>
+        <w:tc>
+          <w:tcPr>
+            <w:tcW w:w="2336" w:type="dxa"/>
+          </w:tcPr>
+          <w:p>
+            <w:pPr>
+              <w:spacing w:line="360" w:lineRule="auto"/>
+              <w:jc w:val="both"/>
+              <w:rPr>
+                <w:rFonts w:ascii="Times New Roman" w:hAnsi="Times New Roman" w:cs="Times New Roman"/>
+                <w:sz w:val="28"/>
+                <w:szCs w:val="28"/>
+              </w:rPr>
+            </w:pPr>
+            <w:r>
+              <w:t>Длина поля</w:t>
+            </w:r>
+          </w:p>
+        </w:tc>
+        <w:tc>
+          <w:tcPr>
+            <w:tcW w:w="2337" w:type="dxa"/>
+          </w:tcPr>
+          <w:p>
+            <w:pPr>
+              <w:spacing w:line="360" w:lineRule="auto"/>
+              <w:jc w:val="both"/>
+              <w:rPr>
+                <w:rFonts w:ascii="Times New Roman" w:hAnsi="Times New Roman" w:cs="Times New Roman"/>
+                <w:sz w:val="28"/>
+                <w:szCs w:val="28"/>
+              </w:rPr>
+            </w:pPr>
+            <w:r>
+              <w:t>Описание</w:t>
+            </w:r>
+          </w:p>
+        </w:tc>
+      </w:tr>
+      <w:tr>
+        <w:tc>
+          <w:tcPr>
+            <w:tcW w:w="2336" w:type="dxa"/>
+          </w:tcPr>
+          <w:p>
+            <w:pPr>
+              <w:spacing w:line="360" w:lineRule="auto"/>
+              <w:jc w:val="both"/>
+              <w:rPr>
+                <w:rFonts w:ascii="Times New Roman" w:hAnsi="Times New Roman" w:cs="Times New Roman"/>
+                <w:sz w:val="28"/>
+                <w:szCs w:val="28"/>
+              </w:rPr>
+            </w:pPr>
+            <w:proofErr w:type="spellStart"/>
+            <w:r>
+              <w:t>id</w:t>
+            </w:r>
+            <w:proofErr w:type="spellEnd"/>
+          </w:p>
+        </w:tc>
+        <w:tc>
+          <w:tcPr>
+            <w:tcW w:w="2336" w:type="dxa"/>
+          </w:tcPr>
+          <w:p>
+            <w:pPr>
+              <w:spacing w:line="360" w:lineRule="auto"/>
+              <w:jc w:val="both"/>
+              <w:rPr>
+                <w:rFonts w:ascii="Times New Roman" w:hAnsi="Times New Roman" w:cs="Times New Roman"/>
+                <w:sz w:val="28"/>
+                <w:szCs w:val="28"/>
+              </w:rPr>
+            </w:pPr>
+            <w:r>
+              <w:t>INT</w:t>
+            </w:r>
+          </w:p>
+        </w:tc>
+        <w:tc>
+          <w:tcPr>
+            <w:tcW w:w="2336" w:type="dxa"/>
+          </w:tcPr>
+          <w:p>
+            <w:pPr>
+              <w:spacing w:line="360" w:lineRule="auto"/>
+              <w:jc w:val="both"/>
+              <w:rPr>
+                <w:rFonts w:ascii="Times New Roman" w:hAnsi="Times New Roman" w:cs="Times New Roman"/>
+                <w:sz w:val="28"/>
+                <w:szCs w:val="28"/>
+              </w:rPr>
+            </w:pPr>
+            <w:r>
+              <w:t>-</w:t>
+            </w:r>
+          </w:p>
+        </w:tc>
+        <w:tc>
+          <w:tcPr>
+            <w:tcW w:w="2337" w:type="dxa"/>
+          </w:tcPr>
+          <w:p>
+            <w:pPr>
+              <w:spacing w:line="360" w:lineRule="auto"/>
+              <w:jc w:val="both"/>
+              <w:rPr>
+                <w:rFonts w:ascii="Times New Roman" w:hAnsi="Times New Roman" w:cs="Times New Roman"/>
+                <w:sz w:val="28"/>
+                <w:szCs w:val="28"/>
+              </w:rPr>
+            </w:pPr>
+            <w:r>
+              <w:t>Первичный ключ</w:t>
+            </w:r>
+          </w:p>
+        </w:tc>
+      </w:tr>
+      <w:tr>
+        <w:tc>
+          <w:tcPr>
+            <w:tcW w:w="2336" w:type="dxa"/>
+          </w:tcPr>
+          <w:p>
+            <w:pPr>
+              <w:spacing w:line="360" w:lineRule="auto"/>
+              <w:jc w:val="both"/>
+              <w:rPr>
+                <w:rFonts w:ascii="Times New Roman" w:hAnsi="Times New Roman" w:cs="Times New Roman"/>
+                <w:sz w:val="28"/>
+                <w:szCs w:val="28"/>
+              </w:rPr>
+            </w:pPr>
+            <w:proofErr w:type="spellStart"/>
+            <w:r>
+              <w:t>number</w:t>
+            </w:r>
+            <w:proofErr w:type="spellEnd"/>
+          </w:p>
+        </w:tc>
+        <w:tc>
+          <w:tcPr>
+            <w:tcW w:w="2336" w:type="dxa"/>
+          </w:tcPr>
+          <w:p>
+            <w:pPr>
+              <w:spacing w:line="360" w:lineRule="auto"/>
+              <w:jc w:val="both"/>
+              <w:rPr>
+                <w:rFonts w:ascii="Times New Roman" w:hAnsi="Times New Roman" w:cs="Times New Roman"/>
+                <w:sz w:val="28"/>
+                <w:szCs w:val="28"/>
+              </w:rPr>
+            </w:pPr>
+            <w:r>
+              <w:t>NVARCHAR</w:t>
+            </w:r>
+          </w:p>
+        </w:tc>
+        <w:tc>
+          <w:tcPr>
+            <w:tcW w:w="2336" w:type="dxa"/>
+          </w:tcPr>
+          <w:p>
+            <w:pPr>
+              <w:spacing w:line="360" w:lineRule="auto"/>
+              <w:jc w:val="both"/>
+              <w:rPr>
+                <w:rFonts w:ascii="Times New Roman" w:hAnsi="Times New Roman" w:cs="Times New Roman"/>
+                <w:sz w:val="28"/>
+                <w:szCs w:val="28"/>
+              </w:rPr>
+            </w:pPr>
+            <w:r>
+              <w:t>20</w:t>
+            </w:r>
+          </w:p>
+        </w:tc>
+        <w:tc>
+          <w:tcPr>
+            <w:tcW w:w="2337" w:type="dxa"/>
+          </w:tcPr>
+          <w:p>
+            <w:pPr>
+              <w:spacing w:line="360" w:lineRule="auto"/>
+              <w:jc w:val="both"/>
+              <w:rPr>
+                <w:rFonts w:ascii="Times New Roman" w:hAnsi="Times New Roman" w:cs="Times New Roman"/>
+                <w:sz w:val="28"/>
+                <w:szCs w:val="28"/>
+              </w:rPr>
+            </w:pPr>
+            <w:r>
+              <w:t>Номер аудитории</w:t>
+            </w:r>
+          </w:p>
+        </w:tc>
+      </w:tr>
+      <w:tr>
+        <w:tc>
+          <w:tcPr>
+            <w:tcW w:w="2336" w:type="dxa"/>
+          </w:tcPr>
+          <w:p>
+            <w:pPr>
+              <w:spacing w:line="360" w:lineRule="auto"/>
+              <w:jc w:val="both"/>
+              <w:rPr>
+                <w:rFonts w:ascii="Times New Roman" w:hAnsi="Times New Roman" w:cs="Times New Roman"/>
+                <w:sz w:val="28"/>
+                <w:szCs w:val="28"/>
+              </w:rPr>
+            </w:pPr>
+            <w:proofErr w:type="spellStart"/>
+            <w:r>
+              <w:t>building_id</w:t>
+            </w:r>
+            <w:proofErr w:type="spellEnd"/>
+          </w:p>
+        </w:tc>
+        <w:tc>
+          <w:tcPr>
+            <w:tcW w:w="2336" w:type="dxa"/>
+          </w:tcPr>
+          <w:p>
+            <w:pPr>
+              <w:spacing w:line="360" w:lineRule="auto"/>
+              <w:jc w:val="both"/>
+              <w:rPr>
+                <w:rFonts w:ascii="Times New Roman" w:hAnsi="Times New Roman" w:cs="Times New Roman"/>
+                <w:sz w:val="28"/>
+                <w:szCs w:val="28"/>
+              </w:rPr>
+            </w:pPr>
+            <w:r>
+              <w:t>INT</w:t>
+            </w:r>
+          </w:p>
+        </w:tc>
+        <w:tc>
+          <w:tcPr>
+            <w:tcW w:w="2336" w:type="dxa"/>
+          </w:tcPr>
+          <w:p>
+            <w:pPr>
+              <w:spacing w:line="360" w:lineRule="auto"/>
+              <w:jc w:val="both"/>
+              <w:rPr>
+                <w:rFonts w:ascii="Times New Roman" w:hAnsi="Times New Roman" w:cs="Times New Roman"/>
+                <w:sz w:val="28"/>
+                <w:szCs w:val="28"/>
+              </w:rPr>
+            </w:pPr>
+            <w:r>
+              <w:t>-</w:t>
+            </w:r>
+          </w:p>
+        </w:tc>
+        <w:tc>
+          <w:tcPr>
+            <w:tcW w:w="2337" w:type="dxa"/>
+          </w:tcPr>
+          <w:p>
+            <w:pPr>
+              <w:spacing w:line="360" w:lineRule="auto"/>
+              <w:jc w:val="both"/>
+              <w:rPr>
+                <w:rFonts w:ascii="Times New Roman" w:hAnsi="Times New Roman" w:cs="Times New Roman"/>
+                <w:sz w:val="28"/>
+                <w:szCs w:val="28"/>
+              </w:rPr>
+            </w:pPr>
+            <w:r>
+              <w:t>Внешний ключ → buildings.id</w:t>
+            </w:r>
+          </w:p>
+        </w:tc>
+      </w:tr>
+      <w:tr>
+        <w:tc>
+          <w:tcPr>
+            <w:tcW w:w="2336" w:type="dxa"/>
+          </w:tcPr>
+          <w:p>
+            <w:pPr>
+              <w:spacing w:line="360" w:lineRule="auto"/>
+              <w:jc w:val="both"/>
+              <w:rPr>
+                <w:rFonts w:ascii="Times New Roman" w:hAnsi="Times New Roman" w:cs="Times New Roman"/>
+                <w:sz w:val="28"/>
+                <w:szCs w:val="28"/>
+              </w:rPr>
+            </w:pPr>
+            <w:proofErr w:type="spellStart"/>
+            <w:r>
+              <w:t>floor</w:t>
+            </w:r>
+            <w:proofErr w:type="spellEnd"/>
+          </w:p>
+        </w:tc>
+        <w:tc>
+          <w:tcPr>
+            <w:tcW w:w="2336" w:type="dxa"/>
+          </w:tcPr>
+          <w:p>
+            <w:pPr>
+              <w:spacing w:line="360" w:lineRule="auto"/>
+              <w:jc w:val="both"/>
+              <w:rPr>
+                <w:rFonts w:ascii="Times New Roman" w:hAnsi="Times New Roman" w:cs="Times New Roman"/>
+                <w:sz w:val="28"/>
+                <w:szCs w:val="28"/>
+              </w:rPr>
+            </w:pPr>
+            <w:r>
+              <w:t>INT</w:t>
+            </w:r>
+          </w:p>
+        </w:tc>
+        <w:tc>
+          <w:tcPr>
+            <w:tcW w:w="2336" w:type="dxa"/>
+          </w:tcPr>
+          <w:p>
+            <w:pPr>
+              <w:spacing w:line="360" w:lineRule="auto"/>
+              <w:jc w:val="both"/>
+              <w:rPr>
+                <w:rFonts w:ascii="Times New Roman" w:hAnsi="Times New Roman" w:cs="Times New Roman"/>
+                <w:sz w:val="28"/>
+                <w:szCs w:val="28"/>
+              </w:rPr>
+            </w:pPr>
+            <w:r>
+              <w:t>-</w:t>
+            </w:r>
+          </w:p>
+        </w:tc>
+        <w:tc>
+          <w:tcPr>
+            <w:tcW w:w="2337" w:type="dxa"/>
+          </w:tcPr>
+          <w:p>
+            <w:pPr>
+              <w:spacing w:line="360" w:lineRule="auto"/>
+              <w:jc w:val="both"/>
+              <w:rPr>
+                <w:rFonts w:ascii="Times New Roman" w:hAnsi="Times New Roman" w:cs="Times New Roman"/>
+                <w:sz w:val="28"/>
+                <w:szCs w:val="28"/>
+              </w:rPr>
+            </w:pPr>
+            <w:r>
+              <w:t>Этаж</w:t>
+            </w:r>
+          </w:p>
+        </w:tc>
+      </w:tr>
+      <w:tr>
+        <w:tc>
+          <w:tcPr>
+            <w:tcW w:w="2336" w:type="dxa"/>
+          </w:tcPr>
+          <w:p>
+            <w:pPr>
+              <w:spacing w:line="360" w:lineRule="auto"/>
+              <w:jc w:val="both"/>
+              <w:rPr>
+                <w:rFonts w:ascii="Times New Roman" w:hAnsi="Times New Roman" w:cs="Times New Roman"/>
+                <w:sz w:val="28"/>
+                <w:szCs w:val="28"/>
+              </w:rPr>
+            </w:pPr>
+            <w:proofErr w:type="spellStart"/>
+            <w:r>
+              <w:t>room_type_id</w:t>
+            </w:r>
+            <w:proofErr w:type="spellEnd"/>
+          </w:p>
+        </w:tc>
+        <w:tc>
+          <w:tcPr>
+            <w:tcW w:w="2336" w:type="dxa"/>
+          </w:tcPr>
+          <w:p>
+            <w:pPr>
+              <w:spacing w:line="360" w:lineRule="auto"/>
+              <w:jc w:val="both"/>
+              <w:rPr>
+                <w:rFonts w:ascii="Times New Roman" w:hAnsi="Times New Roman" w:cs="Times New Roman"/>
+                <w:sz w:val="28"/>
+                <w:szCs w:val="28"/>
+              </w:rPr>
+            </w:pPr>
+            <w:r>
+              <w:t>INT</w:t>
+            </w:r>
+          </w:p>
+        </w:tc>
+        <w:tc>
+          <w:tcPr>
+            <w:tcW w:w="2336" w:type="dxa"/>
+          </w:tcPr>
+          <w:p>
+            <w:pPr>
+              <w:spacing w:line="360" w:lineRule="auto"/>
+              <w:jc w:val="both"/>
+              <w:rPr>
+                <w:rFonts w:ascii="Times New Roman" w:hAnsi="Times New Roman" w:cs="Times New Roman"/>
+                <w:sz w:val="28"/>
+                <w:szCs w:val="28"/>
+              </w:rPr>
+            </w:pPr>
+            <w:r>
+              <w:t>-</w:t>
+            </w:r>
+          </w:p>
+        </w:tc>
+        <w:tc>
+          <w:tcPr>
+            <w:tcW w:w="2337" w:type="dxa"/>
+          </w:tcPr>
+          <w:p>
+            <w:pPr>
+              <w:spacing w:line="360" w:lineRule="auto"/>
+              <w:jc w:val="both"/>
+              <w:rPr>
+                <w:rFonts w:ascii="Times New Roman" w:hAnsi="Times New Roman" w:cs="Times New Roman"/>
+                <w:sz w:val="28"/>
+                <w:szCs w:val="28"/>
+              </w:rPr>
+            </w:pPr>
+            <w:r>
+              <w:t>Внешний ключ → room_types.id</w:t>
+            </w:r>
+          </w:p>
+        </w:tc>
+      </w:tr>
+      <w:tr>
+        <w:tc>
+          <w:tcPr>
+            <w:tcW w:w="2336" w:type="dxa"/>
+          </w:tcPr>
+          <w:p>
+            <w:pPr>
+              <w:spacing w:line="360" w:lineRule="auto"/>
+              <w:jc w:val="both"/>
+              <w:rPr>
+                <w:rFonts w:ascii="Times New Roman" w:hAnsi="Times New Roman" w:cs="Times New Roman"/>
+                <w:sz w:val="28"/>
+                <w:szCs w:val="28"/>
+              </w:rPr>
+            </w:pPr>
+            <w:proofErr w:type="spellStart"/>
+            <w:r>
+              <w:t>capacity</w:t>
+            </w:r>
+            <w:proofErr w:type="spellEnd"/>
+          </w:p>
+        </w:tc>
+        <w:tc>
+          <w:tcPr>
+            <w:tcW w:w="2336" w:type="dxa"/>
+          </w:tcPr>
+          <w:p>
+            <w:pPr>
+              <w:spacing w:line="360" w:lineRule="auto"/>
+              <w:jc w:val="both"/>
+              <w:rPr>
+                <w:rFonts w:ascii="Times New Roman" w:hAnsi="Times New Roman" w:cs="Times New Roman"/>
+                <w:sz w:val="28"/>
+                <w:szCs w:val="28"/>
+              </w:rPr>
+            </w:pPr>
+            <w:r>
+              <w:t>INT</w:t>
+            </w:r>
+          </w:p>
+        </w:tc>
+        <w:tc>
+          <w:tcPr>
+            <w:tcW w:w="2336" w:type="dxa"/>
+          </w:tcPr>
+          <w:p>
+            <w:pPr>
+              <w:spacing w:line="360" w:lineRule="auto"/>
+              <w:jc w:val="both"/>
+              <w:rPr>
+                <w:rFonts w:ascii="Times New Roman" w:hAnsi="Times New Roman" w:cs="Times New Roman"/>
+                <w:sz w:val="28"/>
+                <w:szCs w:val="28"/>
+              </w:rPr>
+            </w:pPr>
+            <w:r>
+              <w:t>-</w:t>
+            </w:r>
+          </w:p>
+        </w:tc>
+        <w:tc>
+          <w:tcPr>
+            <w:tcW w:w="2337" w:type="dxa"/>
+          </w:tcPr>
+          <w:p>
+            <w:pPr>
+              <w:spacing w:line="360" w:lineRule="auto"/>
+              <w:jc w:val="both"/>
+              <w:rPr>
+                <w:rFonts w:ascii="Times New Roman" w:hAnsi="Times New Roman" w:cs="Times New Roman"/>
+                <w:sz w:val="28"/>
+                <w:szCs w:val="28"/>
+              </w:rPr>
+            </w:pPr>
+            <w:r>
+              <w:t>Вместимость (число мест)</w:t>
+            </w:r>
+          </w:p>
+        </w:tc>
+      </w:tr>
+      <w:tr>
+        <w:tc>
+          <w:tcPr>
+            <w:tcW w:w="2336" w:type="dxa"/>
+          </w:tcPr>
+          <w:p>
+            <w:pPr>
+              <w:spacing w:line="360" w:lineRule="auto"/>
+              <w:jc w:val="both"/>
+              <w:rPr>
+                <w:rFonts w:ascii="Times New Roman" w:hAnsi="Times New Roman" w:cs="Times New Roman"/>
+                <w:sz w:val="28"/>
+                <w:szCs w:val="28"/>
+              </w:rPr>
+            </w:pPr>
+            <w:proofErr w:type="spellStart"/>
+            <w:r>
+              <w:t>condition_id</w:t>
+            </w:r>
+            <w:proofErr w:type="spellEnd"/>
+          </w:p>
+        </w:tc>
+        <w:tc>
+          <w:tcPr>
+            <w:tcW w:w="2336" w:type="dxa"/>
+          </w:tcPr>
+          <w:p>
+            <w:pPr>
+              <w:spacing w:line="360" w:lineRule="auto"/>
+              <w:jc w:val="both"/>
+              <w:rPr>
+                <w:rFonts w:ascii="Times New Roman" w:hAnsi="Times New Roman" w:cs="Times New Roman"/>
+                <w:sz w:val="28"/>
+                <w:szCs w:val="28"/>
+              </w:rPr>
+            </w:pPr>
+            <w:r>
+              <w:t>INT</w:t>
+            </w:r>
+          </w:p>
+        </w:tc>
+        <w:tc>
+          <w:tcPr>
+            <w:tcW w:w="2336" w:type="dxa"/>
+          </w:tcPr>
+          <w:p>
+            <w:pPr>
+              <w:spacing w:line="360" w:lineRule="auto"/>
+              <w:jc w:val="both"/>
+              <w:rPr>
+                <w:rFonts w:ascii="Times New Roman" w:hAnsi="Times New Roman" w:cs="Times New Roman"/>
+                <w:sz w:val="28"/>
+                <w:szCs w:val="28"/>
+              </w:rPr>
+            </w:pPr>
+            <w:r>
+              <w:t>-</w:t>
+            </w:r>
+          </w:p>
+        </w:tc>
+        <w:tc>
+          <w:tcPr>
+            <w:tcW w:w="2337" w:type="dxa"/>
+          </w:tcPr>
+          <w:p>
+            <w:pPr>
+              <w:spacing w:line="360" w:lineRule="auto"/>
+              <w:jc w:val="both"/>
+              <w:rPr>
+                <w:rFonts w:ascii="Times New Roman" w:hAnsi="Times New Roman" w:cs="Times New Roman"/>
+                <w:sz w:val="28"/>
+                <w:szCs w:val="28"/>
+                <w:lang w:val="en-US"/>
+              </w:rPr>
+            </w:pPr>
+            <w:r>
+              <w:t>Внешний</w:t>
+            </w:r>
+            <w:r>
+              <w:rPr>
+                <w:lang w:val="en-US"/>
+              </w:rPr>
+              <w:t xml:space="preserve"> </w:t>
+            </w:r>
+            <w:r>
+              <w:t>ключ</w:t>
+            </w:r>
+            <w:r>
+              <w:rPr>
+                <w:lang w:val="en-US"/>
+              </w:rPr>
+              <w:t xml:space="preserve"> → room_conditions.id</w:t>
+            </w:r>
+          </w:p>
+        </w:tc>
+      </w:tr>
+      <w:tr>
+        <w:tc>
+          <w:tcPr>
+            <w:tcW w:w="2336" w:type="dxa"/>
+          </w:tcPr>
+          <w:p>
+            <w:pPr>
+              <w:spacing w:line="360" w:lineRule="auto"/>
+              <w:jc w:val="both"/>
+            </w:pPr>
+            <w:proofErr w:type="spellStart"/>
+            <w:r>
+              <w:t>long_term_booking_by</w:t>
+            </w:r>
+            <w:proofErr w:type="spellEnd"/>
+          </w:p>
+        </w:tc>
+        <w:tc>
+          <w:tcPr>
+            <w:tcW w:w="2336" w:type="dxa"/>
+          </w:tcPr>
+          <w:p>
+            <w:pPr>
+              <w:spacing w:line="360" w:lineRule="auto"/>
+              <w:jc w:val="both"/>
+            </w:pPr>
+            <w:r>
+              <w:t>NVARCHAR</w:t>
+            </w:r>
+          </w:p>
+        </w:tc>
+        <w:tc>
+          <w:tcPr>
+            <w:tcW w:w="2336" w:type="dxa"/>
+          </w:tcPr>
+          <w:p>
+            <w:pPr>
+              <w:spacing w:line="360" w:lineRule="auto"/>
+              <w:jc w:val="both"/>
+            </w:pPr>
+            <w:r>
+              <w:t>200</w:t>
+            </w:r>
+          </w:p>
+        </w:tc>
+        <w:tc>
+          <w:tcPr>
+            <w:tcW w:w="2337" w:type="dxa"/>
+          </w:tcPr>
+          <w:p>
+            <w:pPr>
+              <w:spacing w:line="360" w:lineRule="auto"/>
+              <w:jc w:val="both"/>
+            </w:pPr>
+            <w:r>
+              <w:t>За кем закреплена (ФИО или подразделение)</w:t>
+            </w:r>
+          </w:p>
+        </w:tc>
+      </w:tr>
+      <w:tr>
+        <w:tc>
+          <w:tcPr>
+            <w:tcW w:w="2336" w:type="dxa"/>
+          </w:tcPr>
+          <w:p>
+            <w:pPr>
+              <w:spacing w:line="360" w:lineRule="auto"/>
+              <w:jc w:val="both"/>
+            </w:pPr>
+            <w:proofErr w:type="spellStart"/>
+            <w:r>
+              <w:t>long_term_until</w:t>
+            </w:r>
+            <w:proofErr w:type="spellEnd"/>
+          </w:p>
+        </w:tc>
+        <w:tc>
+          <w:tcPr>
+            <w:tcW w:w="2336" w:type="dxa"/>
+          </w:tcPr>
+          <w:p>
+            <w:pPr>
+              <w:spacing w:line="360" w:lineRule="auto"/>
+              <w:jc w:val="both"/>
+            </w:pPr>
+            <w:r>
+              <w:t>DATETIME</w:t>
+            </w:r>
+          </w:p>
+        </w:tc>
+        <w:tc>
+          <w:tcPr>
+            <w:tcW w:w="2336" w:type="dxa"/>
+          </w:tcPr>
+          <w:p>
+            <w:pPr>
+              <w:spacing w:line="360" w:lineRule="auto"/>
+              <w:jc w:val="both"/>
+            </w:pPr>
+            <w:r>
+              <w:t>-</w:t>
+            </w:r>
+          </w:p>
+        </w:tc>
+        <w:tc>
+          <w:tcPr>
+            <w:tcW w:w="2337" w:type="dxa"/>
+          </w:tcPr>
+          <w:p>
+            <w:pPr>
+              <w:spacing w:line="360" w:lineRule="auto"/>
+              <w:jc w:val="both"/>
+            </w:pPr>
+            <w:r>
+              <w:t>Срок долгосрочного бронирования (если есть)</w:t>
+            </w:r>
+          </w:p>
+        </w:tc>
+      </w:tr>
+      <w:tr>
+        <w:tc>
+          <w:tcPr>
+            <w:tcW w:w="2336" w:type="dxa"/>
+          </w:tcPr>
+          <w:p>
+            <w:pPr>
+              <w:spacing w:line="360" w:lineRule="auto"/>
+              <w:jc w:val="both"/>
+            </w:pPr>
+            <w:proofErr w:type="spellStart"/>
+            <w:r>
+              <w:t>equipment_note</w:t>
+            </w:r>
+            <w:proofErr w:type="spellEnd"/>
+          </w:p>
+        </w:tc>
+        <w:tc>
+          <w:tcPr>
+            <w:tcW w:w="2336" w:type="dxa"/>
+          </w:tcPr>
+          <w:p>
+            <w:pPr>
+              <w:spacing w:line="360" w:lineRule="auto"/>
+              <w:jc w:val="both"/>
+            </w:pPr>
+            <w:r>
+              <w:t>NVARCHAR</w:t>
+            </w:r>
+          </w:p>
+        </w:tc>
+        <w:tc>
+          <w:tcPr>
+            <w:tcW w:w="2336" w:type="dxa"/>
+          </w:tcPr>
+          <w:p>
+            <w:pPr>
+              <w:spacing w:line="360" w:lineRule="auto"/>
+              <w:jc w:val="both"/>
+            </w:pPr>
+            <w:r>
+              <w:t>MAX</w:t>
+            </w:r>
+          </w:p>
+        </w:tc>
+        <w:tc>
+          <w:tcPr>
+            <w:tcW w:w="2337" w:type="dxa"/>
+          </w:tcPr>
+          <w:p>
+            <w:pPr>
+              <w:spacing w:line="360" w:lineRule="auto"/>
+              <w:jc w:val="both"/>
+            </w:pPr>
+            <w:r>
+              <w:t>Текстовое описание оборудования (свободный текст)</w:t>
+            </w:r>
+          </w:p>
+        </w:tc>
+      </w:tr>
+    </w:tbl>
+    <w:p>
+      <w:pPr>
+        <w:spacing w:after="0" w:line="360" w:lineRule="auto"/>
+        <w:ind w:firstLine="709"/>
+        <w:jc w:val="both"/>
+        <w:rPr>
+          <w:rFonts w:ascii="Times New Roman" w:hAnsi="Times New Roman" w:cs="Times New Roman"/>
+          <w:sz w:val="28"/>
+          <w:szCs w:val="28"/>
+        </w:rPr>
+      </w:pPr>
+      <w:r>
+        <w:rPr>
+          <w:rFonts w:ascii="Times New Roman" w:hAnsi="Times New Roman" w:cs="Times New Roman"/>
+          <w:sz w:val="28"/>
+          <w:szCs w:val="28"/>
+        </w:rPr>
+        <w:t xml:space="preserve">Таблица </w:t>
+      </w:r>
+      <w:proofErr w:type="spellStart"/>
+      <w:r>
+        <w:rPr>
+          <w:rFonts w:ascii="Times New Roman" w:hAnsi="Times New Roman" w:cs="Times New Roman"/>
+          <w:sz w:val="28"/>
+          <w:szCs w:val="28"/>
+        </w:rPr>
+        <w:t>equipment</w:t>
+      </w:r>
+      <w:proofErr w:type="spellEnd"/>
+      <w:r>
+        <w:rPr>
+          <w:rFonts w:ascii="Times New Roman" w:hAnsi="Times New Roman" w:cs="Times New Roman"/>
+          <w:sz w:val="28"/>
+          <w:szCs w:val="28"/>
+        </w:rPr>
+        <w:t xml:space="preserve"> (оборудование)</w:t>
+      </w:r>
+    </w:p>
+    <w:tbl>
+      <w:tblPr>
+        <w:tblStyle w:val="a4"/>
+        <w:tblW w:w="0" w:type="auto"/>
+        <w:tblLook w:val="04A0" w:firstRow="1" w:lastRow="0" w:firstColumn="1" w:lastColumn="0" w:noHBand="0" w:noVBand="1"/>
+      </w:tblPr>
+      <w:tblGrid>
+        <w:gridCol w:w="2336"/>
+        <w:gridCol w:w="2336"/>
+        <w:gridCol w:w="2336"/>
+        <w:gridCol w:w="2337"/>
+      </w:tblGrid>
+      <w:tr>
+        <w:tc>
+          <w:tcPr>
+            <w:tcW w:w="2336" w:type="dxa"/>
+          </w:tcPr>
+          <w:p>
+            <w:pPr>
+              <w:spacing w:line="360" w:lineRule="auto"/>
+              <w:jc w:val="both"/>
+              <w:rPr>
+                <w:rFonts w:ascii="Times New Roman" w:hAnsi="Times New Roman" w:cs="Times New Roman"/>
+                <w:sz w:val="28"/>
+                <w:szCs w:val="28"/>
+              </w:rPr>
+            </w:pPr>
+            <w:r>
+              <w:t>Имя поля</w:t>
+            </w:r>
+          </w:p>
+        </w:tc>
+        <w:tc>
+          <w:tcPr>
+            <w:tcW w:w="2336" w:type="dxa"/>
+          </w:tcPr>
+          <w:p>
+            <w:pPr>
+              <w:spacing w:line="360" w:lineRule="auto"/>
+              <w:jc w:val="both"/>
+              <w:rPr>
+                <w:rFonts w:ascii="Times New Roman" w:hAnsi="Times New Roman" w:cs="Times New Roman"/>
+                <w:sz w:val="28"/>
+                <w:szCs w:val="28"/>
+              </w:rPr>
+            </w:pPr>
+            <w:r>
+              <w:t>Тип данных</w:t>
+            </w:r>
+          </w:p>
+        </w:tc>
+        <w:tc>
+          <w:tcPr>
+            <w:tcW w:w="2336" w:type="dxa"/>
+          </w:tcPr>
+          <w:p>
+            <w:pPr>
+              <w:spacing w:line="360" w:lineRule="auto"/>
+              <w:jc w:val="both"/>
+              <w:rPr>
+                <w:rFonts w:ascii="Times New Roman" w:hAnsi="Times New Roman" w:cs="Times New Roman"/>
+                <w:sz w:val="28"/>
+                <w:szCs w:val="28"/>
+              </w:rPr>
+            </w:pPr>
+            <w:r>
+              <w:t>Длина поля</w:t>
+            </w:r>
+          </w:p>
+        </w:tc>
+        <w:tc>
+          <w:tcPr>
+            <w:tcW w:w="2337" w:type="dxa"/>
+          </w:tcPr>
+          <w:p>
+            <w:pPr>
+              <w:spacing w:line="360" w:lineRule="auto"/>
+              <w:jc w:val="both"/>
+              <w:rPr>
+                <w:rFonts w:ascii="Times New Roman" w:hAnsi="Times New Roman" w:cs="Times New Roman"/>
+                <w:sz w:val="28"/>
+                <w:szCs w:val="28"/>
+              </w:rPr>
+            </w:pPr>
+            <w:r>
+              <w:t>Описание</w:t>
+            </w:r>
+          </w:p>
+        </w:tc>
+      </w:tr>
+      <w:tr>
+        <w:tc>
+          <w:tcPr>
+            <w:tcW w:w="2336" w:type="dxa"/>
+          </w:tcPr>
+          <w:p>
+            <w:pPr>
+              <w:spacing w:line="360" w:lineRule="auto"/>
+              <w:jc w:val="both"/>
+              <w:rPr>
+                <w:rFonts w:ascii="Times New Roman" w:hAnsi="Times New Roman" w:cs="Times New Roman"/>
+                <w:sz w:val="28"/>
+                <w:szCs w:val="28"/>
+              </w:rPr>
+            </w:pPr>
+            <w:proofErr w:type="spellStart"/>
+            <w:r>
+              <w:t>id</w:t>
+            </w:r>
+            <w:proofErr w:type="spellEnd"/>
+          </w:p>
+        </w:tc>
+        <w:tc>
+          <w:tcPr>
+            <w:tcW w:w="2336" w:type="dxa"/>
+          </w:tcPr>
+          <w:p>
+            <w:pPr>
+              <w:spacing w:line="360" w:lineRule="auto"/>
+              <w:jc w:val="both"/>
+              <w:rPr>
+                <w:rFonts w:ascii="Times New Roman" w:hAnsi="Times New Roman" w:cs="Times New Roman"/>
+                <w:sz w:val="28"/>
+                <w:szCs w:val="28"/>
+              </w:rPr>
+            </w:pPr>
+            <w:r>
+              <w:t>INT</w:t>
+            </w:r>
+          </w:p>
+        </w:tc>
+        <w:tc>
+          <w:tcPr>
+            <w:tcW w:w="2336" w:type="dxa"/>
+          </w:tcPr>
+          <w:p>
+            <w:pPr>
+              <w:spacing w:line="360" w:lineRule="auto"/>
+              <w:jc w:val="both"/>
+              <w:rPr>
+                <w:rFonts w:ascii="Times New Roman" w:hAnsi="Times New Roman" w:cs="Times New Roman"/>
+                <w:sz w:val="28"/>
+                <w:szCs w:val="28"/>
+              </w:rPr>
+            </w:pPr>
+            <w:r>
+              <w:t>-</w:t>
+            </w:r>
+          </w:p>
+        </w:tc>
+        <w:tc>
+          <w:tcPr>
+            <w:tcW w:w="2337" w:type="dxa"/>
+          </w:tcPr>
+          <w:p>
+            <w:pPr>
+              <w:spacing w:line="360" w:lineRule="auto"/>
+              <w:jc w:val="both"/>
+              <w:rPr>
+                <w:rFonts w:ascii="Times New Roman" w:hAnsi="Times New Roman" w:cs="Times New Roman"/>
+                <w:sz w:val="28"/>
+                <w:szCs w:val="28"/>
+              </w:rPr>
+            </w:pPr>
+            <w:r>
+              <w:t>Первичный ключ</w:t>
+            </w:r>
+          </w:p>
+        </w:tc>
+      </w:tr>
+      <w:tr>
+        <w:tc>
+          <w:tcPr>
+            <w:tcW w:w="2336" w:type="dxa"/>
+          </w:tcPr>
+          <w:p>
+            <w:pPr>
+              <w:spacing w:line="360" w:lineRule="auto"/>
+              <w:jc w:val="both"/>
+              <w:rPr>
+                <w:rFonts w:ascii="Times New Roman" w:hAnsi="Times New Roman" w:cs="Times New Roman"/>
+                <w:sz w:val="28"/>
+                <w:szCs w:val="28"/>
+              </w:rPr>
+            </w:pPr>
+            <w:proofErr w:type="spellStart"/>
+            <w:r>
+              <w:t>name</w:t>
+            </w:r>
+            <w:proofErr w:type="spellEnd"/>
+          </w:p>
+        </w:tc>
+        <w:tc>
+          <w:tcPr>
+            <w:tcW w:w="2336" w:type="dxa"/>
+          </w:tcPr>
+          <w:p>
+            <w:pPr>
+              <w:spacing w:line="360" w:lineRule="auto"/>
+              <w:jc w:val="both"/>
+              <w:rPr>
+                <w:rFonts w:ascii="Times New Roman" w:hAnsi="Times New Roman" w:cs="Times New Roman"/>
+                <w:sz w:val="28"/>
+                <w:szCs w:val="28"/>
+              </w:rPr>
+            </w:pPr>
+            <w:r>
+              <w:t>NVARCHAR</w:t>
+            </w:r>
+          </w:p>
+        </w:tc>
+        <w:tc>
+          <w:tcPr>
+            <w:tcW w:w="2336" w:type="dxa"/>
+          </w:tcPr>
+          <w:p>
+            <w:pPr>
+              <w:spacing w:line="360" w:lineRule="auto"/>
+              <w:jc w:val="both"/>
+              <w:rPr>
+                <w:rFonts w:ascii="Times New Roman" w:hAnsi="Times New Roman" w:cs="Times New Roman"/>
+                <w:sz w:val="28"/>
+                <w:szCs w:val="28"/>
+              </w:rPr>
+            </w:pPr>
+            <w:r>
+              <w:t>100</w:t>
+            </w:r>
+          </w:p>
+        </w:tc>
+        <w:tc>
+          <w:tcPr>
+            <w:tcW w:w="2337" w:type="dxa"/>
+          </w:tcPr>
+          <w:p>
+            <w:pPr>
+              <w:spacing w:line="360" w:lineRule="auto"/>
+              <w:jc w:val="both"/>
+              <w:rPr>
+                <w:rFonts w:ascii="Times New Roman" w:hAnsi="Times New Roman" w:cs="Times New Roman"/>
+                <w:sz w:val="28"/>
+                <w:szCs w:val="28"/>
+              </w:rPr>
+            </w:pPr>
+            <w:r>
+              <w:t>Наименование оборудования (проектор, доска и т.д.)</w:t>
+            </w:r>
+          </w:p>
+        </w:tc>
+      </w:tr>
+    </w:tbl>
+    <w:p>
+      <w:pPr>
+        <w:spacing w:after="0" w:line="360" w:lineRule="auto"/>
+        <w:ind w:firstLine="709"/>
+        <w:jc w:val="both"/>
+        <w:rPr>
+          <w:rFonts w:ascii="Times New Roman" w:hAnsi="Times New Roman" w:cs="Times New Roman"/>
+          <w:sz w:val="28"/>
+          <w:szCs w:val="28"/>
+        </w:rPr>
+      </w:pPr>
+      <w:r>
+        <w:rPr>
+          <w:rFonts w:ascii="Times New Roman" w:hAnsi="Times New Roman" w:cs="Times New Roman"/>
+          <w:sz w:val="28"/>
+          <w:szCs w:val="28"/>
+        </w:rPr>
+        <w:lastRenderedPageBreak/>
+        <w:t xml:space="preserve">Таблица </w:t>
+      </w:r>
+      <w:proofErr w:type="spellStart"/>
+      <w:r>
+        <w:rPr>
+          <w:rFonts w:ascii="Times New Roman" w:hAnsi="Times New Roman" w:cs="Times New Roman"/>
+          <w:sz w:val="28"/>
+          <w:szCs w:val="28"/>
+        </w:rPr>
+        <w:t>classroom_equipment</w:t>
+      </w:r>
+      <w:proofErr w:type="spellEnd"/>
+      <w:r>
+        <w:rPr>
+          <w:rFonts w:ascii="Times New Roman" w:hAnsi="Times New Roman" w:cs="Times New Roman"/>
+          <w:sz w:val="28"/>
+          <w:szCs w:val="28"/>
+        </w:rPr>
+        <w:t xml:space="preserve"> (оснащение аудиторий)</w:t>
+      </w:r>
+    </w:p>
+    <w:tbl>
+      <w:tblPr>
+        <w:tblStyle w:val="a4"/>
+        <w:tblW w:w="0" w:type="auto"/>
+        <w:tblLook w:val="04A0" w:firstRow="1" w:lastRow="0" w:firstColumn="1" w:lastColumn="0" w:noHBand="0" w:noVBand="1"/>
+      </w:tblPr>
+      <w:tblGrid>
+        <w:gridCol w:w="2336"/>
+        <w:gridCol w:w="2336"/>
+        <w:gridCol w:w="2336"/>
+        <w:gridCol w:w="2337"/>
+      </w:tblGrid>
+      <w:tr>
+        <w:tc>
+          <w:tcPr>
+            <w:tcW w:w="2336" w:type="dxa"/>
+          </w:tcPr>
+          <w:p>
+            <w:pPr>
+              <w:spacing w:line="360" w:lineRule="auto"/>
+              <w:jc w:val="both"/>
+              <w:rPr>
+                <w:rFonts w:ascii="Times New Roman" w:hAnsi="Times New Roman" w:cs="Times New Roman"/>
+                <w:sz w:val="28"/>
+                <w:szCs w:val="28"/>
+              </w:rPr>
+            </w:pPr>
+            <w:r>
+              <w:t>Имя поля</w:t>
+            </w:r>
+          </w:p>
+        </w:tc>
+        <w:tc>
+          <w:tcPr>
+            <w:tcW w:w="2336" w:type="dxa"/>
+          </w:tcPr>
+          <w:p>
+            <w:pPr>
+              <w:spacing w:line="360" w:lineRule="auto"/>
+              <w:jc w:val="both"/>
+              <w:rPr>
+                <w:rFonts w:ascii="Times New Roman" w:hAnsi="Times New Roman" w:cs="Times New Roman"/>
+                <w:sz w:val="28"/>
+                <w:szCs w:val="28"/>
+              </w:rPr>
+            </w:pPr>
+            <w:r>
+              <w:t>Тип данных</w:t>
+            </w:r>
+          </w:p>
+        </w:tc>
+        <w:tc>
+          <w:tcPr>
+            <w:tcW w:w="2336" w:type="dxa"/>
+          </w:tcPr>
+          <w:p>
+            <w:pPr>
+              <w:spacing w:line="360" w:lineRule="auto"/>
+              <w:jc w:val="both"/>
+              <w:rPr>
+                <w:rFonts w:ascii="Times New Roman" w:hAnsi="Times New Roman" w:cs="Times New Roman"/>
+                <w:sz w:val="28"/>
+                <w:szCs w:val="28"/>
+              </w:rPr>
+            </w:pPr>
+            <w:r>
+              <w:t>Длина поля</w:t>
+            </w:r>
+          </w:p>
+        </w:tc>
+        <w:tc>
+          <w:tcPr>
+            <w:tcW w:w="2337" w:type="dxa"/>
+          </w:tcPr>
+          <w:p>
+            <w:pPr>
+              <w:spacing w:line="360" w:lineRule="auto"/>
+              <w:jc w:val="both"/>
+              <w:rPr>
+                <w:rFonts w:ascii="Times New Roman" w:hAnsi="Times New Roman" w:cs="Times New Roman"/>
+                <w:sz w:val="28"/>
+                <w:szCs w:val="28"/>
+              </w:rPr>
+            </w:pPr>
+            <w:r>
+              <w:t>Описание</w:t>
+            </w:r>
+          </w:p>
+        </w:tc>
+      </w:tr>
+      <w:tr>
+        <w:tc>
+          <w:tcPr>
+            <w:tcW w:w="2336" w:type="dxa"/>
+          </w:tcPr>
+          <w:p>
+            <w:pPr>
+              <w:spacing w:line="360" w:lineRule="auto"/>
+              <w:jc w:val="both"/>
+              <w:rPr>
+                <w:rFonts w:ascii="Times New Roman" w:hAnsi="Times New Roman" w:cs="Times New Roman"/>
+                <w:sz w:val="28"/>
+                <w:szCs w:val="28"/>
+              </w:rPr>
+            </w:pPr>
+            <w:proofErr w:type="spellStart"/>
+            <w:r>
+              <w:t>classroom_id</w:t>
+            </w:r>
+            <w:proofErr w:type="spellEnd"/>
+          </w:p>
+        </w:tc>
+        <w:tc>
+          <w:tcPr>
+            <w:tcW w:w="2336" w:type="dxa"/>
+          </w:tcPr>
+          <w:p>
+            <w:pPr>
+              <w:spacing w:line="360" w:lineRule="auto"/>
+              <w:jc w:val="both"/>
+              <w:rPr>
+                <w:rFonts w:ascii="Times New Roman" w:hAnsi="Times New Roman" w:cs="Times New Roman"/>
+                <w:sz w:val="28"/>
+                <w:szCs w:val="28"/>
+              </w:rPr>
+            </w:pPr>
+            <w:r>
+              <w:t>INT</w:t>
+            </w:r>
+          </w:p>
+        </w:tc>
+        <w:tc>
+          <w:tcPr>
+            <w:tcW w:w="2336" w:type="dxa"/>
+          </w:tcPr>
+          <w:p>
+            <w:pPr>
+              <w:spacing w:line="360" w:lineRule="auto"/>
+              <w:jc w:val="both"/>
+              <w:rPr>
+                <w:rFonts w:ascii="Times New Roman" w:hAnsi="Times New Roman" w:cs="Times New Roman"/>
+                <w:sz w:val="28"/>
+                <w:szCs w:val="28"/>
+              </w:rPr>
+            </w:pPr>
+            <w:r>
+              <w:t>-</w:t>
+            </w:r>
+          </w:p>
+        </w:tc>
+        <w:tc>
+          <w:tcPr>
+            <w:tcW w:w="2337" w:type="dxa"/>
+          </w:tcPr>
+          <w:p>
+            <w:pPr>
+              <w:spacing w:line="360" w:lineRule="auto"/>
+              <w:jc w:val="both"/>
+              <w:rPr>
+                <w:rFonts w:ascii="Times New Roman" w:hAnsi="Times New Roman" w:cs="Times New Roman"/>
+                <w:sz w:val="28"/>
+                <w:szCs w:val="28"/>
+              </w:rPr>
+            </w:pPr>
+            <w:r>
+              <w:t>Внешний ключ → classrooms.id (составной PK)</w:t>
+            </w:r>
+          </w:p>
+        </w:tc>
+      </w:tr>
+      <w:tr>
+        <w:tc>
+          <w:tcPr>
+            <w:tcW w:w="2336" w:type="dxa"/>
+          </w:tcPr>
+          <w:p>
+            <w:pPr>
+              <w:spacing w:line="360" w:lineRule="auto"/>
+              <w:jc w:val="both"/>
+              <w:rPr>
+                <w:rFonts w:ascii="Times New Roman" w:hAnsi="Times New Roman" w:cs="Times New Roman"/>
+                <w:sz w:val="28"/>
+                <w:szCs w:val="28"/>
+              </w:rPr>
+            </w:pPr>
+            <w:proofErr w:type="spellStart"/>
+            <w:r>
+              <w:t>equipment_id</w:t>
+            </w:r>
+            <w:proofErr w:type="spellEnd"/>
+          </w:p>
+        </w:tc>
+        <w:tc>
+          <w:tcPr>
+            <w:tcW w:w="2336" w:type="dxa"/>
+          </w:tcPr>
+          <w:p>
+            <w:pPr>
+              <w:spacing w:line="360" w:lineRule="auto"/>
+              <w:jc w:val="both"/>
+              <w:rPr>
+                <w:rFonts w:ascii="Times New Roman" w:hAnsi="Times New Roman" w:cs="Times New Roman"/>
+                <w:sz w:val="28"/>
+                <w:szCs w:val="28"/>
+              </w:rPr>
+            </w:pPr>
+            <w:r>
+              <w:t>INT</w:t>
+            </w:r>
+          </w:p>
+        </w:tc>
+        <w:tc>
+          <w:tcPr>
+            <w:tcW w:w="2336" w:type="dxa"/>
+          </w:tcPr>
+          <w:p>
+            <w:pPr>
+              <w:spacing w:line="360" w:lineRule="auto"/>
+              <w:jc w:val="both"/>
+              <w:rPr>
+                <w:rFonts w:ascii="Times New Roman" w:hAnsi="Times New Roman" w:cs="Times New Roman"/>
+                <w:sz w:val="28"/>
+                <w:szCs w:val="28"/>
+              </w:rPr>
+            </w:pPr>
+            <w:r>
+              <w:t>-</w:t>
+            </w:r>
+          </w:p>
+        </w:tc>
+        <w:tc>
+          <w:tcPr>
+            <w:tcW w:w="2337" w:type="dxa"/>
+          </w:tcPr>
+          <w:p>
+            <w:pPr>
+              <w:spacing w:line="360" w:lineRule="auto"/>
+              <w:jc w:val="both"/>
+              <w:rPr>
+                <w:rFonts w:ascii="Times New Roman" w:hAnsi="Times New Roman" w:cs="Times New Roman"/>
+                <w:sz w:val="28"/>
+                <w:szCs w:val="28"/>
+              </w:rPr>
+            </w:pPr>
+            <w:r>
+              <w:t>Внешний ключ → equipment.id (составной PK)</w:t>
+            </w:r>
+          </w:p>
+        </w:tc>
+      </w:tr>
+    </w:tbl>
+    <w:p>
+      <w:pPr>
+        <w:spacing w:after="0" w:line="360" w:lineRule="auto"/>
+        <w:ind w:firstLine="709"/>
+        <w:jc w:val="both"/>
+        <w:rPr>
+          <w:rFonts w:ascii="Times New Roman" w:hAnsi="Times New Roman" w:cs="Times New Roman"/>
+          <w:sz w:val="28"/>
+          <w:szCs w:val="28"/>
+        </w:rPr>
+      </w:pPr>
+      <w:r>
+        <w:rPr>
+          <w:rFonts w:ascii="Times New Roman" w:hAnsi="Times New Roman" w:cs="Times New Roman"/>
+          <w:sz w:val="28"/>
+          <w:szCs w:val="28"/>
+        </w:rPr>
+        <w:t xml:space="preserve">Таблица </w:t>
+      </w:r>
+      <w:proofErr w:type="spellStart"/>
+      <w:r>
+        <w:rPr>
+          <w:rFonts w:ascii="Times New Roman" w:hAnsi="Times New Roman" w:cs="Times New Roman"/>
+          <w:sz w:val="28"/>
+          <w:szCs w:val="28"/>
+        </w:rPr>
+        <w:t>booking_statuses</w:t>
+      </w:r>
+      <w:proofErr w:type="spellEnd"/>
+      <w:r>
+        <w:rPr>
+          <w:rFonts w:ascii="Times New Roman" w:hAnsi="Times New Roman" w:cs="Times New Roman"/>
+          <w:sz w:val="28"/>
+          <w:szCs w:val="28"/>
+        </w:rPr>
+        <w:t xml:space="preserve"> (статусы заявок на бронирование)</w:t>
+      </w:r>
+    </w:p>
+    <w:tbl>
+      <w:tblPr>
+        <w:tblStyle w:val="a4"/>
+        <w:tblW w:w="0" w:type="auto"/>
+        <w:tblLook w:val="04A0" w:firstRow="1" w:lastRow="0" w:firstColumn="1" w:lastColumn="0" w:noHBand="0" w:noVBand="1"/>
+      </w:tblPr>
+      <w:tblGrid>
+        <w:gridCol w:w="2336"/>
+        <w:gridCol w:w="2336"/>
+        <w:gridCol w:w="2336"/>
+        <w:gridCol w:w="2337"/>
+      </w:tblGrid>
+      <w:tr>
+        <w:tc>
+          <w:tcPr>
+            <w:tcW w:w="2336" w:type="dxa"/>
+          </w:tcPr>
+          <w:p>
+            <w:pPr>
+              <w:spacing w:line="360" w:lineRule="auto"/>
+              <w:jc w:val="both"/>
+              <w:rPr>
+                <w:rFonts w:ascii="Times New Roman" w:hAnsi="Times New Roman" w:cs="Times New Roman"/>
+                <w:sz w:val="28"/>
+                <w:szCs w:val="28"/>
+              </w:rPr>
+            </w:pPr>
+            <w:r>
+              <w:t>Имя поля</w:t>
+            </w:r>
+          </w:p>
+        </w:tc>
+        <w:tc>
+          <w:tcPr>
+            <w:tcW w:w="2336" w:type="dxa"/>
+          </w:tcPr>
+          <w:p>
+            <w:pPr>
+              <w:spacing w:line="360" w:lineRule="auto"/>
+              <w:jc w:val="both"/>
+              <w:rPr>
+                <w:rFonts w:ascii="Times New Roman" w:hAnsi="Times New Roman" w:cs="Times New Roman"/>
+                <w:sz w:val="28"/>
+                <w:szCs w:val="28"/>
+              </w:rPr>
+            </w:pPr>
+            <w:r>
+              <w:t>Тип данных</w:t>
+            </w:r>
+          </w:p>
+        </w:tc>
+        <w:tc>
+          <w:tcPr>
+            <w:tcW w:w="2336" w:type="dxa"/>
+          </w:tcPr>
+          <w:p>
+            <w:pPr>
+              <w:spacing w:line="360" w:lineRule="auto"/>
+              <w:jc w:val="both"/>
+              <w:rPr>
+                <w:rFonts w:ascii="Times New Roman" w:hAnsi="Times New Roman" w:cs="Times New Roman"/>
+                <w:sz w:val="28"/>
+                <w:szCs w:val="28"/>
+              </w:rPr>
+            </w:pPr>
+            <w:r>
+              <w:t>Длина поля</w:t>
+            </w:r>
+          </w:p>
+        </w:tc>
+        <w:tc>
+          <w:tcPr>
+            <w:tcW w:w="2337" w:type="dxa"/>
+          </w:tcPr>
+          <w:p>
+            <w:pPr>
+              <w:spacing w:line="360" w:lineRule="auto"/>
+              <w:jc w:val="both"/>
+              <w:rPr>
+                <w:rFonts w:ascii="Times New Roman" w:hAnsi="Times New Roman" w:cs="Times New Roman"/>
+                <w:sz w:val="28"/>
+                <w:szCs w:val="28"/>
+              </w:rPr>
+            </w:pPr>
+            <w:r>
+              <w:t>Описание</w:t>
+            </w:r>
+          </w:p>
+        </w:tc>
+      </w:tr>
+      <w:tr>
+        <w:tc>
+          <w:tcPr>
+            <w:tcW w:w="2336" w:type="dxa"/>
+          </w:tcPr>
+          <w:p>
+            <w:pPr>
+              <w:spacing w:line="360" w:lineRule="auto"/>
+              <w:jc w:val="both"/>
+              <w:rPr>
+                <w:rFonts w:ascii="Times New Roman" w:hAnsi="Times New Roman" w:cs="Times New Roman"/>
+                <w:sz w:val="28"/>
+                <w:szCs w:val="28"/>
+              </w:rPr>
+            </w:pPr>
+            <w:proofErr w:type="spellStart"/>
+            <w:r>
+              <w:t>id</w:t>
+            </w:r>
+            <w:proofErr w:type="spellEnd"/>
+          </w:p>
+        </w:tc>
+        <w:tc>
+          <w:tcPr>
+            <w:tcW w:w="2336" w:type="dxa"/>
+          </w:tcPr>
+          <w:p>
+            <w:pPr>
+              <w:spacing w:line="360" w:lineRule="auto"/>
+              <w:jc w:val="both"/>
+              <w:rPr>
+                <w:rFonts w:ascii="Times New Roman" w:hAnsi="Times New Roman" w:cs="Times New Roman"/>
+                <w:sz w:val="28"/>
+                <w:szCs w:val="28"/>
+              </w:rPr>
+            </w:pPr>
+            <w:r>
+              <w:t>INT</w:t>
+            </w:r>
+          </w:p>
+        </w:tc>
+        <w:tc>
+          <w:tcPr>
+            <w:tcW w:w="2336" w:type="dxa"/>
+          </w:tcPr>
+          <w:p>
+            <w:pPr>
+              <w:spacing w:line="360" w:lineRule="auto"/>
+              <w:jc w:val="both"/>
+              <w:rPr>
+                <w:rFonts w:ascii="Times New Roman" w:hAnsi="Times New Roman" w:cs="Times New Roman"/>
+                <w:sz w:val="28"/>
+                <w:szCs w:val="28"/>
+              </w:rPr>
+            </w:pPr>
+            <w:r>
+              <w:t>-</w:t>
+            </w:r>
+          </w:p>
+        </w:tc>
+        <w:tc>
+          <w:tcPr>
+            <w:tcW w:w="2337" w:type="dxa"/>
+          </w:tcPr>
+          <w:p>
+            <w:pPr>
+              <w:spacing w:line="360" w:lineRule="auto"/>
+              <w:jc w:val="both"/>
+              <w:rPr>
+                <w:rFonts w:ascii="Times New Roman" w:hAnsi="Times New Roman" w:cs="Times New Roman"/>
+                <w:sz w:val="28"/>
+                <w:szCs w:val="28"/>
+              </w:rPr>
+            </w:pPr>
+            <w:r>
+              <w:t>Первичный ключ</w:t>
+            </w:r>
+          </w:p>
+        </w:tc>
+      </w:tr>
+      <w:tr>
+        <w:tc>
+          <w:tcPr>
+            <w:tcW w:w="2336" w:type="dxa"/>
+          </w:tcPr>
+          <w:p>
+            <w:pPr>
+              <w:spacing w:line="360" w:lineRule="auto"/>
+              <w:jc w:val="both"/>
+              <w:rPr>
+                <w:rFonts w:ascii="Times New Roman" w:hAnsi="Times New Roman" w:cs="Times New Roman"/>
+                <w:sz w:val="28"/>
+                <w:szCs w:val="28"/>
+              </w:rPr>
+            </w:pPr>
+            <w:proofErr w:type="spellStart"/>
+            <w:r>
+              <w:t>name</w:t>
+            </w:r>
+            <w:proofErr w:type="spellEnd"/>
+          </w:p>
+        </w:tc>
+        <w:tc>
+          <w:tcPr>
+            <w:tcW w:w="2336" w:type="dxa"/>
+          </w:tcPr>
+          <w:p>
+            <w:pPr>
+              <w:spacing w:line="360" w:lineRule="auto"/>
+              <w:jc w:val="both"/>
+              <w:rPr>
+                <w:rFonts w:ascii="Times New Roman" w:hAnsi="Times New Roman" w:cs="Times New Roman"/>
+                <w:sz w:val="28"/>
+                <w:szCs w:val="28"/>
+              </w:rPr>
+            </w:pPr>
+            <w:r>
+              <w:t>NVARCHAR</w:t>
+            </w:r>
+          </w:p>
+        </w:tc>
+        <w:tc>
+          <w:tcPr>
+            <w:tcW w:w="2336" w:type="dxa"/>
+          </w:tcPr>
+          <w:p>
+            <w:pPr>
+              <w:spacing w:line="360" w:lineRule="auto"/>
+              <w:jc w:val="both"/>
+              <w:rPr>
+                <w:rFonts w:ascii="Times New Roman" w:hAnsi="Times New Roman" w:cs="Times New Roman"/>
+                <w:sz w:val="28"/>
+                <w:szCs w:val="28"/>
+              </w:rPr>
+            </w:pPr>
+            <w:r>
+              <w:t>50</w:t>
+            </w:r>
+          </w:p>
+        </w:tc>
+        <w:tc>
+          <w:tcPr>
+            <w:tcW w:w="2337" w:type="dxa"/>
+          </w:tcPr>
+          <w:p>
+            <w:pPr>
+              <w:spacing w:line="360" w:lineRule="auto"/>
+              <w:jc w:val="both"/>
+              <w:rPr>
+                <w:rFonts w:ascii="Times New Roman" w:hAnsi="Times New Roman" w:cs="Times New Roman"/>
+                <w:sz w:val="28"/>
+                <w:szCs w:val="28"/>
+              </w:rPr>
+            </w:pPr>
+            <w:r>
+              <w:t>Статус (на модерации, утверждена, отклонена, заменена)</w:t>
+            </w:r>
+          </w:p>
+        </w:tc>
+      </w:tr>
+      <w:tr>
+        <w:tc>
+          <w:tcPr>
+            <w:tcW w:w="2336" w:type="dxa"/>
+          </w:tcPr>
+          <w:p>
+            <w:pPr>
+              <w:spacing w:line="360" w:lineRule="auto"/>
+              <w:jc w:val="both"/>
+              <w:rPr>
+                <w:rFonts w:ascii="Times New Roman" w:hAnsi="Times New Roman" w:cs="Times New Roman"/>
+                <w:sz w:val="28"/>
+                <w:szCs w:val="28"/>
+              </w:rPr>
+            </w:pPr>
+            <w:proofErr w:type="spellStart"/>
+            <w:r>
+              <w:t>description</w:t>
+            </w:r>
+            <w:proofErr w:type="spellEnd"/>
+          </w:p>
+        </w:tc>
+        <w:tc>
+          <w:tcPr>
+            <w:tcW w:w="2336" w:type="dxa"/>
+          </w:tcPr>
+          <w:p>
+            <w:pPr>
+              <w:spacing w:line="360" w:lineRule="auto"/>
+              <w:jc w:val="both"/>
+              <w:rPr>
+                <w:rFonts w:ascii="Times New Roman" w:hAnsi="Times New Roman" w:cs="Times New Roman"/>
+                <w:sz w:val="28"/>
+                <w:szCs w:val="28"/>
+              </w:rPr>
+            </w:pPr>
+            <w:r>
+              <w:t>NVARCHAR</w:t>
+            </w:r>
+          </w:p>
+        </w:tc>
+        <w:tc>
+          <w:tcPr>
+            <w:tcW w:w="2336" w:type="dxa"/>
+          </w:tcPr>
+          <w:p>
+            <w:pPr>
+              <w:spacing w:line="360" w:lineRule="auto"/>
+              <w:jc w:val="both"/>
+              <w:rPr>
+                <w:rFonts w:ascii="Times New Roman" w:hAnsi="Times New Roman" w:cs="Times New Roman"/>
+                <w:sz w:val="28"/>
+                <w:szCs w:val="28"/>
+              </w:rPr>
+            </w:pPr>
+            <w:r>
+              <w:t>255</w:t>
+            </w:r>
+          </w:p>
+        </w:tc>
+        <w:tc>
+          <w:tcPr>
+            <w:tcW w:w="2337" w:type="dxa"/>
+          </w:tcPr>
+          <w:p>
+            <w:pPr>
+              <w:spacing w:line="360" w:lineRule="auto"/>
+              <w:jc w:val="both"/>
+              <w:rPr>
+                <w:rFonts w:ascii="Times New Roman" w:hAnsi="Times New Roman" w:cs="Times New Roman"/>
+                <w:sz w:val="28"/>
+                <w:szCs w:val="28"/>
+              </w:rPr>
+            </w:pPr>
+            <w:r>
+              <w:t>Пояснение статуса</w:t>
+            </w:r>
+          </w:p>
+        </w:tc>
+      </w:tr>
+    </w:tbl>
+    <w:p>
+      <w:pPr>
+        <w:spacing w:after="0" w:line="360" w:lineRule="auto"/>
+        <w:ind w:firstLine="709"/>
+        <w:jc w:val="both"/>
+        <w:rPr>
+          <w:rFonts w:ascii="Times New Roman" w:hAnsi="Times New Roman" w:cs="Times New Roman"/>
+          <w:sz w:val="28"/>
+          <w:szCs w:val="28"/>
+        </w:rPr>
+      </w:pPr>
+      <w:r>
+        <w:rPr>
+          <w:rFonts w:ascii="Times New Roman" w:hAnsi="Times New Roman" w:cs="Times New Roman"/>
+          <w:sz w:val="28"/>
+          <w:szCs w:val="28"/>
+        </w:rPr>
+        <w:t xml:space="preserve">Таблица </w:t>
+      </w:r>
+      <w:proofErr w:type="spellStart"/>
+      <w:r>
+        <w:rPr>
+          <w:rFonts w:ascii="Times New Roman" w:hAnsi="Times New Roman" w:cs="Times New Roman"/>
+          <w:sz w:val="28"/>
+          <w:szCs w:val="28"/>
+        </w:rPr>
+        <w:t>bookings</w:t>
+      </w:r>
+      <w:proofErr w:type="spellEnd"/>
+      <w:r>
+        <w:rPr>
+          <w:rFonts w:ascii="Times New Roman" w:hAnsi="Times New Roman" w:cs="Times New Roman"/>
+          <w:sz w:val="28"/>
+          <w:szCs w:val="28"/>
+        </w:rPr>
+        <w:t xml:space="preserve"> (заявки на бронирование)</w:t>
+      </w:r>
+    </w:p>
+    <w:tbl>
+      <w:tblPr>
+        <w:tblStyle w:val="a4"/>
+        <w:tblW w:w="0" w:type="auto"/>
+        <w:tblLook w:val="04A0" w:firstRow="1" w:lastRow="0" w:firstColumn="1" w:lastColumn="0" w:noHBand="0" w:noVBand="1"/>
+      </w:tblPr>
+      <w:tblGrid>
+        <w:gridCol w:w="2506"/>
+        <w:gridCol w:w="2272"/>
+        <w:gridCol w:w="2248"/>
+        <w:gridCol w:w="2319"/>
+      </w:tblGrid>
+      <w:tr>
+        <w:tc>
+          <w:tcPr>
+            <w:tcW w:w="2506" w:type="dxa"/>
+          </w:tcPr>
+          <w:p>
+            <w:pPr>
+              <w:spacing w:line="360" w:lineRule="auto"/>
+              <w:jc w:val="both"/>
+              <w:rPr>
+                <w:rFonts w:ascii="Times New Roman" w:hAnsi="Times New Roman" w:cs="Times New Roman"/>
+                <w:sz w:val="28"/>
+                <w:szCs w:val="28"/>
+              </w:rPr>
+            </w:pPr>
+            <w:r>
+              <w:t>Имя поля</w:t>
+            </w:r>
+          </w:p>
+        </w:tc>
+        <w:tc>
+          <w:tcPr>
+            <w:tcW w:w="2272" w:type="dxa"/>
+          </w:tcPr>
+          <w:p>
+            <w:pPr>
+              <w:spacing w:line="360" w:lineRule="auto"/>
+              <w:jc w:val="both"/>
+              <w:rPr>
+                <w:rFonts w:ascii="Times New Roman" w:hAnsi="Times New Roman" w:cs="Times New Roman"/>
+                <w:sz w:val="28"/>
+                <w:szCs w:val="28"/>
+              </w:rPr>
+            </w:pPr>
+            <w:r>
+              <w:t>Тип данных</w:t>
+            </w:r>
+          </w:p>
+        </w:tc>
+        <w:tc>
+          <w:tcPr>
+            <w:tcW w:w="2248" w:type="dxa"/>
+          </w:tcPr>
+          <w:p>
+            <w:pPr>
+              <w:spacing w:line="360" w:lineRule="auto"/>
+              <w:jc w:val="both"/>
+              <w:rPr>
+                <w:rFonts w:ascii="Times New Roman" w:hAnsi="Times New Roman" w:cs="Times New Roman"/>
+                <w:sz w:val="28"/>
+                <w:szCs w:val="28"/>
+              </w:rPr>
+            </w:pPr>
+            <w:r>
+              <w:t>Длина поля</w:t>
+            </w:r>
+          </w:p>
+        </w:tc>
+        <w:tc>
+          <w:tcPr>
+            <w:tcW w:w="2319" w:type="dxa"/>
+          </w:tcPr>
+          <w:p>
+            <w:pPr>
+              <w:spacing w:line="360" w:lineRule="auto"/>
+              <w:jc w:val="both"/>
+              <w:rPr>
+                <w:rFonts w:ascii="Times New Roman" w:hAnsi="Times New Roman" w:cs="Times New Roman"/>
+                <w:sz w:val="28"/>
+                <w:szCs w:val="28"/>
+              </w:rPr>
+            </w:pPr>
+            <w:r>
+              <w:t>Описание</w:t>
+            </w:r>
+          </w:p>
+        </w:tc>
+      </w:tr>
+      <w:tr>
+        <w:tc>
+          <w:tcPr>
+            <w:tcW w:w="2506" w:type="dxa"/>
+          </w:tcPr>
+          <w:p>
+            <w:pPr>
+              <w:spacing w:line="360" w:lineRule="auto"/>
+              <w:jc w:val="both"/>
+              <w:rPr>
+                <w:rFonts w:ascii="Times New Roman" w:hAnsi="Times New Roman" w:cs="Times New Roman"/>
+                <w:sz w:val="28"/>
+                <w:szCs w:val="28"/>
+              </w:rPr>
+            </w:pPr>
+            <w:proofErr w:type="spellStart"/>
+            <w:r>
+              <w:t>id</w:t>
+            </w:r>
+            <w:proofErr w:type="spellEnd"/>
+          </w:p>
+        </w:tc>
+        <w:tc>
+          <w:tcPr>
+            <w:tcW w:w="2272" w:type="dxa"/>
+          </w:tcPr>
+          <w:p>
+            <w:pPr>
+              <w:spacing w:line="360" w:lineRule="auto"/>
+              <w:jc w:val="both"/>
+              <w:rPr>
+                <w:rFonts w:ascii="Times New Roman" w:hAnsi="Times New Roman" w:cs="Times New Roman"/>
+                <w:sz w:val="28"/>
+                <w:szCs w:val="28"/>
+              </w:rPr>
+            </w:pPr>
+            <w:r>
+              <w:t>INT</w:t>
+            </w:r>
+          </w:p>
+        </w:tc>
+        <w:tc>
+          <w:tcPr>
+            <w:tcW w:w="2248" w:type="dxa"/>
+          </w:tcPr>
+          <w:p>
+            <w:pPr>
+              <w:spacing w:line="360" w:lineRule="auto"/>
+              <w:jc w:val="both"/>
+              <w:rPr>
+                <w:rFonts w:ascii="Times New Roman" w:hAnsi="Times New Roman" w:cs="Times New Roman"/>
+                <w:sz w:val="28"/>
+                <w:szCs w:val="28"/>
+              </w:rPr>
+            </w:pPr>
+            <w:r>
+              <w:t>-</w:t>
+            </w:r>
+          </w:p>
+        </w:tc>
+        <w:tc>
+          <w:tcPr>
+            <w:tcW w:w="2319" w:type="dxa"/>
+          </w:tcPr>
+          <w:p>
+            <w:pPr>
+              <w:spacing w:line="360" w:lineRule="auto"/>
+              <w:jc w:val="both"/>
+              <w:rPr>
+                <w:rFonts w:ascii="Times New Roman" w:hAnsi="Times New Roman" w:cs="Times New Roman"/>
+                <w:sz w:val="28"/>
+                <w:szCs w:val="28"/>
+              </w:rPr>
+            </w:pPr>
+            <w:r>
+              <w:t>Первичный ключ</w:t>
+            </w:r>
+          </w:p>
+        </w:tc>
+      </w:tr>
+      <w:tr>
+        <w:tc>
+          <w:tcPr>
+            <w:tcW w:w="2506" w:type="dxa"/>
+          </w:tcPr>
+          <w:p>
+            <w:pPr>
+              <w:spacing w:line="360" w:lineRule="auto"/>
+              <w:jc w:val="both"/>
+              <w:rPr>
+                <w:rFonts w:ascii="Times New Roman" w:hAnsi="Times New Roman" w:cs="Times New Roman"/>
+                <w:sz w:val="28"/>
+                <w:szCs w:val="28"/>
+              </w:rPr>
+            </w:pPr>
+            <w:proofErr w:type="spellStart"/>
+            <w:r>
+              <w:t>teacher_id</w:t>
+            </w:r>
+            <w:proofErr w:type="spellEnd"/>
+          </w:p>
+        </w:tc>
+        <w:tc>
+          <w:tcPr>
+            <w:tcW w:w="2272" w:type="dxa"/>
+          </w:tcPr>
+          <w:p>
+            <w:pPr>
+              <w:spacing w:line="360" w:lineRule="auto"/>
+              <w:jc w:val="both"/>
+              <w:rPr>
+                <w:rFonts w:ascii="Times New Roman" w:hAnsi="Times New Roman" w:cs="Times New Roman"/>
+                <w:sz w:val="28"/>
+                <w:szCs w:val="28"/>
+              </w:rPr>
+            </w:pPr>
+            <w:r>
+              <w:t>INT</w:t>
+            </w:r>
+          </w:p>
+        </w:tc>
+        <w:tc>
+          <w:tcPr>
+            <w:tcW w:w="2248" w:type="dxa"/>
+          </w:tcPr>
+          <w:p>
+            <w:pPr>
+              <w:spacing w:line="360" w:lineRule="auto"/>
+              <w:jc w:val="both"/>
+              <w:rPr>
+                <w:rFonts w:ascii="Times New Roman" w:hAnsi="Times New Roman" w:cs="Times New Roman"/>
+                <w:sz w:val="28"/>
+                <w:szCs w:val="28"/>
+              </w:rPr>
+            </w:pPr>
+            <w:r>
+              <w:t>-</w:t>
+            </w:r>
+          </w:p>
+        </w:tc>
+        <w:tc>
+          <w:tcPr>
+            <w:tcW w:w="2319" w:type="dxa"/>
+          </w:tcPr>
+          <w:p>
+            <w:pPr>
+              <w:spacing w:line="360" w:lineRule="auto"/>
+              <w:jc w:val="both"/>
+              <w:rPr>
+                <w:rFonts w:ascii="Times New Roman" w:hAnsi="Times New Roman" w:cs="Times New Roman"/>
+                <w:sz w:val="28"/>
+                <w:szCs w:val="28"/>
+              </w:rPr>
+            </w:pPr>
+            <w:r>
+              <w:t>Внешний ключ → teachers.id</w:t>
+            </w:r>
+          </w:p>
+        </w:tc>
+      </w:tr>
+      <w:tr>
+        <w:tc>
+          <w:tcPr>
+            <w:tcW w:w="2506" w:type="dxa"/>
+          </w:tcPr>
+          <w:p>
+            <w:pPr>
+              <w:spacing w:line="360" w:lineRule="auto"/>
+              <w:jc w:val="both"/>
+              <w:rPr>
+                <w:rFonts w:ascii="Times New Roman" w:hAnsi="Times New Roman" w:cs="Times New Roman"/>
+                <w:sz w:val="28"/>
+                <w:szCs w:val="28"/>
+              </w:rPr>
+            </w:pPr>
+            <w:proofErr w:type="spellStart"/>
+            <w:r>
+              <w:t>requested_room_type_id</w:t>
+            </w:r>
+            <w:proofErr w:type="spellEnd"/>
+          </w:p>
+        </w:tc>
+        <w:tc>
+          <w:tcPr>
+            <w:tcW w:w="2272" w:type="dxa"/>
+          </w:tcPr>
+          <w:p>
+            <w:pPr>
+              <w:spacing w:line="360" w:lineRule="auto"/>
+              <w:jc w:val="both"/>
+              <w:rPr>
+                <w:rFonts w:ascii="Times New Roman" w:hAnsi="Times New Roman" w:cs="Times New Roman"/>
+                <w:sz w:val="28"/>
+                <w:szCs w:val="28"/>
+              </w:rPr>
+            </w:pPr>
+            <w:r>
+              <w:t>INT</w:t>
+            </w:r>
+          </w:p>
+        </w:tc>
+        <w:tc>
+          <w:tcPr>
+            <w:tcW w:w="2248" w:type="dxa"/>
+          </w:tcPr>
+          <w:p>
+            <w:pPr>
+              <w:spacing w:line="360" w:lineRule="auto"/>
+              <w:jc w:val="both"/>
+              <w:rPr>
+                <w:rFonts w:ascii="Times New Roman" w:hAnsi="Times New Roman" w:cs="Times New Roman"/>
+                <w:sz w:val="28"/>
+                <w:szCs w:val="28"/>
+              </w:rPr>
+            </w:pPr>
+            <w:r>
+              <w:t>-</w:t>
+            </w:r>
+          </w:p>
+        </w:tc>
+        <w:tc>
+          <w:tcPr>
+            <w:tcW w:w="2319" w:type="dxa"/>
+          </w:tcPr>
+          <w:p>
+            <w:pPr>
+              <w:spacing w:line="360" w:lineRule="auto"/>
+              <w:jc w:val="both"/>
+              <w:rPr>
+                <w:rFonts w:ascii="Times New Roman" w:hAnsi="Times New Roman" w:cs="Times New Roman"/>
+                <w:sz w:val="28"/>
+                <w:szCs w:val="28"/>
+              </w:rPr>
+            </w:pPr>
+            <w:r>
+              <w:t>Желаемый тип аудитории → room_types.id</w:t>
+            </w:r>
+          </w:p>
+        </w:tc>
+      </w:tr>
+      <w:tr>
+        <w:tc>
+          <w:tcPr>
+            <w:tcW w:w="2506" w:type="dxa"/>
+          </w:tcPr>
+          <w:p>
+            <w:pPr>
+              <w:spacing w:line="360" w:lineRule="auto"/>
+              <w:jc w:val="both"/>
+              <w:rPr>
+                <w:rFonts w:ascii="Times New Roman" w:hAnsi="Times New Roman" w:cs="Times New Roman"/>
+                <w:sz w:val="28"/>
+                <w:szCs w:val="28"/>
+              </w:rPr>
+            </w:pPr>
+            <w:proofErr w:type="spellStart"/>
+            <w:r>
+              <w:t>requested_capacity</w:t>
+            </w:r>
+            <w:proofErr w:type="spellEnd"/>
+          </w:p>
+        </w:tc>
+        <w:tc>
+          <w:tcPr>
+            <w:tcW w:w="2272" w:type="dxa"/>
+          </w:tcPr>
+          <w:p>
+            <w:pPr>
+              <w:spacing w:line="360" w:lineRule="auto"/>
+              <w:jc w:val="both"/>
+              <w:rPr>
+                <w:rFonts w:ascii="Times New Roman" w:hAnsi="Times New Roman" w:cs="Times New Roman"/>
+                <w:sz w:val="28"/>
+                <w:szCs w:val="28"/>
+              </w:rPr>
+            </w:pPr>
+            <w:r>
+              <w:t>INT</w:t>
+            </w:r>
+          </w:p>
+        </w:tc>
+        <w:tc>
+          <w:tcPr>
+            <w:tcW w:w="2248" w:type="dxa"/>
+          </w:tcPr>
+          <w:p>
+            <w:pPr>
+              <w:spacing w:line="360" w:lineRule="auto"/>
+              <w:jc w:val="both"/>
+              <w:rPr>
+                <w:rFonts w:ascii="Times New Roman" w:hAnsi="Times New Roman" w:cs="Times New Roman"/>
+                <w:sz w:val="28"/>
+                <w:szCs w:val="28"/>
+              </w:rPr>
+            </w:pPr>
+            <w:r>
+              <w:t>-</w:t>
+            </w:r>
+          </w:p>
+        </w:tc>
+        <w:tc>
+          <w:tcPr>
+            <w:tcW w:w="2319" w:type="dxa"/>
+          </w:tcPr>
+          <w:p>
+            <w:pPr>
+              <w:spacing w:line="360" w:lineRule="auto"/>
+              <w:jc w:val="both"/>
+              <w:rPr>
+                <w:rFonts w:ascii="Times New Roman" w:hAnsi="Times New Roman" w:cs="Times New Roman"/>
+                <w:sz w:val="28"/>
+                <w:szCs w:val="28"/>
+              </w:rPr>
+            </w:pPr>
+            <w:r>
+              <w:t>Требуемая вместимость</w:t>
+            </w:r>
+          </w:p>
+        </w:tc>
+      </w:tr>
+      <w:tr>
+        <w:tc>
+          <w:tcPr>
+            <w:tcW w:w="2506" w:type="dxa"/>
+          </w:tcPr>
+          <w:p>
+            <w:pPr>
+              <w:spacing w:line="360" w:lineRule="auto"/>
+              <w:jc w:val="both"/>
+              <w:rPr>
+                <w:rFonts w:ascii="Times New Roman" w:hAnsi="Times New Roman" w:cs="Times New Roman"/>
+                <w:sz w:val="28"/>
+                <w:szCs w:val="28"/>
+              </w:rPr>
+            </w:pPr>
+            <w:proofErr w:type="spellStart"/>
+            <w:r>
+              <w:t>preferred_building_id</w:t>
+            </w:r>
+            <w:proofErr w:type="spellEnd"/>
+          </w:p>
+        </w:tc>
+        <w:tc>
+          <w:tcPr>
+            <w:tcW w:w="2272" w:type="dxa"/>
+          </w:tcPr>
+          <w:p>
+            <w:pPr>
+              <w:spacing w:line="360" w:lineRule="auto"/>
+              <w:jc w:val="both"/>
+              <w:rPr>
+                <w:rFonts w:ascii="Times New Roman" w:hAnsi="Times New Roman" w:cs="Times New Roman"/>
+                <w:sz w:val="28"/>
+                <w:szCs w:val="28"/>
+              </w:rPr>
+            </w:pPr>
+            <w:r>
+              <w:t>INT</w:t>
+            </w:r>
+          </w:p>
+        </w:tc>
+        <w:tc>
+          <w:tcPr>
+            <w:tcW w:w="2248" w:type="dxa"/>
+          </w:tcPr>
+          <w:p>
+            <w:pPr>
+              <w:spacing w:line="360" w:lineRule="auto"/>
+              <w:jc w:val="both"/>
+              <w:rPr>
+                <w:rFonts w:ascii="Times New Roman" w:hAnsi="Times New Roman" w:cs="Times New Roman"/>
+                <w:sz w:val="28"/>
+                <w:szCs w:val="28"/>
+              </w:rPr>
+            </w:pPr>
+            <w:r>
+              <w:t>-</w:t>
+            </w:r>
+          </w:p>
+        </w:tc>
+        <w:tc>
+          <w:tcPr>
+            <w:tcW w:w="2319" w:type="dxa"/>
+          </w:tcPr>
+          <w:p>
+            <w:pPr>
+              <w:spacing w:line="360" w:lineRule="auto"/>
+              <w:jc w:val="both"/>
+              <w:rPr>
+                <w:rFonts w:ascii="Times New Roman" w:hAnsi="Times New Roman" w:cs="Times New Roman"/>
+                <w:sz w:val="28"/>
+                <w:szCs w:val="28"/>
+              </w:rPr>
+            </w:pPr>
+            <w:r>
+              <w:t>Предпочтительный корпус → buildings.id</w:t>
+            </w:r>
+          </w:p>
+        </w:tc>
+      </w:tr>
+      <w:tr>
+        <w:tc>
+          <w:tcPr>
+            <w:tcW w:w="2506" w:type="dxa"/>
+          </w:tcPr>
+          <w:p>
+            <w:pPr>
+              <w:spacing w:line="360" w:lineRule="auto"/>
+              <w:jc w:val="both"/>
+              <w:rPr>
+                <w:rFonts w:ascii="Times New Roman" w:hAnsi="Times New Roman" w:cs="Times New Roman"/>
+                <w:sz w:val="28"/>
+                <w:szCs w:val="28"/>
+              </w:rPr>
+            </w:pPr>
+            <w:proofErr w:type="spellStart"/>
+            <w:r>
+              <w:t>preferred_equipment</w:t>
+            </w:r>
+            <w:proofErr w:type="spellEnd"/>
+          </w:p>
+        </w:tc>
+        <w:tc>
+          <w:tcPr>
+            <w:tcW w:w="2272" w:type="dxa"/>
+          </w:tcPr>
+          <w:p>
+            <w:pPr>
+              <w:spacing w:line="360" w:lineRule="auto"/>
+              <w:jc w:val="both"/>
+              <w:rPr>
+                <w:rFonts w:ascii="Times New Roman" w:hAnsi="Times New Roman" w:cs="Times New Roman"/>
+                <w:sz w:val="28"/>
+                <w:szCs w:val="28"/>
+              </w:rPr>
+            </w:pPr>
+            <w:r>
+              <w:t>NVARCHAR</w:t>
+            </w:r>
+          </w:p>
+        </w:tc>
+        <w:tc>
+          <w:tcPr>
+            <w:tcW w:w="2248" w:type="dxa"/>
+          </w:tcPr>
+          <w:p>
+            <w:pPr>
+              <w:spacing w:line="360" w:lineRule="auto"/>
+              <w:jc w:val="both"/>
+              <w:rPr>
+                <w:rFonts w:ascii="Times New Roman" w:hAnsi="Times New Roman" w:cs="Times New Roman"/>
+                <w:sz w:val="28"/>
+                <w:szCs w:val="28"/>
+              </w:rPr>
+            </w:pPr>
+            <w:r>
+              <w:t>MAX</w:t>
+            </w:r>
+          </w:p>
+        </w:tc>
+        <w:tc>
+          <w:tcPr>
+            <w:tcW w:w="2319" w:type="dxa"/>
+          </w:tcPr>
+          <w:p>
+            <w:pPr>
+              <w:spacing w:line="360" w:lineRule="auto"/>
+              <w:jc w:val="both"/>
+              <w:rPr>
+                <w:rFonts w:ascii="Times New Roman" w:hAnsi="Times New Roman" w:cs="Times New Roman"/>
+                <w:sz w:val="28"/>
+                <w:szCs w:val="28"/>
+              </w:rPr>
+            </w:pPr>
+            <w:r>
+              <w:t>Желаемое оборудование (текстовый список)</w:t>
+            </w:r>
+          </w:p>
+        </w:tc>
+      </w:tr>
+      <w:tr>
+        <w:tc>
+          <w:tcPr>
+            <w:tcW w:w="2506" w:type="dxa"/>
+          </w:tcPr>
+          <w:p>
+            <w:pPr>
+              <w:spacing w:line="360" w:lineRule="auto"/>
+              <w:jc w:val="both"/>
+              <w:rPr>
+                <w:rFonts w:ascii="Times New Roman" w:hAnsi="Times New Roman" w:cs="Times New Roman"/>
+                <w:sz w:val="28"/>
+                <w:szCs w:val="28"/>
+              </w:rPr>
+            </w:pPr>
+            <w:proofErr w:type="spellStart"/>
+            <w:r>
+              <w:t>event_date</w:t>
+            </w:r>
+            <w:proofErr w:type="spellEnd"/>
+          </w:p>
+        </w:tc>
+        <w:tc>
+          <w:tcPr>
+            <w:tcW w:w="2272" w:type="dxa"/>
+          </w:tcPr>
+          <w:p>
+            <w:pPr>
+              <w:spacing w:line="360" w:lineRule="auto"/>
+              <w:jc w:val="both"/>
+              <w:rPr>
+                <w:rFonts w:ascii="Times New Roman" w:hAnsi="Times New Roman" w:cs="Times New Roman"/>
+                <w:sz w:val="28"/>
+                <w:szCs w:val="28"/>
+              </w:rPr>
+            </w:pPr>
+            <w:r>
+              <w:t>DATE</w:t>
+            </w:r>
+          </w:p>
+        </w:tc>
+        <w:tc>
+          <w:tcPr>
+            <w:tcW w:w="2248" w:type="dxa"/>
+          </w:tcPr>
+          <w:p>
+            <w:pPr>
+              <w:spacing w:line="360" w:lineRule="auto"/>
+              <w:jc w:val="both"/>
+              <w:rPr>
+                <w:rFonts w:ascii="Times New Roman" w:hAnsi="Times New Roman" w:cs="Times New Roman"/>
+                <w:sz w:val="28"/>
+                <w:szCs w:val="28"/>
+              </w:rPr>
+            </w:pPr>
+            <w:r>
+              <w:t>-</w:t>
+            </w:r>
+          </w:p>
+        </w:tc>
+        <w:tc>
+          <w:tcPr>
+            <w:tcW w:w="2319" w:type="dxa"/>
+          </w:tcPr>
+          <w:p>
+            <w:pPr>
+              <w:spacing w:line="360" w:lineRule="auto"/>
+              <w:jc w:val="both"/>
+              <w:rPr>
+                <w:rFonts w:ascii="Times New Roman" w:hAnsi="Times New Roman" w:cs="Times New Roman"/>
+                <w:sz w:val="28"/>
+                <w:szCs w:val="28"/>
+              </w:rPr>
+            </w:pPr>
+            <w:r>
+              <w:t>Дата занятия</w:t>
+            </w:r>
+          </w:p>
+        </w:tc>
+      </w:tr>
+      <w:tr>
+        <w:tc>
+          <w:tcPr>
+            <w:tcW w:w="2506" w:type="dxa"/>
+          </w:tcPr>
+          <w:p>
+            <w:pPr>
+              <w:spacing w:line="360" w:lineRule="auto"/>
+              <w:jc w:val="both"/>
+              <w:rPr>
+                <w:rFonts w:ascii="Times New Roman" w:hAnsi="Times New Roman" w:cs="Times New Roman"/>
+                <w:sz w:val="28"/>
+                <w:szCs w:val="28"/>
+              </w:rPr>
+            </w:pPr>
+            <w:proofErr w:type="spellStart"/>
+            <w:r>
+              <w:t>start_time</w:t>
+            </w:r>
+            <w:proofErr w:type="spellEnd"/>
+          </w:p>
+        </w:tc>
+        <w:tc>
+          <w:tcPr>
+            <w:tcW w:w="2272" w:type="dxa"/>
+          </w:tcPr>
+          <w:p>
+            <w:pPr>
+              <w:spacing w:line="360" w:lineRule="auto"/>
+              <w:jc w:val="both"/>
+              <w:rPr>
+                <w:rFonts w:ascii="Times New Roman" w:hAnsi="Times New Roman" w:cs="Times New Roman"/>
+                <w:sz w:val="28"/>
+                <w:szCs w:val="28"/>
+              </w:rPr>
+            </w:pPr>
+            <w:r>
+              <w:t>TIME</w:t>
+            </w:r>
+          </w:p>
+        </w:tc>
+        <w:tc>
+          <w:tcPr>
+            <w:tcW w:w="2248" w:type="dxa"/>
+          </w:tcPr>
+          <w:p>
+            <w:pPr>
+              <w:spacing w:line="360" w:lineRule="auto"/>
+              <w:jc w:val="both"/>
+              <w:rPr>
+                <w:rFonts w:ascii="Times New Roman" w:hAnsi="Times New Roman" w:cs="Times New Roman"/>
+                <w:sz w:val="28"/>
+                <w:szCs w:val="28"/>
+              </w:rPr>
+            </w:pPr>
+            <w:r>
+              <w:t>-</w:t>
+            </w:r>
+          </w:p>
+        </w:tc>
+        <w:tc>
+          <w:tcPr>
+            <w:tcW w:w="2319" w:type="dxa"/>
+          </w:tcPr>
+          <w:p>
+            <w:pPr>
+              <w:spacing w:line="360" w:lineRule="auto"/>
+              <w:jc w:val="both"/>
+              <w:rPr>
+                <w:rFonts w:ascii="Times New Roman" w:hAnsi="Times New Roman" w:cs="Times New Roman"/>
+                <w:sz w:val="28"/>
+                <w:szCs w:val="28"/>
+              </w:rPr>
+            </w:pPr>
+            <w:r>
+              <w:t>Время начала</w:t>
+            </w:r>
+          </w:p>
+        </w:tc>
+      </w:tr>
+      <w:tr>
+        <w:tc>
+          <w:tcPr>
+            <w:tcW w:w="2506" w:type="dxa"/>
+          </w:tcPr>
+          <w:p>
+            <w:pPr>
+              <w:spacing w:line="360" w:lineRule="auto"/>
+              <w:jc w:val="both"/>
+              <w:rPr>
+                <w:rFonts w:ascii="Times New Roman" w:hAnsi="Times New Roman" w:cs="Times New Roman"/>
+                <w:sz w:val="28"/>
+                <w:szCs w:val="28"/>
+              </w:rPr>
+            </w:pPr>
+            <w:proofErr w:type="spellStart"/>
+            <w:r>
+              <w:t>end_time</w:t>
+            </w:r>
+            <w:proofErr w:type="spellEnd"/>
+          </w:p>
+        </w:tc>
+        <w:tc>
+          <w:tcPr>
+            <w:tcW w:w="2272" w:type="dxa"/>
+          </w:tcPr>
+          <w:p>
+            <w:pPr>
+              <w:spacing w:line="360" w:lineRule="auto"/>
+              <w:jc w:val="both"/>
+              <w:rPr>
+                <w:rFonts w:ascii="Times New Roman" w:hAnsi="Times New Roman" w:cs="Times New Roman"/>
+                <w:sz w:val="28"/>
+                <w:szCs w:val="28"/>
+              </w:rPr>
+            </w:pPr>
+            <w:r>
+              <w:t>TIME</w:t>
+            </w:r>
+          </w:p>
+        </w:tc>
+        <w:tc>
+          <w:tcPr>
+            <w:tcW w:w="2248" w:type="dxa"/>
+          </w:tcPr>
+          <w:p>
+            <w:pPr>
+              <w:spacing w:line="360" w:lineRule="auto"/>
+              <w:jc w:val="both"/>
+              <w:rPr>
+                <w:rFonts w:ascii="Times New Roman" w:hAnsi="Times New Roman" w:cs="Times New Roman"/>
+                <w:sz w:val="28"/>
+                <w:szCs w:val="28"/>
+              </w:rPr>
+            </w:pPr>
+            <w:r>
+              <w:t>-</w:t>
+            </w:r>
+          </w:p>
+        </w:tc>
+        <w:tc>
+          <w:tcPr>
+            <w:tcW w:w="2319" w:type="dxa"/>
+          </w:tcPr>
+          <w:p>
+            <w:pPr>
+              <w:spacing w:line="360" w:lineRule="auto"/>
+              <w:jc w:val="both"/>
+              <w:rPr>
+                <w:rFonts w:ascii="Times New Roman" w:hAnsi="Times New Roman" w:cs="Times New Roman"/>
+                <w:sz w:val="28"/>
+                <w:szCs w:val="28"/>
+              </w:rPr>
+            </w:pPr>
+            <w:r>
+              <w:t>Время окончания</w:t>
+            </w:r>
+          </w:p>
+        </w:tc>
+      </w:tr>
+      <w:tr>
+        <w:tc>
+          <w:tcPr>
+            <w:tcW w:w="2506" w:type="dxa"/>
+          </w:tcPr>
+          <w:p>
+            <w:pPr>
+              <w:spacing w:line="360" w:lineRule="auto"/>
+              <w:jc w:val="both"/>
+              <w:rPr>
+                <w:rFonts w:ascii="Times New Roman" w:hAnsi="Times New Roman" w:cs="Times New Roman"/>
+                <w:sz w:val="28"/>
+                <w:szCs w:val="28"/>
+              </w:rPr>
+            </w:pPr>
+            <w:proofErr w:type="spellStart"/>
+            <w:r>
+              <w:t>purpose</w:t>
+            </w:r>
+            <w:proofErr w:type="spellEnd"/>
+          </w:p>
+        </w:tc>
+        <w:tc>
+          <w:tcPr>
+            <w:tcW w:w="2272" w:type="dxa"/>
+          </w:tcPr>
+          <w:p>
+            <w:pPr>
+              <w:spacing w:line="360" w:lineRule="auto"/>
+              <w:jc w:val="both"/>
+              <w:rPr>
+                <w:rFonts w:ascii="Times New Roman" w:hAnsi="Times New Roman" w:cs="Times New Roman"/>
+                <w:sz w:val="28"/>
+                <w:szCs w:val="28"/>
+              </w:rPr>
+            </w:pPr>
+            <w:r>
+              <w:t>NVARCHAR</w:t>
+            </w:r>
+          </w:p>
+        </w:tc>
+        <w:tc>
+          <w:tcPr>
+            <w:tcW w:w="2248" w:type="dxa"/>
+          </w:tcPr>
+          <w:p>
+            <w:pPr>
+              <w:spacing w:line="360" w:lineRule="auto"/>
+              <w:jc w:val="both"/>
+              <w:rPr>
+                <w:rFonts w:ascii="Times New Roman" w:hAnsi="Times New Roman" w:cs="Times New Roman"/>
+                <w:sz w:val="28"/>
+                <w:szCs w:val="28"/>
+              </w:rPr>
+            </w:pPr>
+            <w:r>
+              <w:t>500</w:t>
+            </w:r>
+          </w:p>
+        </w:tc>
+        <w:tc>
+          <w:tcPr>
+            <w:tcW w:w="2319" w:type="dxa"/>
+          </w:tcPr>
+          <w:p>
+            <w:pPr>
+              <w:spacing w:line="360" w:lineRule="auto"/>
+              <w:jc w:val="both"/>
+              <w:rPr>
+                <w:rFonts w:ascii="Times New Roman" w:hAnsi="Times New Roman" w:cs="Times New Roman"/>
+                <w:sz w:val="28"/>
+                <w:szCs w:val="28"/>
+              </w:rPr>
+            </w:pPr>
+            <w:r>
+              <w:t>Цель бронирования</w:t>
+            </w:r>
+          </w:p>
+        </w:tc>
+      </w:tr>
+      <w:tr>
+        <w:tc>
+          <w:tcPr>
+            <w:tcW w:w="2506" w:type="dxa"/>
+          </w:tcPr>
+          <w:p>
+            <w:pPr>
+              <w:spacing w:line="360" w:lineRule="auto"/>
+              <w:jc w:val="both"/>
+              <w:rPr>
+                <w:rFonts w:ascii="Times New Roman" w:hAnsi="Times New Roman" w:cs="Times New Roman"/>
+                <w:sz w:val="28"/>
+                <w:szCs w:val="28"/>
+              </w:rPr>
+            </w:pPr>
+            <w:proofErr w:type="spellStart"/>
+            <w:r>
+              <w:lastRenderedPageBreak/>
+              <w:t>periodicity</w:t>
+            </w:r>
+            <w:proofErr w:type="spellEnd"/>
+          </w:p>
+        </w:tc>
+        <w:tc>
+          <w:tcPr>
+            <w:tcW w:w="2272" w:type="dxa"/>
+          </w:tcPr>
+          <w:p>
+            <w:pPr>
+              <w:spacing w:line="360" w:lineRule="auto"/>
+              <w:jc w:val="both"/>
+              <w:rPr>
+                <w:rFonts w:ascii="Times New Roman" w:hAnsi="Times New Roman" w:cs="Times New Roman"/>
+                <w:sz w:val="28"/>
+                <w:szCs w:val="28"/>
+              </w:rPr>
+            </w:pPr>
+            <w:r>
+              <w:t>NVARCHAR</w:t>
+            </w:r>
+          </w:p>
+        </w:tc>
+        <w:tc>
+          <w:tcPr>
+            <w:tcW w:w="2248" w:type="dxa"/>
+          </w:tcPr>
+          <w:p>
+            <w:pPr>
+              <w:spacing w:line="360" w:lineRule="auto"/>
+              <w:jc w:val="both"/>
+              <w:rPr>
+                <w:rFonts w:ascii="Times New Roman" w:hAnsi="Times New Roman" w:cs="Times New Roman"/>
+                <w:sz w:val="28"/>
+                <w:szCs w:val="28"/>
+              </w:rPr>
+            </w:pPr>
+            <w:r>
+              <w:t>50</w:t>
+            </w:r>
+          </w:p>
+        </w:tc>
+        <w:tc>
+          <w:tcPr>
+            <w:tcW w:w="2319" w:type="dxa"/>
+          </w:tcPr>
+          <w:p>
+            <w:pPr>
+              <w:spacing w:line="360" w:lineRule="auto"/>
+              <w:jc w:val="both"/>
+              <w:rPr>
+                <w:rFonts w:ascii="Times New Roman" w:hAnsi="Times New Roman" w:cs="Times New Roman"/>
+                <w:sz w:val="28"/>
+                <w:szCs w:val="28"/>
+              </w:rPr>
+            </w:pPr>
+            <w:r>
+              <w:t>Периодичность (разово, еженедельно, по дням)</w:t>
+            </w:r>
+          </w:p>
+        </w:tc>
+      </w:tr>
+      <w:tr>
+        <w:tc>
+          <w:tcPr>
+            <w:tcW w:w="2506" w:type="dxa"/>
+          </w:tcPr>
+          <w:p>
+            <w:pPr>
+              <w:spacing w:line="360" w:lineRule="auto"/>
+              <w:jc w:val="both"/>
+              <w:rPr>
+                <w:rFonts w:ascii="Times New Roman" w:hAnsi="Times New Roman" w:cs="Times New Roman"/>
+                <w:sz w:val="28"/>
+                <w:szCs w:val="28"/>
+              </w:rPr>
+            </w:pPr>
+            <w:proofErr w:type="spellStart"/>
+            <w:r>
+              <w:t>status_id</w:t>
+            </w:r>
+            <w:proofErr w:type="spellEnd"/>
+          </w:p>
+        </w:tc>
+        <w:tc>
+          <w:tcPr>
+            <w:tcW w:w="2272" w:type="dxa"/>
+          </w:tcPr>
+          <w:p>
+            <w:pPr>
+              <w:spacing w:line="360" w:lineRule="auto"/>
+              <w:jc w:val="both"/>
+              <w:rPr>
+                <w:rFonts w:ascii="Times New Roman" w:hAnsi="Times New Roman" w:cs="Times New Roman"/>
+                <w:sz w:val="28"/>
+                <w:szCs w:val="28"/>
+              </w:rPr>
+            </w:pPr>
+            <w:r>
+              <w:t>INT</w:t>
+            </w:r>
+          </w:p>
+        </w:tc>
+        <w:tc>
+          <w:tcPr>
+            <w:tcW w:w="2248" w:type="dxa"/>
+          </w:tcPr>
+          <w:p>
+            <w:pPr>
+              <w:spacing w:line="360" w:lineRule="auto"/>
+              <w:jc w:val="both"/>
+              <w:rPr>
+                <w:rFonts w:ascii="Times New Roman" w:hAnsi="Times New Roman" w:cs="Times New Roman"/>
+                <w:sz w:val="28"/>
+                <w:szCs w:val="28"/>
+              </w:rPr>
+            </w:pPr>
+            <w:r>
+              <w:t>-</w:t>
+            </w:r>
+          </w:p>
+        </w:tc>
+        <w:tc>
+          <w:tcPr>
+            <w:tcW w:w="2319" w:type="dxa"/>
+          </w:tcPr>
+          <w:p>
+            <w:pPr>
+              <w:spacing w:line="360" w:lineRule="auto"/>
+              <w:jc w:val="both"/>
+              <w:rPr>
+                <w:rFonts w:ascii="Times New Roman" w:hAnsi="Times New Roman" w:cs="Times New Roman"/>
+                <w:sz w:val="28"/>
+                <w:szCs w:val="28"/>
+                <w:lang w:val="en-US"/>
+              </w:rPr>
+            </w:pPr>
+            <w:r>
+              <w:t>Внешний</w:t>
+            </w:r>
+            <w:r>
+              <w:rPr>
+                <w:lang w:val="en-US"/>
+              </w:rPr>
+              <w:t xml:space="preserve"> </w:t>
+            </w:r>
+            <w:r>
+              <w:t>ключ</w:t>
+            </w:r>
+            <w:r>
+              <w:rPr>
+                <w:lang w:val="en-US"/>
+              </w:rPr>
+              <w:t xml:space="preserve"> → booking_statuses.id</w:t>
+            </w:r>
+          </w:p>
+        </w:tc>
+      </w:tr>
+      <w:tr>
+        <w:tc>
+          <w:tcPr>
+            <w:tcW w:w="2506" w:type="dxa"/>
+          </w:tcPr>
+          <w:p>
+            <w:pPr>
+              <w:spacing w:line="360" w:lineRule="auto"/>
+              <w:jc w:val="both"/>
+              <w:rPr>
+                <w:rFonts w:ascii="Times New Roman" w:hAnsi="Times New Roman" w:cs="Times New Roman"/>
+                <w:sz w:val="28"/>
+                <w:szCs w:val="28"/>
+              </w:rPr>
+            </w:pPr>
+            <w:proofErr w:type="spellStart"/>
+            <w:r>
+              <w:t>approved_by</w:t>
+            </w:r>
+            <w:proofErr w:type="spellEnd"/>
+          </w:p>
+        </w:tc>
+        <w:tc>
+          <w:tcPr>
+            <w:tcW w:w="2272" w:type="dxa"/>
+          </w:tcPr>
+          <w:p>
+            <w:pPr>
+              <w:spacing w:line="360" w:lineRule="auto"/>
+              <w:jc w:val="both"/>
+              <w:rPr>
+                <w:rFonts w:ascii="Times New Roman" w:hAnsi="Times New Roman" w:cs="Times New Roman"/>
+                <w:sz w:val="28"/>
+                <w:szCs w:val="28"/>
+              </w:rPr>
+            </w:pPr>
+            <w:r>
+              <w:t>INT</w:t>
+            </w:r>
+          </w:p>
+        </w:tc>
+        <w:tc>
+          <w:tcPr>
+            <w:tcW w:w="2248" w:type="dxa"/>
+          </w:tcPr>
+          <w:p>
+            <w:pPr>
+              <w:spacing w:line="360" w:lineRule="auto"/>
+              <w:jc w:val="both"/>
+              <w:rPr>
+                <w:rFonts w:ascii="Times New Roman" w:hAnsi="Times New Roman" w:cs="Times New Roman"/>
+                <w:sz w:val="28"/>
+                <w:szCs w:val="28"/>
+              </w:rPr>
+            </w:pPr>
+            <w:r>
+              <w:t>-</w:t>
+            </w:r>
+          </w:p>
+        </w:tc>
+        <w:tc>
+          <w:tcPr>
+            <w:tcW w:w="2319" w:type="dxa"/>
+          </w:tcPr>
+          <w:p>
+            <w:pPr>
+              <w:spacing w:line="360" w:lineRule="auto"/>
+              <w:jc w:val="both"/>
+              <w:rPr>
+                <w:rFonts w:ascii="Times New Roman" w:hAnsi="Times New Roman" w:cs="Times New Roman"/>
+                <w:sz w:val="28"/>
+                <w:szCs w:val="28"/>
+              </w:rPr>
+            </w:pPr>
+            <w:r>
+              <w:t>Кто утвердил (внешний ключ → users.id)</w:t>
+            </w:r>
+          </w:p>
+        </w:tc>
+      </w:tr>
+      <w:tr>
+        <w:tc>
+          <w:tcPr>
+            <w:tcW w:w="2506" w:type="dxa"/>
+          </w:tcPr>
+          <w:p>
+            <w:pPr>
+              <w:spacing w:line="360" w:lineRule="auto"/>
+              <w:jc w:val="both"/>
+              <w:rPr>
+                <w:rFonts w:ascii="Times New Roman" w:hAnsi="Times New Roman" w:cs="Times New Roman"/>
+                <w:sz w:val="28"/>
+                <w:szCs w:val="28"/>
+              </w:rPr>
+            </w:pPr>
+            <w:proofErr w:type="spellStart"/>
+            <w:r>
+              <w:t>approved_room_id</w:t>
+            </w:r>
+            <w:proofErr w:type="spellEnd"/>
+          </w:p>
+        </w:tc>
+        <w:tc>
+          <w:tcPr>
+            <w:tcW w:w="2272" w:type="dxa"/>
+          </w:tcPr>
+          <w:p>
+            <w:pPr>
+              <w:spacing w:line="360" w:lineRule="auto"/>
+              <w:jc w:val="both"/>
+              <w:rPr>
+                <w:rFonts w:ascii="Times New Roman" w:hAnsi="Times New Roman" w:cs="Times New Roman"/>
+                <w:sz w:val="28"/>
+                <w:szCs w:val="28"/>
+              </w:rPr>
+            </w:pPr>
+            <w:r>
+              <w:t>INT</w:t>
+            </w:r>
+          </w:p>
+        </w:tc>
+        <w:tc>
+          <w:tcPr>
+            <w:tcW w:w="2248" w:type="dxa"/>
+          </w:tcPr>
+          <w:p>
+            <w:pPr>
+              <w:spacing w:line="360" w:lineRule="auto"/>
+              <w:jc w:val="both"/>
+              <w:rPr>
+                <w:rFonts w:ascii="Times New Roman" w:hAnsi="Times New Roman" w:cs="Times New Roman"/>
+                <w:sz w:val="28"/>
+                <w:szCs w:val="28"/>
+              </w:rPr>
+            </w:pPr>
+            <w:r>
+              <w:t>-</w:t>
+            </w:r>
+          </w:p>
+        </w:tc>
+        <w:tc>
+          <w:tcPr>
+            <w:tcW w:w="2319" w:type="dxa"/>
+          </w:tcPr>
+          <w:p>
+            <w:pPr>
+              <w:spacing w:line="360" w:lineRule="auto"/>
+              <w:jc w:val="both"/>
+              <w:rPr>
+                <w:rFonts w:ascii="Times New Roman" w:hAnsi="Times New Roman" w:cs="Times New Roman"/>
+                <w:sz w:val="28"/>
+                <w:szCs w:val="28"/>
+              </w:rPr>
+            </w:pPr>
+            <w:r>
+              <w:t>Назначенная аудитория → classrooms.id</w:t>
+            </w:r>
+          </w:p>
+        </w:tc>
+      </w:tr>
+      <w:tr>
+        <w:tc>
+          <w:tcPr>
+            <w:tcW w:w="2506" w:type="dxa"/>
+          </w:tcPr>
+          <w:p>
+            <w:pPr>
+              <w:spacing w:line="360" w:lineRule="auto"/>
+              <w:jc w:val="both"/>
+              <w:rPr>
+                <w:rFonts w:ascii="Times New Roman" w:hAnsi="Times New Roman" w:cs="Times New Roman"/>
+                <w:sz w:val="28"/>
+                <w:szCs w:val="28"/>
+              </w:rPr>
+            </w:pPr>
+            <w:proofErr w:type="spellStart"/>
+            <w:r>
+              <w:t>comment</w:t>
+            </w:r>
+            <w:proofErr w:type="spellEnd"/>
+          </w:p>
+        </w:tc>
+        <w:tc>
+          <w:tcPr>
+            <w:tcW w:w="2272" w:type="dxa"/>
+          </w:tcPr>
+          <w:p>
+            <w:pPr>
+              <w:spacing w:line="360" w:lineRule="auto"/>
+              <w:jc w:val="both"/>
+              <w:rPr>
+                <w:rFonts w:ascii="Times New Roman" w:hAnsi="Times New Roman" w:cs="Times New Roman"/>
+                <w:sz w:val="28"/>
+                <w:szCs w:val="28"/>
+              </w:rPr>
+            </w:pPr>
+            <w:r>
+              <w:t>NVARCHAR</w:t>
+            </w:r>
+          </w:p>
+        </w:tc>
+        <w:tc>
+          <w:tcPr>
+            <w:tcW w:w="2248" w:type="dxa"/>
+          </w:tcPr>
+          <w:p>
+            <w:pPr>
+              <w:spacing w:line="360" w:lineRule="auto"/>
+              <w:jc w:val="both"/>
+              <w:rPr>
+                <w:rFonts w:ascii="Times New Roman" w:hAnsi="Times New Roman" w:cs="Times New Roman"/>
+                <w:sz w:val="28"/>
+                <w:szCs w:val="28"/>
+              </w:rPr>
+            </w:pPr>
+            <w:r>
+              <w:t>500</w:t>
+            </w:r>
+          </w:p>
+        </w:tc>
+        <w:tc>
+          <w:tcPr>
+            <w:tcW w:w="2319" w:type="dxa"/>
+          </w:tcPr>
+          <w:p>
+            <w:pPr>
+              <w:spacing w:line="360" w:lineRule="auto"/>
+              <w:jc w:val="both"/>
+              <w:rPr>
+                <w:rFonts w:ascii="Times New Roman" w:hAnsi="Times New Roman" w:cs="Times New Roman"/>
+                <w:sz w:val="28"/>
+                <w:szCs w:val="28"/>
+              </w:rPr>
+            </w:pPr>
+            <w:r>
+              <w:t>Комментарий диспетчера (при отказе или замене)</w:t>
+            </w:r>
+          </w:p>
+        </w:tc>
+      </w:tr>
+      <w:tr>
+        <w:tc>
+          <w:tcPr>
+            <w:tcW w:w="2506" w:type="dxa"/>
+          </w:tcPr>
+          <w:p>
+            <w:pPr>
+              <w:spacing w:line="360" w:lineRule="auto"/>
+              <w:jc w:val="both"/>
+              <w:rPr>
+                <w:rFonts w:ascii="Times New Roman" w:hAnsi="Times New Roman" w:cs="Times New Roman"/>
+                <w:sz w:val="28"/>
+                <w:szCs w:val="28"/>
+              </w:rPr>
+            </w:pPr>
+            <w:proofErr w:type="spellStart"/>
+            <w:r>
+              <w:t>created_at</w:t>
+            </w:r>
+            <w:proofErr w:type="spellEnd"/>
+          </w:p>
+        </w:tc>
+        <w:tc>
+          <w:tcPr>
+            <w:tcW w:w="2272" w:type="dxa"/>
+          </w:tcPr>
+          <w:p>
+            <w:pPr>
+              <w:spacing w:line="360" w:lineRule="auto"/>
+              <w:jc w:val="both"/>
+              <w:rPr>
+                <w:rFonts w:ascii="Times New Roman" w:hAnsi="Times New Roman" w:cs="Times New Roman"/>
+                <w:sz w:val="28"/>
+                <w:szCs w:val="28"/>
+              </w:rPr>
+            </w:pPr>
+            <w:r>
+              <w:t>DATETIME</w:t>
+            </w:r>
+          </w:p>
+        </w:tc>
+        <w:tc>
+          <w:tcPr>
+            <w:tcW w:w="2248" w:type="dxa"/>
+          </w:tcPr>
+          <w:p>
+            <w:pPr>
+              <w:spacing w:line="360" w:lineRule="auto"/>
+              <w:jc w:val="both"/>
+              <w:rPr>
+                <w:rFonts w:ascii="Times New Roman" w:hAnsi="Times New Roman" w:cs="Times New Roman"/>
+                <w:sz w:val="28"/>
+                <w:szCs w:val="28"/>
+              </w:rPr>
+            </w:pPr>
+            <w:r>
+              <w:t>-</w:t>
+            </w:r>
+          </w:p>
+        </w:tc>
+        <w:tc>
+          <w:tcPr>
+            <w:tcW w:w="2319" w:type="dxa"/>
+          </w:tcPr>
+          <w:p>
+            <w:pPr>
+              <w:spacing w:line="360" w:lineRule="auto"/>
+              <w:jc w:val="both"/>
+              <w:rPr>
+                <w:rFonts w:ascii="Times New Roman" w:hAnsi="Times New Roman" w:cs="Times New Roman"/>
+                <w:sz w:val="28"/>
+                <w:szCs w:val="28"/>
+              </w:rPr>
+            </w:pPr>
+            <w:r>
+              <w:t>Дата подачи заявки</w:t>
+            </w:r>
+          </w:p>
+        </w:tc>
+      </w:tr>
+      <w:tr>
+        <w:tc>
+          <w:tcPr>
+            <w:tcW w:w="2506" w:type="dxa"/>
+          </w:tcPr>
+          <w:p>
+            <w:pPr>
+              <w:spacing w:line="360" w:lineRule="auto"/>
+              <w:jc w:val="both"/>
+              <w:rPr>
+                <w:rFonts w:ascii="Times New Roman" w:hAnsi="Times New Roman" w:cs="Times New Roman"/>
+                <w:sz w:val="28"/>
+                <w:szCs w:val="28"/>
+              </w:rPr>
+            </w:pPr>
+            <w:proofErr w:type="spellStart"/>
+            <w:r>
+              <w:t>updated_at</w:t>
+            </w:r>
+            <w:proofErr w:type="spellEnd"/>
+          </w:p>
+        </w:tc>
+        <w:tc>
+          <w:tcPr>
+            <w:tcW w:w="2272" w:type="dxa"/>
+          </w:tcPr>
+          <w:p>
+            <w:pPr>
+              <w:spacing w:line="360" w:lineRule="auto"/>
+              <w:jc w:val="both"/>
+              <w:rPr>
+                <w:rFonts w:ascii="Times New Roman" w:hAnsi="Times New Roman" w:cs="Times New Roman"/>
+                <w:sz w:val="28"/>
+                <w:szCs w:val="28"/>
+              </w:rPr>
+            </w:pPr>
+            <w:r>
+              <w:t>DATETIME</w:t>
+            </w:r>
+          </w:p>
+        </w:tc>
+        <w:tc>
+          <w:tcPr>
+            <w:tcW w:w="2248" w:type="dxa"/>
+          </w:tcPr>
+          <w:p>
+            <w:pPr>
+              <w:spacing w:line="360" w:lineRule="auto"/>
+              <w:jc w:val="both"/>
+              <w:rPr>
+                <w:rFonts w:ascii="Times New Roman" w:hAnsi="Times New Roman" w:cs="Times New Roman"/>
+                <w:sz w:val="28"/>
+                <w:szCs w:val="28"/>
+              </w:rPr>
+            </w:pPr>
+            <w:r>
+              <w:t>-</w:t>
+            </w:r>
+          </w:p>
+        </w:tc>
+        <w:tc>
+          <w:tcPr>
+            <w:tcW w:w="2319" w:type="dxa"/>
+          </w:tcPr>
+          <w:p>
+            <w:pPr>
+              <w:spacing w:line="360" w:lineRule="auto"/>
+              <w:jc w:val="both"/>
+              <w:rPr>
+                <w:rFonts w:ascii="Times New Roman" w:hAnsi="Times New Roman" w:cs="Times New Roman"/>
+                <w:sz w:val="28"/>
+                <w:szCs w:val="28"/>
+              </w:rPr>
+            </w:pPr>
+            <w:r>
+              <w:t>Дата последнего изменения</w:t>
+            </w:r>
+          </w:p>
+        </w:tc>
+      </w:tr>
+    </w:tbl>
+    <w:p>
+      <w:pPr>
+        <w:spacing w:after="0" w:line="360" w:lineRule="auto"/>
+        <w:ind w:firstLine="709"/>
+        <w:jc w:val="both"/>
+        <w:rPr>
+          <w:rFonts w:ascii="Times New Roman" w:hAnsi="Times New Roman" w:cs="Times New Roman"/>
+          <w:sz w:val="28"/>
+          <w:szCs w:val="28"/>
+        </w:rPr>
+      </w:pPr>
+      <w:r>
+        <w:rPr>
+          <w:rFonts w:ascii="Times New Roman" w:hAnsi="Times New Roman" w:cs="Times New Roman"/>
+          <w:sz w:val="28"/>
+          <w:szCs w:val="28"/>
+        </w:rPr>
+        <w:t xml:space="preserve">Таблица </w:t>
+      </w:r>
+      <w:proofErr w:type="spellStart"/>
+      <w:r>
+        <w:rPr>
+          <w:rFonts w:ascii="Times New Roman" w:hAnsi="Times New Roman" w:cs="Times New Roman"/>
+          <w:sz w:val="28"/>
+          <w:szCs w:val="28"/>
+        </w:rPr>
+        <w:t>schedule</w:t>
+      </w:r>
+      <w:proofErr w:type="spellEnd"/>
+      <w:r>
+        <w:rPr>
+          <w:rFonts w:ascii="Times New Roman" w:hAnsi="Times New Roman" w:cs="Times New Roman"/>
+          <w:sz w:val="28"/>
+          <w:szCs w:val="28"/>
+        </w:rPr>
+        <w:t xml:space="preserve"> (расписание – утверждённые бронирования)</w:t>
+      </w:r>
+    </w:p>
+    <w:tbl>
+      <w:tblPr>
+        <w:tblStyle w:val="a4"/>
+        <w:tblW w:w="0" w:type="auto"/>
+        <w:tblLook w:val="04A0" w:firstRow="1" w:lastRow="0" w:firstColumn="1" w:lastColumn="0" w:noHBand="0" w:noVBand="1"/>
+      </w:tblPr>
+      <w:tblGrid>
+        <w:gridCol w:w="2336"/>
+        <w:gridCol w:w="2336"/>
+        <w:gridCol w:w="2336"/>
+        <w:gridCol w:w="2337"/>
+      </w:tblGrid>
+      <w:tr>
+        <w:tc>
+          <w:tcPr>
+            <w:tcW w:w="2336" w:type="dxa"/>
+          </w:tcPr>
+          <w:p>
+            <w:pPr>
+              <w:spacing w:line="360" w:lineRule="auto"/>
+              <w:jc w:val="both"/>
+              <w:rPr>
+                <w:rFonts w:ascii="Times New Roman" w:hAnsi="Times New Roman" w:cs="Times New Roman"/>
+                <w:sz w:val="28"/>
+                <w:szCs w:val="28"/>
+              </w:rPr>
+            </w:pPr>
+            <w:r>
+              <w:t>Имя поля</w:t>
+            </w:r>
+          </w:p>
+        </w:tc>
+        <w:tc>
+          <w:tcPr>
+            <w:tcW w:w="2336" w:type="dxa"/>
+          </w:tcPr>
+          <w:p>
+            <w:pPr>
+              <w:spacing w:line="360" w:lineRule="auto"/>
+              <w:jc w:val="both"/>
+              <w:rPr>
+                <w:rFonts w:ascii="Times New Roman" w:hAnsi="Times New Roman" w:cs="Times New Roman"/>
+                <w:sz w:val="28"/>
+                <w:szCs w:val="28"/>
+              </w:rPr>
+            </w:pPr>
+            <w:r>
+              <w:t>Тип данных</w:t>
+            </w:r>
+          </w:p>
+        </w:tc>
+        <w:tc>
+          <w:tcPr>
+            <w:tcW w:w="2336" w:type="dxa"/>
+          </w:tcPr>
+          <w:p>
+            <w:pPr>
+              <w:spacing w:line="360" w:lineRule="auto"/>
+              <w:jc w:val="both"/>
+              <w:rPr>
+                <w:rFonts w:ascii="Times New Roman" w:hAnsi="Times New Roman" w:cs="Times New Roman"/>
+                <w:sz w:val="28"/>
+                <w:szCs w:val="28"/>
+              </w:rPr>
+            </w:pPr>
+            <w:r>
+              <w:t>Длина поля</w:t>
+            </w:r>
+          </w:p>
+        </w:tc>
+        <w:tc>
+          <w:tcPr>
+            <w:tcW w:w="2337" w:type="dxa"/>
+          </w:tcPr>
+          <w:p>
+            <w:pPr>
+              <w:spacing w:line="360" w:lineRule="auto"/>
+              <w:jc w:val="both"/>
+              <w:rPr>
+                <w:rFonts w:ascii="Times New Roman" w:hAnsi="Times New Roman" w:cs="Times New Roman"/>
+                <w:sz w:val="28"/>
+                <w:szCs w:val="28"/>
+              </w:rPr>
+            </w:pPr>
+            <w:r>
+              <w:t>Описание</w:t>
+            </w:r>
+          </w:p>
+        </w:tc>
+      </w:tr>
+      <w:tr>
+        <w:tc>
+          <w:tcPr>
+            <w:tcW w:w="2336" w:type="dxa"/>
+          </w:tcPr>
+          <w:p>
+            <w:pPr>
+              <w:spacing w:line="360" w:lineRule="auto"/>
+              <w:jc w:val="both"/>
+              <w:rPr>
+                <w:rFonts w:ascii="Times New Roman" w:hAnsi="Times New Roman" w:cs="Times New Roman"/>
+                <w:sz w:val="28"/>
+                <w:szCs w:val="28"/>
+              </w:rPr>
+            </w:pPr>
+            <w:proofErr w:type="spellStart"/>
+            <w:r>
+              <w:t>id</w:t>
+            </w:r>
+            <w:proofErr w:type="spellEnd"/>
+          </w:p>
+        </w:tc>
+        <w:tc>
+          <w:tcPr>
+            <w:tcW w:w="2336" w:type="dxa"/>
+          </w:tcPr>
+          <w:p>
+            <w:pPr>
+              <w:spacing w:line="360" w:lineRule="auto"/>
+              <w:jc w:val="both"/>
+              <w:rPr>
+                <w:rFonts w:ascii="Times New Roman" w:hAnsi="Times New Roman" w:cs="Times New Roman"/>
+                <w:sz w:val="28"/>
+                <w:szCs w:val="28"/>
+              </w:rPr>
+            </w:pPr>
+            <w:r>
+              <w:t>INT</w:t>
+            </w:r>
+          </w:p>
+        </w:tc>
+        <w:tc>
+          <w:tcPr>
+            <w:tcW w:w="2336" w:type="dxa"/>
+          </w:tcPr>
+          <w:p>
+            <w:pPr>
+              <w:spacing w:line="360" w:lineRule="auto"/>
+              <w:jc w:val="both"/>
+              <w:rPr>
+                <w:rFonts w:ascii="Times New Roman" w:hAnsi="Times New Roman" w:cs="Times New Roman"/>
+                <w:sz w:val="28"/>
+                <w:szCs w:val="28"/>
+              </w:rPr>
+            </w:pPr>
+            <w:r>
+              <w:t>-</w:t>
+            </w:r>
+          </w:p>
+        </w:tc>
+        <w:tc>
+          <w:tcPr>
+            <w:tcW w:w="2337" w:type="dxa"/>
+          </w:tcPr>
+          <w:p>
+            <w:pPr>
+              <w:spacing w:line="360" w:lineRule="auto"/>
+              <w:jc w:val="both"/>
+              <w:rPr>
+                <w:rFonts w:ascii="Times New Roman" w:hAnsi="Times New Roman" w:cs="Times New Roman"/>
+                <w:sz w:val="28"/>
+                <w:szCs w:val="28"/>
+              </w:rPr>
+            </w:pPr>
+            <w:r>
+              <w:t>Первичный ключ</w:t>
+            </w:r>
+          </w:p>
+        </w:tc>
+      </w:tr>
+      <w:tr>
+        <w:tc>
+          <w:tcPr>
+            <w:tcW w:w="2336" w:type="dxa"/>
+          </w:tcPr>
+          <w:p>
+            <w:pPr>
+              <w:spacing w:line="360" w:lineRule="auto"/>
+              <w:jc w:val="both"/>
+              <w:rPr>
+                <w:rFonts w:ascii="Times New Roman" w:hAnsi="Times New Roman" w:cs="Times New Roman"/>
+                <w:sz w:val="28"/>
+                <w:szCs w:val="28"/>
+              </w:rPr>
+            </w:pPr>
+            <w:proofErr w:type="spellStart"/>
+            <w:r>
+              <w:t>booking_id</w:t>
+            </w:r>
+            <w:proofErr w:type="spellEnd"/>
+          </w:p>
+        </w:tc>
+        <w:tc>
+          <w:tcPr>
+            <w:tcW w:w="2336" w:type="dxa"/>
+          </w:tcPr>
+          <w:p>
+            <w:pPr>
+              <w:spacing w:line="360" w:lineRule="auto"/>
+              <w:jc w:val="both"/>
+              <w:rPr>
+                <w:rFonts w:ascii="Times New Roman" w:hAnsi="Times New Roman" w:cs="Times New Roman"/>
+                <w:sz w:val="28"/>
+                <w:szCs w:val="28"/>
+              </w:rPr>
+            </w:pPr>
+            <w:r>
+              <w:t>INT</w:t>
+            </w:r>
+          </w:p>
+        </w:tc>
+        <w:tc>
+          <w:tcPr>
+            <w:tcW w:w="2336" w:type="dxa"/>
+          </w:tcPr>
+          <w:p>
+            <w:pPr>
+              <w:spacing w:line="360" w:lineRule="auto"/>
+              <w:jc w:val="both"/>
+              <w:rPr>
+                <w:rFonts w:ascii="Times New Roman" w:hAnsi="Times New Roman" w:cs="Times New Roman"/>
+                <w:sz w:val="28"/>
+                <w:szCs w:val="28"/>
+              </w:rPr>
+            </w:pPr>
+            <w:r>
+              <w:t>-</w:t>
+            </w:r>
+          </w:p>
+        </w:tc>
+        <w:tc>
+          <w:tcPr>
+            <w:tcW w:w="2337" w:type="dxa"/>
+          </w:tcPr>
+          <w:p>
+            <w:pPr>
+              <w:spacing w:line="360" w:lineRule="auto"/>
+              <w:jc w:val="both"/>
+              <w:rPr>
+                <w:rFonts w:ascii="Times New Roman" w:hAnsi="Times New Roman" w:cs="Times New Roman"/>
+                <w:sz w:val="28"/>
+                <w:szCs w:val="28"/>
+              </w:rPr>
+            </w:pPr>
+            <w:r>
+              <w:t>Внешний ключ → bookings.id</w:t>
+            </w:r>
+          </w:p>
+        </w:tc>
+      </w:tr>
+      <w:tr>
+        <w:tc>
+          <w:tcPr>
+            <w:tcW w:w="2336" w:type="dxa"/>
+          </w:tcPr>
+          <w:p>
+            <w:pPr>
+              <w:spacing w:line="360" w:lineRule="auto"/>
+              <w:jc w:val="both"/>
+              <w:rPr>
+                <w:rFonts w:ascii="Times New Roman" w:hAnsi="Times New Roman" w:cs="Times New Roman"/>
+                <w:sz w:val="28"/>
+                <w:szCs w:val="28"/>
+              </w:rPr>
+            </w:pPr>
+            <w:proofErr w:type="spellStart"/>
+            <w:r>
+              <w:t>classroom_id</w:t>
+            </w:r>
+            <w:proofErr w:type="spellEnd"/>
+          </w:p>
+        </w:tc>
+        <w:tc>
+          <w:tcPr>
+            <w:tcW w:w="2336" w:type="dxa"/>
+          </w:tcPr>
+          <w:p>
+            <w:pPr>
+              <w:spacing w:line="360" w:lineRule="auto"/>
+              <w:jc w:val="both"/>
+              <w:rPr>
+                <w:rFonts w:ascii="Times New Roman" w:hAnsi="Times New Roman" w:cs="Times New Roman"/>
+                <w:sz w:val="28"/>
+                <w:szCs w:val="28"/>
+              </w:rPr>
+            </w:pPr>
+            <w:r>
+              <w:t>INT</w:t>
+            </w:r>
+          </w:p>
+        </w:tc>
+        <w:tc>
+          <w:tcPr>
+            <w:tcW w:w="2336" w:type="dxa"/>
+          </w:tcPr>
+          <w:p>
+            <w:pPr>
+              <w:spacing w:line="360" w:lineRule="auto"/>
+              <w:jc w:val="both"/>
+              <w:rPr>
+                <w:rFonts w:ascii="Times New Roman" w:hAnsi="Times New Roman" w:cs="Times New Roman"/>
+                <w:sz w:val="28"/>
+                <w:szCs w:val="28"/>
+              </w:rPr>
+            </w:pPr>
+            <w:r>
+              <w:t>-</w:t>
+            </w:r>
+          </w:p>
+        </w:tc>
+        <w:tc>
+          <w:tcPr>
+            <w:tcW w:w="2337" w:type="dxa"/>
+          </w:tcPr>
+          <w:p>
+            <w:pPr>
+              <w:spacing w:line="360" w:lineRule="auto"/>
+              <w:jc w:val="both"/>
+              <w:rPr>
+                <w:rFonts w:ascii="Times New Roman" w:hAnsi="Times New Roman" w:cs="Times New Roman"/>
+                <w:sz w:val="28"/>
+                <w:szCs w:val="28"/>
+              </w:rPr>
+            </w:pPr>
+            <w:r>
+              <w:t>Внешний ключ → classrooms.id</w:t>
+            </w:r>
+          </w:p>
+        </w:tc>
+      </w:tr>
+      <w:tr>
+        <w:tc>
+          <w:tcPr>
+            <w:tcW w:w="2336" w:type="dxa"/>
+          </w:tcPr>
+          <w:p>
+            <w:pPr>
+              <w:spacing w:line="360" w:lineRule="auto"/>
+              <w:jc w:val="both"/>
+              <w:rPr>
+                <w:rFonts w:ascii="Times New Roman" w:hAnsi="Times New Roman" w:cs="Times New Roman"/>
+                <w:sz w:val="28"/>
+                <w:szCs w:val="28"/>
+              </w:rPr>
+            </w:pPr>
+            <w:proofErr w:type="spellStart"/>
+            <w:r>
+              <w:t>teacher_id</w:t>
+            </w:r>
+            <w:proofErr w:type="spellEnd"/>
+          </w:p>
+        </w:tc>
+        <w:tc>
+          <w:tcPr>
+            <w:tcW w:w="2336" w:type="dxa"/>
+          </w:tcPr>
+          <w:p>
+            <w:pPr>
+              <w:spacing w:line="360" w:lineRule="auto"/>
+              <w:jc w:val="both"/>
+              <w:rPr>
+                <w:rFonts w:ascii="Times New Roman" w:hAnsi="Times New Roman" w:cs="Times New Roman"/>
+                <w:sz w:val="28"/>
+                <w:szCs w:val="28"/>
+              </w:rPr>
+            </w:pPr>
+            <w:r>
+              <w:t>INT</w:t>
+            </w:r>
+          </w:p>
+        </w:tc>
+        <w:tc>
+          <w:tcPr>
+            <w:tcW w:w="2336" w:type="dxa"/>
+          </w:tcPr>
+          <w:p>
+            <w:pPr>
+              <w:spacing w:line="360" w:lineRule="auto"/>
+              <w:jc w:val="both"/>
+              <w:rPr>
+                <w:rFonts w:ascii="Times New Roman" w:hAnsi="Times New Roman" w:cs="Times New Roman"/>
+                <w:sz w:val="28"/>
+                <w:szCs w:val="28"/>
+              </w:rPr>
+            </w:pPr>
+            <w:r>
+              <w:t>-</w:t>
+            </w:r>
+          </w:p>
+        </w:tc>
+        <w:tc>
+          <w:tcPr>
+            <w:tcW w:w="2337" w:type="dxa"/>
+          </w:tcPr>
+          <w:p>
+            <w:pPr>
+              <w:spacing w:line="360" w:lineRule="auto"/>
+              <w:jc w:val="both"/>
+              <w:rPr>
+                <w:rFonts w:ascii="Times New Roman" w:hAnsi="Times New Roman" w:cs="Times New Roman"/>
+                <w:sz w:val="28"/>
+                <w:szCs w:val="28"/>
+              </w:rPr>
+            </w:pPr>
+            <w:r>
+              <w:t>Внешний ключ → teachers.id</w:t>
+            </w:r>
+          </w:p>
+        </w:tc>
+      </w:tr>
+      <w:tr>
+        <w:tc>
+          <w:tcPr>
+            <w:tcW w:w="2336" w:type="dxa"/>
+          </w:tcPr>
+          <w:p>
+            <w:pPr>
+              <w:spacing w:line="360" w:lineRule="auto"/>
+              <w:jc w:val="both"/>
+              <w:rPr>
+                <w:rFonts w:ascii="Times New Roman" w:hAnsi="Times New Roman" w:cs="Times New Roman"/>
+                <w:sz w:val="28"/>
+                <w:szCs w:val="28"/>
+              </w:rPr>
+            </w:pPr>
+            <w:proofErr w:type="spellStart"/>
+            <w:r>
+              <w:t>event_date</w:t>
+            </w:r>
+            <w:proofErr w:type="spellEnd"/>
+          </w:p>
+        </w:tc>
+        <w:tc>
+          <w:tcPr>
+            <w:tcW w:w="2336" w:type="dxa"/>
+          </w:tcPr>
+          <w:p>
+            <w:pPr>
+              <w:spacing w:line="360" w:lineRule="auto"/>
+              <w:jc w:val="both"/>
+              <w:rPr>
+                <w:rFonts w:ascii="Times New Roman" w:hAnsi="Times New Roman" w:cs="Times New Roman"/>
+                <w:sz w:val="28"/>
+                <w:szCs w:val="28"/>
+              </w:rPr>
+            </w:pPr>
+            <w:r>
+              <w:t>DATE</w:t>
+            </w:r>
+          </w:p>
+        </w:tc>
+        <w:tc>
+          <w:tcPr>
+            <w:tcW w:w="2336" w:type="dxa"/>
+          </w:tcPr>
+          <w:p>
+            <w:pPr>
+              <w:spacing w:line="360" w:lineRule="auto"/>
+              <w:jc w:val="both"/>
+              <w:rPr>
+                <w:rFonts w:ascii="Times New Roman" w:hAnsi="Times New Roman" w:cs="Times New Roman"/>
+                <w:sz w:val="28"/>
+                <w:szCs w:val="28"/>
+              </w:rPr>
+            </w:pPr>
+            <w:r>
+              <w:t>-</w:t>
+            </w:r>
+          </w:p>
+        </w:tc>
+        <w:tc>
+          <w:tcPr>
+            <w:tcW w:w="2337" w:type="dxa"/>
+          </w:tcPr>
+          <w:p>
+            <w:pPr>
+              <w:spacing w:line="360" w:lineRule="auto"/>
+              <w:jc w:val="both"/>
+              <w:rPr>
+                <w:rFonts w:ascii="Times New Roman" w:hAnsi="Times New Roman" w:cs="Times New Roman"/>
+                <w:sz w:val="28"/>
+                <w:szCs w:val="28"/>
+              </w:rPr>
+            </w:pPr>
+            <w:r>
+              <w:t>Дата</w:t>
+            </w:r>
+          </w:p>
+        </w:tc>
+      </w:tr>
+      <w:tr>
+        <w:tc>
+          <w:tcPr>
+            <w:tcW w:w="2336" w:type="dxa"/>
+          </w:tcPr>
+          <w:p>
+            <w:pPr>
+              <w:spacing w:line="360" w:lineRule="auto"/>
+              <w:jc w:val="both"/>
+              <w:rPr>
+                <w:rFonts w:ascii="Times New Roman" w:hAnsi="Times New Roman" w:cs="Times New Roman"/>
+                <w:sz w:val="28"/>
+                <w:szCs w:val="28"/>
+              </w:rPr>
+            </w:pPr>
+            <w:proofErr w:type="spellStart"/>
+            <w:r>
+              <w:t>start_time</w:t>
+            </w:r>
+            <w:proofErr w:type="spellEnd"/>
+          </w:p>
+        </w:tc>
+        <w:tc>
+          <w:tcPr>
+            <w:tcW w:w="2336" w:type="dxa"/>
+          </w:tcPr>
+          <w:p>
+            <w:pPr>
+              <w:spacing w:line="360" w:lineRule="auto"/>
+              <w:jc w:val="both"/>
+              <w:rPr>
+                <w:rFonts w:ascii="Times New Roman" w:hAnsi="Times New Roman" w:cs="Times New Roman"/>
+                <w:sz w:val="28"/>
+                <w:szCs w:val="28"/>
+              </w:rPr>
+            </w:pPr>
+            <w:r>
+              <w:t>TIME</w:t>
+            </w:r>
+          </w:p>
+        </w:tc>
+        <w:tc>
+          <w:tcPr>
+            <w:tcW w:w="2336" w:type="dxa"/>
+          </w:tcPr>
+          <w:p>
+            <w:pPr>
+              <w:spacing w:line="360" w:lineRule="auto"/>
+              <w:jc w:val="both"/>
+              <w:rPr>
+                <w:rFonts w:ascii="Times New Roman" w:hAnsi="Times New Roman" w:cs="Times New Roman"/>
+                <w:sz w:val="28"/>
+                <w:szCs w:val="28"/>
+              </w:rPr>
+            </w:pPr>
+            <w:r>
+              <w:t>-</w:t>
+            </w:r>
+          </w:p>
+        </w:tc>
+        <w:tc>
+          <w:tcPr>
+            <w:tcW w:w="2337" w:type="dxa"/>
+          </w:tcPr>
+          <w:p>
+            <w:pPr>
+              <w:spacing w:line="360" w:lineRule="auto"/>
+              <w:jc w:val="both"/>
+              <w:rPr>
+                <w:rFonts w:ascii="Times New Roman" w:hAnsi="Times New Roman" w:cs="Times New Roman"/>
+                <w:sz w:val="28"/>
+                <w:szCs w:val="28"/>
+              </w:rPr>
+            </w:pPr>
+            <w:r>
+              <w:t>Время начала</w:t>
+            </w:r>
+          </w:p>
+        </w:tc>
+      </w:tr>
+      <w:tr>
+        <w:tc>
+          <w:tcPr>
+            <w:tcW w:w="2336" w:type="dxa"/>
+          </w:tcPr>
+          <w:p>
+            <w:pPr>
+              <w:spacing w:line="360" w:lineRule="auto"/>
+              <w:jc w:val="both"/>
+              <w:rPr>
+                <w:rFonts w:ascii="Times New Roman" w:hAnsi="Times New Roman" w:cs="Times New Roman"/>
+                <w:sz w:val="28"/>
+                <w:szCs w:val="28"/>
+              </w:rPr>
+            </w:pPr>
+            <w:proofErr w:type="spellStart"/>
+            <w:r>
+              <w:t>end_time</w:t>
+            </w:r>
+            <w:proofErr w:type="spellEnd"/>
+          </w:p>
+        </w:tc>
+        <w:tc>
+          <w:tcPr>
+            <w:tcW w:w="2336" w:type="dxa"/>
+          </w:tcPr>
+          <w:p>
+            <w:pPr>
+              <w:spacing w:line="360" w:lineRule="auto"/>
+              <w:jc w:val="both"/>
+              <w:rPr>
+                <w:rFonts w:ascii="Times New Roman" w:hAnsi="Times New Roman" w:cs="Times New Roman"/>
+                <w:sz w:val="28"/>
+                <w:szCs w:val="28"/>
+              </w:rPr>
+            </w:pPr>
+            <w:r>
+              <w:t>TIME</w:t>
+            </w:r>
+          </w:p>
+        </w:tc>
+        <w:tc>
+          <w:tcPr>
+            <w:tcW w:w="2336" w:type="dxa"/>
+          </w:tcPr>
+          <w:p>
+            <w:pPr>
+              <w:spacing w:line="360" w:lineRule="auto"/>
+              <w:jc w:val="both"/>
+              <w:rPr>
+                <w:rFonts w:ascii="Times New Roman" w:hAnsi="Times New Roman" w:cs="Times New Roman"/>
+                <w:sz w:val="28"/>
+                <w:szCs w:val="28"/>
+              </w:rPr>
+            </w:pPr>
+            <w:r>
+              <w:t>-</w:t>
+            </w:r>
+          </w:p>
+        </w:tc>
+        <w:tc>
+          <w:tcPr>
+            <w:tcW w:w="2337" w:type="dxa"/>
+          </w:tcPr>
+          <w:p>
+            <w:pPr>
+              <w:spacing w:line="360" w:lineRule="auto"/>
+              <w:jc w:val="both"/>
+              <w:rPr>
+                <w:rFonts w:ascii="Times New Roman" w:hAnsi="Times New Roman" w:cs="Times New Roman"/>
+                <w:sz w:val="28"/>
+                <w:szCs w:val="28"/>
+              </w:rPr>
+            </w:pPr>
+            <w:r>
+              <w:t>Время окончания</w:t>
+            </w:r>
+          </w:p>
+        </w:tc>
+      </w:tr>
+      <w:tr>
+        <w:tc>
+          <w:tcPr>
+            <w:tcW w:w="2336" w:type="dxa"/>
+          </w:tcPr>
+          <w:p>
+            <w:pPr>
+              <w:spacing w:line="360" w:lineRule="auto"/>
+              <w:jc w:val="both"/>
+            </w:pPr>
+            <w:proofErr w:type="spellStart"/>
+            <w:r>
+              <w:t>created_at</w:t>
+            </w:r>
+            <w:proofErr w:type="spellEnd"/>
+          </w:p>
+        </w:tc>
+        <w:tc>
+          <w:tcPr>
+            <w:tcW w:w="2336" w:type="dxa"/>
+          </w:tcPr>
+          <w:p>
+            <w:pPr>
+              <w:spacing w:line="360" w:lineRule="auto"/>
+              <w:jc w:val="both"/>
+            </w:pPr>
+            <w:r>
+              <w:t>DATETIME</w:t>
+            </w:r>
+          </w:p>
+        </w:tc>
+        <w:tc>
+          <w:tcPr>
+            <w:tcW w:w="2336" w:type="dxa"/>
+          </w:tcPr>
+          <w:p>
+            <w:pPr>
+              <w:spacing w:line="360" w:lineRule="auto"/>
+              <w:jc w:val="both"/>
+            </w:pPr>
+            <w:r>
+              <w:t>-</w:t>
+            </w:r>
+          </w:p>
+        </w:tc>
+        <w:tc>
+          <w:tcPr>
+            <w:tcW w:w="2337" w:type="dxa"/>
+          </w:tcPr>
+          <w:p>
+            <w:pPr>
+              <w:spacing w:line="360" w:lineRule="auto"/>
+              <w:jc w:val="both"/>
+            </w:pPr>
+            <w:r>
+              <w:t>Дата создания записи расписания</w:t>
+            </w:r>
+          </w:p>
+        </w:tc>
+      </w:tr>
+      <w:tr>
+        <w:tc>
+          <w:tcPr>
+            <w:tcW w:w="2336" w:type="dxa"/>
+          </w:tcPr>
+          <w:p>
+            <w:pPr>
+              <w:spacing w:line="360" w:lineRule="auto"/>
+              <w:jc w:val="both"/>
+            </w:pPr>
+            <w:proofErr w:type="spellStart"/>
+            <w:r>
+              <w:t>updated_at</w:t>
+            </w:r>
+            <w:proofErr w:type="spellEnd"/>
+          </w:p>
+        </w:tc>
+        <w:tc>
+          <w:tcPr>
+            <w:tcW w:w="2336" w:type="dxa"/>
+          </w:tcPr>
+          <w:p>
+            <w:pPr>
+              <w:spacing w:line="360" w:lineRule="auto"/>
+              <w:jc w:val="both"/>
+            </w:pPr>
+            <w:r>
+              <w:t>DATETIME</w:t>
+            </w:r>
+          </w:p>
+        </w:tc>
+        <w:tc>
+          <w:tcPr>
+            <w:tcW w:w="2336" w:type="dxa"/>
+          </w:tcPr>
+          <w:p>
+            <w:pPr>
+              <w:spacing w:line="360" w:lineRule="auto"/>
+              <w:jc w:val="both"/>
+            </w:pPr>
+            <w:r>
+              <w:t>-</w:t>
+            </w:r>
+          </w:p>
+        </w:tc>
+        <w:tc>
+          <w:tcPr>
+            <w:tcW w:w="2337" w:type="dxa"/>
+          </w:tcPr>
+          <w:p>
+            <w:pPr>
+              <w:spacing w:line="360" w:lineRule="auto"/>
+              <w:jc w:val="both"/>
+            </w:pPr>
+            <w:r>
+              <w:t>Дата изменения</w:t>
+            </w:r>
+          </w:p>
+        </w:tc>
+      </w:tr>
+    </w:tbl>
+    <w:p>
+      <w:pPr>
+        <w:spacing w:after="0" w:line="360" w:lineRule="auto"/>
+        <w:ind w:firstLine="709"/>
+        <w:jc w:val="both"/>
+        <w:rPr>
+          <w:rFonts w:ascii="Times New Roman" w:hAnsi="Times New Roman" w:cs="Times New Roman"/>
+          <w:sz w:val="28"/>
+          <w:szCs w:val="28"/>
+        </w:rPr>
+      </w:pPr>
+    </w:p>
+    <w:p>
+      <w:pPr>
+        <w:spacing w:after="0" w:line="360" w:lineRule="auto"/>
+        <w:ind w:firstLine="709"/>
+        <w:jc w:val="both"/>
+        <w:rPr>
+          <w:rFonts w:ascii="Times New Roman" w:hAnsi="Times New Roman" w:cs="Times New Roman"/>
+          <w:sz w:val="28"/>
+          <w:szCs w:val="28"/>
+        </w:rPr>
+      </w:pPr>
+    </w:p>
+    <w:p>
+      <w:pPr>
+        <w:spacing w:after="0" w:line="360" w:lineRule="auto"/>
+        <w:ind w:firstLine="709"/>
+        <w:jc w:val="both"/>
+        <w:rPr>
+          <w:rFonts w:ascii="Times New Roman" w:hAnsi="Times New Roman" w:cs="Times New Roman"/>
+          <w:sz w:val="28"/>
+          <w:szCs w:val="28"/>
+        </w:rPr>
+      </w:pPr>
+      <w:r>
+        <w:rPr>
+          <w:rFonts w:ascii="Times New Roman" w:hAnsi="Times New Roman" w:cs="Times New Roman"/>
+          <w:sz w:val="28"/>
+          <w:szCs w:val="28"/>
+        </w:rPr>
+        <w:lastRenderedPageBreak/>
+        <w:t xml:space="preserve">Таблица </w:t>
+      </w:r>
+      <w:proofErr w:type="spellStart"/>
+      <w:r>
+        <w:rPr>
+          <w:rFonts w:ascii="Times New Roman" w:hAnsi="Times New Roman" w:cs="Times New Roman"/>
+          <w:sz w:val="28"/>
+          <w:szCs w:val="28"/>
+        </w:rPr>
+        <w:t>audit_logs</w:t>
+      </w:r>
+      <w:proofErr w:type="spellEnd"/>
+      <w:r>
+        <w:rPr>
+          <w:rFonts w:ascii="Times New Roman" w:hAnsi="Times New Roman" w:cs="Times New Roman"/>
+          <w:sz w:val="28"/>
+          <w:szCs w:val="28"/>
+        </w:rPr>
+        <w:t xml:space="preserve"> (журнал аудита)</w:t>
+      </w:r>
+    </w:p>
+    <w:tbl>
+      <w:tblPr>
+        <w:tblStyle w:val="a4"/>
+        <w:tblW w:w="0" w:type="auto"/>
+        <w:tblLook w:val="04A0" w:firstRow="1" w:lastRow="0" w:firstColumn="1" w:lastColumn="0" w:noHBand="0" w:noVBand="1"/>
+      </w:tblPr>
+      <w:tblGrid>
+        <w:gridCol w:w="2336"/>
+        <w:gridCol w:w="2336"/>
+        <w:gridCol w:w="2336"/>
+        <w:gridCol w:w="2337"/>
+      </w:tblGrid>
+      <w:tr>
+        <w:tc>
+          <w:tcPr>
+            <w:tcW w:w="2336" w:type="dxa"/>
+          </w:tcPr>
+          <w:p>
+            <w:pPr>
+              <w:spacing w:line="360" w:lineRule="auto"/>
+              <w:jc w:val="both"/>
+              <w:rPr>
+                <w:rFonts w:ascii="Times New Roman" w:hAnsi="Times New Roman" w:cs="Times New Roman"/>
+                <w:sz w:val="28"/>
+                <w:szCs w:val="28"/>
+              </w:rPr>
+            </w:pPr>
+          </w:p>
+        </w:tc>
+        <w:tc>
+          <w:tcPr>
+            <w:tcW w:w="2336" w:type="dxa"/>
+          </w:tcPr>
+          <w:p>
+            <w:pPr>
+              <w:spacing w:line="360" w:lineRule="auto"/>
+              <w:jc w:val="both"/>
+              <w:rPr>
+                <w:rFonts w:ascii="Times New Roman" w:hAnsi="Times New Roman" w:cs="Times New Roman"/>
+                <w:sz w:val="28"/>
+                <w:szCs w:val="28"/>
+              </w:rPr>
+            </w:pPr>
+          </w:p>
+        </w:tc>
+        <w:tc>
+          <w:tcPr>
+            <w:tcW w:w="2336" w:type="dxa"/>
+          </w:tcPr>
+          <w:p>
+            <w:pPr>
+              <w:spacing w:line="360" w:lineRule="auto"/>
+              <w:jc w:val="both"/>
+              <w:rPr>
+                <w:rFonts w:ascii="Times New Roman" w:hAnsi="Times New Roman" w:cs="Times New Roman"/>
+                <w:sz w:val="28"/>
+                <w:szCs w:val="28"/>
+              </w:rPr>
+            </w:pPr>
+          </w:p>
+        </w:tc>
+        <w:tc>
+          <w:tcPr>
+            <w:tcW w:w="2337" w:type="dxa"/>
+          </w:tcPr>
+          <w:p>
+            <w:pPr>
+              <w:spacing w:line="360" w:lineRule="auto"/>
+              <w:jc w:val="both"/>
+              <w:rPr>
+                <w:rFonts w:ascii="Times New Roman" w:hAnsi="Times New Roman" w:cs="Times New Roman"/>
+                <w:sz w:val="28"/>
+                <w:szCs w:val="28"/>
+              </w:rPr>
+            </w:pPr>
+          </w:p>
+        </w:tc>
+      </w:tr>
+      <w:tr>
+        <w:tc>
+          <w:tcPr>
+            <w:tcW w:w="2336" w:type="dxa"/>
+          </w:tcPr>
+          <w:p>
+            <w:pPr>
+              <w:spacing w:line="360" w:lineRule="auto"/>
+              <w:jc w:val="both"/>
+              <w:rPr>
+                <w:rFonts w:ascii="Times New Roman" w:hAnsi="Times New Roman" w:cs="Times New Roman"/>
+                <w:sz w:val="28"/>
+                <w:szCs w:val="28"/>
+              </w:rPr>
+            </w:pPr>
+            <w:r>
+              <w:t>Имя поля</w:t>
+            </w:r>
+          </w:p>
+        </w:tc>
+        <w:tc>
+          <w:tcPr>
+            <w:tcW w:w="2336" w:type="dxa"/>
+          </w:tcPr>
+          <w:p>
+            <w:pPr>
+              <w:spacing w:line="360" w:lineRule="auto"/>
+              <w:jc w:val="both"/>
+              <w:rPr>
+                <w:rFonts w:ascii="Times New Roman" w:hAnsi="Times New Roman" w:cs="Times New Roman"/>
+                <w:sz w:val="28"/>
+                <w:szCs w:val="28"/>
+              </w:rPr>
+            </w:pPr>
+            <w:r>
+              <w:t>Тип данных</w:t>
+            </w:r>
+          </w:p>
+        </w:tc>
+        <w:tc>
+          <w:tcPr>
+            <w:tcW w:w="2336" w:type="dxa"/>
+          </w:tcPr>
+          <w:p>
+            <w:pPr>
+              <w:spacing w:line="360" w:lineRule="auto"/>
+              <w:jc w:val="both"/>
+              <w:rPr>
+                <w:rFonts w:ascii="Times New Roman" w:hAnsi="Times New Roman" w:cs="Times New Roman"/>
+                <w:sz w:val="28"/>
+                <w:szCs w:val="28"/>
+              </w:rPr>
+            </w:pPr>
+            <w:r>
+              <w:t>Длина поля</w:t>
+            </w:r>
+          </w:p>
+        </w:tc>
+        <w:tc>
+          <w:tcPr>
+            <w:tcW w:w="2337" w:type="dxa"/>
+          </w:tcPr>
+          <w:p>
+            <w:pPr>
+              <w:spacing w:line="360" w:lineRule="auto"/>
+              <w:jc w:val="both"/>
+              <w:rPr>
+                <w:rFonts w:ascii="Times New Roman" w:hAnsi="Times New Roman" w:cs="Times New Roman"/>
+                <w:sz w:val="28"/>
+                <w:szCs w:val="28"/>
+              </w:rPr>
+            </w:pPr>
+            <w:r>
+              <w:t>Описание</w:t>
+            </w:r>
+          </w:p>
+        </w:tc>
+      </w:tr>
+      <w:tr>
+        <w:tc>
+          <w:tcPr>
+            <w:tcW w:w="2336" w:type="dxa"/>
+          </w:tcPr>
+          <w:p>
+            <w:pPr>
+              <w:spacing w:line="360" w:lineRule="auto"/>
+              <w:jc w:val="both"/>
+              <w:rPr>
+                <w:rFonts w:ascii="Times New Roman" w:hAnsi="Times New Roman" w:cs="Times New Roman"/>
+                <w:sz w:val="28"/>
+                <w:szCs w:val="28"/>
+              </w:rPr>
+            </w:pPr>
+            <w:proofErr w:type="spellStart"/>
+            <w:r>
+              <w:t>id</w:t>
+            </w:r>
+            <w:proofErr w:type="spellEnd"/>
+          </w:p>
+        </w:tc>
+        <w:tc>
+          <w:tcPr>
+            <w:tcW w:w="2336" w:type="dxa"/>
+          </w:tcPr>
+          <w:p>
+            <w:pPr>
+              <w:spacing w:line="360" w:lineRule="auto"/>
+              <w:jc w:val="both"/>
+              <w:rPr>
+                <w:rFonts w:ascii="Times New Roman" w:hAnsi="Times New Roman" w:cs="Times New Roman"/>
+                <w:sz w:val="28"/>
+                <w:szCs w:val="28"/>
+              </w:rPr>
+            </w:pPr>
+            <w:r>
+              <w:t>INT</w:t>
+            </w:r>
+          </w:p>
+        </w:tc>
+        <w:tc>
+          <w:tcPr>
+            <w:tcW w:w="2336" w:type="dxa"/>
+          </w:tcPr>
+          <w:p>
+            <w:pPr>
+              <w:spacing w:line="360" w:lineRule="auto"/>
+              <w:jc w:val="both"/>
+              <w:rPr>
+                <w:rFonts w:ascii="Times New Roman" w:hAnsi="Times New Roman" w:cs="Times New Roman"/>
+                <w:sz w:val="28"/>
+                <w:szCs w:val="28"/>
+              </w:rPr>
+            </w:pPr>
+            <w:r>
+              <w:t>-</w:t>
+            </w:r>
+          </w:p>
+        </w:tc>
+        <w:tc>
+          <w:tcPr>
+            <w:tcW w:w="2337" w:type="dxa"/>
+          </w:tcPr>
+          <w:p>
+            <w:pPr>
+              <w:spacing w:line="360" w:lineRule="auto"/>
+              <w:jc w:val="both"/>
+              <w:rPr>
+                <w:rFonts w:ascii="Times New Roman" w:hAnsi="Times New Roman" w:cs="Times New Roman"/>
+                <w:sz w:val="28"/>
+                <w:szCs w:val="28"/>
+              </w:rPr>
+            </w:pPr>
+            <w:r>
+              <w:t>Первичный ключ</w:t>
+            </w:r>
+          </w:p>
+        </w:tc>
+      </w:tr>
+      <w:tr>
+        <w:tc>
+          <w:tcPr>
+            <w:tcW w:w="2336" w:type="dxa"/>
+          </w:tcPr>
+          <w:p>
+            <w:pPr>
+              <w:spacing w:line="360" w:lineRule="auto"/>
+              <w:jc w:val="both"/>
+              <w:rPr>
+                <w:rFonts w:ascii="Times New Roman" w:hAnsi="Times New Roman" w:cs="Times New Roman"/>
+                <w:sz w:val="28"/>
+                <w:szCs w:val="28"/>
+              </w:rPr>
+            </w:pPr>
+            <w:proofErr w:type="spellStart"/>
+            <w:r>
+              <w:t>user_id</w:t>
+            </w:r>
+            <w:proofErr w:type="spellEnd"/>
+          </w:p>
+        </w:tc>
+        <w:tc>
+          <w:tcPr>
+            <w:tcW w:w="2336" w:type="dxa"/>
+          </w:tcPr>
+          <w:p>
+            <w:pPr>
+              <w:spacing w:line="360" w:lineRule="auto"/>
+              <w:jc w:val="both"/>
+              <w:rPr>
+                <w:rFonts w:ascii="Times New Roman" w:hAnsi="Times New Roman" w:cs="Times New Roman"/>
+                <w:sz w:val="28"/>
+                <w:szCs w:val="28"/>
+              </w:rPr>
+            </w:pPr>
+            <w:r>
+              <w:t>INT</w:t>
+            </w:r>
+          </w:p>
+        </w:tc>
+        <w:tc>
+          <w:tcPr>
+            <w:tcW w:w="2336" w:type="dxa"/>
+          </w:tcPr>
+          <w:p>
+            <w:pPr>
+              <w:spacing w:line="360" w:lineRule="auto"/>
+              <w:jc w:val="both"/>
+              <w:rPr>
+                <w:rFonts w:ascii="Times New Roman" w:hAnsi="Times New Roman" w:cs="Times New Roman"/>
+                <w:sz w:val="28"/>
+                <w:szCs w:val="28"/>
+              </w:rPr>
+            </w:pPr>
+            <w:r>
+              <w:t>-</w:t>
+            </w:r>
+          </w:p>
+        </w:tc>
+        <w:tc>
+          <w:tcPr>
+            <w:tcW w:w="2337" w:type="dxa"/>
+          </w:tcPr>
+          <w:p>
+            <w:pPr>
+              <w:spacing w:line="360" w:lineRule="auto"/>
+              <w:jc w:val="both"/>
+              <w:rPr>
+                <w:rFonts w:ascii="Times New Roman" w:hAnsi="Times New Roman" w:cs="Times New Roman"/>
+                <w:sz w:val="28"/>
+                <w:szCs w:val="28"/>
+              </w:rPr>
+            </w:pPr>
+            <w:r>
+              <w:t>Внешний ключ → users.id (кто выполнил действие)</w:t>
+            </w:r>
+          </w:p>
+        </w:tc>
+      </w:tr>
+      <w:tr>
+        <w:tc>
+          <w:tcPr>
+            <w:tcW w:w="2336" w:type="dxa"/>
+          </w:tcPr>
+          <w:p>
+            <w:pPr>
+              <w:spacing w:line="360" w:lineRule="auto"/>
+              <w:jc w:val="both"/>
+              <w:rPr>
+                <w:rFonts w:ascii="Times New Roman" w:hAnsi="Times New Roman" w:cs="Times New Roman"/>
+                <w:sz w:val="28"/>
+                <w:szCs w:val="28"/>
+              </w:rPr>
+            </w:pPr>
+            <w:proofErr w:type="spellStart"/>
+            <w:r>
+              <w:t>action</w:t>
+            </w:r>
+            <w:proofErr w:type="spellEnd"/>
+          </w:p>
+        </w:tc>
+        <w:tc>
+          <w:tcPr>
+            <w:tcW w:w="2336" w:type="dxa"/>
+          </w:tcPr>
+          <w:p>
+            <w:pPr>
+              <w:spacing w:line="360" w:lineRule="auto"/>
+              <w:jc w:val="both"/>
+              <w:rPr>
+                <w:rFonts w:ascii="Times New Roman" w:hAnsi="Times New Roman" w:cs="Times New Roman"/>
+                <w:sz w:val="28"/>
+                <w:szCs w:val="28"/>
+              </w:rPr>
+            </w:pPr>
+            <w:r>
+              <w:t>NVARCHAR</w:t>
+            </w:r>
+          </w:p>
+        </w:tc>
+        <w:tc>
+          <w:tcPr>
+            <w:tcW w:w="2336" w:type="dxa"/>
+          </w:tcPr>
+          <w:p>
+            <w:pPr>
+              <w:spacing w:line="360" w:lineRule="auto"/>
+              <w:jc w:val="both"/>
+              <w:rPr>
+                <w:rFonts w:ascii="Times New Roman" w:hAnsi="Times New Roman" w:cs="Times New Roman"/>
+                <w:sz w:val="28"/>
+                <w:szCs w:val="28"/>
+              </w:rPr>
+            </w:pPr>
+            <w:r>
+              <w:t>255</w:t>
+            </w:r>
+          </w:p>
+        </w:tc>
+        <w:tc>
+          <w:tcPr>
+            <w:tcW w:w="2337" w:type="dxa"/>
+          </w:tcPr>
+          <w:p>
+            <w:pPr>
+              <w:spacing w:line="360" w:lineRule="auto"/>
+              <w:jc w:val="both"/>
+              <w:rPr>
+                <w:rFonts w:ascii="Times New Roman" w:hAnsi="Times New Roman" w:cs="Times New Roman"/>
+                <w:sz w:val="28"/>
+                <w:szCs w:val="28"/>
+              </w:rPr>
+            </w:pPr>
+            <w:r>
+              <w:t>Тип действия (создание, изменение, удаление, вход)</w:t>
+            </w:r>
+          </w:p>
+        </w:tc>
+      </w:tr>
+      <w:tr>
+        <w:tc>
+          <w:tcPr>
+            <w:tcW w:w="2336" w:type="dxa"/>
+          </w:tcPr>
+          <w:p>
+            <w:pPr>
+              <w:spacing w:line="360" w:lineRule="auto"/>
+              <w:jc w:val="both"/>
+              <w:rPr>
+                <w:rFonts w:ascii="Times New Roman" w:hAnsi="Times New Roman" w:cs="Times New Roman"/>
+                <w:sz w:val="28"/>
+                <w:szCs w:val="28"/>
+              </w:rPr>
+            </w:pPr>
+            <w:proofErr w:type="spellStart"/>
+            <w:r>
+              <w:t>details</w:t>
+            </w:r>
+            <w:proofErr w:type="spellEnd"/>
+          </w:p>
+        </w:tc>
+        <w:tc>
+          <w:tcPr>
+            <w:tcW w:w="2336" w:type="dxa"/>
+          </w:tcPr>
+          <w:p>
+            <w:pPr>
+              <w:spacing w:line="360" w:lineRule="auto"/>
+              <w:jc w:val="both"/>
+              <w:rPr>
+                <w:rFonts w:ascii="Times New Roman" w:hAnsi="Times New Roman" w:cs="Times New Roman"/>
+                <w:sz w:val="28"/>
+                <w:szCs w:val="28"/>
+              </w:rPr>
+            </w:pPr>
+            <w:r>
+              <w:t>NVARCHAR</w:t>
+            </w:r>
+          </w:p>
+        </w:tc>
+        <w:tc>
+          <w:tcPr>
+            <w:tcW w:w="2336" w:type="dxa"/>
+          </w:tcPr>
+          <w:p>
+            <w:pPr>
+              <w:spacing w:line="360" w:lineRule="auto"/>
+              <w:jc w:val="both"/>
+              <w:rPr>
+                <w:rFonts w:ascii="Times New Roman" w:hAnsi="Times New Roman" w:cs="Times New Roman"/>
+                <w:sz w:val="28"/>
+                <w:szCs w:val="28"/>
+              </w:rPr>
+            </w:pPr>
+            <w:r>
+              <w:t>MAX</w:t>
+            </w:r>
+          </w:p>
+        </w:tc>
+        <w:tc>
+          <w:tcPr>
+            <w:tcW w:w="2337" w:type="dxa"/>
+          </w:tcPr>
+          <w:p>
+            <w:pPr>
+              <w:spacing w:line="360" w:lineRule="auto"/>
+              <w:jc w:val="both"/>
+              <w:rPr>
+                <w:rFonts w:ascii="Times New Roman" w:hAnsi="Times New Roman" w:cs="Times New Roman"/>
+                <w:sz w:val="28"/>
+                <w:szCs w:val="28"/>
+              </w:rPr>
+            </w:pPr>
+            <w:r>
+              <w:t>Детали изменения (старые и новые значения)</w:t>
+            </w:r>
+          </w:p>
+        </w:tc>
+      </w:tr>
+      <w:tr>
+        <w:tc>
+          <w:tcPr>
+            <w:tcW w:w="2336" w:type="dxa"/>
+          </w:tcPr>
+          <w:p>
+            <w:pPr>
+              <w:spacing w:line="360" w:lineRule="auto"/>
+              <w:jc w:val="both"/>
+              <w:rPr>
+                <w:rFonts w:ascii="Times New Roman" w:hAnsi="Times New Roman" w:cs="Times New Roman"/>
+                <w:sz w:val="28"/>
+                <w:szCs w:val="28"/>
+              </w:rPr>
+            </w:pPr>
+            <w:proofErr w:type="spellStart"/>
+            <w:r>
+              <w:t>ip_address</w:t>
+            </w:r>
+            <w:proofErr w:type="spellEnd"/>
+          </w:p>
+        </w:tc>
+        <w:tc>
+          <w:tcPr>
+            <w:tcW w:w="2336" w:type="dxa"/>
+          </w:tcPr>
+          <w:p>
+            <w:pPr>
+              <w:spacing w:line="360" w:lineRule="auto"/>
+              <w:jc w:val="both"/>
+              <w:rPr>
+                <w:rFonts w:ascii="Times New Roman" w:hAnsi="Times New Roman" w:cs="Times New Roman"/>
+                <w:sz w:val="28"/>
+                <w:szCs w:val="28"/>
+              </w:rPr>
+            </w:pPr>
+            <w:r>
+              <w:t>NVARCHAR</w:t>
+            </w:r>
+          </w:p>
+        </w:tc>
+        <w:tc>
+          <w:tcPr>
+            <w:tcW w:w="2336" w:type="dxa"/>
+          </w:tcPr>
+          <w:p>
+            <w:pPr>
+              <w:spacing w:line="360" w:lineRule="auto"/>
+              <w:jc w:val="both"/>
+              <w:rPr>
+                <w:rFonts w:ascii="Times New Roman" w:hAnsi="Times New Roman" w:cs="Times New Roman"/>
+                <w:sz w:val="28"/>
+                <w:szCs w:val="28"/>
+              </w:rPr>
+            </w:pPr>
+            <w:r>
+              <w:t>45</w:t>
+            </w:r>
+          </w:p>
+        </w:tc>
+        <w:tc>
+          <w:tcPr>
+            <w:tcW w:w="2337" w:type="dxa"/>
+          </w:tcPr>
+          <w:p>
+            <w:pPr>
+              <w:spacing w:line="360" w:lineRule="auto"/>
+              <w:jc w:val="both"/>
+              <w:rPr>
+                <w:rFonts w:ascii="Times New Roman" w:hAnsi="Times New Roman" w:cs="Times New Roman"/>
+                <w:sz w:val="28"/>
+                <w:szCs w:val="28"/>
+              </w:rPr>
+            </w:pPr>
+            <w:r>
+              <w:t>IP-адрес пользователя</w:t>
+            </w:r>
+          </w:p>
+        </w:tc>
+      </w:tr>
+      <w:tr>
+        <w:tc>
+          <w:tcPr>
+            <w:tcW w:w="2336" w:type="dxa"/>
+          </w:tcPr>
+          <w:p>
+            <w:pPr>
+              <w:spacing w:line="360" w:lineRule="auto"/>
+              <w:jc w:val="both"/>
+              <w:rPr>
+                <w:rFonts w:ascii="Times New Roman" w:hAnsi="Times New Roman" w:cs="Times New Roman"/>
+                <w:sz w:val="28"/>
+                <w:szCs w:val="28"/>
+              </w:rPr>
+            </w:pPr>
+            <w:proofErr w:type="spellStart"/>
+            <w:r>
+              <w:t>created_at</w:t>
+            </w:r>
+            <w:proofErr w:type="spellEnd"/>
+          </w:p>
+        </w:tc>
+        <w:tc>
+          <w:tcPr>
+            <w:tcW w:w="2336" w:type="dxa"/>
+          </w:tcPr>
+          <w:p>
+            <w:pPr>
+              <w:spacing w:line="360" w:lineRule="auto"/>
+              <w:jc w:val="both"/>
+              <w:rPr>
+                <w:rFonts w:ascii="Times New Roman" w:hAnsi="Times New Roman" w:cs="Times New Roman"/>
+                <w:sz w:val="28"/>
+                <w:szCs w:val="28"/>
+              </w:rPr>
+            </w:pPr>
+            <w:r>
+              <w:t>DATETIME</w:t>
+            </w:r>
+          </w:p>
+        </w:tc>
+        <w:tc>
+          <w:tcPr>
+            <w:tcW w:w="2336" w:type="dxa"/>
+          </w:tcPr>
+          <w:p>
+            <w:pPr>
+              <w:spacing w:line="360" w:lineRule="auto"/>
+              <w:jc w:val="both"/>
+              <w:rPr>
+                <w:rFonts w:ascii="Times New Roman" w:hAnsi="Times New Roman" w:cs="Times New Roman"/>
+                <w:sz w:val="28"/>
+                <w:szCs w:val="28"/>
+              </w:rPr>
+            </w:pPr>
+            <w:r>
+              <w:t>-</w:t>
+            </w:r>
+          </w:p>
+        </w:tc>
+        <w:tc>
+          <w:tcPr>
+            <w:tcW w:w="2337" w:type="dxa"/>
+          </w:tcPr>
+          <w:p>
+            <w:pPr>
+              <w:spacing w:line="360" w:lineRule="auto"/>
+              <w:jc w:val="both"/>
+              <w:rPr>
+                <w:rFonts w:ascii="Times New Roman" w:hAnsi="Times New Roman" w:cs="Times New Roman"/>
+                <w:sz w:val="28"/>
+                <w:szCs w:val="28"/>
+              </w:rPr>
+            </w:pPr>
+            <w:r>
+              <w:t>Дата и время события</w:t>
+            </w:r>
+          </w:p>
+        </w:tc>
+      </w:tr>
+    </w:tbl>
+    <w:p>
+      <w:pPr>
+        <w:spacing w:after="0" w:line="360" w:lineRule="auto"/>
+        <w:ind w:firstLine="709"/>
+        <w:jc w:val="both"/>
+        <w:rPr>
+          <w:rFonts w:ascii="Times New Roman" w:hAnsi="Times New Roman" w:cs="Times New Roman"/>
+          <w:sz w:val="28"/>
+          <w:szCs w:val="28"/>
+        </w:rPr>
+      </w:pPr>
+      <w:r>
+        <w:rPr>
+          <w:rFonts w:ascii="Times New Roman" w:hAnsi="Times New Roman" w:cs="Times New Roman"/>
+          <w:sz w:val="28"/>
+          <w:szCs w:val="28"/>
+        </w:rPr>
+        <w:t xml:space="preserve">Таблица </w:t>
+      </w:r>
+      <w:proofErr w:type="spellStart"/>
+      <w:r>
+        <w:rPr>
+          <w:rFonts w:ascii="Times New Roman" w:hAnsi="Times New Roman" w:cs="Times New Roman"/>
+          <w:sz w:val="28"/>
+          <w:szCs w:val="28"/>
+        </w:rPr>
+        <w:t>system_settings</w:t>
+      </w:r>
+      <w:proofErr w:type="spellEnd"/>
+      <w:r>
+        <w:rPr>
+          <w:rFonts w:ascii="Times New Roman" w:hAnsi="Times New Roman" w:cs="Times New Roman"/>
+          <w:sz w:val="28"/>
+          <w:szCs w:val="28"/>
+        </w:rPr>
+        <w:t xml:space="preserve"> (системные настройки)</w:t>
+      </w:r>
+    </w:p>
+    <w:tbl>
+      <w:tblPr>
+        <w:tblStyle w:val="a4"/>
+        <w:tblW w:w="0" w:type="auto"/>
+        <w:tblLook w:val="04A0" w:firstRow="1" w:lastRow="0" w:firstColumn="1" w:lastColumn="0" w:noHBand="0" w:noVBand="1"/>
+      </w:tblPr>
+      <w:tblGrid>
+        <w:gridCol w:w="2336"/>
+        <w:gridCol w:w="2336"/>
+        <w:gridCol w:w="2336"/>
+        <w:gridCol w:w="2337"/>
+      </w:tblGrid>
+      <w:tr>
+        <w:tc>
+          <w:tcPr>
+            <w:tcW w:w="2336" w:type="dxa"/>
+          </w:tcPr>
+          <w:p>
+            <w:pPr>
+              <w:spacing w:line="360" w:lineRule="auto"/>
+              <w:jc w:val="both"/>
+              <w:rPr>
+                <w:rFonts w:ascii="Times New Roman" w:hAnsi="Times New Roman" w:cs="Times New Roman"/>
+                <w:sz w:val="28"/>
+                <w:szCs w:val="28"/>
+              </w:rPr>
+            </w:pPr>
+            <w:r>
+              <w:t>Имя поля</w:t>
+            </w:r>
+          </w:p>
+        </w:tc>
+        <w:tc>
+          <w:tcPr>
+            <w:tcW w:w="2336" w:type="dxa"/>
+          </w:tcPr>
+          <w:p>
+            <w:pPr>
+              <w:spacing w:line="360" w:lineRule="auto"/>
+              <w:jc w:val="both"/>
+              <w:rPr>
+                <w:rFonts w:ascii="Times New Roman" w:hAnsi="Times New Roman" w:cs="Times New Roman"/>
+                <w:sz w:val="28"/>
+                <w:szCs w:val="28"/>
+              </w:rPr>
+            </w:pPr>
+            <w:r>
+              <w:t>Тип данных</w:t>
+            </w:r>
+          </w:p>
+        </w:tc>
+        <w:tc>
+          <w:tcPr>
+            <w:tcW w:w="2336" w:type="dxa"/>
+          </w:tcPr>
+          <w:p>
+            <w:pPr>
+              <w:spacing w:line="360" w:lineRule="auto"/>
+              <w:jc w:val="both"/>
+              <w:rPr>
+                <w:rFonts w:ascii="Times New Roman" w:hAnsi="Times New Roman" w:cs="Times New Roman"/>
+                <w:sz w:val="28"/>
+                <w:szCs w:val="28"/>
+              </w:rPr>
+            </w:pPr>
+            <w:r>
+              <w:t>Длина поля</w:t>
+            </w:r>
+          </w:p>
+        </w:tc>
+        <w:tc>
+          <w:tcPr>
+            <w:tcW w:w="2337" w:type="dxa"/>
+          </w:tcPr>
+          <w:p>
+            <w:pPr>
+              <w:spacing w:line="360" w:lineRule="auto"/>
+              <w:jc w:val="both"/>
+              <w:rPr>
+                <w:rFonts w:ascii="Times New Roman" w:hAnsi="Times New Roman" w:cs="Times New Roman"/>
+                <w:sz w:val="28"/>
+                <w:szCs w:val="28"/>
+              </w:rPr>
+            </w:pPr>
+            <w:r>
+              <w:t>Описание</w:t>
+            </w:r>
+          </w:p>
+        </w:tc>
+      </w:tr>
+      <w:tr>
+        <w:tc>
+          <w:tcPr>
+            <w:tcW w:w="2336" w:type="dxa"/>
+          </w:tcPr>
+          <w:p>
+            <w:pPr>
+              <w:spacing w:line="360" w:lineRule="auto"/>
+              <w:jc w:val="both"/>
+              <w:rPr>
+                <w:rFonts w:ascii="Times New Roman" w:hAnsi="Times New Roman" w:cs="Times New Roman"/>
+                <w:sz w:val="28"/>
+                <w:szCs w:val="28"/>
+              </w:rPr>
+            </w:pPr>
+            <w:proofErr w:type="spellStart"/>
+            <w:r>
+              <w:t>id</w:t>
+            </w:r>
+            <w:proofErr w:type="spellEnd"/>
+          </w:p>
+        </w:tc>
+        <w:tc>
+          <w:tcPr>
+            <w:tcW w:w="2336" w:type="dxa"/>
+          </w:tcPr>
+          <w:p>
+            <w:pPr>
+              <w:spacing w:line="360" w:lineRule="auto"/>
+              <w:jc w:val="both"/>
+              <w:rPr>
+                <w:rFonts w:ascii="Times New Roman" w:hAnsi="Times New Roman" w:cs="Times New Roman"/>
+                <w:sz w:val="28"/>
+                <w:szCs w:val="28"/>
+              </w:rPr>
+            </w:pPr>
+            <w:r>
+              <w:t>INT</w:t>
+            </w:r>
+          </w:p>
+        </w:tc>
+        <w:tc>
+          <w:tcPr>
+            <w:tcW w:w="2336" w:type="dxa"/>
+          </w:tcPr>
+          <w:p>
+            <w:pPr>
+              <w:spacing w:line="360" w:lineRule="auto"/>
+              <w:jc w:val="both"/>
+              <w:rPr>
+                <w:rFonts w:ascii="Times New Roman" w:hAnsi="Times New Roman" w:cs="Times New Roman"/>
+                <w:sz w:val="28"/>
+                <w:szCs w:val="28"/>
+              </w:rPr>
+            </w:pPr>
+            <w:r>
+              <w:t>-</w:t>
+            </w:r>
+          </w:p>
+        </w:tc>
+        <w:tc>
+          <w:tcPr>
+            <w:tcW w:w="2337" w:type="dxa"/>
+          </w:tcPr>
+          <w:p>
+            <w:pPr>
+              <w:spacing w:line="360" w:lineRule="auto"/>
+              <w:jc w:val="both"/>
+              <w:rPr>
+                <w:rFonts w:ascii="Times New Roman" w:hAnsi="Times New Roman" w:cs="Times New Roman"/>
+                <w:sz w:val="28"/>
+                <w:szCs w:val="28"/>
+              </w:rPr>
+            </w:pPr>
+            <w:r>
+              <w:t>Первичный ключ</w:t>
+            </w:r>
+          </w:p>
+        </w:tc>
+      </w:tr>
+      <w:tr>
+        <w:tc>
+          <w:tcPr>
+            <w:tcW w:w="2336" w:type="dxa"/>
+          </w:tcPr>
+          <w:p>
+            <w:pPr>
+              <w:spacing w:line="360" w:lineRule="auto"/>
+              <w:jc w:val="both"/>
+              <w:rPr>
+                <w:rFonts w:ascii="Times New Roman" w:hAnsi="Times New Roman" w:cs="Times New Roman"/>
+                <w:sz w:val="28"/>
+                <w:szCs w:val="28"/>
+              </w:rPr>
+            </w:pPr>
+            <w:proofErr w:type="spellStart"/>
+            <w:r>
+              <w:t>setting_key</w:t>
+            </w:r>
+            <w:proofErr w:type="spellEnd"/>
+          </w:p>
+        </w:tc>
+        <w:tc>
+          <w:tcPr>
+            <w:tcW w:w="2336" w:type="dxa"/>
+          </w:tcPr>
+          <w:p>
+            <w:pPr>
+              <w:spacing w:line="360" w:lineRule="auto"/>
+              <w:jc w:val="both"/>
+              <w:rPr>
+                <w:rFonts w:ascii="Times New Roman" w:hAnsi="Times New Roman" w:cs="Times New Roman"/>
+                <w:sz w:val="28"/>
+                <w:szCs w:val="28"/>
+              </w:rPr>
+            </w:pPr>
+            <w:r>
+              <w:t>NVARCHAR</w:t>
+            </w:r>
+          </w:p>
+        </w:tc>
+        <w:tc>
+          <w:tcPr>
+            <w:tcW w:w="2336" w:type="dxa"/>
+          </w:tcPr>
+          <w:p>
+            <w:pPr>
+              <w:spacing w:line="360" w:lineRule="auto"/>
+              <w:jc w:val="both"/>
+              <w:rPr>
+                <w:rFonts w:ascii="Times New Roman" w:hAnsi="Times New Roman" w:cs="Times New Roman"/>
+                <w:sz w:val="28"/>
+                <w:szCs w:val="28"/>
+              </w:rPr>
+            </w:pPr>
+            <w:r>
+              <w:t>100</w:t>
+            </w:r>
+          </w:p>
+        </w:tc>
+        <w:tc>
+          <w:tcPr>
+            <w:tcW w:w="2337" w:type="dxa"/>
+          </w:tcPr>
+          <w:p>
+            <w:pPr>
+              <w:spacing w:line="360" w:lineRule="auto"/>
+              <w:jc w:val="both"/>
+              <w:rPr>
+                <w:rFonts w:ascii="Times New Roman" w:hAnsi="Times New Roman" w:cs="Times New Roman"/>
+                <w:sz w:val="28"/>
+                <w:szCs w:val="28"/>
+                <w:lang w:val="en-US"/>
+              </w:rPr>
+            </w:pPr>
+            <w:r>
+              <w:t>Ключ</w:t>
+            </w:r>
+            <w:r>
+              <w:rPr>
+                <w:lang w:val="en-US"/>
+              </w:rPr>
+              <w:t xml:space="preserve"> </w:t>
+            </w:r>
+            <w:r>
+              <w:t>параметра</w:t>
+            </w:r>
+            <w:r>
+              <w:rPr>
+                <w:lang w:val="en-US"/>
+              </w:rPr>
+              <w:t xml:space="preserve"> (</w:t>
+            </w:r>
+            <w:proofErr w:type="spellStart"/>
+            <w:r>
+              <w:rPr>
+                <w:lang w:val="en-US"/>
+              </w:rPr>
+              <w:t>min_booking_interval</w:t>
+            </w:r>
+            <w:proofErr w:type="spellEnd"/>
+            <w:r>
+              <w:rPr>
+                <w:lang w:val="en-US"/>
+              </w:rPr>
+              <w:t xml:space="preserve">, </w:t>
+            </w:r>
+            <w:proofErr w:type="spellStart"/>
+            <w:r>
+              <w:rPr>
+                <w:lang w:val="en-US"/>
+              </w:rPr>
+              <w:t>max_advance_days</w:t>
+            </w:r>
+            <w:proofErr w:type="spellEnd"/>
+            <w:r>
+              <w:rPr>
+                <w:lang w:val="en-US"/>
+              </w:rPr>
+              <w:t xml:space="preserve"> </w:t>
+            </w:r>
+            <w:r>
+              <w:t>и</w:t>
+            </w:r>
+            <w:r>
+              <w:rPr>
+                <w:lang w:val="en-US"/>
+              </w:rPr>
+              <w:t xml:space="preserve"> </w:t>
+            </w:r>
+            <w:proofErr w:type="spellStart"/>
+            <w:r>
+              <w:t>др</w:t>
+            </w:r>
+            <w:proofErr w:type="spellEnd"/>
+            <w:r>
+              <w:rPr>
+                <w:lang w:val="en-US"/>
+              </w:rPr>
+              <w:t>.)</w:t>
+            </w:r>
+          </w:p>
+        </w:tc>
+      </w:tr>
+      <w:tr>
+        <w:tc>
+          <w:tcPr>
+            <w:tcW w:w="2336" w:type="dxa"/>
+          </w:tcPr>
+          <w:p>
+            <w:pPr>
+              <w:spacing w:line="360" w:lineRule="auto"/>
+              <w:jc w:val="both"/>
+              <w:rPr>
+                <w:rFonts w:ascii="Times New Roman" w:hAnsi="Times New Roman" w:cs="Times New Roman"/>
+                <w:sz w:val="28"/>
+                <w:szCs w:val="28"/>
+              </w:rPr>
+            </w:pPr>
+            <w:proofErr w:type="spellStart"/>
+            <w:r>
+              <w:t>setting_value</w:t>
+            </w:r>
+            <w:proofErr w:type="spellEnd"/>
+          </w:p>
+        </w:tc>
+        <w:tc>
+          <w:tcPr>
+            <w:tcW w:w="2336" w:type="dxa"/>
+          </w:tcPr>
+          <w:p>
+            <w:pPr>
+              <w:spacing w:line="360" w:lineRule="auto"/>
+              <w:jc w:val="both"/>
+              <w:rPr>
+                <w:rFonts w:ascii="Times New Roman" w:hAnsi="Times New Roman" w:cs="Times New Roman"/>
+                <w:sz w:val="28"/>
+                <w:szCs w:val="28"/>
+              </w:rPr>
+            </w:pPr>
+            <w:r>
+              <w:t>NVARCHAR</w:t>
+            </w:r>
+          </w:p>
+        </w:tc>
+        <w:tc>
+          <w:tcPr>
+            <w:tcW w:w="2336" w:type="dxa"/>
+          </w:tcPr>
+          <w:p>
+            <w:pPr>
+              <w:spacing w:line="360" w:lineRule="auto"/>
+              <w:jc w:val="both"/>
+              <w:rPr>
+                <w:rFonts w:ascii="Times New Roman" w:hAnsi="Times New Roman" w:cs="Times New Roman"/>
+                <w:sz w:val="28"/>
+                <w:szCs w:val="28"/>
+              </w:rPr>
+            </w:pPr>
+            <w:r>
+              <w:t>MAX</w:t>
+            </w:r>
+          </w:p>
+        </w:tc>
+        <w:tc>
+          <w:tcPr>
+            <w:tcW w:w="2337" w:type="dxa"/>
+          </w:tcPr>
+          <w:p>
+            <w:pPr>
+              <w:spacing w:line="360" w:lineRule="auto"/>
+              <w:jc w:val="both"/>
+              <w:rPr>
+                <w:rFonts w:ascii="Times New Roman" w:hAnsi="Times New Roman" w:cs="Times New Roman"/>
+                <w:sz w:val="28"/>
+                <w:szCs w:val="28"/>
+              </w:rPr>
+            </w:pPr>
+            <w:r>
+              <w:t>Значение параметра</w:t>
+            </w:r>
+          </w:p>
+        </w:tc>
+      </w:tr>
+      <w:tr>
+        <w:tc>
+          <w:tcPr>
+            <w:tcW w:w="2336" w:type="dxa"/>
+          </w:tcPr>
+          <w:p>
+            <w:pPr>
+              <w:spacing w:line="360" w:lineRule="auto"/>
+              <w:jc w:val="both"/>
+              <w:rPr>
+                <w:rFonts w:ascii="Times New Roman" w:hAnsi="Times New Roman" w:cs="Times New Roman"/>
+                <w:sz w:val="28"/>
+                <w:szCs w:val="28"/>
+              </w:rPr>
+            </w:pPr>
+            <w:proofErr w:type="spellStart"/>
+            <w:r>
+              <w:t>description</w:t>
+            </w:r>
+            <w:proofErr w:type="spellEnd"/>
+          </w:p>
+        </w:tc>
+        <w:tc>
+          <w:tcPr>
+            <w:tcW w:w="2336" w:type="dxa"/>
+          </w:tcPr>
+          <w:p>
+            <w:pPr>
+              <w:spacing w:line="360" w:lineRule="auto"/>
+              <w:jc w:val="both"/>
+              <w:rPr>
+                <w:rFonts w:ascii="Times New Roman" w:hAnsi="Times New Roman" w:cs="Times New Roman"/>
+                <w:sz w:val="28"/>
+                <w:szCs w:val="28"/>
+              </w:rPr>
+            </w:pPr>
+            <w:r>
+              <w:t>NVARCHAR</w:t>
+            </w:r>
+          </w:p>
+        </w:tc>
+        <w:tc>
+          <w:tcPr>
+            <w:tcW w:w="2336" w:type="dxa"/>
+          </w:tcPr>
+          <w:p>
+            <w:pPr>
+              <w:spacing w:line="360" w:lineRule="auto"/>
+              <w:jc w:val="both"/>
+              <w:rPr>
+                <w:rFonts w:ascii="Times New Roman" w:hAnsi="Times New Roman" w:cs="Times New Roman"/>
+                <w:sz w:val="28"/>
+                <w:szCs w:val="28"/>
+              </w:rPr>
+            </w:pPr>
+            <w:r>
+              <w:t>255</w:t>
+            </w:r>
+          </w:p>
+        </w:tc>
+        <w:tc>
+          <w:tcPr>
+            <w:tcW w:w="2337" w:type="dxa"/>
+          </w:tcPr>
+          <w:p>
+            <w:pPr>
+              <w:spacing w:line="360" w:lineRule="auto"/>
+              <w:jc w:val="both"/>
+              <w:rPr>
+                <w:rFonts w:ascii="Times New Roman" w:hAnsi="Times New Roman" w:cs="Times New Roman"/>
+                <w:sz w:val="28"/>
+                <w:szCs w:val="28"/>
+              </w:rPr>
+            </w:pPr>
+            <w:r>
+              <w:t>Пояснение настройки</w:t>
+            </w:r>
+          </w:p>
+        </w:tc>
+      </w:tr>
+    </w:tbl>
+    <w:p>
+      <w:pPr>
+        <w:spacing w:after="0" w:line="360" w:lineRule="auto"/>
+        <w:ind w:firstLine="709"/>
+        <w:jc w:val="both"/>
+        <w:rPr>
+          <w:rFonts w:ascii="Times New Roman" w:hAnsi="Times New Roman" w:cs="Times New Roman"/>
+          <w:sz w:val="28"/>
+          <w:szCs w:val="28"/>
+        </w:rPr>
+      </w:pPr>
+      <w:bookmarkStart w:id="0" w:name="_GoBack"/>
+      <w:bookmarkEnd w:id="0"/>
     </w:p>
     <w:p>
       <w:pPr>
@@ -17820,7 +26689,7 @@
   <w:style w:type="paragraph" w:default="1" w:styleId="a">
     <w:name w:val="Normal"/>
     <w:qFormat/>
-    <w:rsid w:val="00094D7E"/>
+    <w:rsid w:val="001D0EA6"/>
   </w:style>
   <w:style w:type="character" w:default="1" w:styleId="a0">
     <w:name w:val="Default Paragraph Font"/>

--- a/1_Диплом/Диплом_1.2.docx
+++ b/1_Диплом/Диплом_1.2.docx
@@ -1,6 +1,6 @@
 
 <file path=word/document.xml><?xml version="1.0" encoding="utf-8"?>
-<w:document xmlns:wpc="http://schemas.microsoft.com/office/word/2010/wordprocessingCanvas" xmlns:cx="http://schemas.microsoft.com/office/drawing/2014/chartex" xmlns:cx1="http://schemas.microsoft.com/office/drawing/2015/9/8/chartex" xmlns:cx2="http://schemas.microsoft.com/office/drawing/2015/10/21/chartex" xmlns:cx3="http://schemas.microsoft.com/office/drawing/2016/5/9/chartex" xmlns:cx4="http://schemas.microsoft.com/office/drawing/2016/5/10/chartex" xmlns:cx5="http://schemas.microsoft.com/office/drawing/2016/5/11/chartex" xmlns:cx6="http://schemas.microsoft.com/office/drawing/2016/5/12/chartex" xmlns:cx7="http://schemas.microsoft.com/office/drawing/2016/5/13/chartex" xmlns:cx8="http://schemas.microsoft.com/office/drawing/2016/5/14/chartex" xmlns:mc="http://schemas.openxmlformats.org/markup-compatibility/2006" xmlns:aink="http://schemas.microsoft.com/office/drawing/2016/ink" xmlns:am3d="http://schemas.microsoft.com/office/drawing/2017/model3d" xmlns:o="urn:schemas-microsoft-com:office:office" xmlns:r="http://schemas.openxmlformats.org/officeDocument/2006/relationships" xmlns:m="http://schemas.openxmlformats.org/officeDocument/2006/math" xmlns:v="urn:schemas-microsoft-com:vml" xmlns:wp14="http://schemas.microsoft.com/office/word/2010/wordprocessingDrawing" xmlns:wp="http://schemas.openxmlformats.org/drawingml/2006/wordprocessingDrawing" xmlns:w10="urn:schemas-microsoft-com:office:word" xmlns:w="http://schemas.openxmlformats.org/wordprocessingml/2006/main" xmlns:w14="http://schemas.microsoft.com/office/word/2010/wordml" xmlns:w15="http://schemas.microsoft.com/office/word/2012/wordml" xmlns:w16cid="http://schemas.microsoft.com/office/word/2016/wordml/cid" xmlns:w16se="http://schemas.microsoft.com/office/word/2015/wordml/symex" xmlns:wpg="http://schemas.microsoft.com/office/word/2010/wordprocessingGroup" xmlns:wpi="http://schemas.microsoft.com/office/word/2010/wordprocessingInk" xmlns:wne="http://schemas.microsoft.com/office/word/2006/wordml" xmlns:wps="http://schemas.microsoft.com/office/word/2010/wordprocessingShape" mc:Ignorable="w14 w15 w16se w16cid wp14">
+<w:document xmlns:wpc="http://schemas.microsoft.com/office/word/2010/wordprocessingCanvas" xmlns:cx="http://schemas.microsoft.com/office/drawing/2014/chartex" xmlns:cx1="http://schemas.microsoft.com/office/drawing/2015/9/8/chartex" xmlns:mc="http://schemas.openxmlformats.org/markup-compatibility/2006" xmlns:o="urn:schemas-microsoft-com:office:office" xmlns:r="http://schemas.openxmlformats.org/officeDocument/2006/relationships" xmlns:m="http://schemas.openxmlformats.org/officeDocument/2006/math" xmlns:v="urn:schemas-microsoft-com:vml" xmlns:wp14="http://schemas.microsoft.com/office/word/2010/wordprocessingDrawing" xmlns:wp="http://schemas.openxmlformats.org/drawingml/2006/wordprocessingDrawing" xmlns:w10="urn:schemas-microsoft-com:office:word" xmlns:w="http://schemas.openxmlformats.org/wordprocessingml/2006/main" xmlns:w14="http://schemas.microsoft.com/office/word/2010/wordml" xmlns:w15="http://schemas.microsoft.com/office/word/2012/wordml" xmlns:w16se="http://schemas.microsoft.com/office/word/2015/wordml/symex" xmlns:wpg="http://schemas.microsoft.com/office/word/2010/wordprocessingGroup" xmlns:wpi="http://schemas.microsoft.com/office/word/2010/wordprocessingInk" xmlns:wne="http://schemas.microsoft.com/office/word/2006/wordml" xmlns:wps="http://schemas.microsoft.com/office/word/2010/wordprocessingShape" mc:Ignorable="w14 w15 w16se wp14">
   <w:body>
     <w:p>
       <w:pPr>
@@ -397,25 +397,7 @@
           <w:sz w:val="28"/>
           <w:szCs w:val="28"/>
         </w:rPr>
-        <w:t xml:space="preserve">C# </w:t>
-      </w:r>
-      <w:proofErr w:type="gramStart"/>
-      <w:r>
-        <w:rPr>
-          <w:rFonts w:ascii="Times New Roman" w:hAnsi="Times New Roman" w:cs="Times New Roman"/>
-          <w:sz w:val="28"/>
-          <w:szCs w:val="28"/>
-        </w:rPr>
-        <w:t>- это</w:t>
-      </w:r>
-      <w:proofErr w:type="gramEnd"/>
-      <w:r>
-        <w:rPr>
-          <w:rFonts w:ascii="Times New Roman" w:hAnsi="Times New Roman" w:cs="Times New Roman"/>
-          <w:sz w:val="28"/>
-          <w:szCs w:val="28"/>
-        </w:rPr>
-        <w:t xml:space="preserve"> строго типизированный, высокопроизводительный язык, работающий в среде исполнения .NET. Он идеально подходит для создания отказоустойчивых и производительных бизнес-приложений, каким является система бронирования, где важна стабильность и быстрое выполнение операций;</w:t>
+        <w:t>C# - это строго типизированный, высокопроизводительный язык, работающий в среде исполнения .NET. Он идеально подходит для создания отказоустойчивых и производительных бизнес-приложений, каким является система бронирования, где важна стабильность и быстрое выполнение операций;</w:t>
       </w:r>
     </w:p>
     <w:p>
@@ -448,7 +430,25 @@
           <w:sz w:val="28"/>
           <w:szCs w:val="28"/>
         </w:rPr>
-        <w:t xml:space="preserve"> качестве основы для веб-приложения выбран современный кроссплатформенный фреймворк ASP.NET </w:t>
+        <w:t xml:space="preserve"> качестве основы для веб-приложения выбран современный кроссплатформенный </w:t>
+      </w:r>
+      <w:proofErr w:type="spellStart"/>
+      <w:r>
+        <w:rPr>
+          <w:rFonts w:ascii="Times New Roman" w:hAnsi="Times New Roman" w:cs="Times New Roman"/>
+          <w:sz w:val="28"/>
+          <w:szCs w:val="28"/>
+        </w:rPr>
+        <w:t>фреймворк</w:t>
+      </w:r>
+      <w:proofErr w:type="spellEnd"/>
+      <w:r>
+        <w:rPr>
+          <w:rFonts w:ascii="Times New Roman" w:hAnsi="Times New Roman" w:cs="Times New Roman"/>
+          <w:sz w:val="28"/>
+          <w:szCs w:val="28"/>
+        </w:rPr>
+        <w:t xml:space="preserve"> ASP.NET </w:t>
       </w:r>
       <w:proofErr w:type="spellStart"/>
       <w:r>
@@ -614,7 +614,25 @@
           <w:sz w:val="28"/>
           <w:szCs w:val="28"/>
         </w:rPr>
-        <w:t xml:space="preserve">, что является естественным и высокоэффективным решением при работе со стеком .NET, благодаря оптимизированным драйверам и мощному ORM-фреймворку </w:t>
+        <w:t>, что является естественным и высокоэффективным решением при работе со стеком .NET, благодаря оптимизированным драйверам и мощному ORM-</w:t>
+      </w:r>
+      <w:proofErr w:type="spellStart"/>
+      <w:r>
+        <w:rPr>
+          <w:rFonts w:ascii="Times New Roman" w:hAnsi="Times New Roman" w:cs="Times New Roman"/>
+          <w:sz w:val="28"/>
+          <w:szCs w:val="28"/>
+        </w:rPr>
+        <w:t>фреймворку</w:t>
+      </w:r>
+      <w:proofErr w:type="spellEnd"/>
+      <w:r>
+        <w:rPr>
+          <w:rFonts w:ascii="Times New Roman" w:hAnsi="Times New Roman" w:cs="Times New Roman"/>
+          <w:sz w:val="28"/>
+          <w:szCs w:val="28"/>
+        </w:rPr>
+        <w:t xml:space="preserve"> </w:t>
       </w:r>
       <w:proofErr w:type="spellStart"/>
       <w:r>
@@ -1027,10 +1045,10 @@
             <v:path o:extrusionok="f" gradientshapeok="t" o:connecttype="rect"/>
             <o:lock v:ext="edit" aspectratio="t"/>
           </v:shapetype>
-          <v:shape id="_x0000_i1025" type="#_x0000_t75" style="width:403pt;height:366.55pt" o:ole="">
+          <v:shape id="_x0000_i1025" type="#_x0000_t75" style="width:403.2pt;height:366.35pt" o:ole="">
             <v:imagedata r:id="rId5" o:title=""/>
           </v:shape>
-          <o:OLEObject Type="Embed" ProgID="Visio.Drawing.15" ShapeID="_x0000_i1025" DrawAspect="Content" ObjectID="_1841830281" r:id="rId6"/>
+          <o:OLEObject Type="Embed" ProgID="Visio.Drawing.15" ShapeID="_x0000_i1025" DrawAspect="Content" ObjectID="_1841900681" r:id="rId6"/>
         </w:object>
       </w:r>
     </w:p>
@@ -1041,6 +1059,7 @@
         <w:jc w:val="both"/>
         <w:rPr>
           <w:rFonts w:ascii="Times New Roman" w:hAnsi="Times New Roman" w:cs="Times New Roman"/>
+          <w:color w:val="FF0000"/>
           <w:sz w:val="28"/>
           <w:szCs w:val="28"/>
         </w:rPr>
@@ -1100,6 +1119,23 @@
           <w:szCs w:val="28"/>
         </w:rPr>
         <w:t>и</w:t>
+      </w:r>
+      <w:r>
+        <w:rPr>
+          <w:rFonts w:ascii="Times New Roman" w:hAnsi="Times New Roman" w:cs="Times New Roman"/>
+          <w:sz w:val="28"/>
+          <w:szCs w:val="28"/>
+        </w:rPr>
+        <w:t xml:space="preserve"> </w:t>
+      </w:r>
+      <w:r>
+        <w:rPr>
+          <w:rFonts w:ascii="Times New Roman" w:hAnsi="Times New Roman" w:cs="Times New Roman"/>
+          <w:color w:val="FF0000"/>
+          <w:sz w:val="28"/>
+          <w:szCs w:val="28"/>
+        </w:rPr>
+        <w:t>какая?</w:t>
       </w:r>
     </w:p>
     <w:p>
@@ -1218,10 +1254,10 @@
           <w:lang w:eastAsia="ru-RU"/>
         </w:rPr>
         <w:object w:dxaOrig="8265" w:dyaOrig="4695" w14:anchorId="161463C5">
-          <v:shape id="_x0000_i1026" type="#_x0000_t75" style="width:413.3pt;height:234.7pt" o:ole="">
+          <v:shape id="_x0000_i1026" type="#_x0000_t75" style="width:413pt;height:235pt" o:ole="">
             <v:imagedata r:id="rId7" o:title=""/>
           </v:shape>
-          <o:OLEObject Type="Embed" ProgID="Visio.Drawing.15" ShapeID="_x0000_i1026" DrawAspect="Content" ObjectID="_1841830282" r:id="rId8"/>
+          <o:OLEObject Type="Embed" ProgID="Visio.Drawing.15" ShapeID="_x0000_i1026" DrawAspect="Content" ObjectID="_1841900682" r:id="rId8"/>
         </w:object>
       </w:r>
     </w:p>
@@ -1418,16 +1454,16 @@
         </w:rPr>
         <w:t xml:space="preserve">АИС «Аудиторный фонд» Московского государственного университета имени М.В. Ломоносова представляет собой веб-ориентированную систему, разработанную в Научно-исследовательском вычислительном центре МГУ на базе единой платформы университетских веб-проектов. Платформа насчитывает свыше 35 000 верифицированных пользователей и включает, помимо учёта аудиторий, личные кабинеты студентов и преподавателей, систему регистрации межфакультетских курсов. Подсистема «Аудиторный фонд» обеспечивает детальную паспортизацию помещений: фиксируются назначение, типы вместимости, конфигурации, размещённое оборудование, состояние инженерных систем и коммуникаций. Реализована возможность подачи заявок на ремонт и </w:t>
       </w:r>
-      <w:proofErr w:type="spellStart"/>
-      <w:r>
-        <w:rPr>
-          <w:rFonts w:ascii="Times New Roman" w:hAnsi="Times New Roman" w:cs="Times New Roman"/>
-          <w:sz w:val="28"/>
-          <w:szCs w:val="28"/>
-        </w:rPr>
-        <w:t>доукомплектацию</w:t>
-      </w:r>
-      <w:proofErr w:type="spellEnd"/>
+      <w:proofErr w:type="gramStart"/>
+      <w:r>
+        <w:rPr>
+          <w:rFonts w:ascii="Times New Roman" w:hAnsi="Times New Roman" w:cs="Times New Roman"/>
+          <w:sz w:val="28"/>
+          <w:szCs w:val="28"/>
+        </w:rPr>
+        <w:t>до комплектацию</w:t>
+      </w:r>
+      <w:proofErr w:type="gramEnd"/>
       <w:r>
         <w:rPr>
           <w:rFonts w:ascii="Times New Roman" w:hAnsi="Times New Roman" w:cs="Times New Roman"/>
@@ -1436,16 +1472,14 @@
         </w:rPr>
         <w:t xml:space="preserve">. К достоинствам системы относятся глубокая интеграция с другими университетскими сервисами в рамках единой платформы и высокая степень детализации описания помещений. Вместе с тем АИС «Аудиторный фонд» не является тиражным продуктом, её архитектура жёстко привязана к информационной среде конкретного вуза, а функциональность сконцентрирована преимущественно на учёте и паспортизации, а не на динамическом планировании расписания и оперативном бронировании, что делает прямое заимствование в других организациях </w:t>
       </w:r>
-      <w:proofErr w:type="spellStart"/>
-      <w:r>
-        <w:rPr>
-          <w:rFonts w:ascii="Times New Roman" w:hAnsi="Times New Roman" w:cs="Times New Roman"/>
-          <w:sz w:val="28"/>
-          <w:szCs w:val="28"/>
-        </w:rPr>
-        <w:t>невозможным.Проект</w:t>
-      </w:r>
-      <w:proofErr w:type="spellEnd"/>
+      <w:r>
+        <w:rPr>
+          <w:rFonts w:ascii="Times New Roman" w:hAnsi="Times New Roman" w:cs="Times New Roman"/>
+          <w:sz w:val="28"/>
+          <w:szCs w:val="28"/>
+        </w:rPr>
+        <w:t>невозможным. Проект</w:t>
+      </w:r>
       <w:r>
         <w:rPr>
           <w:rFonts w:ascii="Times New Roman" w:hAnsi="Times New Roman" w:cs="Times New Roman"/>
@@ -1650,7 +1684,6 @@
           <w:p>
             <w:pPr>
               <w:spacing w:line="360" w:lineRule="auto"/>
-              <w:jc w:val="center"/>
               <w:rPr>
                 <w:rFonts w:ascii="Times New Roman" w:hAnsi="Times New Roman" w:cs="Times New Roman"/>
                 <w:sz w:val="28"/>
@@ -1676,7 +1709,6 @@
           <w:p>
             <w:pPr>
               <w:spacing w:line="360" w:lineRule="auto"/>
-              <w:jc w:val="center"/>
               <w:rPr>
                 <w:rFonts w:ascii="Times New Roman" w:hAnsi="Times New Roman" w:cs="Times New Roman"/>
                 <w:sz w:val="28"/>
@@ -1702,7 +1734,6 @@
           <w:p>
             <w:pPr>
               <w:spacing w:line="360" w:lineRule="auto"/>
-              <w:jc w:val="center"/>
               <w:rPr>
                 <w:rFonts w:ascii="Times New Roman" w:hAnsi="Times New Roman" w:cs="Times New Roman"/>
                 <w:sz w:val="28"/>
@@ -1728,7 +1759,6 @@
           <w:p>
             <w:pPr>
               <w:spacing w:line="360" w:lineRule="auto"/>
-              <w:jc w:val="center"/>
               <w:rPr>
                 <w:rFonts w:ascii="Times New Roman" w:hAnsi="Times New Roman" w:cs="Times New Roman"/>
                 <w:sz w:val="28"/>
@@ -1759,7 +1789,6 @@
           <w:p>
             <w:pPr>
               <w:spacing w:line="360" w:lineRule="auto"/>
-              <w:jc w:val="center"/>
               <w:rPr>
                 <w:rFonts w:ascii="Times New Roman" w:hAnsi="Times New Roman" w:cs="Times New Roman"/>
                 <w:sz w:val="28"/>
@@ -1785,7 +1814,6 @@
           <w:p>
             <w:pPr>
               <w:spacing w:line="360" w:lineRule="auto"/>
-              <w:jc w:val="center"/>
               <w:rPr>
                 <w:rFonts w:ascii="Times New Roman" w:hAnsi="Times New Roman" w:cs="Times New Roman"/>
                 <w:sz w:val="28"/>
@@ -1811,7 +1839,6 @@
           <w:p>
             <w:pPr>
               <w:spacing w:line="360" w:lineRule="auto"/>
-              <w:jc w:val="center"/>
               <w:rPr>
                 <w:rFonts w:ascii="Times New Roman" w:hAnsi="Times New Roman" w:cs="Times New Roman"/>
                 <w:sz w:val="28"/>
@@ -1837,7 +1864,6 @@
           <w:p>
             <w:pPr>
               <w:spacing w:line="360" w:lineRule="auto"/>
-              <w:jc w:val="center"/>
               <w:rPr>
                 <w:rFonts w:ascii="Times New Roman" w:hAnsi="Times New Roman" w:cs="Times New Roman"/>
                 <w:sz w:val="28"/>
@@ -1868,7 +1894,6 @@
           <w:p>
             <w:pPr>
               <w:spacing w:line="360" w:lineRule="auto"/>
-              <w:jc w:val="center"/>
               <w:rPr>
                 <w:rFonts w:ascii="Times New Roman" w:hAnsi="Times New Roman" w:cs="Times New Roman"/>
                 <w:sz w:val="28"/>
@@ -1894,7 +1919,6 @@
           <w:p>
             <w:pPr>
               <w:spacing w:line="360" w:lineRule="auto"/>
-              <w:jc w:val="center"/>
               <w:rPr>
                 <w:rFonts w:ascii="Times New Roman" w:hAnsi="Times New Roman" w:cs="Times New Roman"/>
                 <w:sz w:val="28"/>
@@ -1920,7 +1944,6 @@
           <w:p>
             <w:pPr>
               <w:spacing w:line="360" w:lineRule="auto"/>
-              <w:jc w:val="center"/>
               <w:rPr>
                 <w:rFonts w:ascii="Times New Roman" w:hAnsi="Times New Roman" w:cs="Times New Roman"/>
                 <w:sz w:val="28"/>
@@ -1946,7 +1969,6 @@
           <w:p>
             <w:pPr>
               <w:spacing w:line="360" w:lineRule="auto"/>
-              <w:jc w:val="center"/>
               <w:rPr>
                 <w:rFonts w:ascii="Times New Roman" w:hAnsi="Times New Roman" w:cs="Times New Roman"/>
                 <w:sz w:val="28"/>
@@ -1977,7 +1999,6 @@
           <w:p>
             <w:pPr>
               <w:spacing w:line="360" w:lineRule="auto"/>
-              <w:jc w:val="center"/>
               <w:rPr>
                 <w:rFonts w:ascii="Times New Roman" w:hAnsi="Times New Roman" w:cs="Times New Roman"/>
                 <w:sz w:val="28"/>
@@ -2003,7 +2024,6 @@
           <w:p>
             <w:pPr>
               <w:spacing w:line="360" w:lineRule="auto"/>
-              <w:jc w:val="center"/>
               <w:rPr>
                 <w:rFonts w:ascii="Times New Roman" w:hAnsi="Times New Roman" w:cs="Times New Roman"/>
                 <w:sz w:val="28"/>
@@ -2029,7 +2049,6 @@
           <w:p>
             <w:pPr>
               <w:spacing w:line="360" w:lineRule="auto"/>
-              <w:jc w:val="center"/>
               <w:rPr>
                 <w:rFonts w:ascii="Times New Roman" w:hAnsi="Times New Roman" w:cs="Times New Roman"/>
                 <w:sz w:val="28"/>
@@ -2055,7 +2074,6 @@
           <w:p>
             <w:pPr>
               <w:spacing w:line="360" w:lineRule="auto"/>
-              <w:jc w:val="center"/>
               <w:rPr>
                 <w:rFonts w:ascii="Times New Roman" w:hAnsi="Times New Roman" w:cs="Times New Roman"/>
                 <w:sz w:val="28"/>
@@ -2086,7 +2104,6 @@
           <w:p>
             <w:pPr>
               <w:spacing w:line="360" w:lineRule="auto"/>
-              <w:jc w:val="center"/>
               <w:rPr>
                 <w:rFonts w:ascii="Times New Roman" w:hAnsi="Times New Roman" w:cs="Times New Roman"/>
                 <w:sz w:val="28"/>
@@ -2112,7 +2129,6 @@
           <w:p>
             <w:pPr>
               <w:spacing w:line="360" w:lineRule="auto"/>
-              <w:jc w:val="center"/>
               <w:rPr>
                 <w:rFonts w:ascii="Times New Roman" w:hAnsi="Times New Roman" w:cs="Times New Roman"/>
                 <w:sz w:val="28"/>
@@ -2138,7 +2154,6 @@
           <w:p>
             <w:pPr>
               <w:spacing w:line="360" w:lineRule="auto"/>
-              <w:jc w:val="center"/>
               <w:rPr>
                 <w:rFonts w:ascii="Times New Roman" w:hAnsi="Times New Roman" w:cs="Times New Roman"/>
                 <w:sz w:val="28"/>
@@ -2164,7 +2179,6 @@
           <w:p>
             <w:pPr>
               <w:spacing w:line="360" w:lineRule="auto"/>
-              <w:jc w:val="center"/>
               <w:rPr>
                 <w:rFonts w:ascii="Times New Roman" w:hAnsi="Times New Roman" w:cs="Times New Roman"/>
                 <w:sz w:val="28"/>
@@ -2195,7 +2209,6 @@
           <w:p>
             <w:pPr>
               <w:spacing w:line="360" w:lineRule="auto"/>
-              <w:jc w:val="center"/>
               <w:rPr>
                 <w:rFonts w:ascii="Times New Roman" w:hAnsi="Times New Roman" w:cs="Times New Roman"/>
                 <w:sz w:val="28"/>
@@ -2221,7 +2234,6 @@
           <w:p>
             <w:pPr>
               <w:spacing w:line="360" w:lineRule="auto"/>
-              <w:jc w:val="center"/>
               <w:rPr>
                 <w:rFonts w:ascii="Times New Roman" w:hAnsi="Times New Roman" w:cs="Times New Roman"/>
                 <w:sz w:val="28"/>
@@ -2247,7 +2259,6 @@
           <w:p>
             <w:pPr>
               <w:spacing w:line="360" w:lineRule="auto"/>
-              <w:jc w:val="center"/>
               <w:rPr>
                 <w:rFonts w:ascii="Times New Roman" w:hAnsi="Times New Roman" w:cs="Times New Roman"/>
                 <w:sz w:val="28"/>
@@ -2273,7 +2284,6 @@
           <w:p>
             <w:pPr>
               <w:spacing w:line="360" w:lineRule="auto"/>
-              <w:jc w:val="center"/>
               <w:rPr>
                 <w:rFonts w:ascii="Times New Roman" w:hAnsi="Times New Roman" w:cs="Times New Roman"/>
                 <w:sz w:val="28"/>
@@ -2304,7 +2314,6 @@
           <w:p>
             <w:pPr>
               <w:spacing w:line="360" w:lineRule="auto"/>
-              <w:jc w:val="center"/>
               <w:rPr>
                 <w:rFonts w:ascii="Times New Roman" w:hAnsi="Times New Roman" w:cs="Times New Roman"/>
                 <w:sz w:val="28"/>
@@ -2330,7 +2339,6 @@
           <w:p>
             <w:pPr>
               <w:spacing w:line="360" w:lineRule="auto"/>
-              <w:jc w:val="center"/>
               <w:rPr>
                 <w:rFonts w:ascii="Times New Roman" w:hAnsi="Times New Roman" w:cs="Times New Roman"/>
                 <w:sz w:val="28"/>
@@ -2356,7 +2364,6 @@
           <w:p>
             <w:pPr>
               <w:spacing w:line="360" w:lineRule="auto"/>
-              <w:jc w:val="center"/>
               <w:rPr>
                 <w:rFonts w:ascii="Times New Roman" w:hAnsi="Times New Roman" w:cs="Times New Roman"/>
                 <w:sz w:val="28"/>
@@ -2382,7 +2389,6 @@
           <w:p>
             <w:pPr>
               <w:spacing w:line="360" w:lineRule="auto"/>
-              <w:jc w:val="center"/>
               <w:rPr>
                 <w:rFonts w:ascii="Times New Roman" w:hAnsi="Times New Roman" w:cs="Times New Roman"/>
                 <w:sz w:val="28"/>
@@ -2432,75 +2438,21 @@
     </w:p>
     <w:p>
       <w:pPr>
-        <w:spacing w:after="0" w:line="360" w:lineRule="auto"/>
-        <w:ind w:firstLine="709"/>
-        <w:jc w:val="both"/>
-        <w:rPr>
-          <w:rFonts w:ascii="Times New Roman" w:hAnsi="Times New Roman" w:cs="Times New Roman"/>
-          <w:sz w:val="28"/>
-          <w:szCs w:val="28"/>
-        </w:rPr>
-      </w:pPr>
-    </w:p>
-    <w:p>
-      <w:pPr>
-        <w:spacing w:after="0" w:line="360" w:lineRule="auto"/>
-        <w:ind w:firstLine="709"/>
-        <w:jc w:val="both"/>
-        <w:rPr>
-          <w:rFonts w:ascii="Times New Roman" w:hAnsi="Times New Roman" w:cs="Times New Roman"/>
-          <w:sz w:val="28"/>
-          <w:szCs w:val="28"/>
-        </w:rPr>
-      </w:pPr>
-    </w:p>
-    <w:p>
-      <w:pPr>
-        <w:spacing w:after="0" w:line="360" w:lineRule="auto"/>
-        <w:ind w:firstLine="709"/>
-        <w:jc w:val="both"/>
-        <w:rPr>
-          <w:rFonts w:ascii="Times New Roman" w:hAnsi="Times New Roman" w:cs="Times New Roman"/>
-          <w:sz w:val="28"/>
-          <w:szCs w:val="28"/>
-        </w:rPr>
-      </w:pPr>
-    </w:p>
-    <w:p>
-      <w:pPr>
-        <w:rPr>
-          <w:rFonts w:ascii="Times New Roman" w:hAnsi="Times New Roman" w:cs="Times New Roman"/>
-          <w:sz w:val="28"/>
-          <w:szCs w:val="28"/>
-        </w:rPr>
-      </w:pPr>
-      <w:r>
-        <w:rPr>
-          <w:rFonts w:ascii="Times New Roman" w:hAnsi="Times New Roman" w:cs="Times New Roman"/>
-          <w:sz w:val="28"/>
-          <w:szCs w:val="28"/>
-        </w:rPr>
-        <w:br w:type="page"/>
-      </w:r>
-    </w:p>
-    <w:p>
-      <w:pPr>
-        <w:spacing w:after="0" w:line="360" w:lineRule="auto"/>
-        <w:ind w:firstLine="709"/>
-        <w:jc w:val="both"/>
-        <w:rPr>
-          <w:rFonts w:ascii="Times New Roman" w:hAnsi="Times New Roman" w:cs="Times New Roman"/>
-          <w:sz w:val="28"/>
-          <w:szCs w:val="28"/>
-        </w:rPr>
-      </w:pPr>
-      <w:r>
-        <w:rPr>
-          <w:rFonts w:ascii="Times New Roman" w:hAnsi="Times New Roman" w:cs="Times New Roman"/>
-          <w:sz w:val="28"/>
-          <w:szCs w:val="28"/>
-        </w:rPr>
-        <w:lastRenderedPageBreak/>
+        <w:spacing w:after="0" w:line="480" w:lineRule="auto"/>
+        <w:ind w:firstLine="709"/>
+        <w:jc w:val="both"/>
+        <w:rPr>
+          <w:rFonts w:ascii="Times New Roman" w:hAnsi="Times New Roman" w:cs="Times New Roman"/>
+          <w:sz w:val="28"/>
+          <w:szCs w:val="28"/>
+        </w:rPr>
+      </w:pPr>
+      <w:r>
+        <w:rPr>
+          <w:rFonts w:ascii="Times New Roman" w:hAnsi="Times New Roman" w:cs="Times New Roman"/>
+          <w:sz w:val="28"/>
+          <w:szCs w:val="28"/>
+        </w:rPr>
         <w:t>1.3 Постановка задачи</w:t>
       </w:r>
     </w:p>
@@ -2595,7 +2547,16 @@
           <w:sz w:val="28"/>
           <w:szCs w:val="28"/>
         </w:rPr>
-        <w:t>обеспечивает безопасный вход пользователей в систему, идентификацию и разграничение прав доступа в соответствии с ролями: «Администратор», «</w:t>
+        <w:t xml:space="preserve">обеспечивает безопасный вход пользователей в систему, идентификацию и разграничение </w:t>
+      </w:r>
+      <w:r>
+        <w:rPr>
+          <w:rFonts w:ascii="Times New Roman" w:hAnsi="Times New Roman" w:cs="Times New Roman"/>
+          <w:sz w:val="28"/>
+          <w:szCs w:val="28"/>
+        </w:rPr>
+        <w:lastRenderedPageBreak/>
+        <w:t>прав доступа в соответствии с ролями: «Администратор», «</w:t>
       </w:r>
       <w:r>
         <w:rPr>
@@ -2739,16 +2700,7 @@
           <w:sz w:val="28"/>
           <w:szCs w:val="28"/>
         </w:rPr>
-        <w:t xml:space="preserve"> предоставляет интерфейс для диспетчера учебной части, позволяющий просматривать занятость </w:t>
-      </w:r>
-      <w:r>
-        <w:rPr>
-          <w:rFonts w:ascii="Times New Roman" w:hAnsi="Times New Roman" w:cs="Times New Roman"/>
-          <w:sz w:val="28"/>
-          <w:szCs w:val="28"/>
-        </w:rPr>
-        <w:lastRenderedPageBreak/>
-        <w:t>аудиторий (графическое представление), принимать и обрабатывать заявки от преподавателей, утверждать бронирования.</w:t>
+        <w:t xml:space="preserve"> предоставляет интерфейс для диспетчера учебной части, позволяющий просматривать занятость аудиторий (графическое представление), принимать и обрабатывать заявки от преподавателей, утверждать бронирования.</w:t>
       </w:r>
     </w:p>
     <w:p>
@@ -2787,56 +2739,123 @@
     </w:p>
     <w:p>
       <w:pPr>
-        <w:spacing w:after="0" w:line="360" w:lineRule="auto"/>
-        <w:ind w:firstLine="709"/>
-        <w:jc w:val="both"/>
-        <w:rPr>
-          <w:rFonts w:ascii="Times New Roman" w:hAnsi="Times New Roman" w:cs="Times New Roman"/>
-          <w:sz w:val="28"/>
-          <w:szCs w:val="28"/>
-        </w:rPr>
-      </w:pPr>
-    </w:p>
-    <w:p>
-      <w:pPr>
-        <w:spacing w:after="0" w:line="360" w:lineRule="auto"/>
-        <w:ind w:firstLine="709"/>
-        <w:jc w:val="both"/>
-        <w:rPr>
-          <w:rFonts w:ascii="Times New Roman" w:hAnsi="Times New Roman" w:cs="Times New Roman"/>
-          <w:sz w:val="28"/>
-          <w:szCs w:val="28"/>
-        </w:rPr>
-      </w:pPr>
-    </w:p>
-    <w:p>
-      <w:pPr>
-        <w:rPr>
-          <w:rFonts w:ascii="Times New Roman" w:hAnsi="Times New Roman" w:cs="Times New Roman"/>
-          <w:sz w:val="28"/>
-          <w:szCs w:val="28"/>
-        </w:rPr>
-      </w:pPr>
-      <w:r>
-        <w:rPr>
-          <w:rFonts w:ascii="Times New Roman" w:hAnsi="Times New Roman" w:cs="Times New Roman"/>
-          <w:sz w:val="28"/>
-          <w:szCs w:val="28"/>
-        </w:rPr>
-        <w:br w:type="page"/>
-      </w:r>
-    </w:p>
-    <w:p>
-      <w:pPr>
-        <w:spacing w:after="0" w:line="360" w:lineRule="auto"/>
-        <w:ind w:firstLine="709"/>
-        <w:jc w:val="both"/>
-        <w:rPr>
-          <w:rFonts w:ascii="Times New Roman" w:hAnsi="Times New Roman" w:cs="Times New Roman"/>
-          <w:sz w:val="28"/>
-          <w:szCs w:val="28"/>
-        </w:rPr>
-      </w:pPr>
+        <w:spacing w:after="0" w:line="480" w:lineRule="auto"/>
+        <w:ind w:firstLine="709"/>
+        <w:jc w:val="both"/>
+        <w:rPr>
+          <w:rFonts w:ascii="Times New Roman" w:hAnsi="Times New Roman" w:cs="Times New Roman"/>
+          <w:sz w:val="28"/>
+          <w:szCs w:val="28"/>
+        </w:rPr>
+      </w:pPr>
+      <w:r>
+        <w:rPr>
+          <w:rFonts w:ascii="Times New Roman" w:hAnsi="Times New Roman" w:cs="Times New Roman"/>
+          <w:sz w:val="28"/>
+          <w:szCs w:val="28"/>
+        </w:rPr>
+        <w:t xml:space="preserve">1.4 </w:t>
+      </w:r>
+      <w:r>
+        <w:rPr>
+          <w:rFonts w:ascii="Times New Roman" w:hAnsi="Times New Roman" w:cs="Times New Roman"/>
+          <w:sz w:val="28"/>
+          <w:szCs w:val="28"/>
+        </w:rPr>
+        <w:t xml:space="preserve">Обоснование </w:t>
+      </w:r>
+      <w:r>
+        <w:rPr>
+          <w:rFonts w:ascii="Times New Roman" w:hAnsi="Times New Roman" w:cs="Times New Roman"/>
+          <w:sz w:val="28"/>
+          <w:szCs w:val="28"/>
+        </w:rPr>
+        <w:t>в</w:t>
+      </w:r>
+      <w:r>
+        <w:rPr>
+          <w:rFonts w:ascii="Times New Roman" w:hAnsi="Times New Roman" w:cs="Times New Roman"/>
+          <w:sz w:val="28"/>
+          <w:szCs w:val="28"/>
+        </w:rPr>
+        <w:t xml:space="preserve">ыбора средств проектирования и разработки </w:t>
+      </w:r>
+      <w:r>
+        <w:rPr>
+          <w:rFonts w:ascii="Times New Roman" w:hAnsi="Times New Roman" w:cs="Times New Roman"/>
+          <w:sz w:val="28"/>
+          <w:szCs w:val="28"/>
+        </w:rPr>
+        <w:t>ПП</w:t>
+      </w:r>
+      <w:r>
+        <w:rPr>
+          <w:rFonts w:ascii="Times New Roman" w:hAnsi="Times New Roman" w:cs="Times New Roman"/>
+          <w:sz w:val="28"/>
+          <w:szCs w:val="28"/>
+        </w:rPr>
+        <w:t xml:space="preserve"> </w:t>
+      </w:r>
+    </w:p>
+    <w:p>
+      <w:pPr>
+        <w:spacing w:after="0" w:line="360" w:lineRule="auto"/>
+        <w:ind w:firstLine="709"/>
+        <w:jc w:val="both"/>
+        <w:rPr>
+          <w:rFonts w:ascii="Times New Roman" w:hAnsi="Times New Roman" w:cs="Times New Roman"/>
+          <w:sz w:val="28"/>
+          <w:szCs w:val="28"/>
+        </w:rPr>
+      </w:pPr>
+      <w:r>
+        <w:rPr>
+          <w:rFonts w:ascii="Times New Roman" w:hAnsi="Times New Roman" w:cs="Times New Roman"/>
+          <w:sz w:val="28"/>
+          <w:szCs w:val="28"/>
+        </w:rPr>
+        <w:t>Выбор средств проектирования и разработки автоматизированной системы управления аудиторным фондом осуществляется на основе сформулированных функциональных и эксплуатационных требований, а также с учётом характера предметной области и необходимости обеспечения высокой надёжности, масштабируемости и удобства сопровождения программного продукта.</w:t>
+      </w:r>
+    </w:p>
+    <w:p>
+      <w:pPr>
+        <w:spacing w:after="0" w:line="360" w:lineRule="auto"/>
+        <w:ind w:firstLine="709"/>
+        <w:jc w:val="both"/>
+        <w:rPr>
+          <w:rFonts w:ascii="Times New Roman" w:hAnsi="Times New Roman" w:cs="Times New Roman"/>
+          <w:sz w:val="28"/>
+          <w:szCs w:val="28"/>
+        </w:rPr>
+      </w:pPr>
+      <w:r>
+        <w:rPr>
+          <w:rFonts w:ascii="Times New Roman" w:hAnsi="Times New Roman" w:cs="Times New Roman"/>
+          <w:sz w:val="28"/>
+          <w:szCs w:val="28"/>
+        </w:rPr>
+        <w:t>В качестве архитектурного стиля выбрано клиент-серверное веб-приложение, что обусловлено необходимостью централизованного хранения и обработки данных, обеспечения одновременной работы множества территориально распределённых пользователей и минимизации требований к клиентским рабочим местам. Использование веб-технологий позволяет предоставить доступ к системе с любого устройства, оснащённого современным браузером, без необходимости установки и настройки специализированного программного обеспечения на стороне пользователя.</w:t>
+      </w:r>
+    </w:p>
+    <w:p>
+      <w:pPr>
+        <w:spacing w:after="0" w:line="360" w:lineRule="auto"/>
+        <w:ind w:firstLine="709"/>
+        <w:jc w:val="both"/>
+        <w:rPr>
+          <w:rFonts w:ascii="Times New Roman" w:hAnsi="Times New Roman" w:cs="Times New Roman"/>
+          <w:sz w:val="28"/>
+          <w:szCs w:val="28"/>
+        </w:rPr>
+      </w:pPr>
+      <w:r>
+        <w:rPr>
+          <w:rFonts w:ascii="Times New Roman" w:hAnsi="Times New Roman" w:cs="Times New Roman"/>
+          <w:sz w:val="28"/>
+          <w:szCs w:val="28"/>
+        </w:rPr>
+        <w:t xml:space="preserve">Проектирование логической и физической структуры базы данных выполняется с применением методологии ER-моделирования и CASE-средств, </w:t>
+      </w:r>
       <w:r>
         <w:rPr>
           <w:rFonts w:ascii="Times New Roman" w:hAnsi="Times New Roman" w:cs="Times New Roman"/>
@@ -2844,40 +2863,96 @@
           <w:szCs w:val="28"/>
         </w:rPr>
         <w:lastRenderedPageBreak/>
-        <w:t xml:space="preserve">1.4 </w:t>
-      </w:r>
-      <w:r>
-        <w:rPr>
-          <w:rFonts w:ascii="Times New Roman" w:hAnsi="Times New Roman" w:cs="Times New Roman"/>
-          <w:sz w:val="28"/>
-          <w:szCs w:val="28"/>
-        </w:rPr>
-        <w:t xml:space="preserve">Обоснование </w:t>
-      </w:r>
-      <w:r>
-        <w:rPr>
-          <w:rFonts w:ascii="Times New Roman" w:hAnsi="Times New Roman" w:cs="Times New Roman"/>
-          <w:sz w:val="28"/>
-          <w:szCs w:val="28"/>
-        </w:rPr>
-        <w:t>в</w:t>
-      </w:r>
-      <w:r>
-        <w:rPr>
-          <w:rFonts w:ascii="Times New Roman" w:hAnsi="Times New Roman" w:cs="Times New Roman"/>
-          <w:sz w:val="28"/>
-          <w:szCs w:val="28"/>
-        </w:rPr>
-        <w:t xml:space="preserve">ыбора средств проектирования и разработки </w:t>
-      </w:r>
-      <w:r>
-        <w:rPr>
-          <w:rFonts w:ascii="Times New Roman" w:hAnsi="Times New Roman" w:cs="Times New Roman"/>
-          <w:sz w:val="28"/>
-          <w:szCs w:val="28"/>
-        </w:rPr>
-        <w:t>ПП</w:t>
-      </w:r>
+        <w:t>позволяющих формализовать информационные потоки и обеспечить нормализацию данных до третьей нормальной формы. Для документирования проектных решений используются диаграммы UML, позволяющие наглядно описать варианты использования, последовательности взаимодействия объектов и архитектуру системы в целом. Выбор конкретных технологий реализации обоснован в последующих подразделах с учётом требований к техническому, информационному и программному обеспечению.</w:t>
+      </w:r>
+    </w:p>
+    <w:p>
+      <w:pPr>
+        <w:spacing w:after="0" w:line="480" w:lineRule="auto"/>
+        <w:ind w:firstLine="709"/>
+        <w:jc w:val="both"/>
+        <w:rPr>
+          <w:rFonts w:ascii="Times New Roman" w:hAnsi="Times New Roman" w:cs="Times New Roman"/>
+          <w:sz w:val="28"/>
+          <w:szCs w:val="28"/>
+        </w:rPr>
+      </w:pPr>
+      <w:r>
+        <w:rPr>
+          <w:rFonts w:ascii="Times New Roman" w:hAnsi="Times New Roman" w:cs="Times New Roman"/>
+          <w:sz w:val="28"/>
+          <w:szCs w:val="28"/>
+        </w:rPr>
+        <w:t>1.4.1 Требования к техническому обеспечению</w:t>
+      </w:r>
+    </w:p>
+    <w:p>
+      <w:pPr>
+        <w:spacing w:after="0" w:line="360" w:lineRule="auto"/>
+        <w:ind w:firstLine="709"/>
+        <w:jc w:val="both"/>
+        <w:rPr>
+          <w:rFonts w:ascii="Times New Roman" w:hAnsi="Times New Roman" w:cs="Times New Roman"/>
+          <w:sz w:val="28"/>
+          <w:szCs w:val="28"/>
+        </w:rPr>
+      </w:pPr>
+      <w:r>
+        <w:rPr>
+          <w:rFonts w:ascii="Times New Roman" w:hAnsi="Times New Roman" w:cs="Times New Roman"/>
+          <w:sz w:val="28"/>
+          <w:szCs w:val="28"/>
+        </w:rPr>
+        <w:t>Техническое обеспечение системы включает серверную и клиентскую составляющие, требования к которым определяются расчётной нагрузкой и архитектурными решениями.</w:t>
+      </w:r>
+    </w:p>
+    <w:p>
+      <w:pPr>
+        <w:spacing w:after="0" w:line="360" w:lineRule="auto"/>
+        <w:ind w:firstLine="709"/>
+        <w:jc w:val="both"/>
+        <w:rPr>
+          <w:rFonts w:ascii="Times New Roman" w:hAnsi="Times New Roman" w:cs="Times New Roman"/>
+          <w:sz w:val="28"/>
+          <w:szCs w:val="28"/>
+        </w:rPr>
+      </w:pPr>
+      <w:r>
+        <w:rPr>
+          <w:rFonts w:ascii="Times New Roman" w:hAnsi="Times New Roman" w:cs="Times New Roman"/>
+          <w:sz w:val="28"/>
+          <w:szCs w:val="28"/>
+        </w:rPr>
+        <w:t xml:space="preserve">Серверная часть разворачивается на выделенном физическом или виртуальном сервере под управлением операционной системы семейства </w:t>
+      </w:r>
+      <w:proofErr w:type="spellStart"/>
+      <w:r>
+        <w:rPr>
+          <w:rFonts w:ascii="Times New Roman" w:hAnsi="Times New Roman" w:cs="Times New Roman"/>
+          <w:sz w:val="28"/>
+          <w:szCs w:val="28"/>
+        </w:rPr>
+        <w:t>Linux</w:t>
+      </w:r>
+      <w:proofErr w:type="spellEnd"/>
+      <w:r>
+        <w:rPr>
+          <w:rFonts w:ascii="Times New Roman" w:hAnsi="Times New Roman" w:cs="Times New Roman"/>
+          <w:sz w:val="28"/>
+          <w:szCs w:val="28"/>
+        </w:rPr>
+        <w:t xml:space="preserve"> или </w:t>
+      </w:r>
+      <w:proofErr w:type="spellStart"/>
+      <w:r>
+        <w:rPr>
+          <w:rFonts w:ascii="Times New Roman" w:hAnsi="Times New Roman" w:cs="Times New Roman"/>
+          <w:sz w:val="28"/>
+          <w:szCs w:val="28"/>
+        </w:rPr>
+        <w:t>Windows</w:t>
+      </w:r>
+      <w:proofErr w:type="spellEnd"/>
       <w:r>
         <w:rPr>
           <w:rFonts w:ascii="Times New Roman" w:hAnsi="Times New Roman" w:cs="Times New Roman"/>
@@ -2886,126 +2961,6 @@
         </w:rPr>
         <w:t xml:space="preserve"> </w:t>
       </w:r>
-    </w:p>
-    <w:p>
-      <w:pPr>
-        <w:spacing w:after="0" w:line="360" w:lineRule="auto"/>
-        <w:ind w:firstLine="709"/>
-        <w:jc w:val="both"/>
-        <w:rPr>
-          <w:rFonts w:ascii="Times New Roman" w:hAnsi="Times New Roman" w:cs="Times New Roman"/>
-          <w:sz w:val="28"/>
-          <w:szCs w:val="28"/>
-        </w:rPr>
-      </w:pPr>
-      <w:r>
-        <w:rPr>
-          <w:rFonts w:ascii="Times New Roman" w:hAnsi="Times New Roman" w:cs="Times New Roman"/>
-          <w:sz w:val="28"/>
-          <w:szCs w:val="28"/>
-        </w:rPr>
-        <w:t>Выбор средств проектирования и разработки автоматизированной системы управления аудиторным фондом осуществляется на основе сформулированных функциональных и эксплуатационных требований, а также с учётом характера предметной области и необходимости обеспечения высокой надёжности, масштабируемости и удобства сопровождения программного продукта.</w:t>
-      </w:r>
-    </w:p>
-    <w:p>
-      <w:pPr>
-        <w:spacing w:after="0" w:line="360" w:lineRule="auto"/>
-        <w:ind w:firstLine="709"/>
-        <w:jc w:val="both"/>
-        <w:rPr>
-          <w:rFonts w:ascii="Times New Roman" w:hAnsi="Times New Roman" w:cs="Times New Roman"/>
-          <w:sz w:val="28"/>
-          <w:szCs w:val="28"/>
-        </w:rPr>
-      </w:pPr>
-      <w:r>
-        <w:rPr>
-          <w:rFonts w:ascii="Times New Roman" w:hAnsi="Times New Roman" w:cs="Times New Roman"/>
-          <w:sz w:val="28"/>
-          <w:szCs w:val="28"/>
-        </w:rPr>
-        <w:t>В качестве архитектурного стиля выбрано клиент-серверное веб-приложение, что обусловлено необходимостью централизованного хранения и обработки данных, обеспечения одновременной работы множества территориально распределённых пользователей и минимизации требований к клиентским рабочим местам. Использование веб-технологий позволяет предоставить доступ к системе с любого устройства, оснащённого современным браузером, без необходимости установки и настройки специализированного программного обеспечения на стороне пользователя.</w:t>
-      </w:r>
-    </w:p>
-    <w:p>
-      <w:pPr>
-        <w:spacing w:after="0" w:line="360" w:lineRule="auto"/>
-        <w:ind w:firstLine="709"/>
-        <w:jc w:val="both"/>
-        <w:rPr>
-          <w:rFonts w:ascii="Times New Roman" w:hAnsi="Times New Roman" w:cs="Times New Roman"/>
-          <w:sz w:val="28"/>
-          <w:szCs w:val="28"/>
-        </w:rPr>
-      </w:pPr>
-      <w:r>
-        <w:rPr>
-          <w:rFonts w:ascii="Times New Roman" w:hAnsi="Times New Roman" w:cs="Times New Roman"/>
-          <w:sz w:val="28"/>
-          <w:szCs w:val="28"/>
-        </w:rPr>
-        <w:t>Проектирование логической и физической структуры базы данных выполняется с применением методологии ER-моделирования и CASE-средств, позволяющих формализовать информационные потоки и обеспечить нормализацию данных до третьей нормальной формы. Для документирования проектных решений используются диаграммы UML, позволяющие наглядно описать варианты использования, последовательности взаимодействия объектов и архитектуру системы в целом. Выбор конкретных технологий реализации обоснован в последующих подразделах с учётом требований к техническому, информационному и программному обеспечению.</w:t>
-      </w:r>
-    </w:p>
-    <w:p>
-      <w:pPr>
-        <w:spacing w:after="0" w:line="360" w:lineRule="auto"/>
-        <w:ind w:firstLine="709"/>
-        <w:jc w:val="both"/>
-        <w:rPr>
-          <w:rFonts w:ascii="Times New Roman" w:hAnsi="Times New Roman" w:cs="Times New Roman"/>
-          <w:sz w:val="28"/>
-          <w:szCs w:val="28"/>
-        </w:rPr>
-      </w:pPr>
-      <w:r>
-        <w:rPr>
-          <w:rFonts w:ascii="Times New Roman" w:hAnsi="Times New Roman" w:cs="Times New Roman"/>
-          <w:sz w:val="28"/>
-          <w:szCs w:val="28"/>
-        </w:rPr>
-        <w:t>1.4.1 Требования к техническому обеспечению</w:t>
-      </w:r>
-    </w:p>
-    <w:p>
-      <w:pPr>
-        <w:spacing w:after="0" w:line="360" w:lineRule="auto"/>
-        <w:ind w:firstLine="709"/>
-        <w:jc w:val="both"/>
-        <w:rPr>
-          <w:rFonts w:ascii="Times New Roman" w:hAnsi="Times New Roman" w:cs="Times New Roman"/>
-          <w:sz w:val="28"/>
-          <w:szCs w:val="28"/>
-        </w:rPr>
-      </w:pPr>
-      <w:r>
-        <w:rPr>
-          <w:rFonts w:ascii="Times New Roman" w:hAnsi="Times New Roman" w:cs="Times New Roman"/>
-          <w:sz w:val="28"/>
-          <w:szCs w:val="28"/>
-        </w:rPr>
-        <w:t>Техническое обеспечение системы включает серверную и клиентскую составляющие, требования к которым определяются расчётной нагрузкой и архитектурными решениями.</w:t>
-      </w:r>
-    </w:p>
-    <w:p>
-      <w:pPr>
-        <w:spacing w:after="0" w:line="360" w:lineRule="auto"/>
-        <w:ind w:firstLine="709"/>
-        <w:jc w:val="both"/>
-        <w:rPr>
-          <w:rFonts w:ascii="Times New Roman" w:hAnsi="Times New Roman" w:cs="Times New Roman"/>
-          <w:sz w:val="28"/>
-          <w:szCs w:val="28"/>
-        </w:rPr>
-      </w:pPr>
-      <w:r>
-        <w:rPr>
-          <w:rFonts w:ascii="Times New Roman" w:hAnsi="Times New Roman" w:cs="Times New Roman"/>
-          <w:sz w:val="28"/>
-          <w:szCs w:val="28"/>
-        </w:rPr>
-        <w:t xml:space="preserve">Серверная часть разворачивается на выделенном физическом или виртуальном сервере под управлением операционной системы семейства </w:t>
-      </w:r>
       <w:proofErr w:type="spellStart"/>
       <w:r>
         <w:rPr>
@@ -3013,132 +2968,96 @@
           <w:sz w:val="28"/>
           <w:szCs w:val="28"/>
         </w:rPr>
+        <w:t>Server</w:t>
+      </w:r>
+      <w:proofErr w:type="spellEnd"/>
+      <w:r>
+        <w:rPr>
+          <w:rFonts w:ascii="Times New Roman" w:hAnsi="Times New Roman" w:cs="Times New Roman"/>
+          <w:sz w:val="28"/>
+          <w:szCs w:val="28"/>
+        </w:rPr>
+        <w:t>. Минимальные аппаратные характеристики сервера включают четырёхъядерный процессор с тактовой частотой не ниже 2,5 ГГц, оперативную память объёмом не менее 16 ГБ и дисковую подсистему на базе твердотельных накопителей (SSD) объёмом от 250 ГБ для размещения операционной системы, исполняемого кода приложения и базы данных. Объём дискового пространства рассчитывается с запасом на пятилетний период эксплуатации с учётом прогнозируемого роста данных о расписании, заявках, аудиториях и пользовательских учётных записях.</w:t>
+      </w:r>
+    </w:p>
+    <w:p>
+      <w:pPr>
+        <w:spacing w:after="0" w:line="360" w:lineRule="auto"/>
+        <w:ind w:firstLine="709"/>
+        <w:jc w:val="both"/>
+        <w:rPr>
+          <w:rFonts w:ascii="Times New Roman" w:hAnsi="Times New Roman" w:cs="Times New Roman"/>
+          <w:sz w:val="28"/>
+          <w:szCs w:val="28"/>
+        </w:rPr>
+      </w:pPr>
+      <w:r>
+        <w:rPr>
+          <w:rFonts w:ascii="Times New Roman" w:hAnsi="Times New Roman" w:cs="Times New Roman"/>
+          <w:sz w:val="28"/>
+          <w:szCs w:val="28"/>
+        </w:rPr>
+        <w:t>Клиентские рабочие места не предъявляют повышенных требований: достаточно любого стационарного или мобильного устройства, способного работать с современным веб-браузером и имеющего стабильное подключение к локальной сети организации или Интернету со скоростью не ниже 2 Мбит/с.</w:t>
+      </w:r>
+    </w:p>
+    <w:p>
+      <w:pPr>
+        <w:spacing w:after="0" w:line="480" w:lineRule="auto"/>
+        <w:ind w:firstLine="709"/>
+        <w:jc w:val="both"/>
+        <w:rPr>
+          <w:rFonts w:ascii="Times New Roman" w:hAnsi="Times New Roman" w:cs="Times New Roman"/>
+          <w:sz w:val="28"/>
+          <w:szCs w:val="28"/>
+        </w:rPr>
+      </w:pPr>
+      <w:r>
+        <w:rPr>
+          <w:rFonts w:ascii="Times New Roman" w:hAnsi="Times New Roman" w:cs="Times New Roman"/>
+          <w:sz w:val="28"/>
+          <w:szCs w:val="28"/>
+        </w:rPr>
+        <w:t>1.4.2 Требования к информационному обеспечению</w:t>
+      </w:r>
+    </w:p>
+    <w:p>
+      <w:pPr>
+        <w:spacing w:after="0" w:line="360" w:lineRule="auto"/>
+        <w:ind w:firstLine="709"/>
+        <w:jc w:val="both"/>
+        <w:rPr>
+          <w:rFonts w:ascii="Times New Roman" w:hAnsi="Times New Roman" w:cs="Times New Roman"/>
+          <w:sz w:val="28"/>
+          <w:szCs w:val="28"/>
+        </w:rPr>
+      </w:pPr>
+      <w:r>
+        <w:rPr>
+          <w:rFonts w:ascii="Times New Roman" w:hAnsi="Times New Roman" w:cs="Times New Roman"/>
+          <w:sz w:val="28"/>
+          <w:szCs w:val="28"/>
+        </w:rPr>
+        <w:t xml:space="preserve">Информационное обеспечение системы охватывает совокупность входных, выходных и хранимых данных, а также способы их организации и поддержания в целостном состоянии. </w:t>
+      </w:r>
+    </w:p>
+    <w:p>
+      <w:pPr>
+        <w:spacing w:after="0" w:line="360" w:lineRule="auto"/>
+        <w:ind w:firstLine="709"/>
+        <w:jc w:val="both"/>
+        <w:rPr>
+          <w:rFonts w:ascii="Times New Roman" w:hAnsi="Times New Roman" w:cs="Times New Roman"/>
+          <w:sz w:val="28"/>
+          <w:szCs w:val="28"/>
+        </w:rPr>
+      </w:pPr>
+      <w:r>
+        <w:rPr>
+          <w:rFonts w:ascii="Times New Roman" w:hAnsi="Times New Roman" w:cs="Times New Roman"/>
+          <w:sz w:val="28"/>
+          <w:szCs w:val="28"/>
+        </w:rPr>
         <w:lastRenderedPageBreak/>
-        <w:t>Linux</w:t>
-      </w:r>
-      <w:proofErr w:type="spellEnd"/>
-      <w:r>
-        <w:rPr>
-          <w:rFonts w:ascii="Times New Roman" w:hAnsi="Times New Roman" w:cs="Times New Roman"/>
-          <w:sz w:val="28"/>
-          <w:szCs w:val="28"/>
-        </w:rPr>
-        <w:t xml:space="preserve"> или </w:t>
-      </w:r>
-      <w:proofErr w:type="spellStart"/>
-      <w:r>
-        <w:rPr>
-          <w:rFonts w:ascii="Times New Roman" w:hAnsi="Times New Roman" w:cs="Times New Roman"/>
-          <w:sz w:val="28"/>
-          <w:szCs w:val="28"/>
-        </w:rPr>
-        <w:t>Windows</w:t>
-      </w:r>
-      <w:proofErr w:type="spellEnd"/>
-      <w:r>
-        <w:rPr>
-          <w:rFonts w:ascii="Times New Roman" w:hAnsi="Times New Roman" w:cs="Times New Roman"/>
-          <w:sz w:val="28"/>
-          <w:szCs w:val="28"/>
-        </w:rPr>
-        <w:t xml:space="preserve"> </w:t>
-      </w:r>
-      <w:proofErr w:type="spellStart"/>
-      <w:r>
-        <w:rPr>
-          <w:rFonts w:ascii="Times New Roman" w:hAnsi="Times New Roman" w:cs="Times New Roman"/>
-          <w:sz w:val="28"/>
-          <w:szCs w:val="28"/>
-        </w:rPr>
-        <w:t>Server</w:t>
-      </w:r>
-      <w:proofErr w:type="spellEnd"/>
-      <w:r>
-        <w:rPr>
-          <w:rFonts w:ascii="Times New Roman" w:hAnsi="Times New Roman" w:cs="Times New Roman"/>
-          <w:sz w:val="28"/>
-          <w:szCs w:val="28"/>
-        </w:rPr>
-        <w:t>. Минимальные аппаратные характеристики сервера включают четырёхъядерный процессор с тактовой частотой не ниже 2,5 ГГц, оперативную память объёмом не менее 16 ГБ и дисковую подсистему на базе твердотельных накопителей (SSD) объёмом от 250 ГБ для размещения операционной системы, исполняемого кода приложения и базы данных. Объём дискового пространства рассчитывается с запасом на пятилетний период эксплуатации с учётом прогнозируемого роста данных о расписании, заявках, аудиториях и пользовательских учётных записях.</w:t>
-      </w:r>
-    </w:p>
-    <w:p>
-      <w:pPr>
-        <w:spacing w:after="0" w:line="360" w:lineRule="auto"/>
-        <w:ind w:firstLine="709"/>
-        <w:jc w:val="both"/>
-        <w:rPr>
-          <w:rFonts w:ascii="Times New Roman" w:hAnsi="Times New Roman" w:cs="Times New Roman"/>
-          <w:sz w:val="28"/>
-          <w:szCs w:val="28"/>
-        </w:rPr>
-      </w:pPr>
-      <w:r>
-        <w:rPr>
-          <w:rFonts w:ascii="Times New Roman" w:hAnsi="Times New Roman" w:cs="Times New Roman"/>
-          <w:sz w:val="28"/>
-          <w:szCs w:val="28"/>
-        </w:rPr>
-        <w:t>Клиентские рабочие места не предъявляют повышенных требований: достаточно любого стационарного или мобильного устройства, способного работать с современным веб-браузером и имеющего стабильное подключение к локальной сети организации или Интернету со скоростью не ниже 2 Мбит/с.</w:t>
-      </w:r>
-    </w:p>
-    <w:p>
-      <w:pPr>
-        <w:spacing w:after="0" w:line="360" w:lineRule="auto"/>
-        <w:ind w:firstLine="709"/>
-        <w:jc w:val="both"/>
-        <w:rPr>
-          <w:rFonts w:ascii="Times New Roman" w:hAnsi="Times New Roman" w:cs="Times New Roman"/>
-          <w:sz w:val="28"/>
-          <w:szCs w:val="28"/>
-        </w:rPr>
-      </w:pPr>
-      <w:r>
-        <w:rPr>
-          <w:rFonts w:ascii="Times New Roman" w:hAnsi="Times New Roman" w:cs="Times New Roman"/>
-          <w:sz w:val="28"/>
-          <w:szCs w:val="28"/>
-        </w:rPr>
-        <w:t>1.4.2 Требования к информационному обеспечению</w:t>
-      </w:r>
-    </w:p>
-    <w:p>
-      <w:pPr>
-        <w:spacing w:after="0" w:line="360" w:lineRule="auto"/>
-        <w:ind w:firstLine="709"/>
-        <w:jc w:val="both"/>
-        <w:rPr>
-          <w:rFonts w:ascii="Times New Roman" w:hAnsi="Times New Roman" w:cs="Times New Roman"/>
-          <w:sz w:val="28"/>
-          <w:szCs w:val="28"/>
-        </w:rPr>
-      </w:pPr>
-      <w:r>
-        <w:rPr>
-          <w:rFonts w:ascii="Times New Roman" w:hAnsi="Times New Roman" w:cs="Times New Roman"/>
-          <w:sz w:val="28"/>
-          <w:szCs w:val="28"/>
-        </w:rPr>
-        <w:t xml:space="preserve">Информационное обеспечение системы охватывает совокупность входных, выходных и хранимых данных, а также способы их организации и поддержания в целостном состоянии. </w:t>
-      </w:r>
-    </w:p>
-    <w:p>
-      <w:pPr>
-        <w:spacing w:after="0" w:line="360" w:lineRule="auto"/>
-        <w:ind w:firstLine="709"/>
-        <w:jc w:val="both"/>
-        <w:rPr>
-          <w:rFonts w:ascii="Times New Roman" w:hAnsi="Times New Roman" w:cs="Times New Roman"/>
-          <w:sz w:val="28"/>
-          <w:szCs w:val="28"/>
-        </w:rPr>
-      </w:pPr>
-      <w:r>
-        <w:rPr>
-          <w:rFonts w:ascii="Times New Roman" w:hAnsi="Times New Roman" w:cs="Times New Roman"/>
-          <w:sz w:val="28"/>
-          <w:szCs w:val="28"/>
-        </w:rPr>
         <w:t>База данных должна быть спроектирована в соответствии с принципами нормализации, исключающими избыточность и аномалии при выполнении операций вставки, обновления и удаления.</w:t>
       </w:r>
     </w:p>
@@ -3164,7 +3083,7 @@
     </w:p>
     <w:p>
       <w:pPr>
-        <w:spacing w:after="0" w:line="360" w:lineRule="auto"/>
+        <w:spacing w:after="0" w:line="480" w:lineRule="auto"/>
         <w:ind w:firstLine="709"/>
         <w:jc w:val="both"/>
         <w:rPr>
@@ -3199,16 +3118,7 @@
           <w:sz w:val="28"/>
           <w:szCs w:val="28"/>
         </w:rPr>
-        <w:t xml:space="preserve">Программное обеспечение системы должно быть построено на базе свободно распространяемых или доступных по академическим лицензиям компонентов, что минимизирует затраты на приобретение и сопровождение. </w:t>
-      </w:r>
-      <w:r>
-        <w:rPr>
-          <w:rFonts w:ascii="Times New Roman" w:hAnsi="Times New Roman" w:cs="Times New Roman"/>
-          <w:sz w:val="28"/>
-          <w:szCs w:val="28"/>
-        </w:rPr>
-        <w:lastRenderedPageBreak/>
-        <w:t xml:space="preserve">В качестве серверной операционной системы рекомендуется использовать </w:t>
+        <w:t xml:space="preserve">Программное обеспечение системы должно быть построено на базе свободно распространяемых или доступных по академическим лицензиям компонентов, что минимизирует затраты на приобретение и сопровождение. В качестве серверной операционной системы рекомендуется использовать </w:t>
       </w:r>
       <w:proofErr w:type="spellStart"/>
       <w:r>
@@ -3543,13 +3453,15 @@
         <w:jc w:val="both"/>
         <w:rPr>
           <w:rFonts w:ascii="Times New Roman" w:hAnsi="Times New Roman" w:cs="Times New Roman"/>
-          <w:sz w:val="28"/>
-          <w:szCs w:val="28"/>
-        </w:rPr>
-      </w:pPr>
-      <w:r>
-        <w:rPr>
-          <w:rFonts w:ascii="Times New Roman" w:hAnsi="Times New Roman" w:cs="Times New Roman"/>
+          <w:color w:val="FF0000"/>
+          <w:sz w:val="28"/>
+          <w:szCs w:val="28"/>
+        </w:rPr>
+      </w:pPr>
+      <w:r>
+        <w:rPr>
+          <w:rFonts w:ascii="Times New Roman" w:hAnsi="Times New Roman" w:cs="Times New Roman"/>
+          <w:color w:val="FF0000"/>
           <w:sz w:val="28"/>
           <w:szCs w:val="28"/>
         </w:rPr>
@@ -3572,10 +3484,20 @@
         <w:rPr>
           <w:rFonts w:ascii="Times New Roman" w:hAnsi="Times New Roman" w:cs="Times New Roman"/>
           <w:b/>
-          <w:sz w:val="28"/>
-          <w:szCs w:val="28"/>
-        </w:rPr>
-        <w:t>4.1.1 Управление справочной информацией:</w:t>
+          <w:color w:val="FF0000"/>
+          <w:sz w:val="28"/>
+          <w:szCs w:val="28"/>
+        </w:rPr>
+        <w:t xml:space="preserve">4.1.1 </w:t>
+      </w:r>
+      <w:r>
+        <w:rPr>
+          <w:rFonts w:ascii="Times New Roman" w:hAnsi="Times New Roman" w:cs="Times New Roman"/>
+          <w:b/>
+          <w:sz w:val="28"/>
+          <w:szCs w:val="28"/>
+        </w:rPr>
+        <w:t>Управление справочной информацией:</w:t>
       </w:r>
     </w:p>
     <w:p>
@@ -3694,10 +3616,20 @@
         <w:rPr>
           <w:rFonts w:ascii="Times New Roman" w:hAnsi="Times New Roman" w:cs="Times New Roman"/>
           <w:b/>
-          <w:sz w:val="28"/>
-          <w:szCs w:val="28"/>
-        </w:rPr>
-        <w:t>4.1.2 Управление основным расписанием:</w:t>
+          <w:color w:val="FF0000"/>
+          <w:sz w:val="28"/>
+          <w:szCs w:val="28"/>
+        </w:rPr>
+        <w:t>4.1.2 Управление</w:t>
+      </w:r>
+      <w:r>
+        <w:rPr>
+          <w:rFonts w:ascii="Times New Roman" w:hAnsi="Times New Roman" w:cs="Times New Roman"/>
+          <w:b/>
+          <w:sz w:val="28"/>
+          <w:szCs w:val="28"/>
+        </w:rPr>
+        <w:t xml:space="preserve"> основным расписанием:</w:t>
       </w:r>
     </w:p>
     <w:p>
@@ -3778,24 +3710,224 @@
     </w:p>
     <w:p>
       <w:pPr>
-        <w:spacing w:after="0" w:line="360" w:lineRule="auto"/>
-        <w:ind w:firstLine="709"/>
-        <w:jc w:val="both"/>
-        <w:rPr>
-          <w:rFonts w:ascii="Times New Roman" w:hAnsi="Times New Roman" w:cs="Times New Roman"/>
+        <w:pStyle w:val="ds-markdown-paragraph"/>
+        <w:numPr>
+          <w:ilvl w:val="0"/>
+          <w:numId w:val="24"/>
+        </w:numPr>
+        <w:shd w:val="clear" w:color="auto" w:fill="FFFFFF"/>
+        <w:spacing w:after="0" w:afterAutospacing="0"/>
+        <w:ind w:left="0"/>
+        <w:rPr>
+          <w:rFonts w:ascii="Segoe UI" w:hAnsi="Segoe UI" w:cs="Segoe UI"/>
+          <w:color w:val="0F1115"/>
+        </w:rPr>
+      </w:pPr>
+      <w:r>
+        <w:rPr>
           <w:b/>
-          <w:sz w:val="28"/>
-          <w:szCs w:val="28"/>
-        </w:rPr>
-      </w:pPr>
-      <w:r>
-        <w:rPr>
-          <w:rFonts w:ascii="Times New Roman" w:hAnsi="Times New Roman" w:cs="Times New Roman"/>
+          <w:color w:val="FF0000"/>
+          <w:sz w:val="28"/>
+          <w:szCs w:val="28"/>
+        </w:rPr>
+        <w:t xml:space="preserve">4.1.3 </w:t>
+      </w:r>
+      <w:proofErr w:type="spellStart"/>
+      <w:r>
+        <w:rPr>
           <w:b/>
           <w:sz w:val="28"/>
           <w:szCs w:val="28"/>
         </w:rPr>
-        <w:t>4.1.3 Модерация заявок на бронирование:</w:t>
+        <w:t>Модерация</w:t>
+      </w:r>
+      <w:proofErr w:type="spellEnd"/>
+      <w:r>
+        <w:rPr>
+          <w:b/>
+          <w:sz w:val="28"/>
+          <w:szCs w:val="28"/>
+        </w:rPr>
+        <w:t xml:space="preserve"> заявок на </w:t>
+      </w:r>
+      <w:r>
+        <w:rPr>
+          <w:b/>
+          <w:color w:val="FF0000"/>
+          <w:sz w:val="28"/>
+          <w:szCs w:val="28"/>
+        </w:rPr>
+        <w:t>бронирование</w:t>
+      </w:r>
+      <w:r>
+        <w:rPr>
+          <w:b/>
+          <w:color w:val="FF0000"/>
+          <w:sz w:val="28"/>
+          <w:szCs w:val="28"/>
+        </w:rPr>
+        <w:t xml:space="preserve"> (</w:t>
+      </w:r>
+      <w:r>
+        <w:rPr>
+          <w:rStyle w:val="a7"/>
+          <w:rFonts w:ascii="Segoe UI" w:hAnsi="Segoe UI" w:cs="Segoe UI"/>
+          <w:color w:val="FF0000"/>
+        </w:rPr>
+        <w:t>Резервирование</w:t>
+      </w:r>
+      <w:r>
+        <w:rPr>
+          <w:rFonts w:ascii="Segoe UI" w:hAnsi="Segoe UI" w:cs="Segoe UI"/>
+          <w:color w:val="FF0000"/>
+        </w:rPr>
+        <w:t> (почти полный синоним, часто используется в системах расписаний</w:t>
+      </w:r>
+      <w:r>
+        <w:rPr>
+          <w:rFonts w:ascii="Segoe UI" w:hAnsi="Segoe UI" w:cs="Segoe UI"/>
+          <w:color w:val="0F1115"/>
+        </w:rPr>
+        <w:t>).</w:t>
+      </w:r>
+    </w:p>
+    <w:p>
+      <w:pPr>
+        <w:pStyle w:val="ds-markdown-paragraph"/>
+        <w:numPr>
+          <w:ilvl w:val="0"/>
+          <w:numId w:val="24"/>
+        </w:numPr>
+        <w:shd w:val="clear" w:color="auto" w:fill="FFFFFF"/>
+        <w:spacing w:after="0" w:afterAutospacing="0"/>
+        <w:ind w:left="0"/>
+        <w:rPr>
+          <w:rFonts w:ascii="Segoe UI" w:hAnsi="Segoe UI" w:cs="Segoe UI"/>
+          <w:color w:val="FF0000"/>
+        </w:rPr>
+      </w:pPr>
+      <w:r>
+        <w:rPr>
+          <w:rStyle w:val="a7"/>
+          <w:rFonts w:ascii="Segoe UI" w:hAnsi="Segoe UI" w:cs="Segoe UI"/>
+          <w:color w:val="FF0000"/>
+        </w:rPr>
+        <w:t>Закрепление</w:t>
+      </w:r>
+      <w:r>
+        <w:rPr>
+          <w:rFonts w:ascii="Segoe UI" w:hAnsi="Segoe UI" w:cs="Segoe UI"/>
+          <w:color w:val="FF0000"/>
+        </w:rPr>
+        <w:t> (</w:t>
+      </w:r>
+      <w:proofErr w:type="gramStart"/>
+      <w:r>
+        <w:rPr>
+          <w:rFonts w:ascii="Segoe UI" w:hAnsi="Segoe UI" w:cs="Segoe UI"/>
+          <w:color w:val="FF0000"/>
+        </w:rPr>
+        <w:t>например</w:t>
+      </w:r>
+      <w:proofErr w:type="gramEnd"/>
+      <w:r>
+        <w:rPr>
+          <w:rFonts w:ascii="Segoe UI" w:hAnsi="Segoe UI" w:cs="Segoe UI"/>
+          <w:color w:val="FF0000"/>
+        </w:rPr>
+        <w:t>: </w:t>
+      </w:r>
+      <w:r>
+        <w:rPr>
+          <w:rStyle w:val="a8"/>
+          <w:color w:val="FF0000"/>
+        </w:rPr>
+        <w:t>«закрепление аудитории за группой»</w:t>
+      </w:r>
+      <w:r>
+        <w:rPr>
+          <w:rFonts w:ascii="Segoe UI" w:hAnsi="Segoe UI" w:cs="Segoe UI"/>
+          <w:color w:val="FF0000"/>
+        </w:rPr>
+        <w:t> — очень хороший вариант).</w:t>
+      </w:r>
+    </w:p>
+    <w:p>
+      <w:pPr>
+        <w:pStyle w:val="ds-markdown-paragraph"/>
+        <w:numPr>
+          <w:ilvl w:val="0"/>
+          <w:numId w:val="24"/>
+        </w:numPr>
+        <w:shd w:val="clear" w:color="auto" w:fill="FFFFFF"/>
+        <w:spacing w:after="0" w:afterAutospacing="0"/>
+        <w:ind w:left="0"/>
+        <w:rPr>
+          <w:rFonts w:ascii="Segoe UI" w:hAnsi="Segoe UI" w:cs="Segoe UI"/>
+          <w:color w:val="0F1115"/>
+        </w:rPr>
+      </w:pPr>
+      <w:r>
+        <w:rPr>
+          <w:rStyle w:val="a7"/>
+          <w:rFonts w:ascii="Segoe UI" w:hAnsi="Segoe UI" w:cs="Segoe UI"/>
+          <w:color w:val="FF0000"/>
+        </w:rPr>
+        <w:t>Назначение</w:t>
+      </w:r>
+      <w:r>
+        <w:rPr>
+          <w:rFonts w:ascii="Segoe UI" w:hAnsi="Segoe UI" w:cs="Segoe UI"/>
+          <w:color w:val="FF0000"/>
+        </w:rPr>
+        <w:t> (</w:t>
+      </w:r>
+      <w:r>
+        <w:rPr>
+          <w:rStyle w:val="a8"/>
+          <w:color w:val="FF0000"/>
+        </w:rPr>
+        <w:t>«назначение класса для проведения экзамена»</w:t>
+      </w:r>
+      <w:r>
+        <w:rPr>
+          <w:rFonts w:ascii="Segoe UI" w:hAnsi="Segoe UI" w:cs="Segoe UI"/>
+          <w:color w:val="FF0000"/>
+        </w:rPr>
+        <w:t>).</w:t>
+      </w:r>
+    </w:p>
+    <w:p>
+      <w:pPr>
+        <w:spacing w:after="0" w:line="360" w:lineRule="auto"/>
+        <w:ind w:firstLine="709"/>
+        <w:jc w:val="both"/>
+        <w:rPr>
+          <w:rFonts w:ascii="Times New Roman" w:hAnsi="Times New Roman" w:cs="Times New Roman"/>
+          <w:b/>
+          <w:sz w:val="28"/>
+          <w:szCs w:val="28"/>
+        </w:rPr>
+      </w:pPr>
+      <w:r>
+        <w:rPr>
+          <w:rFonts w:ascii="Times New Roman" w:hAnsi="Times New Roman" w:cs="Times New Roman"/>
+          <w:b/>
+          <w:color w:val="FF0000"/>
+          <w:sz w:val="28"/>
+          <w:szCs w:val="28"/>
+        </w:rPr>
+        <w:t>)</w:t>
+      </w:r>
+      <w:r>
+        <w:rPr>
+          <w:rFonts w:ascii="Times New Roman" w:hAnsi="Times New Roman" w:cs="Times New Roman"/>
+          <w:b/>
+          <w:color w:val="FF0000"/>
+          <w:sz w:val="28"/>
+          <w:szCs w:val="28"/>
+        </w:rPr>
+        <w:t>:</w:t>
       </w:r>
     </w:p>
     <w:p>
@@ -3870,6 +4002,7 @@
           <w:sz w:val="28"/>
           <w:szCs w:val="28"/>
         </w:rPr>
+        <w:lastRenderedPageBreak/>
         <w:t>утверждение либо отклонение заявки диспетчером с указанием причины;</w:t>
       </w:r>
     </w:p>
@@ -3942,7 +4075,6 @@
           <w:sz w:val="28"/>
           <w:szCs w:val="28"/>
         </w:rPr>
-        <w:lastRenderedPageBreak/>
         <w:t>4.1.4 Администрирование системы:</w:t>
       </w:r>
     </w:p>
@@ -4198,6 +4330,7 @@
         <w:rPr>
           <w:rFonts w:ascii="Times New Roman" w:hAnsi="Times New Roman" w:cs="Times New Roman"/>
           <w:b/>
+          <w:color w:val="FF0000"/>
           <w:sz w:val="28"/>
           <w:szCs w:val="28"/>
         </w:rPr>
@@ -4226,45 +4359,69 @@
           <w:sz w:val="28"/>
           <w:szCs w:val="28"/>
         </w:rPr>
-        <w:t>программы:</w:t>
-      </w:r>
-    </w:p>
-    <w:p>
-      <w:pPr>
-        <w:spacing w:after="0" w:line="360" w:lineRule="auto"/>
-        <w:ind w:firstLine="709"/>
-        <w:jc w:val="both"/>
-        <w:rPr>
-          <w:rFonts w:ascii="Times New Roman" w:hAnsi="Times New Roman" w:cs="Times New Roman"/>
-          <w:sz w:val="28"/>
-          <w:szCs w:val="28"/>
-        </w:rPr>
-      </w:pPr>
-      <w:r>
-        <w:rPr>
-          <w:rFonts w:ascii="Times New Roman" w:hAnsi="Times New Roman" w:cs="Times New Roman"/>
-          <w:sz w:val="28"/>
-          <w:szCs w:val="28"/>
-        </w:rPr>
-        <w:t>Программа должна быть устойчива к некорректным действиям пользователей и сбоям оборудования. Необходимо предусмотреть механизмы резервного копирования данных и восстановления системы после сбоев. Резервное копирование данных: ежедневное автоматическое создание резервных копий базы данных; возможность ручного создания резервной копии перед внесением значительных изменений. Восстановление системы: возможность быстрого восстановления данных из последней резервной копии; инструкция по восстановлению включается в руководство администратора.</w:t>
-      </w:r>
-    </w:p>
-    <w:p>
-      <w:pPr>
-        <w:spacing w:after="0" w:line="360" w:lineRule="auto"/>
-        <w:ind w:firstLine="709"/>
-        <w:jc w:val="both"/>
+        <w:t>программы</w:t>
+      </w:r>
+      <w:r>
         <w:rPr>
           <w:rFonts w:ascii="Times New Roman" w:hAnsi="Times New Roman" w:cs="Times New Roman"/>
           <w:b/>
-          <w:sz w:val="28"/>
-          <w:szCs w:val="28"/>
-        </w:rPr>
-      </w:pPr>
-      <w:r>
+          <w:color w:val="FF0000"/>
+          <w:sz w:val="28"/>
+          <w:szCs w:val="28"/>
+        </w:rPr>
+        <w:t>:</w:t>
+      </w:r>
+    </w:p>
+    <w:p>
+      <w:pPr>
+        <w:spacing w:after="0" w:line="360" w:lineRule="auto"/>
+        <w:ind w:firstLine="709"/>
+        <w:jc w:val="both"/>
+        <w:rPr>
+          <w:rFonts w:ascii="Times New Roman" w:hAnsi="Times New Roman" w:cs="Times New Roman"/>
+          <w:color w:val="FF0000"/>
+          <w:sz w:val="28"/>
+          <w:szCs w:val="28"/>
+        </w:rPr>
+      </w:pPr>
+      <w:r>
+        <w:rPr>
+          <w:rFonts w:ascii="Times New Roman" w:hAnsi="Times New Roman" w:cs="Times New Roman"/>
+          <w:color w:val="FF0000"/>
+          <w:sz w:val="28"/>
+          <w:szCs w:val="28"/>
+        </w:rPr>
+        <w:t xml:space="preserve">Программа должна быть устойчива к некорректным действиям пользователей и сбоям оборудования. Необходимо предусмотреть механизмы резервного копирования данных и восстановления системы после сбоев. Резервное копирование данных: ежедневное автоматическое создание резервных копий базы данных; возможность ручного создания резервной копии перед внесением значительных изменений. Восстановление системы: </w:t>
+      </w:r>
+      <w:r>
+        <w:rPr>
+          <w:rFonts w:ascii="Times New Roman" w:hAnsi="Times New Roman" w:cs="Times New Roman"/>
+          <w:color w:val="FF0000"/>
+          <w:sz w:val="28"/>
+          <w:szCs w:val="28"/>
+        </w:rPr>
+        <w:lastRenderedPageBreak/>
+        <w:t>возможность быстрого восстановления данных из последней резервной копии; инструкция по восстановлению включается в руководство администратора.</w:t>
+      </w:r>
+    </w:p>
+    <w:p>
+      <w:pPr>
+        <w:spacing w:after="0" w:line="360" w:lineRule="auto"/>
+        <w:ind w:firstLine="709"/>
+        <w:jc w:val="both"/>
         <w:rPr>
           <w:rFonts w:ascii="Times New Roman" w:hAnsi="Times New Roman" w:cs="Times New Roman"/>
           <w:b/>
+          <w:color w:val="FF0000"/>
+          <w:sz w:val="28"/>
+          <w:szCs w:val="28"/>
+        </w:rPr>
+      </w:pPr>
+      <w:r>
+        <w:rPr>
+          <w:rFonts w:ascii="Times New Roman" w:hAnsi="Times New Roman" w:cs="Times New Roman"/>
+          <w:b/>
+          <w:color w:val="FF0000"/>
           <w:sz w:val="28"/>
           <w:szCs w:val="28"/>
         </w:rPr>
@@ -4283,13 +4440,15 @@
         <w:jc w:val="both"/>
         <w:rPr>
           <w:rFonts w:ascii="Times New Roman" w:hAnsi="Times New Roman" w:cs="Times New Roman"/>
-          <w:sz w:val="28"/>
-          <w:szCs w:val="28"/>
-        </w:rPr>
-      </w:pPr>
-      <w:r>
-        <w:rPr>
-          <w:rFonts w:ascii="Times New Roman" w:hAnsi="Times New Roman" w:cs="Times New Roman"/>
+          <w:color w:val="FF0000"/>
+          <w:sz w:val="28"/>
+          <w:szCs w:val="28"/>
+        </w:rPr>
+      </w:pPr>
+      <w:r>
+        <w:rPr>
+          <w:rFonts w:ascii="Times New Roman" w:hAnsi="Times New Roman" w:cs="Times New Roman"/>
+          <w:color w:val="FF0000"/>
           <w:sz w:val="28"/>
           <w:szCs w:val="28"/>
         </w:rPr>
@@ -4308,17 +4467,18 @@
         <w:jc w:val="both"/>
         <w:rPr>
           <w:rFonts w:ascii="Times New Roman" w:hAnsi="Times New Roman" w:cs="Times New Roman"/>
-          <w:sz w:val="28"/>
-          <w:szCs w:val="28"/>
-        </w:rPr>
-      </w:pPr>
-      <w:r>
-        <w:rPr>
-          <w:rFonts w:ascii="Times New Roman" w:hAnsi="Times New Roman" w:cs="Times New Roman"/>
-          <w:sz w:val="28"/>
-          <w:szCs w:val="28"/>
-        </w:rPr>
-        <w:lastRenderedPageBreak/>
+          <w:color w:val="FF0000"/>
+          <w:sz w:val="28"/>
+          <w:szCs w:val="28"/>
+        </w:rPr>
+      </w:pPr>
+      <w:r>
+        <w:rPr>
+          <w:rFonts w:ascii="Times New Roman" w:hAnsi="Times New Roman" w:cs="Times New Roman"/>
+          <w:color w:val="FF0000"/>
+          <w:sz w:val="28"/>
+          <w:szCs w:val="28"/>
+        </w:rPr>
         <w:t>возможность восстановления данных на любой момент времени в пределах 30 дней.</w:t>
       </w:r>
     </w:p>
@@ -4330,6 +4490,7 @@
         <w:rPr>
           <w:rFonts w:ascii="Times New Roman" w:hAnsi="Times New Roman" w:cs="Times New Roman"/>
           <w:b/>
+          <w:color w:val="FF0000"/>
           <w:sz w:val="28"/>
           <w:szCs w:val="28"/>
         </w:rPr>
@@ -4338,6 +4499,7 @@
         <w:rPr>
           <w:rFonts w:ascii="Times New Roman" w:hAnsi="Times New Roman" w:cs="Times New Roman"/>
           <w:b/>
+          <w:color w:val="FF0000"/>
           <w:sz w:val="28"/>
           <w:szCs w:val="28"/>
         </w:rPr>
@@ -4352,6 +4514,7 @@
         <w:rPr>
           <w:rFonts w:ascii="Times New Roman" w:hAnsi="Times New Roman" w:cs="Times New Roman"/>
           <w:b/>
+          <w:color w:val="FF0000"/>
           <w:sz w:val="28"/>
           <w:szCs w:val="28"/>
         </w:rPr>
@@ -4360,6 +4523,7 @@
         <w:rPr>
           <w:rFonts w:ascii="Times New Roman" w:hAnsi="Times New Roman" w:cs="Times New Roman"/>
           <w:b/>
+          <w:color w:val="FF0000"/>
           <w:sz w:val="28"/>
           <w:szCs w:val="28"/>
         </w:rPr>
@@ -4373,13 +4537,15 @@
         <w:jc w:val="both"/>
         <w:rPr>
           <w:rFonts w:ascii="Times New Roman" w:hAnsi="Times New Roman" w:cs="Times New Roman"/>
-          <w:sz w:val="28"/>
-          <w:szCs w:val="28"/>
-        </w:rPr>
-      </w:pPr>
-      <w:r>
-        <w:rPr>
-          <w:rFonts w:ascii="Times New Roman" w:hAnsi="Times New Roman" w:cs="Times New Roman"/>
+          <w:color w:val="FF0000"/>
+          <w:sz w:val="28"/>
+          <w:szCs w:val="28"/>
+        </w:rPr>
+      </w:pPr>
+      <w:r>
+        <w:rPr>
+          <w:rFonts w:ascii="Times New Roman" w:hAnsi="Times New Roman" w:cs="Times New Roman"/>
+          <w:color w:val="FF0000"/>
           <w:sz w:val="28"/>
           <w:szCs w:val="28"/>
         </w:rPr>
@@ -4388,6 +4554,7 @@
       <w:r>
         <w:rPr>
           <w:rFonts w:ascii="Times New Roman" w:hAnsi="Times New Roman" w:cs="Times New Roman"/>
+          <w:color w:val="FF0000"/>
           <w:sz w:val="28"/>
           <w:szCs w:val="28"/>
         </w:rPr>
@@ -4396,6 +4563,7 @@
       <w:r>
         <w:rPr>
           <w:rFonts w:ascii="Times New Roman" w:hAnsi="Times New Roman" w:cs="Times New Roman"/>
+          <w:color w:val="FF0000"/>
           <w:sz w:val="28"/>
           <w:szCs w:val="28"/>
         </w:rPr>
@@ -4409,13 +4577,15 @@
         <w:jc w:val="both"/>
         <w:rPr>
           <w:rFonts w:ascii="Times New Roman" w:hAnsi="Times New Roman" w:cs="Times New Roman"/>
-          <w:sz w:val="28"/>
-          <w:szCs w:val="28"/>
-        </w:rPr>
-      </w:pPr>
-      <w:r>
-        <w:rPr>
-          <w:rFonts w:ascii="Times New Roman" w:hAnsi="Times New Roman" w:cs="Times New Roman"/>
+          <w:color w:val="FF0000"/>
+          <w:sz w:val="28"/>
+          <w:szCs w:val="28"/>
+        </w:rPr>
+      </w:pPr>
+      <w:r>
+        <w:rPr>
+          <w:rFonts w:ascii="Times New Roman" w:hAnsi="Times New Roman" w:cs="Times New Roman"/>
+          <w:color w:val="FF0000"/>
           <w:sz w:val="28"/>
           <w:szCs w:val="28"/>
         </w:rPr>
@@ -4424,6 +4594,7 @@
       <w:r>
         <w:rPr>
           <w:rFonts w:ascii="Times New Roman" w:hAnsi="Times New Roman" w:cs="Times New Roman"/>
+          <w:color w:val="FF0000"/>
           <w:sz w:val="28"/>
           <w:szCs w:val="28"/>
         </w:rPr>
@@ -4438,6 +4609,7 @@
         <w:rPr>
           <w:rFonts w:ascii="Times New Roman" w:hAnsi="Times New Roman" w:cs="Times New Roman"/>
           <w:b/>
+          <w:color w:val="FF0000"/>
           <w:sz w:val="28"/>
           <w:szCs w:val="28"/>
         </w:rPr>
@@ -4446,6 +4618,7 @@
         <w:rPr>
           <w:rFonts w:ascii="Times New Roman" w:hAnsi="Times New Roman" w:cs="Times New Roman"/>
           <w:b/>
+          <w:color w:val="FF0000"/>
           <w:sz w:val="28"/>
           <w:szCs w:val="28"/>
         </w:rPr>
@@ -4459,13 +4632,15 @@
         <w:jc w:val="both"/>
         <w:rPr>
           <w:rFonts w:ascii="Times New Roman" w:hAnsi="Times New Roman" w:cs="Times New Roman"/>
-          <w:sz w:val="28"/>
-          <w:szCs w:val="28"/>
-        </w:rPr>
-      </w:pPr>
-      <w:r>
-        <w:rPr>
-          <w:rFonts w:ascii="Times New Roman" w:hAnsi="Times New Roman" w:cs="Times New Roman"/>
+          <w:color w:val="FF0000"/>
+          <w:sz w:val="28"/>
+          <w:szCs w:val="28"/>
+        </w:rPr>
+      </w:pPr>
+      <w:r>
+        <w:rPr>
+          <w:rFonts w:ascii="Times New Roman" w:hAnsi="Times New Roman" w:cs="Times New Roman"/>
+          <w:color w:val="FF0000"/>
           <w:sz w:val="28"/>
           <w:szCs w:val="28"/>
         </w:rPr>
@@ -4480,6 +4655,7 @@
         <w:rPr>
           <w:rFonts w:ascii="Times New Roman" w:hAnsi="Times New Roman" w:cs="Times New Roman"/>
           <w:b/>
+          <w:color w:val="FF0000"/>
           <w:sz w:val="28"/>
           <w:szCs w:val="28"/>
         </w:rPr>
@@ -4488,6 +4664,7 @@
         <w:rPr>
           <w:rFonts w:ascii="Times New Roman" w:hAnsi="Times New Roman" w:cs="Times New Roman"/>
           <w:b/>
+          <w:color w:val="FF0000"/>
           <w:sz w:val="28"/>
           <w:szCs w:val="28"/>
         </w:rPr>
@@ -4506,13 +4683,15 @@
         <w:jc w:val="both"/>
         <w:rPr>
           <w:rFonts w:ascii="Times New Roman" w:hAnsi="Times New Roman" w:cs="Times New Roman"/>
-          <w:sz w:val="28"/>
-          <w:szCs w:val="28"/>
-        </w:rPr>
-      </w:pPr>
-      <w:r>
-        <w:rPr>
-          <w:rFonts w:ascii="Times New Roman" w:hAnsi="Times New Roman" w:cs="Times New Roman"/>
+          <w:color w:val="FF0000"/>
+          <w:sz w:val="28"/>
+          <w:szCs w:val="28"/>
+        </w:rPr>
+      </w:pPr>
+      <w:r>
+        <w:rPr>
+          <w:rFonts w:ascii="Times New Roman" w:hAnsi="Times New Roman" w:cs="Times New Roman"/>
+          <w:color w:val="FF0000"/>
           <w:sz w:val="28"/>
           <w:szCs w:val="28"/>
         </w:rPr>
@@ -4522,6 +4701,7 @@
       <w:r>
         <w:rPr>
           <w:rFonts w:ascii="Times New Roman" w:hAnsi="Times New Roman" w:cs="Times New Roman"/>
+          <w:color w:val="FF0000"/>
           <w:sz w:val="28"/>
           <w:szCs w:val="28"/>
         </w:rPr>
@@ -4531,6 +4711,7 @@
       <w:r>
         <w:rPr>
           <w:rFonts w:ascii="Times New Roman" w:hAnsi="Times New Roman" w:cs="Times New Roman"/>
+          <w:color w:val="FF0000"/>
           <w:sz w:val="28"/>
           <w:szCs w:val="28"/>
         </w:rPr>
@@ -4540,6 +4721,7 @@
       <w:r>
         <w:rPr>
           <w:rFonts w:ascii="Times New Roman" w:hAnsi="Times New Roman" w:cs="Times New Roman"/>
+          <w:color w:val="FF0000"/>
           <w:sz w:val="28"/>
           <w:szCs w:val="28"/>
         </w:rPr>
@@ -4549,6 +4731,7 @@
       <w:r>
         <w:rPr>
           <w:rFonts w:ascii="Times New Roman" w:hAnsi="Times New Roman" w:cs="Times New Roman"/>
+          <w:color w:val="FF0000"/>
           <w:sz w:val="28"/>
           <w:szCs w:val="28"/>
         </w:rPr>
@@ -4558,6 +4741,7 @@
       <w:r>
         <w:rPr>
           <w:rFonts w:ascii="Times New Roman" w:hAnsi="Times New Roman" w:cs="Times New Roman"/>
+          <w:color w:val="FF0000"/>
           <w:sz w:val="28"/>
           <w:szCs w:val="28"/>
         </w:rPr>
@@ -4567,6 +4751,7 @@
       <w:r>
         <w:rPr>
           <w:rFonts w:ascii="Times New Roman" w:hAnsi="Times New Roman" w:cs="Times New Roman"/>
+          <w:color w:val="FF0000"/>
           <w:sz w:val="28"/>
           <w:szCs w:val="28"/>
         </w:rPr>
@@ -4585,13 +4770,15 @@
         <w:jc w:val="both"/>
         <w:rPr>
           <w:rFonts w:ascii="Times New Roman" w:hAnsi="Times New Roman" w:cs="Times New Roman"/>
-          <w:sz w:val="28"/>
-          <w:szCs w:val="28"/>
-        </w:rPr>
-      </w:pPr>
-      <w:r>
-        <w:rPr>
-          <w:rFonts w:ascii="Times New Roman" w:hAnsi="Times New Roman" w:cs="Times New Roman"/>
+          <w:color w:val="FF0000"/>
+          <w:sz w:val="28"/>
+          <w:szCs w:val="28"/>
+        </w:rPr>
+      </w:pPr>
+      <w:r>
+        <w:rPr>
+          <w:rFonts w:ascii="Times New Roman" w:hAnsi="Times New Roman" w:cs="Times New Roman"/>
+          <w:color w:val="FF0000"/>
           <w:sz w:val="28"/>
           <w:szCs w:val="28"/>
         </w:rPr>
@@ -4737,6 +4924,7 @@
           <w:sz w:val="28"/>
           <w:szCs w:val="28"/>
         </w:rPr>
+        <w:lastRenderedPageBreak/>
         <w:t xml:space="preserve">сетевой интерфейс: </w:t>
       </w:r>
       <w:proofErr w:type="spellStart"/>
@@ -4843,7 +5031,6 @@
           <w:sz w:val="28"/>
           <w:szCs w:val="28"/>
         </w:rPr>
-        <w:lastRenderedPageBreak/>
         <w:t>процессор: 2 ядра, тактовая частота от 1,8 ГГц;</w:t>
       </w:r>
     </w:p>
@@ -5689,7 +5876,25 @@
           <w:sz w:val="28"/>
           <w:szCs w:val="28"/>
         </w:rPr>
-        <w:t xml:space="preserve">, CSS-фреймворк </w:t>
+        <w:t>, CSS-</w:t>
+      </w:r>
+      <w:proofErr w:type="spellStart"/>
+      <w:r>
+        <w:rPr>
+          <w:rFonts w:ascii="Times New Roman" w:hAnsi="Times New Roman" w:cs="Times New Roman"/>
+          <w:sz w:val="28"/>
+          <w:szCs w:val="28"/>
+        </w:rPr>
+        <w:t>фреймворк</w:t>
+      </w:r>
+      <w:proofErr w:type="spellEnd"/>
+      <w:r>
+        <w:rPr>
+          <w:rFonts w:ascii="Times New Roman" w:hAnsi="Times New Roman" w:cs="Times New Roman"/>
+          <w:sz w:val="28"/>
+          <w:szCs w:val="28"/>
+        </w:rPr>
+        <w:t xml:space="preserve"> </w:t>
       </w:r>
       <w:proofErr w:type="spellStart"/>
       <w:r>
@@ -5917,6 +6122,7 @@
           <w:sz w:val="28"/>
           <w:szCs w:val="28"/>
         </w:rPr>
+        <w:lastRenderedPageBreak/>
         <w:t>к</w:t>
       </w:r>
       <w:r>
@@ -6003,16 +6209,7 @@
           <w:sz w:val="28"/>
           <w:szCs w:val="28"/>
         </w:rPr>
-        <w:t xml:space="preserve">База данных должна быть спроектирована в нормализованной форме не ниже третьей нормальной формы (3НФ). Все связи между таблицами </w:t>
-      </w:r>
-      <w:r>
-        <w:rPr>
-          <w:rFonts w:ascii="Times New Roman" w:hAnsi="Times New Roman" w:cs="Times New Roman"/>
-          <w:sz w:val="28"/>
-          <w:szCs w:val="28"/>
-        </w:rPr>
-        <w:lastRenderedPageBreak/>
-        <w:t>устанавливаются через внешние ключи с обеспечением ссылочной целостности. Состав основных сущностей: «Аудитория», «Пользователь», «Дисциплина», «Преподаватель», «Заявка на бронирование», справочники типов помещений и состояний.</w:t>
+        <w:t>База данных должна быть спроектирована в нормализованной форме не ниже третьей нормальной формы (3НФ). Все связи между таблицами устанавливаются через внешние ключи с обеспечением ссылочной целостности. Состав основных сущностей: «Аудитория», «Пользователь», «Дисциплина», «Преподаватель», «Заявка на бронирование», справочники типов помещений и состояний.</w:t>
       </w:r>
     </w:p>
     <w:p>
@@ -6347,6 +6544,7 @@
           <w:sz w:val="28"/>
           <w:szCs w:val="28"/>
         </w:rPr>
+        <w:lastRenderedPageBreak/>
         <w:t>сокращение временных затрат сотрудников учебной части на обработку заявок и разрешение конфликтов;</w:t>
       </w:r>
     </w:p>
@@ -6379,7 +6577,6 @@
           <w:sz w:val="28"/>
           <w:szCs w:val="28"/>
         </w:rPr>
-        <w:lastRenderedPageBreak/>
         <w:t>увеличение коэффициента полезного использования аудиторного фонда за счёт оперативного перераспределения и устранения простоев;</w:t>
       </w:r>
     </w:p>
@@ -6411,6 +6608,7 @@
         <w:rPr>
           <w:rFonts w:ascii="Times New Roman" w:hAnsi="Times New Roman" w:cs="Times New Roman"/>
           <w:b/>
+          <w:color w:val="FF0000"/>
           <w:sz w:val="28"/>
           <w:szCs w:val="28"/>
         </w:rPr>
@@ -6419,6 +6617,7 @@
         <w:rPr>
           <w:rFonts w:ascii="Times New Roman" w:hAnsi="Times New Roman" w:cs="Times New Roman"/>
           <w:b/>
+          <w:color w:val="FF0000"/>
           <w:sz w:val="28"/>
           <w:szCs w:val="28"/>
         </w:rPr>
@@ -6432,13 +6631,15 @@
         <w:jc w:val="both"/>
         <w:rPr>
           <w:rFonts w:ascii="Times New Roman" w:hAnsi="Times New Roman" w:cs="Times New Roman"/>
-          <w:sz w:val="28"/>
-          <w:szCs w:val="28"/>
-        </w:rPr>
-      </w:pPr>
-      <w:r>
-        <w:rPr>
-          <w:rFonts w:ascii="Times New Roman" w:hAnsi="Times New Roman" w:cs="Times New Roman"/>
+          <w:color w:val="FF0000"/>
+          <w:sz w:val="28"/>
+          <w:szCs w:val="28"/>
+        </w:rPr>
+      </w:pPr>
+      <w:r>
+        <w:rPr>
+          <w:rFonts w:ascii="Times New Roman" w:hAnsi="Times New Roman" w:cs="Times New Roman"/>
+          <w:color w:val="FF0000"/>
           <w:sz w:val="28"/>
           <w:szCs w:val="28"/>
         </w:rPr>
@@ -6452,13 +6653,15 @@
         <w:jc w:val="both"/>
         <w:rPr>
           <w:rFonts w:ascii="Times New Roman" w:hAnsi="Times New Roman" w:cs="Times New Roman"/>
-          <w:sz w:val="28"/>
-          <w:szCs w:val="28"/>
-        </w:rPr>
-      </w:pPr>
-      <w:r>
-        <w:rPr>
-          <w:rFonts w:ascii="Times New Roman" w:hAnsi="Times New Roman" w:cs="Times New Roman"/>
+          <w:color w:val="FF0000"/>
+          <w:sz w:val="28"/>
+          <w:szCs w:val="28"/>
+        </w:rPr>
+      </w:pPr>
+      <w:r>
+        <w:rPr>
+          <w:rFonts w:ascii="Times New Roman" w:hAnsi="Times New Roman" w:cs="Times New Roman"/>
+          <w:color w:val="FF0000"/>
           <w:sz w:val="28"/>
           <w:szCs w:val="28"/>
         </w:rPr>
@@ -6472,13 +6675,15 @@
         <w:jc w:val="both"/>
         <w:rPr>
           <w:rFonts w:ascii="Times New Roman" w:hAnsi="Times New Roman" w:cs="Times New Roman"/>
-          <w:sz w:val="28"/>
-          <w:szCs w:val="28"/>
-        </w:rPr>
-      </w:pPr>
-      <w:r>
-        <w:rPr>
-          <w:rFonts w:ascii="Times New Roman" w:hAnsi="Times New Roman" w:cs="Times New Roman"/>
+          <w:color w:val="FF0000"/>
+          <w:sz w:val="28"/>
+          <w:szCs w:val="28"/>
+        </w:rPr>
+      </w:pPr>
+      <w:r>
+        <w:rPr>
+          <w:rFonts w:ascii="Times New Roman" w:hAnsi="Times New Roman" w:cs="Times New Roman"/>
+          <w:color w:val="FF0000"/>
           <w:sz w:val="28"/>
           <w:szCs w:val="28"/>
         </w:rPr>
@@ -6492,13 +6697,15 @@
         <w:jc w:val="both"/>
         <w:rPr>
           <w:rFonts w:ascii="Times New Roman" w:hAnsi="Times New Roman" w:cs="Times New Roman"/>
-          <w:sz w:val="28"/>
-          <w:szCs w:val="28"/>
-        </w:rPr>
-      </w:pPr>
-      <w:r>
-        <w:rPr>
-          <w:rFonts w:ascii="Times New Roman" w:hAnsi="Times New Roman" w:cs="Times New Roman"/>
+          <w:color w:val="FF0000"/>
+          <w:sz w:val="28"/>
+          <w:szCs w:val="28"/>
+        </w:rPr>
+      </w:pPr>
+      <w:r>
+        <w:rPr>
+          <w:rFonts w:ascii="Times New Roman" w:hAnsi="Times New Roman" w:cs="Times New Roman"/>
+          <w:color w:val="FF0000"/>
           <w:sz w:val="28"/>
           <w:szCs w:val="28"/>
         </w:rPr>
@@ -6803,6 +7010,7 @@
           <w:sz w:val="28"/>
           <w:szCs w:val="28"/>
         </w:rPr>
+        <w:lastRenderedPageBreak/>
         <w:t>На стадии рабочего проектирования выполняются:</w:t>
       </w:r>
     </w:p>
@@ -6853,7 +7061,6 @@
           <w:sz w:val="28"/>
           <w:szCs w:val="28"/>
         </w:rPr>
-        <w:lastRenderedPageBreak/>
         <w:t>реализация серверной и клиентской частей программного продукта;</w:t>
       </w:r>
     </w:p>
@@ -7185,6 +7392,7 @@
           <w:sz w:val="28"/>
           <w:szCs w:val="28"/>
         </w:rPr>
+        <w:lastRenderedPageBreak/>
         <w:t>Система считается прошедшей приемку при отсутствии критических ошибок (блокирующих выполнение целевых функций);</w:t>
       </w:r>
     </w:p>
@@ -7205,309 +7413,291 @@
           <w:sz w:val="28"/>
           <w:szCs w:val="28"/>
         </w:rPr>
+        <w:t>По результатам приемки составляется Акт сдачи-приемки работ, подписываемый обеими сторонами;</w:t>
+      </w:r>
+    </w:p>
+    <w:p>
+      <w:pPr>
+        <w:spacing w:after="0" w:line="360" w:lineRule="auto"/>
+        <w:ind w:firstLine="709"/>
+        <w:jc w:val="both"/>
+        <w:rPr>
+          <w:rFonts w:ascii="Times New Roman" w:hAnsi="Times New Roman" w:cs="Times New Roman"/>
+          <w:sz w:val="28"/>
+          <w:szCs w:val="28"/>
+        </w:rPr>
+      </w:pPr>
+      <w:r>
+        <w:rPr>
+          <w:rFonts w:ascii="Times New Roman" w:hAnsi="Times New Roman" w:cs="Times New Roman"/>
+          <w:sz w:val="28"/>
+          <w:szCs w:val="28"/>
+        </w:rPr>
+        <w:t>Датой ввода в промышленную эксплуатацию считается дата подписания Акта.</w:t>
+      </w:r>
+    </w:p>
+    <w:p>
+      <w:pPr>
+        <w:spacing w:after="0" w:line="480" w:lineRule="auto"/>
+        <w:ind w:firstLine="709"/>
+        <w:jc w:val="both"/>
+        <w:rPr>
+          <w:rFonts w:ascii="Times New Roman" w:hAnsi="Times New Roman" w:cs="Times New Roman"/>
+          <w:sz w:val="28"/>
+          <w:szCs w:val="28"/>
+        </w:rPr>
+      </w:pPr>
+      <w:r>
+        <w:rPr>
+          <w:rFonts w:ascii="Times New Roman" w:hAnsi="Times New Roman" w:cs="Times New Roman"/>
+          <w:sz w:val="28"/>
+          <w:szCs w:val="28"/>
+        </w:rPr>
+        <w:t>2.2 Анализ функциональных требований ПП</w:t>
+      </w:r>
+    </w:p>
+    <w:p>
+      <w:pPr>
+        <w:spacing w:after="0" w:line="360" w:lineRule="auto"/>
+        <w:ind w:firstLine="709"/>
+        <w:jc w:val="both"/>
+        <w:rPr>
+          <w:rFonts w:ascii="Times New Roman" w:hAnsi="Times New Roman" w:cs="Times New Roman"/>
+          <w:sz w:val="28"/>
+          <w:szCs w:val="28"/>
+        </w:rPr>
+      </w:pPr>
+      <w:r>
+        <w:rPr>
+          <w:rFonts w:ascii="Times New Roman" w:hAnsi="Times New Roman" w:cs="Times New Roman"/>
+          <w:sz w:val="28"/>
+          <w:szCs w:val="28"/>
+        </w:rPr>
+        <w:t>Целью анализа функциональных требований является детализация и систематизация задач, которые должна решать разрабатываемая автоматизированная информационная система управления аудиторным фондом, а также уточнение состава, взаимосвязей и условий реализации каждой функции. Анализ выполнен на основе технического задания и результатов изучения предметной области. Для структурирования требований применялся метод выделения функциональных блоков по ролям пользователей и основным бизнес-процессам.</w:t>
+      </w:r>
+    </w:p>
+    <w:p>
+      <w:pPr>
+        <w:spacing w:after="0" w:line="360" w:lineRule="auto"/>
+        <w:ind w:firstLine="709"/>
+        <w:jc w:val="both"/>
+        <w:rPr>
+          <w:rFonts w:ascii="Times New Roman" w:hAnsi="Times New Roman" w:cs="Times New Roman"/>
+          <w:sz w:val="28"/>
+          <w:szCs w:val="28"/>
+        </w:rPr>
+      </w:pPr>
+      <w:proofErr w:type="spellStart"/>
+      <w:r>
+        <w:rPr>
+          <w:rFonts w:ascii="Times New Roman" w:hAnsi="Times New Roman" w:cs="Times New Roman"/>
+          <w:sz w:val="28"/>
+          <w:szCs w:val="28"/>
+        </w:rPr>
+        <w:t>Акторы</w:t>
+      </w:r>
+      <w:proofErr w:type="spellEnd"/>
+      <w:r>
+        <w:rPr>
+          <w:rFonts w:ascii="Times New Roman" w:hAnsi="Times New Roman" w:cs="Times New Roman"/>
+          <w:sz w:val="28"/>
+          <w:szCs w:val="28"/>
+        </w:rPr>
+        <w:t xml:space="preserve"> и сценарии использования</w:t>
+      </w:r>
+    </w:p>
+    <w:p>
+      <w:pPr>
+        <w:spacing w:after="0" w:line="360" w:lineRule="auto"/>
+        <w:ind w:firstLine="709"/>
+        <w:jc w:val="both"/>
+        <w:rPr>
+          <w:rFonts w:ascii="Times New Roman" w:hAnsi="Times New Roman" w:cs="Times New Roman"/>
+          <w:sz w:val="28"/>
+          <w:szCs w:val="28"/>
+        </w:rPr>
+      </w:pPr>
+      <w:r>
+        <w:rPr>
+          <w:rFonts w:ascii="Times New Roman" w:hAnsi="Times New Roman" w:cs="Times New Roman"/>
+          <w:sz w:val="28"/>
+          <w:szCs w:val="28"/>
+        </w:rPr>
+        <w:t xml:space="preserve">В системе определены три типа </w:t>
+      </w:r>
+      <w:proofErr w:type="spellStart"/>
+      <w:r>
+        <w:rPr>
+          <w:rFonts w:ascii="Times New Roman" w:hAnsi="Times New Roman" w:cs="Times New Roman"/>
+          <w:sz w:val="28"/>
+          <w:szCs w:val="28"/>
+        </w:rPr>
+        <w:t>акторов</w:t>
+      </w:r>
+      <w:proofErr w:type="spellEnd"/>
+      <w:r>
+        <w:rPr>
+          <w:rFonts w:ascii="Times New Roman" w:hAnsi="Times New Roman" w:cs="Times New Roman"/>
+          <w:sz w:val="28"/>
+          <w:szCs w:val="28"/>
+        </w:rPr>
+        <w:t xml:space="preserve"> (пользователей) с соответствующими ролями:</w:t>
+      </w:r>
+    </w:p>
+    <w:p>
+      <w:pPr>
+        <w:spacing w:after="0" w:line="360" w:lineRule="auto"/>
+        <w:ind w:firstLine="709"/>
+        <w:jc w:val="both"/>
+        <w:rPr>
+          <w:rFonts w:ascii="Times New Roman" w:hAnsi="Times New Roman" w:cs="Times New Roman"/>
+          <w:sz w:val="28"/>
+          <w:szCs w:val="28"/>
+        </w:rPr>
+      </w:pPr>
+      <w:r>
+        <w:rPr>
+          <w:rFonts w:ascii="Times New Roman" w:hAnsi="Times New Roman" w:cs="Times New Roman"/>
+          <w:sz w:val="28"/>
+          <w:szCs w:val="28"/>
+        </w:rPr>
+        <w:t>Администратор – сотрудник ИТ-отдела, отвечающий за техническое обслуживание системы, управление учётными записями, резервное копирование и просмотр журналов событий.</w:t>
+      </w:r>
+    </w:p>
+    <w:p>
+      <w:pPr>
+        <w:spacing w:after="0" w:line="360" w:lineRule="auto"/>
+        <w:ind w:firstLine="709"/>
+        <w:jc w:val="both"/>
+        <w:rPr>
+          <w:rFonts w:ascii="Times New Roman" w:hAnsi="Times New Roman" w:cs="Times New Roman"/>
+          <w:sz w:val="28"/>
+          <w:szCs w:val="28"/>
+        </w:rPr>
+      </w:pPr>
+      <w:r>
+        <w:rPr>
+          <w:rFonts w:ascii="Times New Roman" w:hAnsi="Times New Roman" w:cs="Times New Roman"/>
+          <w:sz w:val="28"/>
+          <w:szCs w:val="28"/>
+        </w:rPr>
+        <w:t>Диспетчер учебной части – сотрудник, осуществляющий модерацию заявок, формирование и корректировку расписания, контроль коллизий.</w:t>
+      </w:r>
+    </w:p>
+    <w:p>
+      <w:pPr>
+        <w:spacing w:after="0" w:line="360" w:lineRule="auto"/>
+        <w:ind w:firstLine="709"/>
+        <w:jc w:val="both"/>
+        <w:rPr>
+          <w:rFonts w:ascii="Times New Roman" w:hAnsi="Times New Roman" w:cs="Times New Roman"/>
+          <w:sz w:val="28"/>
+          <w:szCs w:val="28"/>
+        </w:rPr>
+      </w:pPr>
+      <w:r>
+        <w:rPr>
+          <w:rFonts w:ascii="Times New Roman" w:hAnsi="Times New Roman" w:cs="Times New Roman"/>
+          <w:sz w:val="28"/>
+          <w:szCs w:val="28"/>
+        </w:rPr>
+        <w:t>Преподаватель – основной инициатор заявок на бронирование, потребитель информации о занятости аудиторий.</w:t>
+      </w:r>
+    </w:p>
+    <w:p>
+      <w:pPr>
+        <w:spacing w:after="0" w:line="360" w:lineRule="auto"/>
+        <w:ind w:firstLine="709"/>
+        <w:jc w:val="both"/>
+        <w:rPr>
+          <w:rFonts w:ascii="Times New Roman" w:hAnsi="Times New Roman" w:cs="Times New Roman"/>
+          <w:sz w:val="28"/>
+          <w:szCs w:val="28"/>
+        </w:rPr>
+      </w:pPr>
+      <w:r>
+        <w:rPr>
+          <w:rFonts w:ascii="Times New Roman" w:hAnsi="Times New Roman" w:cs="Times New Roman"/>
+          <w:sz w:val="28"/>
+          <w:szCs w:val="28"/>
+        </w:rPr>
+        <w:t>Детализация функциональных блоков</w:t>
+      </w:r>
+    </w:p>
+    <w:p>
+      <w:pPr>
+        <w:spacing w:after="0" w:line="360" w:lineRule="auto"/>
+        <w:ind w:firstLine="709"/>
+        <w:jc w:val="both"/>
+        <w:rPr>
+          <w:rFonts w:ascii="Times New Roman" w:hAnsi="Times New Roman" w:cs="Times New Roman"/>
+          <w:sz w:val="28"/>
+          <w:szCs w:val="28"/>
+        </w:rPr>
+      </w:pPr>
+      <w:r>
+        <w:rPr>
+          <w:rFonts w:ascii="Times New Roman" w:hAnsi="Times New Roman" w:cs="Times New Roman"/>
+          <w:sz w:val="28"/>
+          <w:szCs w:val="28"/>
+        </w:rPr>
+        <w:t xml:space="preserve">На основе ТЗ и выявленных сценариев все функциональные требования сгруппированы </w:t>
+      </w:r>
+      <w:r>
+        <w:rPr>
+          <w:rFonts w:ascii="Times New Roman" w:hAnsi="Times New Roman" w:cs="Times New Roman"/>
+          <w:sz w:val="28"/>
+          <w:szCs w:val="28"/>
+        </w:rPr>
+        <w:t xml:space="preserve">в несколько </w:t>
+      </w:r>
+      <w:r>
+        <w:rPr>
+          <w:rFonts w:ascii="Times New Roman" w:hAnsi="Times New Roman" w:cs="Times New Roman"/>
+          <w:sz w:val="28"/>
+          <w:szCs w:val="28"/>
+        </w:rPr>
+        <w:t>основных блоков.</w:t>
+      </w:r>
+    </w:p>
+    <w:p>
+      <w:pPr>
+        <w:spacing w:after="0" w:line="360" w:lineRule="auto"/>
+        <w:ind w:firstLine="709"/>
+        <w:jc w:val="both"/>
+        <w:rPr>
+          <w:rFonts w:ascii="Times New Roman" w:hAnsi="Times New Roman" w:cs="Times New Roman"/>
+          <w:sz w:val="28"/>
+          <w:szCs w:val="28"/>
+        </w:rPr>
+      </w:pPr>
+      <w:r>
+        <w:rPr>
+          <w:rFonts w:ascii="Times New Roman" w:hAnsi="Times New Roman" w:cs="Times New Roman"/>
+          <w:sz w:val="28"/>
+          <w:szCs w:val="28"/>
+        </w:rPr>
+        <w:t>Управление справочной информацией</w:t>
+      </w:r>
+    </w:p>
+    <w:p>
+      <w:pPr>
+        <w:spacing w:after="0" w:line="360" w:lineRule="auto"/>
+        <w:ind w:firstLine="709"/>
+        <w:jc w:val="both"/>
+        <w:rPr>
+          <w:rFonts w:ascii="Times New Roman" w:hAnsi="Times New Roman" w:cs="Times New Roman"/>
+          <w:sz w:val="28"/>
+          <w:szCs w:val="28"/>
+        </w:rPr>
+      </w:pPr>
+      <w:r>
+        <w:rPr>
+          <w:rFonts w:ascii="Times New Roman" w:hAnsi="Times New Roman" w:cs="Times New Roman"/>
+          <w:sz w:val="28"/>
+          <w:szCs w:val="28"/>
+        </w:rPr>
         <w:lastRenderedPageBreak/>
-        <w:t>По результатам приемки составляется Акт сдачи-приемки работ, подписываемый обеими сторонами;</w:t>
-      </w:r>
-    </w:p>
-    <w:p>
-      <w:pPr>
-        <w:spacing w:after="0" w:line="360" w:lineRule="auto"/>
-        <w:ind w:firstLine="709"/>
-        <w:jc w:val="both"/>
-        <w:rPr>
-          <w:rFonts w:ascii="Times New Roman" w:hAnsi="Times New Roman" w:cs="Times New Roman"/>
-          <w:sz w:val="28"/>
-          <w:szCs w:val="28"/>
-        </w:rPr>
-      </w:pPr>
-      <w:r>
-        <w:rPr>
-          <w:rFonts w:ascii="Times New Roman" w:hAnsi="Times New Roman" w:cs="Times New Roman"/>
-          <w:sz w:val="28"/>
-          <w:szCs w:val="28"/>
-        </w:rPr>
-        <w:t>Датой ввода в промышленную эксплуатацию считается дата подписания Акта.</w:t>
-      </w:r>
-    </w:p>
-    <w:p>
-      <w:pPr>
-        <w:rPr>
-          <w:rFonts w:ascii="Times New Roman" w:hAnsi="Times New Roman" w:cs="Times New Roman"/>
-          <w:sz w:val="28"/>
-          <w:szCs w:val="28"/>
-        </w:rPr>
-      </w:pPr>
-      <w:r>
-        <w:rPr>
-          <w:rFonts w:ascii="Times New Roman" w:hAnsi="Times New Roman" w:cs="Times New Roman"/>
-          <w:sz w:val="28"/>
-          <w:szCs w:val="28"/>
-        </w:rPr>
-        <w:br w:type="page"/>
-      </w:r>
-    </w:p>
-    <w:p>
-      <w:pPr>
-        <w:spacing w:after="0" w:line="360" w:lineRule="auto"/>
-        <w:ind w:firstLine="709"/>
-        <w:jc w:val="both"/>
-        <w:rPr>
-          <w:rFonts w:ascii="Times New Roman" w:hAnsi="Times New Roman" w:cs="Times New Roman"/>
-          <w:sz w:val="28"/>
-          <w:szCs w:val="28"/>
-        </w:rPr>
-      </w:pPr>
-      <w:r>
-        <w:rPr>
-          <w:rFonts w:ascii="Times New Roman" w:hAnsi="Times New Roman" w:cs="Times New Roman"/>
-          <w:sz w:val="28"/>
-          <w:szCs w:val="28"/>
-        </w:rPr>
-        <w:lastRenderedPageBreak/>
-        <w:t>2.2 Анализ функциональных требований ПП</w:t>
-      </w:r>
-    </w:p>
-    <w:p>
-      <w:pPr>
-        <w:spacing w:after="0" w:line="360" w:lineRule="auto"/>
-        <w:ind w:firstLine="709"/>
-        <w:jc w:val="both"/>
-        <w:rPr>
-          <w:rFonts w:ascii="Times New Roman" w:hAnsi="Times New Roman" w:cs="Times New Roman"/>
-          <w:sz w:val="28"/>
-          <w:szCs w:val="28"/>
-        </w:rPr>
-      </w:pPr>
-      <w:r>
-        <w:rPr>
-          <w:rFonts w:ascii="Times New Roman" w:hAnsi="Times New Roman" w:cs="Times New Roman"/>
-          <w:sz w:val="28"/>
-          <w:szCs w:val="28"/>
-        </w:rPr>
-        <w:t>Целью анализа функциональных требований является детализация и систематизация задач, которые должна решать разрабатываемая автоматизированная информационная система управления аудиторным фондом, а также уточнение состава, взаимосвязей и условий реализации каждой функции. Анализ выполнен на основе технического задания и результатов изучения предметной области. Для структурирования требований применялся метод выделения функциональных блоков по ролям пользователей и основным бизнес-процессам.</w:t>
-      </w:r>
-    </w:p>
-    <w:p>
-      <w:pPr>
-        <w:spacing w:after="0" w:line="360" w:lineRule="auto"/>
-        <w:ind w:firstLine="709"/>
-        <w:jc w:val="both"/>
-        <w:rPr>
-          <w:rFonts w:ascii="Times New Roman" w:hAnsi="Times New Roman" w:cs="Times New Roman"/>
-          <w:sz w:val="28"/>
-          <w:szCs w:val="28"/>
-        </w:rPr>
-      </w:pPr>
-      <w:proofErr w:type="spellStart"/>
-      <w:r>
-        <w:rPr>
-          <w:rFonts w:ascii="Times New Roman" w:hAnsi="Times New Roman" w:cs="Times New Roman"/>
-          <w:sz w:val="28"/>
-          <w:szCs w:val="28"/>
-        </w:rPr>
-        <w:t>Акторы</w:t>
-      </w:r>
-      <w:proofErr w:type="spellEnd"/>
-      <w:r>
-        <w:rPr>
-          <w:rFonts w:ascii="Times New Roman" w:hAnsi="Times New Roman" w:cs="Times New Roman"/>
-          <w:sz w:val="28"/>
-          <w:szCs w:val="28"/>
-        </w:rPr>
-        <w:t xml:space="preserve"> и сценарии использования</w:t>
-      </w:r>
-    </w:p>
-    <w:p>
-      <w:pPr>
-        <w:spacing w:after="0" w:line="360" w:lineRule="auto"/>
-        <w:ind w:firstLine="709"/>
-        <w:jc w:val="both"/>
-        <w:rPr>
-          <w:rFonts w:ascii="Times New Roman" w:hAnsi="Times New Roman" w:cs="Times New Roman"/>
-          <w:sz w:val="28"/>
-          <w:szCs w:val="28"/>
-        </w:rPr>
-      </w:pPr>
-      <w:r>
-        <w:rPr>
-          <w:rFonts w:ascii="Times New Roman" w:hAnsi="Times New Roman" w:cs="Times New Roman"/>
-          <w:sz w:val="28"/>
-          <w:szCs w:val="28"/>
-        </w:rPr>
-        <w:t xml:space="preserve">В системе определены три типа </w:t>
-      </w:r>
-      <w:proofErr w:type="spellStart"/>
-      <w:r>
-        <w:rPr>
-          <w:rFonts w:ascii="Times New Roman" w:hAnsi="Times New Roman" w:cs="Times New Roman"/>
-          <w:sz w:val="28"/>
-          <w:szCs w:val="28"/>
-        </w:rPr>
-        <w:t>акторов</w:t>
-      </w:r>
-      <w:proofErr w:type="spellEnd"/>
-      <w:r>
-        <w:rPr>
-          <w:rFonts w:ascii="Times New Roman" w:hAnsi="Times New Roman" w:cs="Times New Roman"/>
-          <w:sz w:val="28"/>
-          <w:szCs w:val="28"/>
-        </w:rPr>
-        <w:t xml:space="preserve"> (пользователей) с соответствующими ролями:</w:t>
-      </w:r>
-    </w:p>
-    <w:p>
-      <w:pPr>
-        <w:spacing w:after="0" w:line="360" w:lineRule="auto"/>
-        <w:ind w:firstLine="709"/>
-        <w:jc w:val="both"/>
-        <w:rPr>
-          <w:rFonts w:ascii="Times New Roman" w:hAnsi="Times New Roman" w:cs="Times New Roman"/>
-          <w:sz w:val="28"/>
-          <w:szCs w:val="28"/>
-        </w:rPr>
-      </w:pPr>
-      <w:r>
-        <w:rPr>
-          <w:rFonts w:ascii="Times New Roman" w:hAnsi="Times New Roman" w:cs="Times New Roman"/>
-          <w:sz w:val="28"/>
-          <w:szCs w:val="28"/>
-        </w:rPr>
-        <w:t>Администратор – сотрудник ИТ-отдела, отвечающий за техническое обслуживание системы, управление учётными записями, резервное копирование и просмотр журналов событий.</w:t>
-      </w:r>
-    </w:p>
-    <w:p>
-      <w:pPr>
-        <w:spacing w:after="0" w:line="360" w:lineRule="auto"/>
-        <w:ind w:firstLine="709"/>
-        <w:jc w:val="both"/>
-        <w:rPr>
-          <w:rFonts w:ascii="Times New Roman" w:hAnsi="Times New Roman" w:cs="Times New Roman"/>
-          <w:sz w:val="28"/>
-          <w:szCs w:val="28"/>
-        </w:rPr>
-      </w:pPr>
-      <w:r>
-        <w:rPr>
-          <w:rFonts w:ascii="Times New Roman" w:hAnsi="Times New Roman" w:cs="Times New Roman"/>
-          <w:sz w:val="28"/>
-          <w:szCs w:val="28"/>
-        </w:rPr>
-        <w:t>Диспетчер учебной части – сотрудник, осуществляющий модерацию заявок, формирование и корректировку расписания, контроль коллизий.</w:t>
-      </w:r>
-    </w:p>
-    <w:p>
-      <w:pPr>
-        <w:spacing w:after="0" w:line="360" w:lineRule="auto"/>
-        <w:ind w:firstLine="709"/>
-        <w:jc w:val="both"/>
-        <w:rPr>
-          <w:rFonts w:ascii="Times New Roman" w:hAnsi="Times New Roman" w:cs="Times New Roman"/>
-          <w:sz w:val="28"/>
-          <w:szCs w:val="28"/>
-        </w:rPr>
-      </w:pPr>
-      <w:r>
-        <w:rPr>
-          <w:rFonts w:ascii="Times New Roman" w:hAnsi="Times New Roman" w:cs="Times New Roman"/>
-          <w:sz w:val="28"/>
-          <w:szCs w:val="28"/>
-        </w:rPr>
-        <w:t>Преподаватель – основной инициатор заявок на бронирование, потребитель информации о занятости аудиторий.</w:t>
-      </w:r>
-    </w:p>
-    <w:p>
-      <w:pPr>
-        <w:spacing w:after="0" w:line="360" w:lineRule="auto"/>
-        <w:ind w:firstLine="709"/>
-        <w:jc w:val="both"/>
-        <w:rPr>
-          <w:rFonts w:ascii="Times New Roman" w:hAnsi="Times New Roman" w:cs="Times New Roman"/>
-          <w:sz w:val="28"/>
-          <w:szCs w:val="28"/>
-        </w:rPr>
-      </w:pPr>
-      <w:r>
-        <w:rPr>
-          <w:rFonts w:ascii="Times New Roman" w:hAnsi="Times New Roman" w:cs="Times New Roman"/>
-          <w:sz w:val="28"/>
-          <w:szCs w:val="28"/>
-        </w:rPr>
-        <w:t>Детализация функциональных блоков</w:t>
-      </w:r>
-    </w:p>
-    <w:p>
-      <w:pPr>
-        <w:spacing w:after="0" w:line="360" w:lineRule="auto"/>
-        <w:ind w:firstLine="709"/>
-        <w:jc w:val="both"/>
-        <w:rPr>
-          <w:rFonts w:ascii="Times New Roman" w:hAnsi="Times New Roman" w:cs="Times New Roman"/>
-          <w:sz w:val="28"/>
-          <w:szCs w:val="28"/>
-        </w:rPr>
-      </w:pPr>
-      <w:r>
-        <w:rPr>
-          <w:rFonts w:ascii="Times New Roman" w:hAnsi="Times New Roman" w:cs="Times New Roman"/>
-          <w:sz w:val="28"/>
-          <w:szCs w:val="28"/>
-        </w:rPr>
-        <w:t xml:space="preserve">На основе ТЗ и выявленных сценариев все функциональные требования сгруппированы </w:t>
-      </w:r>
-      <w:r>
-        <w:rPr>
-          <w:rFonts w:ascii="Times New Roman" w:hAnsi="Times New Roman" w:cs="Times New Roman"/>
-          <w:sz w:val="28"/>
-          <w:szCs w:val="28"/>
-        </w:rPr>
-        <w:t xml:space="preserve">в несколько </w:t>
-      </w:r>
-      <w:r>
-        <w:rPr>
-          <w:rFonts w:ascii="Times New Roman" w:hAnsi="Times New Roman" w:cs="Times New Roman"/>
-          <w:sz w:val="28"/>
-          <w:szCs w:val="28"/>
-        </w:rPr>
-        <w:t>основных блоков.</w:t>
-      </w:r>
-    </w:p>
-    <w:p>
-      <w:pPr>
-        <w:spacing w:after="0" w:line="360" w:lineRule="auto"/>
-        <w:ind w:firstLine="709"/>
-        <w:jc w:val="both"/>
-        <w:rPr>
-          <w:rFonts w:ascii="Times New Roman" w:hAnsi="Times New Roman" w:cs="Times New Roman"/>
-          <w:sz w:val="28"/>
-          <w:szCs w:val="28"/>
-        </w:rPr>
-      </w:pPr>
-      <w:r>
-        <w:rPr>
-          <w:rFonts w:ascii="Times New Roman" w:hAnsi="Times New Roman" w:cs="Times New Roman"/>
-          <w:sz w:val="28"/>
-          <w:szCs w:val="28"/>
-        </w:rPr>
-        <w:t>Управление справочной информацией</w:t>
-      </w:r>
-    </w:p>
-    <w:p>
-      <w:pPr>
-        <w:spacing w:after="0" w:line="360" w:lineRule="auto"/>
-        <w:ind w:firstLine="709"/>
-        <w:jc w:val="both"/>
-        <w:rPr>
-          <w:rFonts w:ascii="Times New Roman" w:hAnsi="Times New Roman" w:cs="Times New Roman"/>
-          <w:sz w:val="28"/>
-          <w:szCs w:val="28"/>
-        </w:rPr>
-      </w:pPr>
-      <w:r>
-        <w:rPr>
-          <w:rFonts w:ascii="Times New Roman" w:hAnsi="Times New Roman" w:cs="Times New Roman"/>
-          <w:sz w:val="28"/>
-          <w:szCs w:val="28"/>
-        </w:rPr>
         <w:t>Обеспечивает целостность и актуальность нормативно-справочных данных:</w:t>
       </w:r>
     </w:p>
@@ -7541,16 +7731,7 @@
           <w:sz w:val="28"/>
           <w:szCs w:val="28"/>
         </w:rPr>
-        <w:t xml:space="preserve">, кем забронирована, на какой срок забронирована (при </w:t>
-      </w:r>
-      <w:r>
-        <w:rPr>
-          <w:rFonts w:ascii="Times New Roman" w:hAnsi="Times New Roman" w:cs="Times New Roman"/>
-          <w:sz w:val="28"/>
-          <w:szCs w:val="28"/>
-        </w:rPr>
-        <w:lastRenderedPageBreak/>
-        <w:t>долгосрочном бронировании)</w:t>
+        <w:t>, кем забронирована, на какой срок забронирована (при долгосрочном бронировании)</w:t>
       </w:r>
       <w:r>
         <w:rPr>
@@ -7851,6 +8032,7 @@
           <w:sz w:val="28"/>
           <w:szCs w:val="28"/>
         </w:rPr>
+        <w:lastRenderedPageBreak/>
         <w:t>Автоматическая проверка коллизий на серверной стороне: система проверяет, свободна ли выбранная (или любая подходящая) аудитория в заданный интервал, а также соответствие вместимости и типа. При отсутствии конфликтов заявке присваивается статус «На модерации», иначе – «Отклонена автоматически» с указанием причины.</w:t>
       </w:r>
     </w:p>
@@ -7876,7 +8058,6 @@
           <w:sz w:val="28"/>
           <w:szCs w:val="28"/>
         </w:rPr>
-        <w:lastRenderedPageBreak/>
         <w:t>Действия диспетчера: просмотр списка заявок с фильтрацией по статусу, дате, преподавателю. При утверждении система создаёт запись в расписании и блокирует занятые слоты. При отклонении требуется ввод комментария. При необходимости диспетчер может предложить альтернативную аудиторию (система автоматически подбирает свободную с подходящими характеристиками).</w:t>
       </w:r>
     </w:p>
@@ -7923,13 +8104,15 @@
         <w:jc w:val="both"/>
         <w:rPr>
           <w:rFonts w:ascii="Times New Roman" w:hAnsi="Times New Roman" w:cs="Times New Roman"/>
-          <w:sz w:val="28"/>
-          <w:szCs w:val="28"/>
-        </w:rPr>
-      </w:pPr>
-      <w:r>
-        <w:rPr>
-          <w:rFonts w:ascii="Times New Roman" w:hAnsi="Times New Roman" w:cs="Times New Roman"/>
+          <w:color w:val="FF0000"/>
+          <w:sz w:val="28"/>
+          <w:szCs w:val="28"/>
+        </w:rPr>
+      </w:pPr>
+      <w:r>
+        <w:rPr>
+          <w:rFonts w:ascii="Times New Roman" w:hAnsi="Times New Roman" w:cs="Times New Roman"/>
+          <w:color w:val="FF0000"/>
           <w:sz w:val="28"/>
           <w:szCs w:val="28"/>
         </w:rPr>
@@ -7948,13 +8131,15 @@
         <w:jc w:val="both"/>
         <w:rPr>
           <w:rFonts w:ascii="Times New Roman" w:hAnsi="Times New Roman" w:cs="Times New Roman"/>
-          <w:sz w:val="28"/>
-          <w:szCs w:val="28"/>
-        </w:rPr>
-      </w:pPr>
-      <w:r>
-        <w:rPr>
-          <w:rFonts w:ascii="Times New Roman" w:hAnsi="Times New Roman" w:cs="Times New Roman"/>
+          <w:color w:val="FF0000"/>
+          <w:sz w:val="28"/>
+          <w:szCs w:val="28"/>
+        </w:rPr>
+      </w:pPr>
+      <w:r>
+        <w:rPr>
+          <w:rFonts w:ascii="Times New Roman" w:hAnsi="Times New Roman" w:cs="Times New Roman"/>
+          <w:color w:val="FF0000"/>
           <w:sz w:val="28"/>
           <w:szCs w:val="28"/>
         </w:rPr>
@@ -7973,13 +8158,15 @@
         <w:jc w:val="both"/>
         <w:rPr>
           <w:rFonts w:ascii="Times New Roman" w:hAnsi="Times New Roman" w:cs="Times New Roman"/>
-          <w:sz w:val="28"/>
-          <w:szCs w:val="28"/>
-        </w:rPr>
-      </w:pPr>
-      <w:r>
-        <w:rPr>
-          <w:rFonts w:ascii="Times New Roman" w:hAnsi="Times New Roman" w:cs="Times New Roman"/>
+          <w:color w:val="FF0000"/>
+          <w:sz w:val="28"/>
+          <w:szCs w:val="28"/>
+        </w:rPr>
+      </w:pPr>
+      <w:r>
+        <w:rPr>
+          <w:rFonts w:ascii="Times New Roman" w:hAnsi="Times New Roman" w:cs="Times New Roman"/>
+          <w:color w:val="FF0000"/>
           <w:sz w:val="28"/>
           <w:szCs w:val="28"/>
         </w:rPr>
@@ -7989,6 +8176,7 @@
       <w:r>
         <w:rPr>
           <w:rFonts w:ascii="Times New Roman" w:hAnsi="Times New Roman" w:cs="Times New Roman"/>
+          <w:color w:val="FF0000"/>
           <w:sz w:val="28"/>
           <w:szCs w:val="28"/>
         </w:rPr>
@@ -7998,6 +8186,7 @@
       <w:r>
         <w:rPr>
           <w:rFonts w:ascii="Times New Roman" w:hAnsi="Times New Roman" w:cs="Times New Roman"/>
+          <w:color w:val="FF0000"/>
           <w:sz w:val="28"/>
           <w:szCs w:val="28"/>
         </w:rPr>
@@ -8016,13 +8205,15 @@
         <w:jc w:val="both"/>
         <w:rPr>
           <w:rFonts w:ascii="Times New Roman" w:hAnsi="Times New Roman" w:cs="Times New Roman"/>
-          <w:sz w:val="28"/>
-          <w:szCs w:val="28"/>
-        </w:rPr>
-      </w:pPr>
-      <w:r>
-        <w:rPr>
-          <w:rFonts w:ascii="Times New Roman" w:hAnsi="Times New Roman" w:cs="Times New Roman"/>
+          <w:color w:val="FF0000"/>
+          <w:sz w:val="28"/>
+          <w:szCs w:val="28"/>
+        </w:rPr>
+      </w:pPr>
+      <w:r>
+        <w:rPr>
+          <w:rFonts w:ascii="Times New Roman" w:hAnsi="Times New Roman" w:cs="Times New Roman"/>
+          <w:color w:val="FF0000"/>
           <w:sz w:val="28"/>
           <w:szCs w:val="28"/>
         </w:rPr>
@@ -8036,13 +8227,15 @@
         <w:jc w:val="both"/>
         <w:rPr>
           <w:rFonts w:ascii="Times New Roman" w:hAnsi="Times New Roman" w:cs="Times New Roman"/>
-          <w:sz w:val="28"/>
-          <w:szCs w:val="28"/>
-        </w:rPr>
-      </w:pPr>
-      <w:r>
-        <w:rPr>
-          <w:rFonts w:ascii="Times New Roman" w:hAnsi="Times New Roman" w:cs="Times New Roman"/>
+          <w:color w:val="FF0000"/>
+          <w:sz w:val="28"/>
+          <w:szCs w:val="28"/>
+        </w:rPr>
+      </w:pPr>
+      <w:r>
+        <w:rPr>
+          <w:rFonts w:ascii="Times New Roman" w:hAnsi="Times New Roman" w:cs="Times New Roman"/>
+          <w:color w:val="FF0000"/>
           <w:sz w:val="28"/>
           <w:szCs w:val="28"/>
         </w:rPr>
@@ -8061,13 +8254,15 @@
         <w:jc w:val="both"/>
         <w:rPr>
           <w:rFonts w:ascii="Times New Roman" w:hAnsi="Times New Roman" w:cs="Times New Roman"/>
-          <w:sz w:val="28"/>
-          <w:szCs w:val="28"/>
-        </w:rPr>
-      </w:pPr>
-      <w:r>
-        <w:rPr>
-          <w:rFonts w:ascii="Times New Roman" w:hAnsi="Times New Roman" w:cs="Times New Roman"/>
+          <w:color w:val="FF0000"/>
+          <w:sz w:val="28"/>
+          <w:szCs w:val="28"/>
+        </w:rPr>
+      </w:pPr>
+      <w:r>
+        <w:rPr>
+          <w:rFonts w:ascii="Times New Roman" w:hAnsi="Times New Roman" w:cs="Times New Roman"/>
+          <w:color w:val="FF0000"/>
           <w:sz w:val="28"/>
           <w:szCs w:val="28"/>
         </w:rPr>
@@ -8086,13 +8281,15 @@
         <w:jc w:val="both"/>
         <w:rPr>
           <w:rFonts w:ascii="Times New Roman" w:hAnsi="Times New Roman" w:cs="Times New Roman"/>
-          <w:sz w:val="28"/>
-          <w:szCs w:val="28"/>
-        </w:rPr>
-      </w:pPr>
-      <w:r>
-        <w:rPr>
-          <w:rFonts w:ascii="Times New Roman" w:hAnsi="Times New Roman" w:cs="Times New Roman"/>
+          <w:color w:val="FF0000"/>
+          <w:sz w:val="28"/>
+          <w:szCs w:val="28"/>
+        </w:rPr>
+      </w:pPr>
+      <w:r>
+        <w:rPr>
+          <w:rFonts w:ascii="Times New Roman" w:hAnsi="Times New Roman" w:cs="Times New Roman"/>
+          <w:color w:val="FF0000"/>
           <w:sz w:val="28"/>
           <w:szCs w:val="28"/>
         </w:rPr>
@@ -8111,22 +8308,26 @@
         <w:jc w:val="both"/>
         <w:rPr>
           <w:rFonts w:ascii="Times New Roman" w:hAnsi="Times New Roman" w:cs="Times New Roman"/>
-          <w:sz w:val="28"/>
-          <w:szCs w:val="28"/>
-        </w:rPr>
-      </w:pPr>
-      <w:r>
-        <w:rPr>
-          <w:rFonts w:ascii="Times New Roman" w:hAnsi="Times New Roman" w:cs="Times New Roman"/>
-          <w:sz w:val="28"/>
-          <w:szCs w:val="28"/>
-        </w:rPr>
+          <w:color w:val="FF0000"/>
+          <w:sz w:val="28"/>
+          <w:szCs w:val="28"/>
+        </w:rPr>
+      </w:pPr>
+      <w:r>
+        <w:rPr>
+          <w:rFonts w:ascii="Times New Roman" w:hAnsi="Times New Roman" w:cs="Times New Roman"/>
+          <w:color w:val="FF0000"/>
+          <w:sz w:val="28"/>
+          <w:szCs w:val="28"/>
+        </w:rPr>
+        <w:lastRenderedPageBreak/>
         <w:t xml:space="preserve">Проверка коллизий должна выполняться на стороне сервера с использованием блокировок базы данных (уровень изоляции </w:t>
       </w:r>
       <w:proofErr w:type="spellStart"/>
       <w:r>
         <w:rPr>
           <w:rFonts w:ascii="Times New Roman" w:hAnsi="Times New Roman" w:cs="Times New Roman"/>
+          <w:color w:val="FF0000"/>
           <w:sz w:val="28"/>
           <w:szCs w:val="28"/>
         </w:rPr>
@@ -8136,6 +8337,7 @@
       <w:r>
         <w:rPr>
           <w:rFonts w:ascii="Times New Roman" w:hAnsi="Times New Roman" w:cs="Times New Roman"/>
+          <w:color w:val="FF0000"/>
           <w:sz w:val="28"/>
           <w:szCs w:val="28"/>
         </w:rPr>
@@ -8154,13 +8356,15 @@
         <w:jc w:val="both"/>
         <w:rPr>
           <w:rFonts w:ascii="Times New Roman" w:hAnsi="Times New Roman" w:cs="Times New Roman"/>
-          <w:sz w:val="28"/>
-          <w:szCs w:val="28"/>
-        </w:rPr>
-      </w:pPr>
-      <w:r>
-        <w:rPr>
-          <w:rFonts w:ascii="Times New Roman" w:hAnsi="Times New Roman" w:cs="Times New Roman"/>
+          <w:color w:val="FF0000"/>
+          <w:sz w:val="28"/>
+          <w:szCs w:val="28"/>
+        </w:rPr>
+      </w:pPr>
+      <w:r>
+        <w:rPr>
+          <w:rFonts w:ascii="Times New Roman" w:hAnsi="Times New Roman" w:cs="Times New Roman"/>
+          <w:color w:val="FF0000"/>
           <w:sz w:val="28"/>
           <w:szCs w:val="28"/>
         </w:rPr>
@@ -8170,6 +8374,7 @@
       <w:r>
         <w:rPr>
           <w:rFonts w:ascii="Times New Roman" w:hAnsi="Times New Roman" w:cs="Times New Roman"/>
+          <w:color w:val="FF0000"/>
           <w:sz w:val="28"/>
           <w:szCs w:val="28"/>
         </w:rPr>
@@ -8179,6 +8384,7 @@
       <w:r>
         <w:rPr>
           <w:rFonts w:ascii="Times New Roman" w:hAnsi="Times New Roman" w:cs="Times New Roman"/>
+          <w:color w:val="FF0000"/>
           <w:sz w:val="28"/>
           <w:szCs w:val="28"/>
         </w:rPr>
@@ -8192,29 +8398,31 @@
         <w:jc w:val="both"/>
         <w:rPr>
           <w:rFonts w:ascii="Times New Roman" w:hAnsi="Times New Roman" w:cs="Times New Roman"/>
-          <w:sz w:val="28"/>
-          <w:szCs w:val="28"/>
-        </w:rPr>
-      </w:pPr>
-    </w:p>
-    <w:p>
-      <w:pPr>
-        <w:spacing w:after="0" w:line="360" w:lineRule="auto"/>
-        <w:ind w:firstLine="709"/>
-        <w:jc w:val="both"/>
-        <w:rPr>
-          <w:rFonts w:ascii="Times New Roman" w:hAnsi="Times New Roman" w:cs="Times New Roman"/>
-          <w:sz w:val="28"/>
-          <w:szCs w:val="28"/>
-        </w:rPr>
-      </w:pPr>
-      <w:r>
-        <w:rPr>
-          <w:rFonts w:ascii="Times New Roman" w:hAnsi="Times New Roman" w:cs="Times New Roman"/>
-          <w:sz w:val="28"/>
-          <w:szCs w:val="28"/>
-        </w:rPr>
-        <w:lastRenderedPageBreak/>
+          <w:color w:val="FF0000"/>
+          <w:sz w:val="28"/>
+          <w:szCs w:val="28"/>
+        </w:rPr>
+      </w:pPr>
+    </w:p>
+    <w:p>
+      <w:pPr>
+        <w:spacing w:after="0" w:line="360" w:lineRule="auto"/>
+        <w:ind w:firstLine="709"/>
+        <w:jc w:val="both"/>
+        <w:rPr>
+          <w:rFonts w:ascii="Times New Roman" w:hAnsi="Times New Roman" w:cs="Times New Roman"/>
+          <w:color w:val="FF0000"/>
+          <w:sz w:val="28"/>
+          <w:szCs w:val="28"/>
+        </w:rPr>
+      </w:pPr>
+      <w:r>
+        <w:rPr>
+          <w:rFonts w:ascii="Times New Roman" w:hAnsi="Times New Roman" w:cs="Times New Roman"/>
+          <w:color w:val="FF0000"/>
+          <w:sz w:val="28"/>
+          <w:szCs w:val="28"/>
+        </w:rPr>
         <w:t>Выводы по анализу функциональных требований</w:t>
       </w:r>
     </w:p>
@@ -8225,13 +8433,15 @@
         <w:jc w:val="both"/>
         <w:rPr>
           <w:rFonts w:ascii="Times New Roman" w:hAnsi="Times New Roman" w:cs="Times New Roman"/>
-          <w:sz w:val="28"/>
-          <w:szCs w:val="28"/>
-        </w:rPr>
-      </w:pPr>
-      <w:r>
-        <w:rPr>
-          <w:rFonts w:ascii="Times New Roman" w:hAnsi="Times New Roman" w:cs="Times New Roman"/>
+          <w:color w:val="FF0000"/>
+          <w:sz w:val="28"/>
+          <w:szCs w:val="28"/>
+        </w:rPr>
+      </w:pPr>
+      <w:r>
+        <w:rPr>
+          <w:rFonts w:ascii="Times New Roman" w:hAnsi="Times New Roman" w:cs="Times New Roman"/>
+          <w:color w:val="FF0000"/>
           <w:sz w:val="28"/>
           <w:szCs w:val="28"/>
         </w:rPr>
@@ -8250,13 +8460,15 @@
         <w:jc w:val="both"/>
         <w:rPr>
           <w:rFonts w:ascii="Times New Roman" w:hAnsi="Times New Roman" w:cs="Times New Roman"/>
-          <w:sz w:val="28"/>
-          <w:szCs w:val="28"/>
-        </w:rPr>
-      </w:pPr>
-      <w:r>
-        <w:rPr>
-          <w:rFonts w:ascii="Times New Roman" w:hAnsi="Times New Roman" w:cs="Times New Roman"/>
+          <w:color w:val="FF0000"/>
+          <w:sz w:val="28"/>
+          <w:szCs w:val="28"/>
+        </w:rPr>
+      </w:pPr>
+      <w:r>
+        <w:rPr>
+          <w:rFonts w:ascii="Times New Roman" w:hAnsi="Times New Roman" w:cs="Times New Roman"/>
+          <w:color w:val="FF0000"/>
           <w:sz w:val="28"/>
           <w:szCs w:val="28"/>
         </w:rPr>
@@ -8275,13 +8487,15 @@
         <w:jc w:val="both"/>
         <w:rPr>
           <w:rFonts w:ascii="Times New Roman" w:hAnsi="Times New Roman" w:cs="Times New Roman"/>
-          <w:sz w:val="28"/>
-          <w:szCs w:val="28"/>
-        </w:rPr>
-      </w:pPr>
-      <w:r>
-        <w:rPr>
-          <w:rFonts w:ascii="Times New Roman" w:hAnsi="Times New Roman" w:cs="Times New Roman"/>
+          <w:color w:val="FF0000"/>
+          <w:sz w:val="28"/>
+          <w:szCs w:val="28"/>
+        </w:rPr>
+      </w:pPr>
+      <w:r>
+        <w:rPr>
+          <w:rFonts w:ascii="Times New Roman" w:hAnsi="Times New Roman" w:cs="Times New Roman"/>
+          <w:color w:val="FF0000"/>
           <w:sz w:val="28"/>
           <w:szCs w:val="28"/>
         </w:rPr>
@@ -8300,13 +8514,15 @@
         <w:jc w:val="both"/>
         <w:rPr>
           <w:rFonts w:ascii="Times New Roman" w:hAnsi="Times New Roman" w:cs="Times New Roman"/>
-          <w:sz w:val="28"/>
-          <w:szCs w:val="28"/>
-        </w:rPr>
-      </w:pPr>
-      <w:r>
-        <w:rPr>
-          <w:rFonts w:ascii="Times New Roman" w:hAnsi="Times New Roman" w:cs="Times New Roman"/>
+          <w:color w:val="FF0000"/>
+          <w:sz w:val="28"/>
+          <w:szCs w:val="28"/>
+        </w:rPr>
+      </w:pPr>
+      <w:r>
+        <w:rPr>
+          <w:rFonts w:ascii="Times New Roman" w:hAnsi="Times New Roman" w:cs="Times New Roman"/>
+          <w:color w:val="FF0000"/>
           <w:sz w:val="28"/>
           <w:szCs w:val="28"/>
         </w:rPr>
@@ -8325,13 +8541,15 @@
         <w:jc w:val="both"/>
         <w:rPr>
           <w:rFonts w:ascii="Times New Roman" w:hAnsi="Times New Roman" w:cs="Times New Roman"/>
-          <w:sz w:val="28"/>
-          <w:szCs w:val="28"/>
-        </w:rPr>
-      </w:pPr>
-      <w:r>
-        <w:rPr>
-          <w:rFonts w:ascii="Times New Roman" w:hAnsi="Times New Roman" w:cs="Times New Roman"/>
+          <w:color w:val="FF0000"/>
+          <w:sz w:val="28"/>
+          <w:szCs w:val="28"/>
+        </w:rPr>
+      </w:pPr>
+      <w:r>
+        <w:rPr>
+          <w:rFonts w:ascii="Times New Roman" w:hAnsi="Times New Roman" w:cs="Times New Roman"/>
+          <w:color w:val="FF0000"/>
           <w:sz w:val="28"/>
           <w:szCs w:val="28"/>
         </w:rPr>
@@ -8345,13 +8563,15 @@
         <w:jc w:val="both"/>
         <w:rPr>
           <w:rFonts w:ascii="Times New Roman" w:hAnsi="Times New Roman" w:cs="Times New Roman"/>
-          <w:sz w:val="28"/>
-          <w:szCs w:val="28"/>
-        </w:rPr>
-      </w:pPr>
-      <w:r>
-        <w:rPr>
-          <w:rFonts w:ascii="Times New Roman" w:hAnsi="Times New Roman" w:cs="Times New Roman"/>
+          <w:color w:val="FF0000"/>
+          <w:sz w:val="28"/>
+          <w:szCs w:val="28"/>
+        </w:rPr>
+      </w:pPr>
+      <w:r>
+        <w:rPr>
+          <w:rFonts w:ascii="Times New Roman" w:hAnsi="Times New Roman" w:cs="Times New Roman"/>
+          <w:color w:val="FF0000"/>
           <w:sz w:val="28"/>
           <w:szCs w:val="28"/>
         </w:rPr>
@@ -8361,6 +8581,7 @@
       <w:r>
         <w:rPr>
           <w:rFonts w:ascii="Times New Roman" w:hAnsi="Times New Roman" w:cs="Times New Roman"/>
+          <w:color w:val="FF0000"/>
           <w:sz w:val="28"/>
           <w:szCs w:val="28"/>
         </w:rPr>
@@ -8370,6 +8591,7 @@
       <w:r>
         <w:rPr>
           <w:rFonts w:ascii="Times New Roman" w:hAnsi="Times New Roman" w:cs="Times New Roman"/>
+          <w:color w:val="FF0000"/>
           <w:sz w:val="28"/>
           <w:szCs w:val="28"/>
         </w:rPr>
@@ -8379,6 +8601,7 @@
       <w:r>
         <w:rPr>
           <w:rFonts w:ascii="Times New Roman" w:hAnsi="Times New Roman" w:cs="Times New Roman"/>
+          <w:color w:val="FF0000"/>
           <w:sz w:val="28"/>
           <w:szCs w:val="28"/>
         </w:rPr>
@@ -8388,6 +8611,7 @@
       <w:r>
         <w:rPr>
           <w:rFonts w:ascii="Times New Roman" w:hAnsi="Times New Roman" w:cs="Times New Roman"/>
+          <w:color w:val="FF0000"/>
           <w:sz w:val="28"/>
           <w:szCs w:val="28"/>
         </w:rPr>
@@ -8397,6 +8621,7 @@
       <w:r>
         <w:rPr>
           <w:rFonts w:ascii="Times New Roman" w:hAnsi="Times New Roman" w:cs="Times New Roman"/>
+          <w:color w:val="FF0000"/>
           <w:sz w:val="28"/>
           <w:szCs w:val="28"/>
         </w:rPr>
@@ -8406,6 +8631,7 @@
       <w:r>
         <w:rPr>
           <w:rFonts w:ascii="Times New Roman" w:hAnsi="Times New Roman" w:cs="Times New Roman"/>
+          <w:color w:val="FF0000"/>
           <w:sz w:val="28"/>
           <w:szCs w:val="28"/>
         </w:rPr>
@@ -8415,6 +8641,7 @@
       <w:r>
         <w:rPr>
           <w:rFonts w:ascii="Times New Roman" w:hAnsi="Times New Roman" w:cs="Times New Roman"/>
+          <w:color w:val="FF0000"/>
           <w:sz w:val="28"/>
           <w:szCs w:val="28"/>
         </w:rPr>
@@ -8424,6 +8651,7 @@
       <w:r>
         <w:rPr>
           <w:rFonts w:ascii="Times New Roman" w:hAnsi="Times New Roman" w:cs="Times New Roman"/>
+          <w:color w:val="FF0000"/>
           <w:sz w:val="28"/>
           <w:szCs w:val="28"/>
         </w:rPr>
@@ -8433,6 +8661,7 @@
       <w:r>
         <w:rPr>
           <w:rFonts w:ascii="Times New Roman" w:hAnsi="Times New Roman" w:cs="Times New Roman"/>
+          <w:color w:val="FF0000"/>
           <w:sz w:val="28"/>
           <w:szCs w:val="28"/>
         </w:rPr>
@@ -8442,6 +8671,7 @@
       <w:r>
         <w:rPr>
           <w:rFonts w:ascii="Times New Roman" w:hAnsi="Times New Roman" w:cs="Times New Roman"/>
+          <w:color w:val="FF0000"/>
           <w:sz w:val="28"/>
           <w:szCs w:val="28"/>
         </w:rPr>
@@ -8450,32 +8680,43 @@
     </w:p>
     <w:p>
       <w:pPr>
-        <w:rPr>
-          <w:rFonts w:ascii="Times New Roman" w:hAnsi="Times New Roman" w:cs="Times New Roman"/>
-          <w:sz w:val="28"/>
-          <w:szCs w:val="28"/>
-        </w:rPr>
-      </w:pPr>
-      <w:r>
-        <w:rPr>
-          <w:rFonts w:ascii="Times New Roman" w:hAnsi="Times New Roman" w:cs="Times New Roman"/>
-          <w:sz w:val="28"/>
-          <w:szCs w:val="28"/>
-        </w:rPr>
-        <w:br w:type="page"/>
-      </w:r>
-    </w:p>
-    <w:p>
-      <w:pPr>
-        <w:spacing w:after="0" w:line="360" w:lineRule="auto"/>
-        <w:ind w:firstLine="709"/>
-        <w:jc w:val="both"/>
-        <w:rPr>
-          <w:rFonts w:ascii="Times New Roman" w:hAnsi="Times New Roman" w:cs="Times New Roman"/>
-          <w:sz w:val="28"/>
-          <w:szCs w:val="28"/>
-        </w:rPr>
-      </w:pPr>
+        <w:spacing w:after="0" w:line="480" w:lineRule="auto"/>
+        <w:ind w:firstLine="709"/>
+        <w:jc w:val="both"/>
+        <w:rPr>
+          <w:rFonts w:ascii="Times New Roman" w:hAnsi="Times New Roman" w:cs="Times New Roman"/>
+          <w:sz w:val="28"/>
+          <w:szCs w:val="28"/>
+        </w:rPr>
+      </w:pPr>
+      <w:r>
+        <w:rPr>
+          <w:rFonts w:ascii="Times New Roman" w:hAnsi="Times New Roman" w:cs="Times New Roman"/>
+          <w:sz w:val="28"/>
+          <w:szCs w:val="28"/>
+        </w:rPr>
+        <w:t>2.3 Анализ входных и выходных данных</w:t>
+      </w:r>
+    </w:p>
+    <w:p>
+      <w:pPr>
+        <w:spacing w:after="0" w:line="360" w:lineRule="auto"/>
+        <w:ind w:firstLine="709"/>
+        <w:jc w:val="both"/>
+        <w:rPr>
+          <w:rFonts w:ascii="Times New Roman" w:hAnsi="Times New Roman" w:cs="Times New Roman"/>
+          <w:sz w:val="28"/>
+          <w:szCs w:val="28"/>
+        </w:rPr>
+      </w:pPr>
+      <w:r>
+        <w:rPr>
+          <w:rFonts w:ascii="Times New Roman" w:hAnsi="Times New Roman" w:cs="Times New Roman"/>
+          <w:sz w:val="28"/>
+          <w:szCs w:val="28"/>
+        </w:rPr>
+        <w:t xml:space="preserve">В разрабатываемой системе управления аудиторным фондом входные и выходные данные имеют преимущественно структурированный текстовый, числовой и логический характер, организованный в соответствии с ролевой моделью и бизнес-процессами. Корректность обработки данных </w:t>
+      </w:r>
       <w:r>
         <w:rPr>
           <w:rFonts w:ascii="Times New Roman" w:hAnsi="Times New Roman" w:cs="Times New Roman"/>
@@ -8483,27 +8724,7 @@
           <w:szCs w:val="28"/>
         </w:rPr>
         <w:lastRenderedPageBreak/>
-        <w:t>2.3 Анализ входных и выходных данных</w:t>
-      </w:r>
-    </w:p>
-    <w:p>
-      <w:pPr>
-        <w:spacing w:after="0" w:line="360" w:lineRule="auto"/>
-        <w:ind w:firstLine="709"/>
-        <w:jc w:val="both"/>
-        <w:rPr>
-          <w:rFonts w:ascii="Times New Roman" w:hAnsi="Times New Roman" w:cs="Times New Roman"/>
-          <w:sz w:val="28"/>
-          <w:szCs w:val="28"/>
-        </w:rPr>
-      </w:pPr>
-      <w:r>
-        <w:rPr>
-          <w:rFonts w:ascii="Times New Roman" w:hAnsi="Times New Roman" w:cs="Times New Roman"/>
-          <w:sz w:val="28"/>
-          <w:szCs w:val="28"/>
-        </w:rPr>
-        <w:t>В разрабатываемой системе управления аудиторным фондом входные и выходные данные имеют преимущественно структурированный текстовый, числовой и логический характер, организованный в соответствии с ролевой моделью и бизнес-процессами. Корректность обработки данных обеспечивается валидацией на стороне клиента и сервера, применением справочников и контролем ссылочной целостности.</w:t>
+        <w:t>обеспечивается валидацией на стороне клиента и сервера, применением справочников и контролем ссылочной целостности.</w:t>
       </w:r>
     </w:p>
     <w:p>
@@ -8563,13 +8784,15 @@
         <w:jc w:val="both"/>
         <w:rPr>
           <w:rFonts w:ascii="Times New Roman" w:hAnsi="Times New Roman" w:cs="Times New Roman"/>
-          <w:sz w:val="28"/>
-          <w:szCs w:val="28"/>
-        </w:rPr>
-      </w:pPr>
-      <w:r>
-        <w:rPr>
-          <w:rFonts w:ascii="Times New Roman" w:hAnsi="Times New Roman" w:cs="Times New Roman"/>
+          <w:color w:val="FF0000"/>
+          <w:sz w:val="28"/>
+          <w:szCs w:val="28"/>
+        </w:rPr>
+      </w:pPr>
+      <w:r>
+        <w:rPr>
+          <w:rFonts w:ascii="Times New Roman" w:hAnsi="Times New Roman" w:cs="Times New Roman"/>
+          <w:color w:val="FF0000"/>
           <w:sz w:val="28"/>
           <w:szCs w:val="28"/>
         </w:rPr>
@@ -8588,33 +8811,19 @@
         <w:jc w:val="both"/>
         <w:rPr>
           <w:rFonts w:ascii="Times New Roman" w:hAnsi="Times New Roman" w:cs="Times New Roman"/>
-          <w:sz w:val="28"/>
-          <w:szCs w:val="28"/>
-        </w:rPr>
-      </w:pPr>
-      <w:r>
-        <w:rPr>
-          <w:rFonts w:ascii="Times New Roman" w:hAnsi="Times New Roman" w:cs="Times New Roman"/>
-          <w:sz w:val="28"/>
-          <w:szCs w:val="28"/>
-        </w:rPr>
-        <w:t>Аудитории: номер (текст), корпус (выбор из справочника), этаж (число), тип аудитории (выбор из фиксированного набора: лекционная, лаборатория, компьютерный класс, спортивный зал и др.), вместимость (целое положительное число), состояние (исправна / ремонт)</w:t>
-      </w:r>
-      <w:r>
-        <w:rPr>
-          <w:rFonts w:ascii="Times New Roman" w:hAnsi="Times New Roman" w:cs="Times New Roman"/>
-          <w:sz w:val="28"/>
-          <w:szCs w:val="28"/>
-        </w:rPr>
-        <w:t>, кем забронирована, на какой срок забронирована (при долгосрочном бронировании)</w:t>
-      </w:r>
-      <w:r>
-        <w:rPr>
-          <w:rFonts w:ascii="Times New Roman" w:hAnsi="Times New Roman" w:cs="Times New Roman"/>
-          <w:sz w:val="28"/>
-          <w:szCs w:val="28"/>
-        </w:rPr>
-        <w:t>, перечень оборудования (текстовое поле или множественный выбор из справочника оборудования).</w:t>
+          <w:color w:val="FF0000"/>
+          <w:sz w:val="28"/>
+          <w:szCs w:val="28"/>
+        </w:rPr>
+      </w:pPr>
+      <w:r>
+        <w:rPr>
+          <w:rFonts w:ascii="Times New Roman" w:hAnsi="Times New Roman" w:cs="Times New Roman"/>
+          <w:color w:val="FF0000"/>
+          <w:sz w:val="28"/>
+          <w:szCs w:val="28"/>
+        </w:rPr>
+        <w:t>Аудитории: номер (текст), корпус (выбор из справочника), этаж (число), тип аудитории (выбор из фиксированного набора: лекционная, лаборатория, компьютерный класс, спортивный зал и др.), вместимость (целое положительное число), состояние (исправна / ремонт), кем забронирована, на какой срок забронирована (при долгосрочном бронировании), перечень оборудования (текстовое поле или множественный выбор из справочника оборудования).</w:t>
       </w:r>
     </w:p>
     <w:p>
@@ -8629,13 +8838,15 @@
         <w:jc w:val="both"/>
         <w:rPr>
           <w:rFonts w:ascii="Times New Roman" w:hAnsi="Times New Roman" w:cs="Times New Roman"/>
-          <w:sz w:val="28"/>
-          <w:szCs w:val="28"/>
-        </w:rPr>
-      </w:pPr>
-      <w:r>
-        <w:rPr>
-          <w:rFonts w:ascii="Times New Roman" w:hAnsi="Times New Roman" w:cs="Times New Roman"/>
+          <w:color w:val="FF0000"/>
+          <w:sz w:val="28"/>
+          <w:szCs w:val="28"/>
+        </w:rPr>
+      </w:pPr>
+      <w:r>
+        <w:rPr>
+          <w:rFonts w:ascii="Times New Roman" w:hAnsi="Times New Roman" w:cs="Times New Roman"/>
+          <w:color w:val="FF0000"/>
           <w:sz w:val="28"/>
           <w:szCs w:val="28"/>
         </w:rPr>
@@ -8645,6 +8856,7 @@
       <w:r>
         <w:rPr>
           <w:rFonts w:ascii="Times New Roman" w:hAnsi="Times New Roman" w:cs="Times New Roman"/>
+          <w:color w:val="FF0000"/>
           <w:sz w:val="28"/>
           <w:szCs w:val="28"/>
         </w:rPr>
@@ -8654,6 +8866,7 @@
       <w:r>
         <w:rPr>
           <w:rFonts w:ascii="Times New Roman" w:hAnsi="Times New Roman" w:cs="Times New Roman"/>
+          <w:color w:val="FF0000"/>
           <w:sz w:val="28"/>
           <w:szCs w:val="28"/>
         </w:rPr>
@@ -8679,6 +8892,7 @@
       <w:r>
         <w:rPr>
           <w:rFonts w:ascii="Times New Roman" w:hAnsi="Times New Roman" w:cs="Times New Roman"/>
+          <w:color w:val="FF0000"/>
           <w:sz w:val="28"/>
           <w:szCs w:val="28"/>
         </w:rPr>
@@ -8702,28 +8916,77 @@
           <w:sz w:val="28"/>
           <w:szCs w:val="28"/>
         </w:rPr>
-        <w:t>2. Данные для бронирования (заявки)</w:t>
-      </w:r>
-    </w:p>
-    <w:p>
-      <w:pPr>
-        <w:spacing w:after="0" w:line="360" w:lineRule="auto"/>
-        <w:ind w:firstLine="709"/>
-        <w:jc w:val="both"/>
-        <w:rPr>
-          <w:rFonts w:ascii="Times New Roman" w:hAnsi="Times New Roman" w:cs="Times New Roman"/>
-          <w:sz w:val="28"/>
-          <w:szCs w:val="28"/>
-        </w:rPr>
-      </w:pPr>
-      <w:r>
-        <w:rPr>
-          <w:rFonts w:ascii="Times New Roman" w:hAnsi="Times New Roman" w:cs="Times New Roman"/>
-          <w:sz w:val="28"/>
-          <w:szCs w:val="28"/>
-        </w:rPr>
-        <w:t xml:space="preserve">Обязательные поля: дата проведения (выбор из календаря, запрет прошедших дат), время начала и окончания (выбор из выпадающих списков с </w:t>
-      </w:r>
+        <w:t xml:space="preserve">2. Данные для </w:t>
+      </w:r>
+      <w:r>
+        <w:rPr>
+          <w:rFonts w:ascii="Times New Roman" w:hAnsi="Times New Roman" w:cs="Times New Roman"/>
+          <w:color w:val="FF0000"/>
+          <w:sz w:val="28"/>
+          <w:szCs w:val="28"/>
+        </w:rPr>
+        <w:t>бронирования</w:t>
+      </w:r>
+      <w:r>
+        <w:rPr>
+          <w:rFonts w:ascii="Times New Roman" w:hAnsi="Times New Roman" w:cs="Times New Roman"/>
+          <w:sz w:val="28"/>
+          <w:szCs w:val="28"/>
+        </w:rPr>
+        <w:t xml:space="preserve"> (заявки)</w:t>
+      </w:r>
+    </w:p>
+    <w:p>
+      <w:pPr>
+        <w:spacing w:after="0" w:line="360" w:lineRule="auto"/>
+        <w:ind w:firstLine="709"/>
+        <w:jc w:val="both"/>
+        <w:rPr>
+          <w:rFonts w:ascii="Times New Roman" w:hAnsi="Times New Roman" w:cs="Times New Roman"/>
+          <w:sz w:val="28"/>
+          <w:szCs w:val="28"/>
+        </w:rPr>
+      </w:pPr>
+      <w:r>
+        <w:rPr>
+          <w:rFonts w:ascii="Times New Roman" w:hAnsi="Times New Roman" w:cs="Times New Roman"/>
+          <w:sz w:val="28"/>
+          <w:szCs w:val="28"/>
+        </w:rPr>
+        <w:t>Обязательные поля: дата проведения (выбор из календаря, запрет прошедших дат), время начала и окончания (выбор из выпадающих списков с шагом 30 минут, ограничение рабочим интервалом, например, 8:00–21:00), требуемая вместимость (число), тип аудитории (выбор из справочника типов).</w:t>
+      </w:r>
+    </w:p>
+    <w:p>
+      <w:pPr>
+        <w:spacing w:after="0" w:line="360" w:lineRule="auto"/>
+        <w:ind w:firstLine="709"/>
+        <w:jc w:val="both"/>
+        <w:rPr>
+          <w:rFonts w:ascii="Times New Roman" w:hAnsi="Times New Roman" w:cs="Times New Roman"/>
+          <w:sz w:val="28"/>
+          <w:szCs w:val="28"/>
+        </w:rPr>
+      </w:pPr>
+      <w:r>
+        <w:rPr>
+          <w:rFonts w:ascii="Times New Roman" w:hAnsi="Times New Roman" w:cs="Times New Roman"/>
+          <w:sz w:val="28"/>
+          <w:szCs w:val="28"/>
+        </w:rPr>
+        <w:t>Опциональные поля: предпочтительный корпус (выбор из справочника корпусов), желаемое оборудование (множественный выбор), цель бронирования (текст, до 500 символов), периодичность (разовое / еженедельное / по дням недели – для долгосрочных заявок).</w:t>
+      </w:r>
+    </w:p>
+    <w:p>
+      <w:pPr>
+        <w:spacing w:after="0" w:line="360" w:lineRule="auto"/>
+        <w:ind w:firstLine="709"/>
+        <w:jc w:val="both"/>
+        <w:rPr>
+          <w:rFonts w:ascii="Times New Roman" w:hAnsi="Times New Roman" w:cs="Times New Roman"/>
+          <w:sz w:val="28"/>
+          <w:szCs w:val="28"/>
+        </w:rPr>
+      </w:pPr>
       <w:r>
         <w:rPr>
           <w:rFonts w:ascii="Times New Roman" w:hAnsi="Times New Roman" w:cs="Times New Roman"/>
@@ -8731,46 +8994,6 @@
           <w:szCs w:val="28"/>
         </w:rPr>
         <w:lastRenderedPageBreak/>
-        <w:t>шагом 30 минут, ограничение рабочим интервалом, например, 8:00–21:00), требуемая вместимость (число), тип аудитории (выбор из справочника типов).</w:t>
-      </w:r>
-    </w:p>
-    <w:p>
-      <w:pPr>
-        <w:spacing w:after="0" w:line="360" w:lineRule="auto"/>
-        <w:ind w:firstLine="709"/>
-        <w:jc w:val="both"/>
-        <w:rPr>
-          <w:rFonts w:ascii="Times New Roman" w:hAnsi="Times New Roman" w:cs="Times New Roman"/>
-          <w:sz w:val="28"/>
-          <w:szCs w:val="28"/>
-        </w:rPr>
-      </w:pPr>
-      <w:r>
-        <w:rPr>
-          <w:rFonts w:ascii="Times New Roman" w:hAnsi="Times New Roman" w:cs="Times New Roman"/>
-          <w:sz w:val="28"/>
-          <w:szCs w:val="28"/>
-        </w:rPr>
-        <w:t>Опциональные поля: предпочтительный корпус (выбор из справочника корпусов), желаемое оборудование (множественный выбор), цель бронирования (текст, до 500 символов), периодичность (разовое / еженедельное / по дням недели – для долгосрочных заявок).</w:t>
-      </w:r>
-    </w:p>
-    <w:p>
-      <w:pPr>
-        <w:spacing w:after="0" w:line="360" w:lineRule="auto"/>
-        <w:ind w:firstLine="709"/>
-        <w:jc w:val="both"/>
-        <w:rPr>
-          <w:rFonts w:ascii="Times New Roman" w:hAnsi="Times New Roman" w:cs="Times New Roman"/>
-          <w:sz w:val="28"/>
-          <w:szCs w:val="28"/>
-        </w:rPr>
-      </w:pPr>
-      <w:r>
-        <w:rPr>
-          <w:rFonts w:ascii="Times New Roman" w:hAnsi="Times New Roman" w:cs="Times New Roman"/>
-          <w:sz w:val="28"/>
-          <w:szCs w:val="28"/>
-        </w:rPr>
         <w:t>3. Данные для управления расписанием и модерации</w:t>
       </w:r>
     </w:p>
@@ -9047,7 +9270,6 @@
           <w:sz w:val="28"/>
           <w:szCs w:val="28"/>
         </w:rPr>
-        <w:lastRenderedPageBreak/>
         <w:t>состояние аудитории (исправна / ремонт);</w:t>
       </w:r>
     </w:p>
@@ -9125,16 +9347,14 @@
         </w:rPr>
         <w:t xml:space="preserve">для множественного выбора (например, оборудование) используются </w:t>
       </w:r>
-      <w:proofErr w:type="spellStart"/>
-      <w:r>
-        <w:rPr>
-          <w:rFonts w:ascii="Times New Roman" w:hAnsi="Times New Roman" w:cs="Times New Roman"/>
-          <w:sz w:val="28"/>
-          <w:szCs w:val="28"/>
-        </w:rPr>
-        <w:t>чекбоксы</w:t>
-      </w:r>
-      <w:proofErr w:type="spellEnd"/>
+      <w:r>
+        <w:rPr>
+          <w:rFonts w:ascii="Times New Roman" w:hAnsi="Times New Roman" w:cs="Times New Roman"/>
+          <w:sz w:val="28"/>
+          <w:szCs w:val="28"/>
+        </w:rPr>
+        <w:t>чек боксы</w:t>
+      </w:r>
       <w:r>
         <w:rPr>
           <w:rFonts w:ascii="Times New Roman" w:hAnsi="Times New Roman" w:cs="Times New Roman"/>
@@ -9143,16 +9363,14 @@
         </w:rPr>
         <w:t xml:space="preserve"> или список с </w:t>
       </w:r>
-      <w:proofErr w:type="spellStart"/>
-      <w:r>
-        <w:rPr>
-          <w:rFonts w:ascii="Times New Roman" w:hAnsi="Times New Roman" w:cs="Times New Roman"/>
-          <w:sz w:val="28"/>
-          <w:szCs w:val="28"/>
-        </w:rPr>
-        <w:t>мультивыбором</w:t>
-      </w:r>
-      <w:proofErr w:type="spellEnd"/>
+      <w:r>
+        <w:rPr>
+          <w:rFonts w:ascii="Times New Roman" w:hAnsi="Times New Roman" w:cs="Times New Roman"/>
+          <w:sz w:val="28"/>
+          <w:szCs w:val="28"/>
+        </w:rPr>
+        <w:t>мульти выбором</w:t>
+      </w:r>
       <w:r>
         <w:rPr>
           <w:rFonts w:ascii="Times New Roman" w:hAnsi="Times New Roman" w:cs="Times New Roman"/>
@@ -9184,6 +9402,7 @@
           <w:sz w:val="28"/>
           <w:szCs w:val="28"/>
         </w:rPr>
+        <w:lastRenderedPageBreak/>
         <w:t>Выбор из динамически фильтруемых списков – при подаче заявки система сначала отображает список аудиторий, свободных в выбранное время и удовлетворяющих заданным критериям (вместимость, тип). Это предотвращает заведомо конфликтные заявки.</w:t>
       </w:r>
     </w:p>
@@ -9352,8 +9571,86 @@
           <w:sz w:val="28"/>
           <w:szCs w:val="28"/>
         </w:rPr>
+        <w:t>Модерационная</w:t>
+      </w:r>
+      <w:proofErr w:type="spellEnd"/>
+      <w:r>
+        <w:rPr>
+          <w:rFonts w:ascii="Times New Roman" w:hAnsi="Times New Roman" w:cs="Times New Roman"/>
+          <w:sz w:val="28"/>
+          <w:szCs w:val="28"/>
+        </w:rPr>
+        <w:t xml:space="preserve"> панель диспетчера: очередь заявок с фильтрацией по статусу (ожидают, утверждены, отклонены), дате, преподавателю. При выборе заявки отображается детальная информация и кнопки для утверждения/отклонения/замены.</w:t>
+      </w:r>
+    </w:p>
+    <w:p>
+      <w:pPr>
+        <w:spacing w:after="0" w:line="360" w:lineRule="auto"/>
+        <w:ind w:firstLine="709"/>
+        <w:jc w:val="both"/>
+        <w:rPr>
+          <w:rFonts w:ascii="Times New Roman" w:hAnsi="Times New Roman" w:cs="Times New Roman"/>
+          <w:sz w:val="28"/>
+          <w:szCs w:val="28"/>
+        </w:rPr>
+      </w:pPr>
+      <w:r>
+        <w:rPr>
+          <w:rFonts w:ascii="Times New Roman" w:hAnsi="Times New Roman" w:cs="Times New Roman"/>
+          <w:sz w:val="28"/>
+          <w:szCs w:val="28"/>
+        </w:rPr>
         <w:lastRenderedPageBreak/>
-        <w:t>Модерационная</w:t>
+        <w:t>Административная панель: список пользователей с возможностью редактирования, системный журнал действий (дата, время, пользователь, действие, IP-адрес), форма настройки параметров системы.</w:t>
+      </w:r>
+    </w:p>
+    <w:p>
+      <w:pPr>
+        <w:spacing w:after="0" w:line="360" w:lineRule="auto"/>
+        <w:ind w:firstLine="709"/>
+        <w:jc w:val="both"/>
+        <w:rPr>
+          <w:rFonts w:ascii="Times New Roman" w:hAnsi="Times New Roman" w:cs="Times New Roman"/>
+          <w:sz w:val="28"/>
+          <w:szCs w:val="28"/>
+        </w:rPr>
+      </w:pPr>
+      <w:r>
+        <w:rPr>
+          <w:rFonts w:ascii="Times New Roman" w:hAnsi="Times New Roman" w:cs="Times New Roman"/>
+          <w:sz w:val="28"/>
+          <w:szCs w:val="28"/>
+        </w:rPr>
+        <w:t>2. Уведомления</w:t>
+      </w:r>
+    </w:p>
+    <w:p>
+      <w:pPr>
+        <w:spacing w:after="0" w:line="360" w:lineRule="auto"/>
+        <w:ind w:firstLine="709"/>
+        <w:jc w:val="both"/>
+        <w:rPr>
+          <w:rFonts w:ascii="Times New Roman" w:hAnsi="Times New Roman" w:cs="Times New Roman"/>
+          <w:sz w:val="28"/>
+          <w:szCs w:val="28"/>
+        </w:rPr>
+      </w:pPr>
+      <w:r>
+        <w:rPr>
+          <w:rFonts w:ascii="Times New Roman" w:hAnsi="Times New Roman" w:cs="Times New Roman"/>
+          <w:sz w:val="28"/>
+          <w:szCs w:val="28"/>
+        </w:rPr>
+        <w:t>Всплывающие сообщения (</w:t>
+      </w:r>
+      <w:proofErr w:type="spellStart"/>
+      <w:r>
+        <w:rPr>
+          <w:rFonts w:ascii="Times New Roman" w:hAnsi="Times New Roman" w:cs="Times New Roman"/>
+          <w:sz w:val="28"/>
+          <w:szCs w:val="28"/>
+        </w:rPr>
+        <w:t>toast</w:t>
       </w:r>
       <w:proofErr w:type="spellEnd"/>
       <w:r>
@@ -9362,67 +9659,7 @@
           <w:sz w:val="28"/>
           <w:szCs w:val="28"/>
         </w:rPr>
-        <w:t xml:space="preserve"> панель диспетчера: очередь заявок с фильтрацией по статусу (ожидают, утверждены, отклонены), дате, преподавателю. При выборе заявки отображается детальная информация и кнопки для утверждения/отклонения/замены.</w:t>
-      </w:r>
-    </w:p>
-    <w:p>
-      <w:pPr>
-        <w:spacing w:after="0" w:line="360" w:lineRule="auto"/>
-        <w:ind w:firstLine="709"/>
-        <w:jc w:val="both"/>
-        <w:rPr>
-          <w:rFonts w:ascii="Times New Roman" w:hAnsi="Times New Roman" w:cs="Times New Roman"/>
-          <w:sz w:val="28"/>
-          <w:szCs w:val="28"/>
-        </w:rPr>
-      </w:pPr>
-      <w:r>
-        <w:rPr>
-          <w:rFonts w:ascii="Times New Roman" w:hAnsi="Times New Roman" w:cs="Times New Roman"/>
-          <w:sz w:val="28"/>
-          <w:szCs w:val="28"/>
-        </w:rPr>
-        <w:t>Административная панель: список пользователей с возможностью редактирования, системный журнал действий (дата, время, пользователь, действие, IP-адрес), форма настройки параметров системы.</w:t>
-      </w:r>
-    </w:p>
-    <w:p>
-      <w:pPr>
-        <w:spacing w:after="0" w:line="360" w:lineRule="auto"/>
-        <w:ind w:firstLine="709"/>
-        <w:jc w:val="both"/>
-        <w:rPr>
-          <w:rFonts w:ascii="Times New Roman" w:hAnsi="Times New Roman" w:cs="Times New Roman"/>
-          <w:sz w:val="28"/>
-          <w:szCs w:val="28"/>
-        </w:rPr>
-      </w:pPr>
-      <w:r>
-        <w:rPr>
-          <w:rFonts w:ascii="Times New Roman" w:hAnsi="Times New Roman" w:cs="Times New Roman"/>
-          <w:sz w:val="28"/>
-          <w:szCs w:val="28"/>
-        </w:rPr>
-        <w:t>2. Уведомления</w:t>
-      </w:r>
-    </w:p>
-    <w:p>
-      <w:pPr>
-        <w:spacing w:after="0" w:line="360" w:lineRule="auto"/>
-        <w:ind w:firstLine="709"/>
-        <w:jc w:val="both"/>
-        <w:rPr>
-          <w:rFonts w:ascii="Times New Roman" w:hAnsi="Times New Roman" w:cs="Times New Roman"/>
-          <w:sz w:val="28"/>
-          <w:szCs w:val="28"/>
-        </w:rPr>
-      </w:pPr>
-      <w:r>
-        <w:rPr>
-          <w:rFonts w:ascii="Times New Roman" w:hAnsi="Times New Roman" w:cs="Times New Roman"/>
-          <w:sz w:val="28"/>
-          <w:szCs w:val="28"/>
-        </w:rPr>
-        <w:t>Всплывающие сообщения (</w:t>
+        <w:t xml:space="preserve"> / </w:t>
       </w:r>
       <w:proofErr w:type="spellStart"/>
       <w:r>
@@ -9431,7 +9668,7 @@
           <w:sz w:val="28"/>
           <w:szCs w:val="28"/>
         </w:rPr>
-        <w:t>toast</w:t>
+        <w:t>snackbar</w:t>
       </w:r>
       <w:proofErr w:type="spellEnd"/>
       <w:r>
@@ -9440,7 +9677,27 @@
           <w:sz w:val="28"/>
           <w:szCs w:val="28"/>
         </w:rPr>
-        <w:t xml:space="preserve"> / </w:t>
+        <w:t>) на экране: об успешном сохранении, ошибке валидации, результате автоматической проверки коллизий.</w:t>
+      </w:r>
+    </w:p>
+    <w:p>
+      <w:pPr>
+        <w:spacing w:after="0" w:line="360" w:lineRule="auto"/>
+        <w:ind w:firstLine="709"/>
+        <w:jc w:val="both"/>
+        <w:rPr>
+          <w:rFonts w:ascii="Times New Roman" w:hAnsi="Times New Roman" w:cs="Times New Roman"/>
+          <w:sz w:val="28"/>
+          <w:szCs w:val="28"/>
+        </w:rPr>
+      </w:pPr>
+      <w:r>
+        <w:rPr>
+          <w:rFonts w:ascii="Times New Roman" w:hAnsi="Times New Roman" w:cs="Times New Roman"/>
+          <w:sz w:val="28"/>
+          <w:szCs w:val="28"/>
+        </w:rPr>
+        <w:t xml:space="preserve">Электронные письма: при изменении статуса заявки (подтверждена, отклонена, заменена) на указанный преподавателем </w:t>
       </w:r>
       <w:proofErr w:type="spellStart"/>
       <w:r>
@@ -9449,7 +9706,7 @@
           <w:sz w:val="28"/>
           <w:szCs w:val="28"/>
         </w:rPr>
-        <w:t>snackbar</w:t>
+        <w:t>email</w:t>
       </w:r>
       <w:proofErr w:type="spellEnd"/>
       <w:r>
@@ -9458,27 +9715,225 @@
           <w:sz w:val="28"/>
           <w:szCs w:val="28"/>
         </w:rPr>
-        <w:t>) на экране: об успешном сохранении, ошибке валидации, результате автоматической проверки коллизий.</w:t>
-      </w:r>
-    </w:p>
-    <w:p>
-      <w:pPr>
-        <w:spacing w:after="0" w:line="360" w:lineRule="auto"/>
-        <w:ind w:firstLine="709"/>
-        <w:jc w:val="both"/>
-        <w:rPr>
-          <w:rFonts w:ascii="Times New Roman" w:hAnsi="Times New Roman" w:cs="Times New Roman"/>
-          <w:sz w:val="28"/>
-          <w:szCs w:val="28"/>
-        </w:rPr>
-      </w:pPr>
-      <w:r>
-        <w:rPr>
-          <w:rFonts w:ascii="Times New Roman" w:hAnsi="Times New Roman" w:cs="Times New Roman"/>
-          <w:sz w:val="28"/>
-          <w:szCs w:val="28"/>
-        </w:rPr>
-        <w:t xml:space="preserve">Электронные письма: при изменении статуса заявки (подтверждена, отклонена, заменена) на указанный преподавателем </w:t>
+        <w:t>. Письмо содержит дату, время, аудиторию (если утверждена) или причину отказа. Опционально – уведомление диспетчера о новой заявке.</w:t>
+      </w:r>
+    </w:p>
+    <w:p>
+      <w:pPr>
+        <w:spacing w:after="0" w:line="360" w:lineRule="auto"/>
+        <w:ind w:firstLine="709"/>
+        <w:jc w:val="both"/>
+        <w:rPr>
+          <w:rFonts w:ascii="Times New Roman" w:hAnsi="Times New Roman" w:cs="Times New Roman"/>
+          <w:sz w:val="28"/>
+          <w:szCs w:val="28"/>
+        </w:rPr>
+      </w:pPr>
+      <w:r>
+        <w:rPr>
+          <w:rFonts w:ascii="Times New Roman" w:hAnsi="Times New Roman" w:cs="Times New Roman"/>
+          <w:sz w:val="28"/>
+          <w:szCs w:val="28"/>
+        </w:rPr>
+        <w:t>Таким образом, система обеспечивает полный и непротиворечивый обмен информацией между пользователями и автоматизированным управлением аудиторным фондом, что соответствует целям дипломного проекта.</w:t>
+      </w:r>
+    </w:p>
+    <w:p>
+      <w:pPr>
+        <w:spacing w:after="0" w:line="480" w:lineRule="auto"/>
+        <w:ind w:firstLine="709"/>
+        <w:jc w:val="both"/>
+        <w:rPr>
+          <w:rFonts w:ascii="Times New Roman" w:hAnsi="Times New Roman" w:cs="Times New Roman"/>
+          <w:sz w:val="28"/>
+          <w:szCs w:val="28"/>
+        </w:rPr>
+      </w:pPr>
+      <w:r>
+        <w:rPr>
+          <w:rFonts w:ascii="Times New Roman" w:hAnsi="Times New Roman" w:cs="Times New Roman"/>
+          <w:sz w:val="28"/>
+          <w:szCs w:val="28"/>
+        </w:rPr>
+        <w:t>2.4 Проектирование программного продукта</w:t>
+      </w:r>
+    </w:p>
+    <w:p>
+      <w:pPr>
+        <w:spacing w:after="0" w:line="480" w:lineRule="auto"/>
+        <w:ind w:firstLine="709"/>
+        <w:jc w:val="both"/>
+        <w:rPr>
+          <w:rFonts w:ascii="Times New Roman" w:hAnsi="Times New Roman" w:cs="Times New Roman"/>
+          <w:sz w:val="28"/>
+          <w:szCs w:val="28"/>
+        </w:rPr>
+      </w:pPr>
+      <w:r>
+        <w:rPr>
+          <w:rFonts w:ascii="Times New Roman" w:hAnsi="Times New Roman" w:cs="Times New Roman"/>
+          <w:sz w:val="28"/>
+          <w:szCs w:val="28"/>
+        </w:rPr>
+        <w:t>2.4.1 Описание структуры программного продукта</w:t>
+      </w:r>
+    </w:p>
+    <w:p>
+      <w:pPr>
+        <w:spacing w:after="0" w:line="360" w:lineRule="auto"/>
+        <w:ind w:firstLine="709"/>
+        <w:jc w:val="both"/>
+        <w:rPr>
+          <w:rFonts w:ascii="Times New Roman" w:hAnsi="Times New Roman" w:cs="Times New Roman"/>
+          <w:sz w:val="28"/>
+          <w:szCs w:val="28"/>
+        </w:rPr>
+      </w:pPr>
+      <w:r>
+        <w:rPr>
+          <w:rFonts w:ascii="Times New Roman" w:hAnsi="Times New Roman" w:cs="Times New Roman"/>
+          <w:sz w:val="28"/>
+          <w:szCs w:val="28"/>
+        </w:rPr>
+        <w:t>Проектирование информационной системы «Автоматизированная информационная система бронирование кабинетов в образовательных организациях» выполнено с использованием объектно-ориентированного подхода и методологии функционального моделирования. В данном разделе представлен комплекс диаграмм, разработанных в соответствии с требованиями ГОСТ и унифицированного языка моделирования UML, которые в совокупности описывают архитектуру создаваемого программного продукта с различных уровней абстракции.</w:t>
+      </w:r>
+    </w:p>
+    <w:p>
+      <w:pPr>
+        <w:spacing w:after="0" w:line="360" w:lineRule="auto"/>
+        <w:ind w:firstLine="709"/>
+        <w:jc w:val="both"/>
+        <w:rPr>
+          <w:rFonts w:ascii="Times New Roman" w:hAnsi="Times New Roman" w:cs="Times New Roman"/>
+          <w:sz w:val="28"/>
+          <w:szCs w:val="28"/>
+        </w:rPr>
+      </w:pPr>
+      <w:r>
+        <w:rPr>
+          <w:rFonts w:ascii="Times New Roman" w:hAnsi="Times New Roman" w:cs="Times New Roman"/>
+          <w:sz w:val="28"/>
+          <w:szCs w:val="28"/>
+        </w:rPr>
+        <w:t xml:space="preserve">В данном разделе представлен комплекс диаграмм, обеспечивающие полноту описания программного продукта: </w:t>
+      </w:r>
+    </w:p>
+    <w:p>
+      <w:pPr>
+        <w:spacing w:after="0" w:line="360" w:lineRule="auto"/>
+        <w:ind w:firstLine="709"/>
+        <w:jc w:val="both"/>
+        <w:rPr>
+          <w:rFonts w:ascii="Times New Roman" w:hAnsi="Times New Roman" w:cs="Times New Roman"/>
+          <w:sz w:val="28"/>
+          <w:szCs w:val="28"/>
+        </w:rPr>
+      </w:pPr>
+      <w:r>
+        <w:rPr>
+          <w:rFonts w:ascii="Times New Roman" w:hAnsi="Times New Roman" w:cs="Times New Roman"/>
+          <w:sz w:val="28"/>
+          <w:szCs w:val="28"/>
+        </w:rPr>
+        <w:t>1)</w:t>
+      </w:r>
+      <w:r>
+        <w:rPr>
+          <w:rFonts w:ascii="Times New Roman" w:hAnsi="Times New Roman" w:cs="Times New Roman"/>
+          <w:sz w:val="28"/>
+          <w:szCs w:val="28"/>
+        </w:rPr>
+        <w:tab/>
+        <w:t xml:space="preserve"> Функциональная диаграмма IDEF0 —диаграмма декомпозиции первого уровня А0 после автоматизации, которые отображают основные </w:t>
+      </w:r>
+      <w:r>
+        <w:rPr>
+          <w:rFonts w:ascii="Times New Roman" w:hAnsi="Times New Roman" w:cs="Times New Roman"/>
+          <w:sz w:val="28"/>
+          <w:szCs w:val="28"/>
+        </w:rPr>
+        <w:lastRenderedPageBreak/>
+        <w:t>бизнес-процессы подсистем учета вещевого имущества и боевой подготовки. Данные диаграммы позволяют определить границы системы, входные и выходные потоки данных, управляющие воздействия и исполнителей процессов.</w:t>
+      </w:r>
+    </w:p>
+    <w:p>
+      <w:pPr>
+        <w:spacing w:after="0" w:line="360" w:lineRule="auto"/>
+        <w:ind w:firstLine="709"/>
+        <w:jc w:val="both"/>
+        <w:rPr>
+          <w:rFonts w:ascii="Times New Roman" w:hAnsi="Times New Roman" w:cs="Times New Roman"/>
+          <w:sz w:val="28"/>
+          <w:szCs w:val="28"/>
+        </w:rPr>
+      </w:pPr>
+      <w:r>
+        <w:rPr>
+          <w:rFonts w:ascii="Times New Roman" w:hAnsi="Times New Roman" w:cs="Times New Roman"/>
+          <w:sz w:val="28"/>
+          <w:szCs w:val="28"/>
+        </w:rPr>
+        <w:t xml:space="preserve">Функциональная диаграмма IDEF0 представлена в Приложении </w:t>
+      </w:r>
+      <w:r>
+        <w:rPr>
+          <w:rFonts w:ascii="Times New Roman" w:hAnsi="Times New Roman" w:cs="Times New Roman"/>
+          <w:sz w:val="28"/>
+          <w:szCs w:val="28"/>
+        </w:rPr>
+        <w:t>А</w:t>
+      </w:r>
+      <w:r>
+        <w:rPr>
+          <w:rFonts w:ascii="Times New Roman" w:hAnsi="Times New Roman" w:cs="Times New Roman"/>
+          <w:sz w:val="28"/>
+          <w:szCs w:val="28"/>
+        </w:rPr>
+        <w:t>.</w:t>
+      </w:r>
+    </w:p>
+    <w:p>
+      <w:pPr>
+        <w:spacing w:after="0" w:line="360" w:lineRule="auto"/>
+        <w:ind w:firstLine="709"/>
+        <w:jc w:val="both"/>
+        <w:rPr>
+          <w:rFonts w:ascii="Times New Roman" w:hAnsi="Times New Roman" w:cs="Times New Roman"/>
+          <w:sz w:val="28"/>
+          <w:szCs w:val="28"/>
+        </w:rPr>
+      </w:pPr>
+      <w:r>
+        <w:rPr>
+          <w:rFonts w:ascii="Times New Roman" w:hAnsi="Times New Roman" w:cs="Times New Roman"/>
+          <w:sz w:val="28"/>
+          <w:szCs w:val="28"/>
+        </w:rPr>
+        <w:t>2)</w:t>
+      </w:r>
+      <w:r>
+        <w:rPr>
+          <w:rFonts w:ascii="Times New Roman" w:hAnsi="Times New Roman" w:cs="Times New Roman"/>
+          <w:sz w:val="28"/>
+          <w:szCs w:val="28"/>
+        </w:rPr>
+        <w:tab/>
+      </w:r>
+      <w:r>
+        <w:rPr>
+          <w:rFonts w:ascii="Times New Roman" w:hAnsi="Times New Roman" w:cs="Times New Roman"/>
+          <w:sz w:val="28"/>
+          <w:szCs w:val="28"/>
+        </w:rPr>
+        <w:t>Диаграмма вариантов использования</w:t>
+      </w:r>
+      <w:r>
+        <w:rPr>
+          <w:rFonts w:ascii="Times New Roman" w:hAnsi="Times New Roman" w:cs="Times New Roman"/>
+          <w:sz w:val="28"/>
+          <w:szCs w:val="28"/>
+        </w:rPr>
+        <w:t xml:space="preserve"> (</w:t>
       </w:r>
       <w:proofErr w:type="spellStart"/>
       <w:r>
@@ -9487,7 +9942,7 @@
           <w:sz w:val="28"/>
           <w:szCs w:val="28"/>
         </w:rPr>
-        <w:t>email</w:t>
+        <w:t>Use</w:t>
       </w:r>
       <w:proofErr w:type="spellEnd"/>
       <w:r>
@@ -9496,40 +9951,302 @@
           <w:sz w:val="28"/>
           <w:szCs w:val="28"/>
         </w:rPr>
-        <w:t>. Письмо содержит дату, время, аудиторию (если утверждена) или причину отказа. Опционально – уведомление диспетчера о новой заявке.</w:t>
-      </w:r>
-    </w:p>
-    <w:p>
-      <w:pPr>
-        <w:spacing w:after="0" w:line="360" w:lineRule="auto"/>
-        <w:ind w:firstLine="709"/>
-        <w:jc w:val="both"/>
-        <w:rPr>
-          <w:rFonts w:ascii="Times New Roman" w:hAnsi="Times New Roman" w:cs="Times New Roman"/>
-          <w:sz w:val="28"/>
-          <w:szCs w:val="28"/>
-        </w:rPr>
-      </w:pPr>
-      <w:r>
-        <w:rPr>
-          <w:rFonts w:ascii="Times New Roman" w:hAnsi="Times New Roman" w:cs="Times New Roman"/>
-          <w:sz w:val="28"/>
-          <w:szCs w:val="28"/>
-        </w:rPr>
-        <w:t>Таким образом, система обеспечивает полный и непротиворечивый обмен информацией между пользователями и автоматизированным управлением аудиторным фондом, что соответствует целям дипломного проекта.</w:t>
-      </w:r>
-    </w:p>
-    <w:p>
-      <w:pPr>
-        <w:spacing w:after="0" w:line="360" w:lineRule="auto"/>
-        <w:ind w:firstLine="709"/>
-        <w:jc w:val="both"/>
-        <w:rPr>
-          <w:rFonts w:ascii="Times New Roman" w:hAnsi="Times New Roman" w:cs="Times New Roman"/>
-          <w:sz w:val="28"/>
-          <w:szCs w:val="28"/>
-        </w:rPr>
-      </w:pPr>
+        <w:t xml:space="preserve"> </w:t>
+      </w:r>
+      <w:proofErr w:type="spellStart"/>
+      <w:r>
+        <w:rPr>
+          <w:rFonts w:ascii="Times New Roman" w:hAnsi="Times New Roman" w:cs="Times New Roman"/>
+          <w:sz w:val="28"/>
+          <w:szCs w:val="28"/>
+        </w:rPr>
+        <w:t>Case</w:t>
+      </w:r>
+      <w:proofErr w:type="spellEnd"/>
+      <w:r>
+        <w:rPr>
+          <w:rFonts w:ascii="Times New Roman" w:hAnsi="Times New Roman" w:cs="Times New Roman"/>
+          <w:sz w:val="28"/>
+          <w:szCs w:val="28"/>
+        </w:rPr>
+        <w:t xml:space="preserve"> </w:t>
+      </w:r>
+      <w:proofErr w:type="spellStart"/>
+      <w:r>
+        <w:rPr>
+          <w:rFonts w:ascii="Times New Roman" w:hAnsi="Times New Roman" w:cs="Times New Roman"/>
+          <w:sz w:val="28"/>
+          <w:szCs w:val="28"/>
+        </w:rPr>
+        <w:t>Diagram</w:t>
+      </w:r>
+      <w:proofErr w:type="spellEnd"/>
+      <w:r>
+        <w:rPr>
+          <w:rFonts w:ascii="Times New Roman" w:hAnsi="Times New Roman" w:cs="Times New Roman"/>
+          <w:sz w:val="28"/>
+          <w:szCs w:val="28"/>
+        </w:rPr>
+        <w:t xml:space="preserve">) — описывает функциональные требования к системе с точки зрения взаимодействия </w:t>
+      </w:r>
+      <w:proofErr w:type="spellStart"/>
+      <w:r>
+        <w:rPr>
+          <w:rFonts w:ascii="Times New Roman" w:hAnsi="Times New Roman" w:cs="Times New Roman"/>
+          <w:sz w:val="28"/>
+          <w:szCs w:val="28"/>
+        </w:rPr>
+        <w:t>акторов</w:t>
+      </w:r>
+      <w:proofErr w:type="spellEnd"/>
+      <w:r>
+        <w:rPr>
+          <w:rFonts w:ascii="Times New Roman" w:hAnsi="Times New Roman" w:cs="Times New Roman"/>
+          <w:sz w:val="28"/>
+          <w:szCs w:val="28"/>
+        </w:rPr>
+        <w:t xml:space="preserve"> с ее модулями. Диаграмма отображает роли пользователей и выполняемые ими операции.</w:t>
+      </w:r>
+    </w:p>
+    <w:p>
+      <w:pPr>
+        <w:spacing w:after="0" w:line="360" w:lineRule="auto"/>
+        <w:ind w:firstLine="709"/>
+        <w:jc w:val="both"/>
+        <w:rPr>
+          <w:rFonts w:ascii="Times New Roman" w:hAnsi="Times New Roman" w:cs="Times New Roman"/>
+          <w:sz w:val="28"/>
+          <w:szCs w:val="28"/>
+        </w:rPr>
+      </w:pPr>
+      <w:r>
+        <w:rPr>
+          <w:rFonts w:ascii="Times New Roman" w:hAnsi="Times New Roman" w:cs="Times New Roman"/>
+          <w:sz w:val="28"/>
+          <w:szCs w:val="28"/>
+        </w:rPr>
+        <w:t>Диаграмма вариантов использования представлена в Приложении</w:t>
+      </w:r>
+      <w:r>
+        <w:rPr>
+          <w:rFonts w:ascii="Times New Roman" w:hAnsi="Times New Roman" w:cs="Times New Roman"/>
+          <w:sz w:val="28"/>
+          <w:szCs w:val="28"/>
+        </w:rPr>
+        <w:t xml:space="preserve"> Б</w:t>
+      </w:r>
+      <w:r>
+        <w:rPr>
+          <w:rFonts w:ascii="Times New Roman" w:hAnsi="Times New Roman" w:cs="Times New Roman"/>
+          <w:sz w:val="28"/>
+          <w:szCs w:val="28"/>
+        </w:rPr>
+        <w:t>.</w:t>
+      </w:r>
+    </w:p>
+    <w:p>
+      <w:pPr>
+        <w:spacing w:after="0" w:line="360" w:lineRule="auto"/>
+        <w:ind w:firstLine="709"/>
+        <w:jc w:val="both"/>
+        <w:rPr>
+          <w:rFonts w:ascii="Times New Roman" w:hAnsi="Times New Roman" w:cs="Times New Roman"/>
+          <w:sz w:val="28"/>
+          <w:szCs w:val="28"/>
+        </w:rPr>
+      </w:pPr>
+      <w:r>
+        <w:rPr>
+          <w:rFonts w:ascii="Times New Roman" w:hAnsi="Times New Roman" w:cs="Times New Roman"/>
+          <w:sz w:val="28"/>
+          <w:szCs w:val="28"/>
+        </w:rPr>
+        <w:t>3) Диаграмма классов (</w:t>
+      </w:r>
+      <w:proofErr w:type="spellStart"/>
+      <w:r>
+        <w:rPr>
+          <w:rFonts w:ascii="Times New Roman" w:hAnsi="Times New Roman" w:cs="Times New Roman"/>
+          <w:sz w:val="28"/>
+          <w:szCs w:val="28"/>
+        </w:rPr>
+        <w:t>Class</w:t>
+      </w:r>
+      <w:proofErr w:type="spellEnd"/>
+      <w:r>
+        <w:rPr>
+          <w:rFonts w:ascii="Times New Roman" w:hAnsi="Times New Roman" w:cs="Times New Roman"/>
+          <w:sz w:val="28"/>
+          <w:szCs w:val="28"/>
+        </w:rPr>
+        <w:t xml:space="preserve"> </w:t>
+      </w:r>
+      <w:proofErr w:type="spellStart"/>
+      <w:r>
+        <w:rPr>
+          <w:rFonts w:ascii="Times New Roman" w:hAnsi="Times New Roman" w:cs="Times New Roman"/>
+          <w:sz w:val="28"/>
+          <w:szCs w:val="28"/>
+        </w:rPr>
+        <w:t>Diagram</w:t>
+      </w:r>
+      <w:proofErr w:type="spellEnd"/>
+      <w:r>
+        <w:rPr>
+          <w:rFonts w:ascii="Times New Roman" w:hAnsi="Times New Roman" w:cs="Times New Roman"/>
+          <w:sz w:val="28"/>
+          <w:szCs w:val="28"/>
+        </w:rPr>
+        <w:t>) — представляет статическую структуру программной системы: классы, их атрибуты, методы и взаимосвязи. Диаграмма классов является основой для генерации структуры базы данных и разработки объектной модели приложения.</w:t>
+      </w:r>
+    </w:p>
+    <w:p>
+      <w:pPr>
+        <w:spacing w:after="0" w:line="360" w:lineRule="auto"/>
+        <w:ind w:firstLine="709"/>
+        <w:jc w:val="both"/>
+        <w:rPr>
+          <w:rFonts w:ascii="Times New Roman" w:hAnsi="Times New Roman" w:cs="Times New Roman"/>
+          <w:sz w:val="28"/>
+          <w:szCs w:val="28"/>
+        </w:rPr>
+      </w:pPr>
+      <w:r>
+        <w:rPr>
+          <w:rFonts w:ascii="Times New Roman" w:hAnsi="Times New Roman" w:cs="Times New Roman"/>
+          <w:sz w:val="28"/>
+          <w:szCs w:val="28"/>
+        </w:rPr>
+        <w:t xml:space="preserve">Диаграмма классов представлена в Приложении </w:t>
+      </w:r>
+      <w:r>
+        <w:rPr>
+          <w:rFonts w:ascii="Times New Roman" w:hAnsi="Times New Roman" w:cs="Times New Roman"/>
+          <w:sz w:val="28"/>
+          <w:szCs w:val="28"/>
+        </w:rPr>
+        <w:t>В</w:t>
+      </w:r>
+      <w:r>
+        <w:rPr>
+          <w:rFonts w:ascii="Times New Roman" w:hAnsi="Times New Roman" w:cs="Times New Roman"/>
+          <w:sz w:val="28"/>
+          <w:szCs w:val="28"/>
+        </w:rPr>
+        <w:t>.</w:t>
+      </w:r>
+    </w:p>
+    <w:p>
+      <w:pPr>
+        <w:spacing w:after="0" w:line="480" w:lineRule="auto"/>
+        <w:ind w:firstLine="709"/>
+        <w:jc w:val="both"/>
+        <w:rPr>
+          <w:rFonts w:ascii="Times New Roman" w:hAnsi="Times New Roman" w:cs="Times New Roman"/>
+          <w:sz w:val="28"/>
+          <w:szCs w:val="28"/>
+        </w:rPr>
+      </w:pPr>
+      <w:r>
+        <w:rPr>
+          <w:rFonts w:ascii="Times New Roman" w:hAnsi="Times New Roman" w:cs="Times New Roman"/>
+          <w:sz w:val="28"/>
+          <w:szCs w:val="28"/>
+        </w:rPr>
+        <w:t>2.</w:t>
+      </w:r>
+      <w:r>
+        <w:rPr>
+          <w:rFonts w:ascii="Times New Roman" w:hAnsi="Times New Roman" w:cs="Times New Roman"/>
+          <w:sz w:val="28"/>
+          <w:szCs w:val="28"/>
+        </w:rPr>
+        <w:t>4.</w:t>
+      </w:r>
+      <w:r>
+        <w:rPr>
+          <w:rFonts w:ascii="Times New Roman" w:hAnsi="Times New Roman" w:cs="Times New Roman"/>
+          <w:sz w:val="28"/>
+          <w:szCs w:val="28"/>
+        </w:rPr>
+        <w:t>2 Описание модели данных</w:t>
+      </w:r>
+    </w:p>
+    <w:p>
+      <w:pPr>
+        <w:spacing w:after="0" w:line="360" w:lineRule="auto"/>
+        <w:ind w:firstLine="709"/>
+        <w:jc w:val="both"/>
+        <w:rPr>
+          <w:rFonts w:ascii="Times New Roman" w:hAnsi="Times New Roman" w:cs="Times New Roman"/>
+          <w:sz w:val="28"/>
+          <w:szCs w:val="28"/>
+        </w:rPr>
+      </w:pPr>
+      <w:r>
+        <w:rPr>
+          <w:rFonts w:ascii="Times New Roman" w:hAnsi="Times New Roman" w:cs="Times New Roman"/>
+          <w:sz w:val="28"/>
+          <w:szCs w:val="28"/>
+        </w:rPr>
+        <w:t>Диаграмма ER (сущность-связь) отображает логическую схему данных разрабатываемой информационной системы. Данная диаграмма представляет модель данных системы бронирования кабинетов, включая основные сущности: пользователи (сотрудники учебной части и администраторы), учебные кабинеты, оборудование, учебные группы, дисциплины, основное расписание и журнал аудита. Диаграмма ER помогает понять структуру данных в программном комплексе, включая сущности и связи между ними, что обеспечивает основу для разработки программного обеспечения, автоматизирующего процессы управления аудиторным фондом и формирования расписания в образовательной организации.</w:t>
+      </w:r>
+    </w:p>
+    <w:p>
+      <w:pPr>
+        <w:spacing w:after="0" w:line="360" w:lineRule="auto"/>
+        <w:ind w:firstLine="709"/>
+        <w:jc w:val="both"/>
+        <w:rPr>
+          <w:rFonts w:ascii="Times New Roman" w:hAnsi="Times New Roman" w:cs="Times New Roman"/>
+          <w:sz w:val="28"/>
+          <w:szCs w:val="28"/>
+        </w:rPr>
+      </w:pPr>
+      <w:r>
+        <w:rPr>
+          <w:rFonts w:ascii="Times New Roman" w:hAnsi="Times New Roman" w:cs="Times New Roman"/>
+          <w:sz w:val="28"/>
+          <w:szCs w:val="28"/>
+        </w:rPr>
+        <w:t xml:space="preserve">ER-диаграммы представлены в Приложении </w:t>
+      </w:r>
+      <w:r>
+        <w:rPr>
+          <w:rFonts w:ascii="Times New Roman" w:hAnsi="Times New Roman" w:cs="Times New Roman"/>
+          <w:sz w:val="28"/>
+          <w:szCs w:val="28"/>
+        </w:rPr>
+        <w:t>Г</w:t>
+      </w:r>
+    </w:p>
+    <w:p>
+      <w:pPr>
+        <w:spacing w:after="0" w:line="360" w:lineRule="auto"/>
+        <w:ind w:firstLine="709"/>
+        <w:jc w:val="both"/>
+        <w:rPr>
+          <w:rFonts w:ascii="Times New Roman" w:hAnsi="Times New Roman" w:cs="Times New Roman"/>
+          <w:sz w:val="28"/>
+          <w:szCs w:val="28"/>
+        </w:rPr>
+      </w:pPr>
+      <w:r>
+        <w:rPr>
+          <w:rFonts w:ascii="Times New Roman" w:hAnsi="Times New Roman" w:cs="Times New Roman"/>
+          <w:sz w:val="28"/>
+          <w:szCs w:val="28"/>
+        </w:rPr>
+        <w:t xml:space="preserve">Перечень таблиц с данными представлен в Приложении </w:t>
+      </w:r>
+      <w:r>
+        <w:rPr>
+          <w:rFonts w:ascii="Times New Roman" w:hAnsi="Times New Roman" w:cs="Times New Roman"/>
+          <w:sz w:val="28"/>
+          <w:szCs w:val="28"/>
+        </w:rPr>
+        <w:t>Д</w:t>
+      </w:r>
     </w:p>
     <w:p>
       <w:pPr>
@@ -9550,567 +10267,7 @@
     </w:p>
     <w:p>
       <w:pPr>
-        <w:spacing w:after="0" w:line="360" w:lineRule="auto"/>
-        <w:ind w:firstLine="709"/>
-        <w:jc w:val="both"/>
-        <w:rPr>
-          <w:rFonts w:ascii="Times New Roman" w:hAnsi="Times New Roman" w:cs="Times New Roman"/>
-          <w:sz w:val="28"/>
-          <w:szCs w:val="28"/>
-        </w:rPr>
-      </w:pPr>
-      <w:r>
-        <w:rPr>
-          <w:rFonts w:ascii="Times New Roman" w:hAnsi="Times New Roman" w:cs="Times New Roman"/>
-          <w:sz w:val="28"/>
-          <w:szCs w:val="28"/>
-        </w:rPr>
-        <w:lastRenderedPageBreak/>
-        <w:t>2.4 Проектирование программного продукта</w:t>
-      </w:r>
-    </w:p>
-    <w:p>
-      <w:pPr>
-        <w:spacing w:after="0" w:line="360" w:lineRule="auto"/>
-        <w:ind w:firstLine="709"/>
-        <w:jc w:val="both"/>
-        <w:rPr>
-          <w:rFonts w:ascii="Times New Roman" w:hAnsi="Times New Roman" w:cs="Times New Roman"/>
-          <w:sz w:val="28"/>
-          <w:szCs w:val="28"/>
-        </w:rPr>
-      </w:pPr>
-      <w:r>
-        <w:rPr>
-          <w:rFonts w:ascii="Times New Roman" w:hAnsi="Times New Roman" w:cs="Times New Roman"/>
-          <w:sz w:val="28"/>
-          <w:szCs w:val="28"/>
-        </w:rPr>
-        <w:t>2.4.1 Описание структуры программного продукта</w:t>
-      </w:r>
-    </w:p>
-    <w:p>
-      <w:pPr>
-        <w:spacing w:after="0" w:line="360" w:lineRule="auto"/>
-        <w:ind w:firstLine="709"/>
-        <w:jc w:val="both"/>
-        <w:rPr>
-          <w:rFonts w:ascii="Times New Roman" w:hAnsi="Times New Roman" w:cs="Times New Roman"/>
-          <w:sz w:val="28"/>
-          <w:szCs w:val="28"/>
-        </w:rPr>
-      </w:pPr>
-      <w:r>
-        <w:rPr>
-          <w:rFonts w:ascii="Times New Roman" w:hAnsi="Times New Roman" w:cs="Times New Roman"/>
-          <w:sz w:val="28"/>
-          <w:szCs w:val="28"/>
-        </w:rPr>
-        <w:t>Проектирование информационной системы «Автоматизированная информационная система бронирование кабинетов в образовательных организациях» выполнено с использованием объектно-ориентированного подхода и методологии функционального моделирования. В данном разделе представлен комплекс диаграмм, разработанных в соответствии с требованиями ГОСТ и унифицированного языка моделирования UML, которые в совокупности описывают архитектуру создаваемого программного продукта с различных уровней абстракции.</w:t>
-      </w:r>
-    </w:p>
-    <w:p>
-      <w:pPr>
-        <w:spacing w:after="0" w:line="360" w:lineRule="auto"/>
-        <w:ind w:firstLine="709"/>
-        <w:jc w:val="both"/>
-        <w:rPr>
-          <w:rFonts w:ascii="Times New Roman" w:hAnsi="Times New Roman" w:cs="Times New Roman"/>
-          <w:sz w:val="28"/>
-          <w:szCs w:val="28"/>
-        </w:rPr>
-      </w:pPr>
-      <w:r>
-        <w:rPr>
-          <w:rFonts w:ascii="Times New Roman" w:hAnsi="Times New Roman" w:cs="Times New Roman"/>
-          <w:sz w:val="28"/>
-          <w:szCs w:val="28"/>
-        </w:rPr>
-        <w:t xml:space="preserve">В данном разделе представлен комплекс диаграмм, обеспечивающие полноту описания программного продукта: </w:t>
-      </w:r>
-    </w:p>
-    <w:p>
-      <w:pPr>
-        <w:spacing w:after="0" w:line="360" w:lineRule="auto"/>
-        <w:ind w:firstLine="709"/>
-        <w:jc w:val="both"/>
-        <w:rPr>
-          <w:rFonts w:ascii="Times New Roman" w:hAnsi="Times New Roman" w:cs="Times New Roman"/>
-          <w:sz w:val="28"/>
-          <w:szCs w:val="28"/>
-        </w:rPr>
-      </w:pPr>
-      <w:r>
-        <w:rPr>
-          <w:rFonts w:ascii="Times New Roman" w:hAnsi="Times New Roman" w:cs="Times New Roman"/>
-          <w:sz w:val="28"/>
-          <w:szCs w:val="28"/>
-        </w:rPr>
-        <w:t>1)</w:t>
-      </w:r>
-      <w:r>
-        <w:rPr>
-          <w:rFonts w:ascii="Times New Roman" w:hAnsi="Times New Roman" w:cs="Times New Roman"/>
-          <w:sz w:val="28"/>
-          <w:szCs w:val="28"/>
-        </w:rPr>
-        <w:tab/>
-        <w:t xml:space="preserve"> Функциональная диаграмма IDEF0 —диаграмма декомпозиции первого уровня А0 после автоматизации, которые отображают основные бизнес-процессы подсистем учета вещевого имущества и боевой подготовки. Данные диаграммы позволяют определить границы системы, входные и выходные потоки данных, управляющие воздействия и исполнителей процессов.</w:t>
-      </w:r>
-    </w:p>
-    <w:p>
-      <w:pPr>
-        <w:spacing w:after="0" w:line="360" w:lineRule="auto"/>
-        <w:ind w:firstLine="709"/>
-        <w:jc w:val="both"/>
-        <w:rPr>
-          <w:rFonts w:ascii="Times New Roman" w:hAnsi="Times New Roman" w:cs="Times New Roman"/>
-          <w:sz w:val="28"/>
-          <w:szCs w:val="28"/>
-        </w:rPr>
-      </w:pPr>
-      <w:r>
-        <w:rPr>
-          <w:rFonts w:ascii="Times New Roman" w:hAnsi="Times New Roman" w:cs="Times New Roman"/>
-          <w:sz w:val="28"/>
-          <w:szCs w:val="28"/>
-        </w:rPr>
-        <w:t xml:space="preserve">Функциональная диаграмма IDEF0 представлена в Приложении </w:t>
-      </w:r>
-      <w:r>
-        <w:rPr>
-          <w:rFonts w:ascii="Times New Roman" w:hAnsi="Times New Roman" w:cs="Times New Roman"/>
-          <w:sz w:val="28"/>
-          <w:szCs w:val="28"/>
-        </w:rPr>
-        <w:t>А</w:t>
-      </w:r>
-      <w:r>
-        <w:rPr>
-          <w:rFonts w:ascii="Times New Roman" w:hAnsi="Times New Roman" w:cs="Times New Roman"/>
-          <w:sz w:val="28"/>
-          <w:szCs w:val="28"/>
-        </w:rPr>
-        <w:t>.</w:t>
-      </w:r>
-    </w:p>
-    <w:p>
-      <w:pPr>
-        <w:spacing w:after="0" w:line="360" w:lineRule="auto"/>
-        <w:ind w:firstLine="709"/>
-        <w:jc w:val="both"/>
-        <w:rPr>
-          <w:rFonts w:ascii="Times New Roman" w:hAnsi="Times New Roman" w:cs="Times New Roman"/>
-          <w:sz w:val="28"/>
-          <w:szCs w:val="28"/>
-        </w:rPr>
-      </w:pPr>
-      <w:r>
-        <w:rPr>
-          <w:rFonts w:ascii="Times New Roman" w:hAnsi="Times New Roman" w:cs="Times New Roman"/>
-          <w:sz w:val="28"/>
-          <w:szCs w:val="28"/>
-        </w:rPr>
-        <w:t>2)</w:t>
-      </w:r>
-      <w:r>
-        <w:rPr>
-          <w:rFonts w:ascii="Times New Roman" w:hAnsi="Times New Roman" w:cs="Times New Roman"/>
-          <w:sz w:val="28"/>
-          <w:szCs w:val="28"/>
-        </w:rPr>
-        <w:tab/>
-      </w:r>
-      <w:r>
-        <w:rPr>
-          <w:rFonts w:ascii="Times New Roman" w:hAnsi="Times New Roman" w:cs="Times New Roman"/>
-          <w:sz w:val="28"/>
-          <w:szCs w:val="28"/>
-        </w:rPr>
-        <w:t>Диаграмма вариантов использования</w:t>
-      </w:r>
-      <w:r>
-        <w:rPr>
-          <w:rFonts w:ascii="Times New Roman" w:hAnsi="Times New Roman" w:cs="Times New Roman"/>
-          <w:sz w:val="28"/>
-          <w:szCs w:val="28"/>
-        </w:rPr>
-        <w:t xml:space="preserve"> (</w:t>
-      </w:r>
-      <w:proofErr w:type="spellStart"/>
-      <w:r>
-        <w:rPr>
-          <w:rFonts w:ascii="Times New Roman" w:hAnsi="Times New Roman" w:cs="Times New Roman"/>
-          <w:sz w:val="28"/>
-          <w:szCs w:val="28"/>
-        </w:rPr>
-        <w:t>Use</w:t>
-      </w:r>
-      <w:proofErr w:type="spellEnd"/>
-      <w:r>
-        <w:rPr>
-          <w:rFonts w:ascii="Times New Roman" w:hAnsi="Times New Roman" w:cs="Times New Roman"/>
-          <w:sz w:val="28"/>
-          <w:szCs w:val="28"/>
-        </w:rPr>
-        <w:t xml:space="preserve"> </w:t>
-      </w:r>
-      <w:proofErr w:type="spellStart"/>
-      <w:r>
-        <w:rPr>
-          <w:rFonts w:ascii="Times New Roman" w:hAnsi="Times New Roman" w:cs="Times New Roman"/>
-          <w:sz w:val="28"/>
-          <w:szCs w:val="28"/>
-        </w:rPr>
-        <w:t>Case</w:t>
-      </w:r>
-      <w:proofErr w:type="spellEnd"/>
-      <w:r>
-        <w:rPr>
-          <w:rFonts w:ascii="Times New Roman" w:hAnsi="Times New Roman" w:cs="Times New Roman"/>
-          <w:sz w:val="28"/>
-          <w:szCs w:val="28"/>
-        </w:rPr>
-        <w:t xml:space="preserve"> </w:t>
-      </w:r>
-      <w:proofErr w:type="spellStart"/>
-      <w:r>
-        <w:rPr>
-          <w:rFonts w:ascii="Times New Roman" w:hAnsi="Times New Roman" w:cs="Times New Roman"/>
-          <w:sz w:val="28"/>
-          <w:szCs w:val="28"/>
-        </w:rPr>
-        <w:t>Diagram</w:t>
-      </w:r>
-      <w:proofErr w:type="spellEnd"/>
-      <w:r>
-        <w:rPr>
-          <w:rFonts w:ascii="Times New Roman" w:hAnsi="Times New Roman" w:cs="Times New Roman"/>
-          <w:sz w:val="28"/>
-          <w:szCs w:val="28"/>
-        </w:rPr>
-        <w:t xml:space="preserve">) — описывает функциональные требования к системе с точки зрения взаимодействия </w:t>
-      </w:r>
-      <w:proofErr w:type="spellStart"/>
-      <w:r>
-        <w:rPr>
-          <w:rFonts w:ascii="Times New Roman" w:hAnsi="Times New Roman" w:cs="Times New Roman"/>
-          <w:sz w:val="28"/>
-          <w:szCs w:val="28"/>
-        </w:rPr>
-        <w:t>акторов</w:t>
-      </w:r>
-      <w:proofErr w:type="spellEnd"/>
-      <w:r>
-        <w:rPr>
-          <w:rFonts w:ascii="Times New Roman" w:hAnsi="Times New Roman" w:cs="Times New Roman"/>
-          <w:sz w:val="28"/>
-          <w:szCs w:val="28"/>
-        </w:rPr>
-        <w:t xml:space="preserve"> с ее модулями. Диаграмма отображает роли пользователей и выполняемые ими операции.</w:t>
-      </w:r>
-    </w:p>
-    <w:p>
-      <w:pPr>
-        <w:spacing w:after="0" w:line="360" w:lineRule="auto"/>
-        <w:ind w:firstLine="709"/>
-        <w:jc w:val="both"/>
-        <w:rPr>
-          <w:rFonts w:ascii="Times New Roman" w:hAnsi="Times New Roman" w:cs="Times New Roman"/>
-          <w:sz w:val="28"/>
-          <w:szCs w:val="28"/>
-        </w:rPr>
-      </w:pPr>
-      <w:r>
-        <w:rPr>
-          <w:rFonts w:ascii="Times New Roman" w:hAnsi="Times New Roman" w:cs="Times New Roman"/>
-          <w:sz w:val="28"/>
-          <w:szCs w:val="28"/>
-        </w:rPr>
-        <w:t>Диаграмма вариантов использования представлена в Приложении</w:t>
-      </w:r>
-      <w:r>
-        <w:rPr>
-          <w:rFonts w:ascii="Times New Roman" w:hAnsi="Times New Roman" w:cs="Times New Roman"/>
-          <w:sz w:val="28"/>
-          <w:szCs w:val="28"/>
-        </w:rPr>
-        <w:t xml:space="preserve"> Б</w:t>
-      </w:r>
-      <w:r>
-        <w:rPr>
-          <w:rFonts w:ascii="Times New Roman" w:hAnsi="Times New Roman" w:cs="Times New Roman"/>
-          <w:sz w:val="28"/>
-          <w:szCs w:val="28"/>
-        </w:rPr>
-        <w:t>.</w:t>
-      </w:r>
-    </w:p>
-    <w:p>
-      <w:pPr>
-        <w:spacing w:after="0" w:line="360" w:lineRule="auto"/>
-        <w:ind w:firstLine="709"/>
-        <w:jc w:val="both"/>
-        <w:rPr>
-          <w:rFonts w:ascii="Times New Roman" w:hAnsi="Times New Roman" w:cs="Times New Roman"/>
-          <w:sz w:val="28"/>
-          <w:szCs w:val="28"/>
-        </w:rPr>
-      </w:pPr>
-      <w:r>
-        <w:rPr>
-          <w:rFonts w:ascii="Times New Roman" w:hAnsi="Times New Roman" w:cs="Times New Roman"/>
-          <w:sz w:val="28"/>
-          <w:szCs w:val="28"/>
-        </w:rPr>
-        <w:t>3) Диаграмма классов (</w:t>
-      </w:r>
-      <w:proofErr w:type="spellStart"/>
-      <w:r>
-        <w:rPr>
-          <w:rFonts w:ascii="Times New Roman" w:hAnsi="Times New Roman" w:cs="Times New Roman"/>
-          <w:sz w:val="28"/>
-          <w:szCs w:val="28"/>
-        </w:rPr>
-        <w:t>Class</w:t>
-      </w:r>
-      <w:proofErr w:type="spellEnd"/>
-      <w:r>
-        <w:rPr>
-          <w:rFonts w:ascii="Times New Roman" w:hAnsi="Times New Roman" w:cs="Times New Roman"/>
-          <w:sz w:val="28"/>
-          <w:szCs w:val="28"/>
-        </w:rPr>
-        <w:t xml:space="preserve"> </w:t>
-      </w:r>
-      <w:proofErr w:type="spellStart"/>
-      <w:r>
-        <w:rPr>
-          <w:rFonts w:ascii="Times New Roman" w:hAnsi="Times New Roman" w:cs="Times New Roman"/>
-          <w:sz w:val="28"/>
-          <w:szCs w:val="28"/>
-        </w:rPr>
-        <w:t>Diagram</w:t>
-      </w:r>
-      <w:proofErr w:type="spellEnd"/>
-      <w:r>
-        <w:rPr>
-          <w:rFonts w:ascii="Times New Roman" w:hAnsi="Times New Roman" w:cs="Times New Roman"/>
-          <w:sz w:val="28"/>
-          <w:szCs w:val="28"/>
-        </w:rPr>
-        <w:t>) — представляет статическую структуру программной системы: классы, их атрибуты, методы и взаимосвязи. Диаграмма классов является основой для генерации структуры базы данных и разработки объектной модели приложения.</w:t>
-      </w:r>
-    </w:p>
-    <w:p>
-      <w:pPr>
-        <w:spacing w:after="0" w:line="360" w:lineRule="auto"/>
-        <w:ind w:firstLine="709"/>
-        <w:jc w:val="both"/>
-        <w:rPr>
-          <w:rFonts w:ascii="Times New Roman" w:hAnsi="Times New Roman" w:cs="Times New Roman"/>
-          <w:sz w:val="28"/>
-          <w:szCs w:val="28"/>
-        </w:rPr>
-      </w:pPr>
-      <w:r>
-        <w:rPr>
-          <w:rFonts w:ascii="Times New Roman" w:hAnsi="Times New Roman" w:cs="Times New Roman"/>
-          <w:sz w:val="28"/>
-          <w:szCs w:val="28"/>
-        </w:rPr>
-        <w:t xml:space="preserve">Диаграмма классов представлена в Приложении </w:t>
-      </w:r>
-      <w:r>
-        <w:rPr>
-          <w:rFonts w:ascii="Times New Roman" w:hAnsi="Times New Roman" w:cs="Times New Roman"/>
-          <w:sz w:val="28"/>
-          <w:szCs w:val="28"/>
-        </w:rPr>
-        <w:t>В</w:t>
-      </w:r>
-      <w:r>
-        <w:rPr>
-          <w:rFonts w:ascii="Times New Roman" w:hAnsi="Times New Roman" w:cs="Times New Roman"/>
-          <w:sz w:val="28"/>
-          <w:szCs w:val="28"/>
-        </w:rPr>
-        <w:t>.</w:t>
-      </w:r>
-    </w:p>
-    <w:p>
-      <w:pPr>
-        <w:rPr>
-          <w:rFonts w:ascii="Times New Roman" w:hAnsi="Times New Roman" w:cs="Times New Roman"/>
-          <w:sz w:val="28"/>
-          <w:szCs w:val="28"/>
-        </w:rPr>
-      </w:pPr>
-      <w:r>
-        <w:rPr>
-          <w:rFonts w:ascii="Times New Roman" w:hAnsi="Times New Roman" w:cs="Times New Roman"/>
-          <w:sz w:val="28"/>
-          <w:szCs w:val="28"/>
-        </w:rPr>
-        <w:br w:type="page"/>
-      </w:r>
-    </w:p>
-    <w:p>
-      <w:pPr>
-        <w:spacing w:after="0" w:line="360" w:lineRule="auto"/>
-        <w:ind w:firstLine="709"/>
-        <w:jc w:val="both"/>
-        <w:rPr>
-          <w:rFonts w:ascii="Times New Roman" w:hAnsi="Times New Roman" w:cs="Times New Roman"/>
-          <w:sz w:val="28"/>
-          <w:szCs w:val="28"/>
-        </w:rPr>
-      </w:pPr>
-    </w:p>
-    <w:p>
-      <w:pPr>
-        <w:spacing w:after="0" w:line="360" w:lineRule="auto"/>
-        <w:ind w:firstLine="709"/>
-        <w:jc w:val="both"/>
-        <w:rPr>
-          <w:rFonts w:ascii="Times New Roman" w:hAnsi="Times New Roman" w:cs="Times New Roman"/>
-          <w:sz w:val="28"/>
-          <w:szCs w:val="28"/>
-        </w:rPr>
-      </w:pPr>
-      <w:r>
-        <w:rPr>
-          <w:rFonts w:ascii="Times New Roman" w:hAnsi="Times New Roman" w:cs="Times New Roman"/>
-          <w:sz w:val="28"/>
-          <w:szCs w:val="28"/>
-        </w:rPr>
-        <w:t>2.</w:t>
-      </w:r>
-      <w:r>
-        <w:rPr>
-          <w:rFonts w:ascii="Times New Roman" w:hAnsi="Times New Roman" w:cs="Times New Roman"/>
-          <w:sz w:val="28"/>
-          <w:szCs w:val="28"/>
-        </w:rPr>
-        <w:t>4.</w:t>
-      </w:r>
-      <w:r>
-        <w:rPr>
-          <w:rFonts w:ascii="Times New Roman" w:hAnsi="Times New Roman" w:cs="Times New Roman"/>
-          <w:sz w:val="28"/>
-          <w:szCs w:val="28"/>
-        </w:rPr>
-        <w:t>2 Описание модели данных</w:t>
-      </w:r>
-    </w:p>
-    <w:p>
-      <w:pPr>
-        <w:spacing w:after="0" w:line="360" w:lineRule="auto"/>
-        <w:ind w:firstLine="709"/>
-        <w:jc w:val="both"/>
-        <w:rPr>
-          <w:rFonts w:ascii="Times New Roman" w:hAnsi="Times New Roman" w:cs="Times New Roman"/>
-          <w:sz w:val="28"/>
-          <w:szCs w:val="28"/>
-        </w:rPr>
-      </w:pPr>
-      <w:r>
-        <w:rPr>
-          <w:rFonts w:ascii="Times New Roman" w:hAnsi="Times New Roman" w:cs="Times New Roman"/>
-          <w:sz w:val="28"/>
-          <w:szCs w:val="28"/>
-        </w:rPr>
-        <w:t>Диаграмма ER (сущность-связь) отображает логическую схему данных разрабатываемой информационной системы. Данная диаграмма представляет модель данных системы бронирования кабинетов, включая основные сущности: пользователи (сотрудники учебной части и администраторы), учебные кабинеты, оборудование, учебные группы, дисциплины, основное расписание и журнал аудита. Диаграмма ER помогает понять структуру данных в программном комплексе, включая сущности и связи между ними, что обеспечивает основу для разработки программного обеспечения, автоматизирующего процессы управления аудиторным фондом и формирования расписания в образовательной организации.</w:t>
-      </w:r>
-    </w:p>
-    <w:p>
-      <w:pPr>
-        <w:spacing w:after="0" w:line="360" w:lineRule="auto"/>
-        <w:ind w:firstLine="709"/>
-        <w:jc w:val="both"/>
-        <w:rPr>
-          <w:rFonts w:ascii="Times New Roman" w:hAnsi="Times New Roman" w:cs="Times New Roman"/>
-          <w:sz w:val="28"/>
-          <w:szCs w:val="28"/>
-        </w:rPr>
-      </w:pPr>
-      <w:r>
-        <w:rPr>
-          <w:rFonts w:ascii="Times New Roman" w:hAnsi="Times New Roman" w:cs="Times New Roman"/>
-          <w:sz w:val="28"/>
-          <w:szCs w:val="28"/>
-        </w:rPr>
-        <w:t xml:space="preserve">ER-диаграммы представлены в Приложении </w:t>
-      </w:r>
-      <w:r>
-        <w:rPr>
-          <w:rFonts w:ascii="Times New Roman" w:hAnsi="Times New Roman" w:cs="Times New Roman"/>
-          <w:sz w:val="28"/>
-          <w:szCs w:val="28"/>
-        </w:rPr>
-        <w:t>Г</w:t>
-      </w:r>
-    </w:p>
-    <w:p>
-      <w:pPr>
-        <w:spacing w:after="0" w:line="360" w:lineRule="auto"/>
-        <w:ind w:firstLine="709"/>
-        <w:jc w:val="both"/>
-        <w:rPr>
-          <w:rFonts w:ascii="Times New Roman" w:hAnsi="Times New Roman" w:cs="Times New Roman"/>
-          <w:sz w:val="28"/>
-          <w:szCs w:val="28"/>
-        </w:rPr>
-      </w:pPr>
-      <w:r>
-        <w:rPr>
-          <w:rFonts w:ascii="Times New Roman" w:hAnsi="Times New Roman" w:cs="Times New Roman"/>
-          <w:sz w:val="28"/>
-          <w:szCs w:val="28"/>
-        </w:rPr>
-        <w:t xml:space="preserve">Перечень таблиц с данными представлен в Приложении </w:t>
-      </w:r>
-      <w:r>
-        <w:rPr>
-          <w:rFonts w:ascii="Times New Roman" w:hAnsi="Times New Roman" w:cs="Times New Roman"/>
-          <w:sz w:val="28"/>
-          <w:szCs w:val="28"/>
-        </w:rPr>
-        <w:t>Д</w:t>
-      </w:r>
-    </w:p>
-    <w:p>
-      <w:pPr>
-        <w:spacing w:after="0" w:line="360" w:lineRule="auto"/>
-        <w:ind w:firstLine="709"/>
-        <w:jc w:val="both"/>
-        <w:rPr>
-          <w:rFonts w:ascii="Times New Roman" w:hAnsi="Times New Roman" w:cs="Times New Roman"/>
-          <w:sz w:val="28"/>
-          <w:szCs w:val="28"/>
-        </w:rPr>
-      </w:pPr>
-    </w:p>
-    <w:p>
-      <w:pPr>
-        <w:rPr>
-          <w:rFonts w:ascii="Times New Roman" w:hAnsi="Times New Roman" w:cs="Times New Roman"/>
-          <w:sz w:val="28"/>
-          <w:szCs w:val="28"/>
-        </w:rPr>
-      </w:pPr>
-      <w:r>
-        <w:rPr>
-          <w:rFonts w:ascii="Times New Roman" w:hAnsi="Times New Roman" w:cs="Times New Roman"/>
-          <w:sz w:val="28"/>
-          <w:szCs w:val="28"/>
-        </w:rPr>
-        <w:br w:type="page"/>
-      </w:r>
-    </w:p>
-    <w:p>
-      <w:pPr>
-        <w:spacing w:after="0" w:line="360" w:lineRule="auto"/>
+        <w:spacing w:after="0" w:line="480" w:lineRule="auto"/>
         <w:ind w:firstLine="709"/>
         <w:jc w:val="both"/>
         <w:rPr>
@@ -10335,7 +10492,25 @@
           <w:sz w:val="28"/>
           <w:szCs w:val="28"/>
         </w:rPr>
-        <w:t xml:space="preserve">ри успешной аутентификации – объект текущего пользователя (идентификатор, ФИО, роль), создание сессии (JWT-токен или </w:t>
+        <w:t>ри успешной аутентификации – объект текущего пользователя (идентификатор, ФИО, роль), создание сессии (JWT-</w:t>
+      </w:r>
+      <w:proofErr w:type="spellStart"/>
+      <w:r>
+        <w:rPr>
+          <w:rFonts w:ascii="Times New Roman" w:hAnsi="Times New Roman" w:cs="Times New Roman"/>
+          <w:sz w:val="28"/>
+          <w:szCs w:val="28"/>
+        </w:rPr>
+        <w:t>токен</w:t>
+      </w:r>
+      <w:proofErr w:type="spellEnd"/>
+      <w:r>
+        <w:rPr>
+          <w:rFonts w:ascii="Times New Roman" w:hAnsi="Times New Roman" w:cs="Times New Roman"/>
+          <w:sz w:val="28"/>
+          <w:szCs w:val="28"/>
+        </w:rPr>
+        <w:t xml:space="preserve"> или </w:t>
       </w:r>
       <w:proofErr w:type="spellStart"/>
       <w:r>
@@ -10503,7 +10678,7 @@
           <w:sz w:val="28"/>
           <w:szCs w:val="28"/>
         </w:rPr>
-        <w:t xml:space="preserve">), возвращается обобщённое сообщение об ошибке, не раскрывающее причину. При успешном совпадении паролей проверяется флаг блокировки учётной записи. Если учётная запись заблокирована – доступ запрещается с соответствующим сообщением. В противном случае создаётся сессия (JWT-токен или </w:t>
+        <w:t>), возвращается обобщённое сообщение об ошибке, не раскрывающее причину. При успешном совпадении паролей проверяется флаг блокировки учётной записи. Если учётная запись заблокирована – доступ запрещается с соответствующим сообщением. В противном случае создаётся сессия (JWT-</w:t>
       </w:r>
       <w:proofErr w:type="spellStart"/>
       <w:r>
@@ -10512,6 +10687,24 @@
           <w:sz w:val="28"/>
           <w:szCs w:val="28"/>
         </w:rPr>
+        <w:t>токен</w:t>
+      </w:r>
+      <w:proofErr w:type="spellEnd"/>
+      <w:r>
+        <w:rPr>
+          <w:rFonts w:ascii="Times New Roman" w:hAnsi="Times New Roman" w:cs="Times New Roman"/>
+          <w:sz w:val="28"/>
+          <w:szCs w:val="28"/>
+        </w:rPr>
+        <w:t xml:space="preserve"> или </w:t>
+      </w:r>
+      <w:proofErr w:type="spellStart"/>
+      <w:r>
+        <w:rPr>
+          <w:rFonts w:ascii="Times New Roman" w:hAnsi="Times New Roman" w:cs="Times New Roman"/>
+          <w:sz w:val="28"/>
+          <w:szCs w:val="28"/>
+        </w:rPr>
         <w:t>cookie</w:t>
       </w:r>
       <w:proofErr w:type="spellEnd"/>
@@ -10531,42 +10724,44 @@
         <w:jc w:val="both"/>
         <w:rPr>
           <w:rFonts w:ascii="Times New Roman" w:hAnsi="Times New Roman" w:cs="Times New Roman"/>
-          <w:sz w:val="28"/>
-          <w:szCs w:val="28"/>
-        </w:rPr>
-      </w:pPr>
-    </w:p>
-    <w:p>
-      <w:pPr>
-        <w:spacing w:after="0" w:line="360" w:lineRule="auto"/>
-        <w:ind w:firstLine="709"/>
-        <w:jc w:val="both"/>
-        <w:rPr>
-          <w:rFonts w:ascii="Times New Roman" w:hAnsi="Times New Roman" w:cs="Times New Roman"/>
-          <w:sz w:val="28"/>
-          <w:szCs w:val="28"/>
-        </w:rPr>
-      </w:pPr>
-    </w:p>
-    <w:p>
-      <w:pPr>
-        <w:spacing w:after="0" w:line="360" w:lineRule="auto"/>
-        <w:ind w:firstLine="709"/>
-        <w:jc w:val="both"/>
-        <w:rPr>
-          <w:rFonts w:ascii="Times New Roman" w:hAnsi="Times New Roman" w:cs="Times New Roman"/>
           <w:b/>
           <w:sz w:val="28"/>
           <w:szCs w:val="28"/>
         </w:rPr>
       </w:pPr>
-      <w:r>
+    </w:p>
+    <w:p>
+      <w:pPr>
+        <w:spacing w:after="0" w:line="360" w:lineRule="auto"/>
+        <w:ind w:firstLine="709"/>
+        <w:jc w:val="both"/>
         <w:rPr>
           <w:rFonts w:ascii="Times New Roman" w:hAnsi="Times New Roman" w:cs="Times New Roman"/>
           <w:b/>
           <w:sz w:val="28"/>
           <w:szCs w:val="28"/>
         </w:rPr>
+      </w:pPr>
+    </w:p>
+    <w:p>
+      <w:pPr>
+        <w:spacing w:after="0" w:line="360" w:lineRule="auto"/>
+        <w:ind w:firstLine="709"/>
+        <w:jc w:val="both"/>
+        <w:rPr>
+          <w:rFonts w:ascii="Times New Roman" w:hAnsi="Times New Roman" w:cs="Times New Roman"/>
+          <w:b/>
+          <w:sz w:val="28"/>
+          <w:szCs w:val="28"/>
+        </w:rPr>
+      </w:pPr>
+      <w:r>
+        <w:rPr>
+          <w:rFonts w:ascii="Times New Roman" w:hAnsi="Times New Roman" w:cs="Times New Roman"/>
+          <w:b/>
+          <w:sz w:val="28"/>
+          <w:szCs w:val="28"/>
+        </w:rPr>
         <w:t>Административный модуль (</w:t>
       </w:r>
       <w:proofErr w:type="spellStart"/>
@@ -10617,13 +10812,15 @@
         <w:jc w:val="both"/>
         <w:rPr>
           <w:rFonts w:ascii="Times New Roman" w:hAnsi="Times New Roman" w:cs="Times New Roman"/>
-          <w:sz w:val="28"/>
-          <w:szCs w:val="28"/>
-        </w:rPr>
-      </w:pPr>
-      <w:r>
-        <w:rPr>
-          <w:rFonts w:ascii="Times New Roman" w:hAnsi="Times New Roman" w:cs="Times New Roman"/>
+          <w:color w:val="FF0000"/>
+          <w:sz w:val="28"/>
+          <w:szCs w:val="28"/>
+        </w:rPr>
+      </w:pPr>
+      <w:r>
+        <w:rPr>
+          <w:rFonts w:ascii="Times New Roman" w:hAnsi="Times New Roman" w:cs="Times New Roman"/>
+          <w:color w:val="FF0000"/>
           <w:sz w:val="28"/>
           <w:szCs w:val="28"/>
         </w:rPr>
@@ -10642,13 +10839,15 @@
         <w:jc w:val="both"/>
         <w:rPr>
           <w:rFonts w:ascii="Times New Roman" w:hAnsi="Times New Roman" w:cs="Times New Roman"/>
-          <w:sz w:val="28"/>
-          <w:szCs w:val="28"/>
-        </w:rPr>
-      </w:pPr>
-      <w:r>
-        <w:rPr>
-          <w:rFonts w:ascii="Times New Roman" w:hAnsi="Times New Roman" w:cs="Times New Roman"/>
+          <w:color w:val="FF0000"/>
+          <w:sz w:val="28"/>
+          <w:szCs w:val="28"/>
+        </w:rPr>
+      </w:pPr>
+      <w:r>
+        <w:rPr>
+          <w:rFonts w:ascii="Times New Roman" w:hAnsi="Times New Roman" w:cs="Times New Roman"/>
+          <w:color w:val="FF0000"/>
           <w:sz w:val="28"/>
           <w:szCs w:val="28"/>
         </w:rPr>
@@ -10657,6 +10856,7 @@
       <w:r>
         <w:rPr>
           <w:rFonts w:ascii="Times New Roman" w:hAnsi="Times New Roman" w:cs="Times New Roman"/>
+          <w:color w:val="FF0000"/>
           <w:sz w:val="28"/>
           <w:szCs w:val="28"/>
         </w:rPr>
@@ -10675,13 +10875,15 @@
         <w:jc w:val="both"/>
         <w:rPr>
           <w:rFonts w:ascii="Times New Roman" w:hAnsi="Times New Roman" w:cs="Times New Roman"/>
-          <w:sz w:val="28"/>
-          <w:szCs w:val="28"/>
-        </w:rPr>
-      </w:pPr>
-      <w:r>
-        <w:rPr>
-          <w:rFonts w:ascii="Times New Roman" w:hAnsi="Times New Roman" w:cs="Times New Roman"/>
+          <w:color w:val="FF0000"/>
+          <w:sz w:val="28"/>
+          <w:szCs w:val="28"/>
+        </w:rPr>
+      </w:pPr>
+      <w:r>
+        <w:rPr>
+          <w:rFonts w:ascii="Times New Roman" w:hAnsi="Times New Roman" w:cs="Times New Roman"/>
+          <w:color w:val="FF0000"/>
           <w:sz w:val="28"/>
           <w:szCs w:val="28"/>
         </w:rPr>
@@ -10690,6 +10892,7 @@
       <w:r>
         <w:rPr>
           <w:rFonts w:ascii="Times New Roman" w:hAnsi="Times New Roman" w:cs="Times New Roman"/>
+          <w:color w:val="FF0000"/>
           <w:sz w:val="28"/>
           <w:szCs w:val="28"/>
         </w:rPr>
@@ -10699,6 +10902,7 @@
       <w:r>
         <w:rPr>
           <w:rFonts w:ascii="Times New Roman" w:hAnsi="Times New Roman" w:cs="Times New Roman"/>
+          <w:color w:val="FF0000"/>
           <w:sz w:val="28"/>
           <w:szCs w:val="28"/>
         </w:rPr>
@@ -10708,6 +10912,7 @@
       <w:r>
         <w:rPr>
           <w:rFonts w:ascii="Times New Roman" w:hAnsi="Times New Roman" w:cs="Times New Roman"/>
+          <w:color w:val="FF0000"/>
           <w:sz w:val="28"/>
           <w:szCs w:val="28"/>
         </w:rPr>
@@ -10726,13 +10931,15 @@
         <w:jc w:val="both"/>
         <w:rPr>
           <w:rFonts w:ascii="Times New Roman" w:hAnsi="Times New Roman" w:cs="Times New Roman"/>
-          <w:sz w:val="28"/>
-          <w:szCs w:val="28"/>
-        </w:rPr>
-      </w:pPr>
-      <w:r>
-        <w:rPr>
-          <w:rFonts w:ascii="Times New Roman" w:hAnsi="Times New Roman" w:cs="Times New Roman"/>
+          <w:color w:val="FF0000"/>
+          <w:sz w:val="28"/>
+          <w:szCs w:val="28"/>
+        </w:rPr>
+      </w:pPr>
+      <w:r>
+        <w:rPr>
+          <w:rFonts w:ascii="Times New Roman" w:hAnsi="Times New Roman" w:cs="Times New Roman"/>
+          <w:color w:val="FF0000"/>
           <w:sz w:val="28"/>
           <w:szCs w:val="28"/>
         </w:rPr>
@@ -10741,6 +10948,7 @@
       <w:r>
         <w:rPr>
           <w:rFonts w:ascii="Times New Roman" w:hAnsi="Times New Roman" w:cs="Times New Roman"/>
+          <w:color w:val="FF0000"/>
           <w:sz w:val="28"/>
           <w:szCs w:val="28"/>
         </w:rPr>
@@ -10759,13 +10967,15 @@
         <w:jc w:val="both"/>
         <w:rPr>
           <w:rFonts w:ascii="Times New Roman" w:hAnsi="Times New Roman" w:cs="Times New Roman"/>
-          <w:sz w:val="28"/>
-          <w:szCs w:val="28"/>
-        </w:rPr>
-      </w:pPr>
-      <w:r>
-        <w:rPr>
-          <w:rFonts w:ascii="Times New Roman" w:hAnsi="Times New Roman" w:cs="Times New Roman"/>
+          <w:color w:val="FF0000"/>
+          <w:sz w:val="28"/>
+          <w:szCs w:val="28"/>
+        </w:rPr>
+      </w:pPr>
+      <w:r>
+        <w:rPr>
+          <w:rFonts w:ascii="Times New Roman" w:hAnsi="Times New Roman" w:cs="Times New Roman"/>
+          <w:color w:val="FF0000"/>
           <w:sz w:val="28"/>
           <w:szCs w:val="28"/>
         </w:rPr>
@@ -10774,6 +10984,7 @@
       <w:r>
         <w:rPr>
           <w:rFonts w:ascii="Times New Roman" w:hAnsi="Times New Roman" w:cs="Times New Roman"/>
+          <w:color w:val="FF0000"/>
           <w:sz w:val="28"/>
           <w:szCs w:val="28"/>
         </w:rPr>
@@ -10787,13 +10998,15 @@
         <w:jc w:val="both"/>
         <w:rPr>
           <w:rFonts w:ascii="Times New Roman" w:hAnsi="Times New Roman" w:cs="Times New Roman"/>
-          <w:sz w:val="28"/>
-          <w:szCs w:val="28"/>
-        </w:rPr>
-      </w:pPr>
-      <w:r>
-        <w:rPr>
-          <w:rFonts w:ascii="Times New Roman" w:hAnsi="Times New Roman" w:cs="Times New Roman"/>
+          <w:color w:val="FF0000"/>
+          <w:sz w:val="28"/>
+          <w:szCs w:val="28"/>
+        </w:rPr>
+      </w:pPr>
+      <w:r>
+        <w:rPr>
+          <w:rFonts w:ascii="Times New Roman" w:hAnsi="Times New Roman" w:cs="Times New Roman"/>
+          <w:color w:val="FF0000"/>
           <w:sz w:val="28"/>
           <w:szCs w:val="28"/>
         </w:rPr>
@@ -10812,13 +11025,15 @@
         <w:jc w:val="both"/>
         <w:rPr>
           <w:rFonts w:ascii="Times New Roman" w:hAnsi="Times New Roman" w:cs="Times New Roman"/>
-          <w:sz w:val="28"/>
-          <w:szCs w:val="28"/>
-        </w:rPr>
-      </w:pPr>
-      <w:r>
-        <w:rPr>
-          <w:rFonts w:ascii="Times New Roman" w:hAnsi="Times New Roman" w:cs="Times New Roman"/>
+          <w:color w:val="FF0000"/>
+          <w:sz w:val="28"/>
+          <w:szCs w:val="28"/>
+        </w:rPr>
+      </w:pPr>
+      <w:r>
+        <w:rPr>
+          <w:rFonts w:ascii="Times New Roman" w:hAnsi="Times New Roman" w:cs="Times New Roman"/>
+          <w:color w:val="FF0000"/>
           <w:sz w:val="28"/>
           <w:szCs w:val="28"/>
         </w:rPr>
@@ -10828,6 +11043,7 @@
       <w:r>
         <w:rPr>
           <w:rFonts w:ascii="Times New Roman" w:hAnsi="Times New Roman" w:cs="Times New Roman"/>
+          <w:color w:val="FF0000"/>
           <w:sz w:val="28"/>
           <w:szCs w:val="28"/>
         </w:rPr>
@@ -10846,13 +11062,15 @@
         <w:jc w:val="both"/>
         <w:rPr>
           <w:rFonts w:ascii="Times New Roman" w:hAnsi="Times New Roman" w:cs="Times New Roman"/>
-          <w:sz w:val="28"/>
-          <w:szCs w:val="28"/>
-        </w:rPr>
-      </w:pPr>
-      <w:r>
-        <w:rPr>
-          <w:rFonts w:ascii="Times New Roman" w:hAnsi="Times New Roman" w:cs="Times New Roman"/>
+          <w:color w:val="FF0000"/>
+          <w:sz w:val="28"/>
+          <w:szCs w:val="28"/>
+        </w:rPr>
+      </w:pPr>
+      <w:r>
+        <w:rPr>
+          <w:rFonts w:ascii="Times New Roman" w:hAnsi="Times New Roman" w:cs="Times New Roman"/>
+          <w:color w:val="FF0000"/>
           <w:sz w:val="28"/>
           <w:szCs w:val="28"/>
         </w:rPr>
@@ -10861,6 +11079,7 @@
       <w:r>
         <w:rPr>
           <w:rFonts w:ascii="Times New Roman" w:hAnsi="Times New Roman" w:cs="Times New Roman"/>
+          <w:color w:val="FF0000"/>
           <w:sz w:val="28"/>
           <w:szCs w:val="28"/>
         </w:rPr>
@@ -10879,13 +11098,15 @@
         <w:jc w:val="both"/>
         <w:rPr>
           <w:rFonts w:ascii="Times New Roman" w:hAnsi="Times New Roman" w:cs="Times New Roman"/>
-          <w:sz w:val="28"/>
-          <w:szCs w:val="28"/>
-        </w:rPr>
-      </w:pPr>
-      <w:r>
-        <w:rPr>
-          <w:rFonts w:ascii="Times New Roman" w:hAnsi="Times New Roman" w:cs="Times New Roman"/>
+          <w:color w:val="FF0000"/>
+          <w:sz w:val="28"/>
+          <w:szCs w:val="28"/>
+        </w:rPr>
+      </w:pPr>
+      <w:r>
+        <w:rPr>
+          <w:rFonts w:ascii="Times New Roman" w:hAnsi="Times New Roman" w:cs="Times New Roman"/>
+          <w:color w:val="FF0000"/>
           <w:sz w:val="28"/>
           <w:szCs w:val="28"/>
         </w:rPr>
@@ -10894,6 +11115,7 @@
       <w:r>
         <w:rPr>
           <w:rFonts w:ascii="Times New Roman" w:hAnsi="Times New Roman" w:cs="Times New Roman"/>
+          <w:color w:val="FF0000"/>
           <w:sz w:val="28"/>
           <w:szCs w:val="28"/>
         </w:rPr>
@@ -10912,13 +11134,15 @@
         <w:jc w:val="both"/>
         <w:rPr>
           <w:rFonts w:ascii="Times New Roman" w:hAnsi="Times New Roman" w:cs="Times New Roman"/>
-          <w:sz w:val="28"/>
-          <w:szCs w:val="28"/>
-        </w:rPr>
-      </w:pPr>
-      <w:r>
-        <w:rPr>
-          <w:rFonts w:ascii="Times New Roman" w:hAnsi="Times New Roman" w:cs="Times New Roman"/>
+          <w:color w:val="FF0000"/>
+          <w:sz w:val="28"/>
+          <w:szCs w:val="28"/>
+        </w:rPr>
+      </w:pPr>
+      <w:r>
+        <w:rPr>
+          <w:rFonts w:ascii="Times New Roman" w:hAnsi="Times New Roman" w:cs="Times New Roman"/>
+          <w:color w:val="FF0000"/>
           <w:sz w:val="28"/>
           <w:szCs w:val="28"/>
         </w:rPr>
@@ -10927,6 +11151,7 @@
       <w:r>
         <w:rPr>
           <w:rFonts w:ascii="Times New Roman" w:hAnsi="Times New Roman" w:cs="Times New Roman"/>
+          <w:color w:val="FF0000"/>
           <w:sz w:val="28"/>
           <w:szCs w:val="28"/>
         </w:rPr>
@@ -11150,7 +11375,17 @@
           <w:sz w:val="28"/>
           <w:szCs w:val="28"/>
         </w:rPr>
-        <w:t>Модуль управления бронированием</w:t>
+        <w:t xml:space="preserve">Модуль управления </w:t>
+      </w:r>
+      <w:r>
+        <w:rPr>
+          <w:rFonts w:ascii="Times New Roman" w:hAnsi="Times New Roman" w:cs="Times New Roman"/>
+          <w:b/>
+          <w:color w:val="FF0000"/>
+          <w:sz w:val="28"/>
+          <w:szCs w:val="28"/>
+        </w:rPr>
+        <w:t>бронированием</w:t>
       </w:r>
     </w:p>
     <w:p>
@@ -11180,13 +11415,15 @@
         <w:jc w:val="both"/>
         <w:rPr>
           <w:rFonts w:ascii="Times New Roman" w:hAnsi="Times New Roman" w:cs="Times New Roman"/>
-          <w:sz w:val="28"/>
-          <w:szCs w:val="28"/>
-        </w:rPr>
-      </w:pPr>
-      <w:r>
-        <w:rPr>
-          <w:rFonts w:ascii="Times New Roman" w:hAnsi="Times New Roman" w:cs="Times New Roman"/>
+          <w:color w:val="FF0000"/>
+          <w:sz w:val="28"/>
+          <w:szCs w:val="28"/>
+        </w:rPr>
+      </w:pPr>
+      <w:r>
+        <w:rPr>
+          <w:rFonts w:ascii="Times New Roman" w:hAnsi="Times New Roman" w:cs="Times New Roman"/>
+          <w:color w:val="FF0000"/>
           <w:sz w:val="28"/>
           <w:szCs w:val="28"/>
         </w:rPr>
@@ -11206,25 +11443,19 @@
         <w:jc w:val="both"/>
         <w:rPr>
           <w:rFonts w:ascii="Times New Roman" w:hAnsi="Times New Roman" w:cs="Times New Roman"/>
-          <w:sz w:val="28"/>
-          <w:szCs w:val="28"/>
-        </w:rPr>
-      </w:pPr>
-      <w:r>
-        <w:rPr>
-          <w:rFonts w:ascii="Times New Roman" w:hAnsi="Times New Roman" w:cs="Times New Roman"/>
-          <w:sz w:val="28"/>
-          <w:szCs w:val="28"/>
-        </w:rPr>
-        <w:t>з</w:t>
-      </w:r>
-      <w:r>
-        <w:rPr>
-          <w:rFonts w:ascii="Times New Roman" w:hAnsi="Times New Roman" w:cs="Times New Roman"/>
-          <w:sz w:val="28"/>
-          <w:szCs w:val="28"/>
-        </w:rPr>
-        <w:t>аявка на бронирование (поступает из модуля преподавателя): дата, время начала и окончания, требуемая вместимость, тип аудитории, цель, предпочтительный корпус, периодичность;</w:t>
+          <w:color w:val="FF0000"/>
+          <w:sz w:val="28"/>
+          <w:szCs w:val="28"/>
+        </w:rPr>
+      </w:pPr>
+      <w:r>
+        <w:rPr>
+          <w:rFonts w:ascii="Times New Roman" w:hAnsi="Times New Roman" w:cs="Times New Roman"/>
+          <w:color w:val="FF0000"/>
+          <w:sz w:val="28"/>
+          <w:szCs w:val="28"/>
+        </w:rPr>
+        <w:t>заявка на бронирование (поступает из модуля преподавателя): дата, время начала и окончания, требуемая вместимость, тип аудитории, цель, предпочтительный корпус, периодичность;</w:t>
       </w:r>
     </w:p>
     <w:p>
@@ -11239,25 +11470,19 @@
         <w:jc w:val="both"/>
         <w:rPr>
           <w:rFonts w:ascii="Times New Roman" w:hAnsi="Times New Roman" w:cs="Times New Roman"/>
-          <w:sz w:val="28"/>
-          <w:szCs w:val="28"/>
-        </w:rPr>
-      </w:pPr>
-      <w:r>
-        <w:rPr>
-          <w:rFonts w:ascii="Times New Roman" w:hAnsi="Times New Roman" w:cs="Times New Roman"/>
-          <w:sz w:val="28"/>
-          <w:szCs w:val="28"/>
-        </w:rPr>
-        <w:t>р</w:t>
-      </w:r>
-      <w:r>
-        <w:rPr>
-          <w:rFonts w:ascii="Times New Roman" w:hAnsi="Times New Roman" w:cs="Times New Roman"/>
-          <w:sz w:val="28"/>
-          <w:szCs w:val="28"/>
-        </w:rPr>
-        <w:t>ешение диспетчера: утвердить / отклонить, комментарий (при отклонении), выбранная аудитория (при ручной замене);</w:t>
+          <w:color w:val="FF0000"/>
+          <w:sz w:val="28"/>
+          <w:szCs w:val="28"/>
+        </w:rPr>
+      </w:pPr>
+      <w:r>
+        <w:rPr>
+          <w:rFonts w:ascii="Times New Roman" w:hAnsi="Times New Roman" w:cs="Times New Roman"/>
+          <w:color w:val="FF0000"/>
+          <w:sz w:val="28"/>
+          <w:szCs w:val="28"/>
+        </w:rPr>
+        <w:t>решение диспетчера: утвердить / отклонить, комментарий (при отклонении), выбранная аудитория (при ручной замене);</w:t>
       </w:r>
     </w:p>
     <w:p>
@@ -11272,41 +11497,37 @@
         <w:jc w:val="both"/>
         <w:rPr>
           <w:rFonts w:ascii="Times New Roman" w:hAnsi="Times New Roman" w:cs="Times New Roman"/>
-          <w:sz w:val="28"/>
-          <w:szCs w:val="28"/>
-        </w:rPr>
-      </w:pPr>
-      <w:r>
-        <w:rPr>
-          <w:rFonts w:ascii="Times New Roman" w:hAnsi="Times New Roman" w:cs="Times New Roman"/>
-          <w:sz w:val="28"/>
-          <w:szCs w:val="28"/>
-        </w:rPr>
-        <w:t>п</w:t>
-      </w:r>
-      <w:r>
-        <w:rPr>
-          <w:rFonts w:ascii="Times New Roman" w:hAnsi="Times New Roman" w:cs="Times New Roman"/>
-          <w:sz w:val="28"/>
-          <w:szCs w:val="28"/>
-        </w:rPr>
-        <w:t>араметры фильтрации: диапазон дат, статус заявки, ФИО преподавателя.</w:t>
-      </w:r>
-    </w:p>
-    <w:p>
-      <w:pPr>
-        <w:spacing w:after="0" w:line="360" w:lineRule="auto"/>
-        <w:ind w:firstLine="709"/>
-        <w:jc w:val="both"/>
-        <w:rPr>
-          <w:rFonts w:ascii="Times New Roman" w:hAnsi="Times New Roman" w:cs="Times New Roman"/>
-          <w:sz w:val="28"/>
-          <w:szCs w:val="28"/>
-        </w:rPr>
-      </w:pPr>
-      <w:r>
-        <w:rPr>
-          <w:rFonts w:ascii="Times New Roman" w:hAnsi="Times New Roman" w:cs="Times New Roman"/>
+          <w:color w:val="FF0000"/>
+          <w:sz w:val="28"/>
+          <w:szCs w:val="28"/>
+        </w:rPr>
+      </w:pPr>
+      <w:r>
+        <w:rPr>
+          <w:rFonts w:ascii="Times New Roman" w:hAnsi="Times New Roman" w:cs="Times New Roman"/>
+          <w:color w:val="FF0000"/>
+          <w:sz w:val="28"/>
+          <w:szCs w:val="28"/>
+        </w:rPr>
+        <w:t>параметры фильтрации: диапазон дат, статус заявки, ФИО преподавателя.</w:t>
+      </w:r>
+    </w:p>
+    <w:p>
+      <w:pPr>
+        <w:spacing w:after="0" w:line="360" w:lineRule="auto"/>
+        <w:ind w:firstLine="709"/>
+        <w:jc w:val="both"/>
+        <w:rPr>
+          <w:rFonts w:ascii="Times New Roman" w:hAnsi="Times New Roman" w:cs="Times New Roman"/>
+          <w:color w:val="FF0000"/>
+          <w:sz w:val="28"/>
+          <w:szCs w:val="28"/>
+        </w:rPr>
+      </w:pPr>
+      <w:r>
+        <w:rPr>
+          <w:rFonts w:ascii="Times New Roman" w:hAnsi="Times New Roman" w:cs="Times New Roman"/>
+          <w:color w:val="FF0000"/>
           <w:sz w:val="28"/>
           <w:szCs w:val="28"/>
         </w:rPr>
@@ -11325,25 +11546,19 @@
         <w:jc w:val="both"/>
         <w:rPr>
           <w:rFonts w:ascii="Times New Roman" w:hAnsi="Times New Roman" w:cs="Times New Roman"/>
-          <w:sz w:val="28"/>
-          <w:szCs w:val="28"/>
-        </w:rPr>
-      </w:pPr>
-      <w:r>
-        <w:rPr>
-          <w:rFonts w:ascii="Times New Roman" w:hAnsi="Times New Roman" w:cs="Times New Roman"/>
-          <w:sz w:val="28"/>
-          <w:szCs w:val="28"/>
-        </w:rPr>
-        <w:t>г</w:t>
-      </w:r>
-      <w:r>
-        <w:rPr>
-          <w:rFonts w:ascii="Times New Roman" w:hAnsi="Times New Roman" w:cs="Times New Roman"/>
-          <w:sz w:val="28"/>
-          <w:szCs w:val="28"/>
-        </w:rPr>
-        <w:t>рафическое расписание (сетка «аудитории – временные слоты») с цветовой индикацией (свободно, занято, ожидает модерации);</w:t>
+          <w:color w:val="FF0000"/>
+          <w:sz w:val="28"/>
+          <w:szCs w:val="28"/>
+        </w:rPr>
+      </w:pPr>
+      <w:r>
+        <w:rPr>
+          <w:rFonts w:ascii="Times New Roman" w:hAnsi="Times New Roman" w:cs="Times New Roman"/>
+          <w:color w:val="FF0000"/>
+          <w:sz w:val="28"/>
+          <w:szCs w:val="28"/>
+        </w:rPr>
+        <w:t>графическое расписание (сетка «аудитории – временные слоты») с цветовой индикацией (свободно, занято, ожидает модерации);</w:t>
       </w:r>
     </w:p>
     <w:p>
@@ -11358,25 +11573,19 @@
         <w:jc w:val="both"/>
         <w:rPr>
           <w:rFonts w:ascii="Times New Roman" w:hAnsi="Times New Roman" w:cs="Times New Roman"/>
-          <w:sz w:val="28"/>
-          <w:szCs w:val="28"/>
-        </w:rPr>
-      </w:pPr>
-      <w:r>
-        <w:rPr>
-          <w:rFonts w:ascii="Times New Roman" w:hAnsi="Times New Roman" w:cs="Times New Roman"/>
-          <w:sz w:val="28"/>
-          <w:szCs w:val="28"/>
-        </w:rPr>
-        <w:t>с</w:t>
-      </w:r>
-      <w:r>
-        <w:rPr>
-          <w:rFonts w:ascii="Times New Roman" w:hAnsi="Times New Roman" w:cs="Times New Roman"/>
-          <w:sz w:val="28"/>
-          <w:szCs w:val="28"/>
-        </w:rPr>
-        <w:t>писок заявок с возможностью сортировки и фильтрации;</w:t>
+          <w:color w:val="FF0000"/>
+          <w:sz w:val="28"/>
+          <w:szCs w:val="28"/>
+        </w:rPr>
+      </w:pPr>
+      <w:r>
+        <w:rPr>
+          <w:rFonts w:ascii="Times New Roman" w:hAnsi="Times New Roman" w:cs="Times New Roman"/>
+          <w:color w:val="FF0000"/>
+          <w:sz w:val="28"/>
+          <w:szCs w:val="28"/>
+        </w:rPr>
+        <w:t>список заявок с возможностью сортировки и фильтрации;</w:t>
       </w:r>
     </w:p>
     <w:p>
@@ -11391,25 +11600,19 @@
         <w:jc w:val="both"/>
         <w:rPr>
           <w:rFonts w:ascii="Times New Roman" w:hAnsi="Times New Roman" w:cs="Times New Roman"/>
-          <w:sz w:val="28"/>
-          <w:szCs w:val="28"/>
-        </w:rPr>
-      </w:pPr>
-      <w:r>
-        <w:rPr>
-          <w:rFonts w:ascii="Times New Roman" w:hAnsi="Times New Roman" w:cs="Times New Roman"/>
-          <w:sz w:val="28"/>
-          <w:szCs w:val="28"/>
-        </w:rPr>
-        <w:t>д</w:t>
-      </w:r>
-      <w:r>
-        <w:rPr>
-          <w:rFonts w:ascii="Times New Roman" w:hAnsi="Times New Roman" w:cs="Times New Roman"/>
-          <w:sz w:val="28"/>
-          <w:szCs w:val="28"/>
-        </w:rPr>
-        <w:t>етальная карточка заявки с кнопками утверждения, отклонения, замены;</w:t>
+          <w:color w:val="FF0000"/>
+          <w:sz w:val="28"/>
+          <w:szCs w:val="28"/>
+        </w:rPr>
+      </w:pPr>
+      <w:r>
+        <w:rPr>
+          <w:rFonts w:ascii="Times New Roman" w:hAnsi="Times New Roman" w:cs="Times New Roman"/>
+          <w:color w:val="FF0000"/>
+          <w:sz w:val="28"/>
+          <w:szCs w:val="28"/>
+        </w:rPr>
+        <w:t>детальная карточка заявки с кнопками утверждения, отклонения, замены;</w:t>
       </w:r>
     </w:p>
     <w:p>
@@ -11424,25 +11627,19 @@
         <w:jc w:val="both"/>
         <w:rPr>
           <w:rFonts w:ascii="Times New Roman" w:hAnsi="Times New Roman" w:cs="Times New Roman"/>
-          <w:sz w:val="28"/>
-          <w:szCs w:val="28"/>
-        </w:rPr>
-      </w:pPr>
-      <w:r>
-        <w:rPr>
-          <w:rFonts w:ascii="Times New Roman" w:hAnsi="Times New Roman" w:cs="Times New Roman"/>
-          <w:sz w:val="28"/>
-          <w:szCs w:val="28"/>
-        </w:rPr>
-        <w:t>р</w:t>
-      </w:r>
-      <w:r>
-        <w:rPr>
-          <w:rFonts w:ascii="Times New Roman" w:hAnsi="Times New Roman" w:cs="Times New Roman"/>
-          <w:sz w:val="28"/>
-          <w:szCs w:val="28"/>
-        </w:rPr>
-        <w:t>езультат проверки коллизий: если выбранная аудитория занята – сообщение с предложением альтернативных свободных аудиторий;</w:t>
+          <w:color w:val="FF0000"/>
+          <w:sz w:val="28"/>
+          <w:szCs w:val="28"/>
+        </w:rPr>
+      </w:pPr>
+      <w:r>
+        <w:rPr>
+          <w:rFonts w:ascii="Times New Roman" w:hAnsi="Times New Roman" w:cs="Times New Roman"/>
+          <w:color w:val="FF0000"/>
+          <w:sz w:val="28"/>
+          <w:szCs w:val="28"/>
+        </w:rPr>
+        <w:t>результат проверки коллизий: если выбранная аудитория занята – сообщение с предложением альтернативных свободных аудиторий;</w:t>
       </w:r>
     </w:p>
     <w:p>
@@ -11457,30 +11654,25 @@
         <w:jc w:val="both"/>
         <w:rPr>
           <w:rFonts w:ascii="Times New Roman" w:hAnsi="Times New Roman" w:cs="Times New Roman"/>
-          <w:sz w:val="28"/>
-          <w:szCs w:val="28"/>
-        </w:rPr>
-      </w:pPr>
-      <w:r>
-        <w:rPr>
-          <w:rFonts w:ascii="Times New Roman" w:hAnsi="Times New Roman" w:cs="Times New Roman"/>
-          <w:sz w:val="28"/>
-          <w:szCs w:val="28"/>
-        </w:rPr>
-        <w:t>у</w:t>
-      </w:r>
-      <w:r>
-        <w:rPr>
-          <w:rFonts w:ascii="Times New Roman" w:hAnsi="Times New Roman" w:cs="Times New Roman"/>
-          <w:sz w:val="28"/>
-          <w:szCs w:val="28"/>
-        </w:rPr>
-        <w:t xml:space="preserve">ведомление (через интерфейс и </w:t>
+          <w:color w:val="FF0000"/>
+          <w:sz w:val="28"/>
+          <w:szCs w:val="28"/>
+        </w:rPr>
+      </w:pPr>
+      <w:r>
+        <w:rPr>
+          <w:rFonts w:ascii="Times New Roman" w:hAnsi="Times New Roman" w:cs="Times New Roman"/>
+          <w:color w:val="FF0000"/>
+          <w:sz w:val="28"/>
+          <w:szCs w:val="28"/>
+        </w:rPr>
+        <w:t xml:space="preserve">уведомление (через интерфейс и </w:t>
       </w:r>
       <w:proofErr w:type="spellStart"/>
       <w:r>
         <w:rPr>
           <w:rFonts w:ascii="Times New Roman" w:hAnsi="Times New Roman" w:cs="Times New Roman"/>
+          <w:color w:val="FF0000"/>
           <w:sz w:val="28"/>
           <w:szCs w:val="28"/>
         </w:rPr>
@@ -11490,6 +11682,7 @@
       <w:r>
         <w:rPr>
           <w:rFonts w:ascii="Times New Roman" w:hAnsi="Times New Roman" w:cs="Times New Roman"/>
+          <w:color w:val="FF0000"/>
           <w:sz w:val="28"/>
           <w:szCs w:val="28"/>
         </w:rPr>
@@ -11668,13 +11861,15 @@
         <w:jc w:val="both"/>
         <w:rPr>
           <w:rFonts w:ascii="Times New Roman" w:hAnsi="Times New Roman" w:cs="Times New Roman"/>
-          <w:sz w:val="28"/>
-          <w:szCs w:val="28"/>
-        </w:rPr>
-      </w:pPr>
-      <w:r>
-        <w:rPr>
-          <w:rFonts w:ascii="Times New Roman" w:hAnsi="Times New Roman" w:cs="Times New Roman"/>
+          <w:color w:val="FF0000"/>
+          <w:sz w:val="28"/>
+          <w:szCs w:val="28"/>
+        </w:rPr>
+      </w:pPr>
+      <w:r>
+        <w:rPr>
+          <w:rFonts w:ascii="Times New Roman" w:hAnsi="Times New Roman" w:cs="Times New Roman"/>
+          <w:color w:val="FF0000"/>
           <w:sz w:val="28"/>
           <w:szCs w:val="28"/>
         </w:rPr>
@@ -11693,13 +11888,15 @@
         <w:jc w:val="both"/>
         <w:rPr>
           <w:rFonts w:ascii="Times New Roman" w:hAnsi="Times New Roman" w:cs="Times New Roman"/>
-          <w:sz w:val="28"/>
-          <w:szCs w:val="28"/>
-        </w:rPr>
-      </w:pPr>
-      <w:r>
-        <w:rPr>
-          <w:rFonts w:ascii="Times New Roman" w:hAnsi="Times New Roman" w:cs="Times New Roman"/>
+          <w:color w:val="FF0000"/>
+          <w:sz w:val="28"/>
+          <w:szCs w:val="28"/>
+        </w:rPr>
+      </w:pPr>
+      <w:r>
+        <w:rPr>
+          <w:rFonts w:ascii="Times New Roman" w:hAnsi="Times New Roman" w:cs="Times New Roman"/>
+          <w:color w:val="FF0000"/>
           <w:sz w:val="28"/>
           <w:szCs w:val="28"/>
         </w:rPr>
@@ -11718,13 +11915,15 @@
         <w:jc w:val="both"/>
         <w:rPr>
           <w:rFonts w:ascii="Times New Roman" w:hAnsi="Times New Roman" w:cs="Times New Roman"/>
-          <w:sz w:val="28"/>
-          <w:szCs w:val="28"/>
-        </w:rPr>
-      </w:pPr>
-      <w:r>
-        <w:rPr>
-          <w:rFonts w:ascii="Times New Roman" w:hAnsi="Times New Roman" w:cs="Times New Roman"/>
+          <w:color w:val="FF0000"/>
+          <w:sz w:val="28"/>
+          <w:szCs w:val="28"/>
+        </w:rPr>
+      </w:pPr>
+      <w:r>
+        <w:rPr>
+          <w:rFonts w:ascii="Times New Roman" w:hAnsi="Times New Roman" w:cs="Times New Roman"/>
+          <w:color w:val="FF0000"/>
           <w:sz w:val="28"/>
           <w:szCs w:val="28"/>
         </w:rPr>
@@ -11743,13 +11942,15 @@
         <w:jc w:val="both"/>
         <w:rPr>
           <w:rFonts w:ascii="Times New Roman" w:hAnsi="Times New Roman" w:cs="Times New Roman"/>
-          <w:sz w:val="28"/>
-          <w:szCs w:val="28"/>
-        </w:rPr>
-      </w:pPr>
-      <w:r>
-        <w:rPr>
-          <w:rFonts w:ascii="Times New Roman" w:hAnsi="Times New Roman" w:cs="Times New Roman"/>
+          <w:color w:val="FF0000"/>
+          <w:sz w:val="28"/>
+          <w:szCs w:val="28"/>
+        </w:rPr>
+      </w:pPr>
+      <w:r>
+        <w:rPr>
+          <w:rFonts w:ascii="Times New Roman" w:hAnsi="Times New Roman" w:cs="Times New Roman"/>
+          <w:color w:val="FF0000"/>
           <w:sz w:val="28"/>
           <w:szCs w:val="28"/>
         </w:rPr>
@@ -11763,13 +11964,15 @@
         <w:jc w:val="both"/>
         <w:rPr>
           <w:rFonts w:ascii="Times New Roman" w:hAnsi="Times New Roman" w:cs="Times New Roman"/>
-          <w:sz w:val="28"/>
-          <w:szCs w:val="28"/>
-        </w:rPr>
-      </w:pPr>
-      <w:r>
-        <w:rPr>
-          <w:rFonts w:ascii="Times New Roman" w:hAnsi="Times New Roman" w:cs="Times New Roman"/>
+          <w:color w:val="FF0000"/>
+          <w:sz w:val="28"/>
+          <w:szCs w:val="28"/>
+        </w:rPr>
+      </w:pPr>
+      <w:r>
+        <w:rPr>
+          <w:rFonts w:ascii="Times New Roman" w:hAnsi="Times New Roman" w:cs="Times New Roman"/>
+          <w:color w:val="FF0000"/>
           <w:sz w:val="28"/>
           <w:szCs w:val="28"/>
         </w:rPr>
@@ -11788,30 +11991,25 @@
         <w:jc w:val="both"/>
         <w:rPr>
           <w:rFonts w:ascii="Times New Roman" w:hAnsi="Times New Roman" w:cs="Times New Roman"/>
-          <w:sz w:val="28"/>
-          <w:szCs w:val="28"/>
-        </w:rPr>
-      </w:pPr>
-      <w:r>
-        <w:rPr>
-          <w:rFonts w:ascii="Times New Roman" w:hAnsi="Times New Roman" w:cs="Times New Roman"/>
-          <w:sz w:val="28"/>
-          <w:szCs w:val="28"/>
-        </w:rPr>
-        <w:t>ф</w:t>
-      </w:r>
-      <w:r>
-        <w:rPr>
-          <w:rFonts w:ascii="Times New Roman" w:hAnsi="Times New Roman" w:cs="Times New Roman"/>
-          <w:sz w:val="28"/>
-          <w:szCs w:val="28"/>
-        </w:rPr>
-        <w:t xml:space="preserve">орма подачи заявки с динамической </w:t>
+          <w:color w:val="FF0000"/>
+          <w:sz w:val="28"/>
+          <w:szCs w:val="28"/>
+        </w:rPr>
+      </w:pPr>
+      <w:r>
+        <w:rPr>
+          <w:rFonts w:ascii="Times New Roman" w:hAnsi="Times New Roman" w:cs="Times New Roman"/>
+          <w:color w:val="FF0000"/>
+          <w:sz w:val="28"/>
+          <w:szCs w:val="28"/>
+        </w:rPr>
+        <w:t xml:space="preserve">форма подачи заявки с динамической </w:t>
       </w:r>
       <w:proofErr w:type="spellStart"/>
       <w:r>
         <w:rPr>
           <w:rFonts w:ascii="Times New Roman" w:hAnsi="Times New Roman" w:cs="Times New Roman"/>
+          <w:color w:val="FF0000"/>
           <w:sz w:val="28"/>
           <w:szCs w:val="28"/>
         </w:rPr>
@@ -11821,6 +12019,7 @@
       <w:r>
         <w:rPr>
           <w:rFonts w:ascii="Times New Roman" w:hAnsi="Times New Roman" w:cs="Times New Roman"/>
+          <w:color w:val="FF0000"/>
           <w:sz w:val="28"/>
           <w:szCs w:val="28"/>
         </w:rPr>
@@ -11839,25 +12038,19 @@
         <w:jc w:val="both"/>
         <w:rPr>
           <w:rFonts w:ascii="Times New Roman" w:hAnsi="Times New Roman" w:cs="Times New Roman"/>
-          <w:sz w:val="28"/>
-          <w:szCs w:val="28"/>
-        </w:rPr>
-      </w:pPr>
-      <w:r>
-        <w:rPr>
-          <w:rFonts w:ascii="Times New Roman" w:hAnsi="Times New Roman" w:cs="Times New Roman"/>
-          <w:sz w:val="28"/>
-          <w:szCs w:val="28"/>
-        </w:rPr>
-        <w:t>с</w:t>
-      </w:r>
-      <w:r>
-        <w:rPr>
-          <w:rFonts w:ascii="Times New Roman" w:hAnsi="Times New Roman" w:cs="Times New Roman"/>
-          <w:sz w:val="28"/>
-          <w:szCs w:val="28"/>
-        </w:rPr>
-        <w:t>писок своих заявок с историей изменений: дата подачи, статус (ожидает, утверждена, отклонена, заменена), комментарий диспетчера;</w:t>
+          <w:color w:val="FF0000"/>
+          <w:sz w:val="28"/>
+          <w:szCs w:val="28"/>
+        </w:rPr>
+      </w:pPr>
+      <w:r>
+        <w:rPr>
+          <w:rFonts w:ascii="Times New Roman" w:hAnsi="Times New Roman" w:cs="Times New Roman"/>
+          <w:color w:val="FF0000"/>
+          <w:sz w:val="28"/>
+          <w:szCs w:val="28"/>
+        </w:rPr>
+        <w:t>список своих заявок с историей изменений: дата подачи, статус (ожидает, утверждена, отклонена, заменена), комментарий диспетчера;</w:t>
       </w:r>
     </w:p>
     <w:p>
@@ -11872,25 +12065,19 @@
         <w:jc w:val="both"/>
         <w:rPr>
           <w:rFonts w:ascii="Times New Roman" w:hAnsi="Times New Roman" w:cs="Times New Roman"/>
-          <w:sz w:val="28"/>
-          <w:szCs w:val="28"/>
-        </w:rPr>
-      </w:pPr>
-      <w:r>
-        <w:rPr>
-          <w:rFonts w:ascii="Times New Roman" w:hAnsi="Times New Roman" w:cs="Times New Roman"/>
-          <w:sz w:val="28"/>
-          <w:szCs w:val="28"/>
-        </w:rPr>
-        <w:t>т</w:t>
-      </w:r>
-      <w:r>
-        <w:rPr>
-          <w:rFonts w:ascii="Times New Roman" w:hAnsi="Times New Roman" w:cs="Times New Roman"/>
-          <w:sz w:val="28"/>
-          <w:szCs w:val="28"/>
-        </w:rPr>
-        <w:t>екущее расписание преподавателя на день/неделю в табличном или календарном виде;</w:t>
+          <w:color w:val="FF0000"/>
+          <w:sz w:val="28"/>
+          <w:szCs w:val="28"/>
+        </w:rPr>
+      </w:pPr>
+      <w:r>
+        <w:rPr>
+          <w:rFonts w:ascii="Times New Roman" w:hAnsi="Times New Roman" w:cs="Times New Roman"/>
+          <w:color w:val="FF0000"/>
+          <w:sz w:val="28"/>
+          <w:szCs w:val="28"/>
+        </w:rPr>
+        <w:t>текущее расписание преподавателя на день/неделю в табличном или календарном виде;</w:t>
       </w:r>
     </w:p>
     <w:p>
@@ -11905,30 +12092,25 @@
         <w:jc w:val="both"/>
         <w:rPr>
           <w:rFonts w:ascii="Times New Roman" w:hAnsi="Times New Roman" w:cs="Times New Roman"/>
-          <w:sz w:val="28"/>
-          <w:szCs w:val="28"/>
-        </w:rPr>
-      </w:pPr>
-      <w:r>
-        <w:rPr>
-          <w:rFonts w:ascii="Times New Roman" w:hAnsi="Times New Roman" w:cs="Times New Roman"/>
-          <w:sz w:val="28"/>
-          <w:szCs w:val="28"/>
-        </w:rPr>
-        <w:t>у</w:t>
-      </w:r>
-      <w:r>
-        <w:rPr>
-          <w:rFonts w:ascii="Times New Roman" w:hAnsi="Times New Roman" w:cs="Times New Roman"/>
-          <w:sz w:val="28"/>
-          <w:szCs w:val="28"/>
-        </w:rPr>
-        <w:t xml:space="preserve">ведомления (в интерфейсе и на </w:t>
+          <w:color w:val="FF0000"/>
+          <w:sz w:val="28"/>
+          <w:szCs w:val="28"/>
+        </w:rPr>
+      </w:pPr>
+      <w:r>
+        <w:rPr>
+          <w:rFonts w:ascii="Times New Roman" w:hAnsi="Times New Roman" w:cs="Times New Roman"/>
+          <w:color w:val="FF0000"/>
+          <w:sz w:val="28"/>
+          <w:szCs w:val="28"/>
+        </w:rPr>
+        <w:t xml:space="preserve">уведомления (в интерфейсе и на </w:t>
       </w:r>
       <w:proofErr w:type="spellStart"/>
       <w:r>
         <w:rPr>
           <w:rFonts w:ascii="Times New Roman" w:hAnsi="Times New Roman" w:cs="Times New Roman"/>
+          <w:color w:val="FF0000"/>
           <w:sz w:val="28"/>
           <w:szCs w:val="28"/>
         </w:rPr>
@@ -11938,6 +12120,16 @@
       <w:r>
         <w:rPr>
           <w:rFonts w:ascii="Times New Roman" w:hAnsi="Times New Roman" w:cs="Times New Roman"/>
+          <w:color w:val="FF0000"/>
+          <w:sz w:val="28"/>
+          <w:szCs w:val="28"/>
+        </w:rPr>
+        <w:t>???</w:t>
+      </w:r>
+      <w:r>
+        <w:rPr>
+          <w:rFonts w:ascii="Times New Roman" w:hAnsi="Times New Roman" w:cs="Times New Roman"/>
+          <w:color w:val="FF0000"/>
           <w:sz w:val="28"/>
           <w:szCs w:val="28"/>
         </w:rPr>
@@ -11956,25 +12148,19 @@
         <w:jc w:val="both"/>
         <w:rPr>
           <w:rFonts w:ascii="Times New Roman" w:hAnsi="Times New Roman" w:cs="Times New Roman"/>
-          <w:sz w:val="28"/>
-          <w:szCs w:val="28"/>
-        </w:rPr>
-      </w:pPr>
-      <w:r>
-        <w:rPr>
-          <w:rFonts w:ascii="Times New Roman" w:hAnsi="Times New Roman" w:cs="Times New Roman"/>
-          <w:sz w:val="28"/>
-          <w:szCs w:val="28"/>
-        </w:rPr>
-        <w:t>р</w:t>
-      </w:r>
-      <w:r>
-        <w:rPr>
-          <w:rFonts w:ascii="Times New Roman" w:hAnsi="Times New Roman" w:cs="Times New Roman"/>
-          <w:sz w:val="28"/>
-          <w:szCs w:val="28"/>
-        </w:rPr>
-        <w:t>езультат операции (успешная подача заявки, отмена) с выводом подтверждающего сообщения.</w:t>
+          <w:color w:val="FF0000"/>
+          <w:sz w:val="28"/>
+          <w:szCs w:val="28"/>
+        </w:rPr>
+      </w:pPr>
+      <w:r>
+        <w:rPr>
+          <w:rFonts w:ascii="Times New Roman" w:hAnsi="Times New Roman" w:cs="Times New Roman"/>
+          <w:color w:val="FF0000"/>
+          <w:sz w:val="28"/>
+          <w:szCs w:val="28"/>
+        </w:rPr>
+        <w:t>результат операции (успешная подача заявки, отмена) с выводом подтверждающего сообщения.</w:t>
       </w:r>
     </w:p>
     <w:p>
@@ -12087,6 +12273,7 @@
       <w:r>
         <w:rPr>
           <w:rFonts w:ascii="Times New Roman" w:hAnsi="Times New Roman" w:cs="Times New Roman"/>
+          <w:color w:val="FF0000"/>
           <w:sz w:val="28"/>
           <w:szCs w:val="28"/>
         </w:rPr>
@@ -12096,10 +12283,19 @@
       <w:r>
         <w:rPr>
           <w:rFonts w:ascii="Times New Roman" w:hAnsi="Times New Roman" w:cs="Times New Roman"/>
-          <w:sz w:val="28"/>
-          <w:szCs w:val="28"/>
-        </w:rPr>
-        <w:t>-уведомления преподавателю.</w:t>
+          <w:color w:val="FF0000"/>
+          <w:sz w:val="28"/>
+          <w:szCs w:val="28"/>
+        </w:rPr>
+        <w:t>-уведомления преподавателю</w:t>
+      </w:r>
+      <w:r>
+        <w:rPr>
+          <w:rFonts w:ascii="Times New Roman" w:hAnsi="Times New Roman" w:cs="Times New Roman"/>
+          <w:sz w:val="28"/>
+          <w:szCs w:val="28"/>
+        </w:rPr>
+        <w:t>.</w:t>
       </w:r>
     </w:p>
     <w:p>
@@ -14291,25 +14487,7 @@
           <w:sz w:val="28"/>
           <w:szCs w:val="28"/>
         </w:rPr>
-        <w:t>При внедрении и эксплуатации автоматизированной системы управления аудиторным фондом необходимо предусмотреть комплекс организационных и технических мероприятий по обеспечению безопасности труда пользователей и пожарной безопасности серверного и клиентского оборудования. Разработанные мероприятия базируются на требованиях Трудового кодекса Российской Федерации</w:t>
-      </w:r>
-      <w:proofErr w:type="gramStart"/>
-      <w:r>
-        <w:rPr>
-          <w:rFonts w:ascii="Times New Roman" w:hAnsi="Times New Roman" w:cs="Times New Roman"/>
-          <w:sz w:val="28"/>
-          <w:szCs w:val="28"/>
-        </w:rPr>
-        <w:t>, Правил</w:t>
-      </w:r>
-      <w:proofErr w:type="gramEnd"/>
-      <w:r>
-        <w:rPr>
-          <w:rFonts w:ascii="Times New Roman" w:hAnsi="Times New Roman" w:cs="Times New Roman"/>
-          <w:sz w:val="28"/>
-          <w:szCs w:val="28"/>
-        </w:rPr>
-        <w:t xml:space="preserve"> по охране труда при эксплуатации электронно-вычислительных машин (утв. Приказом Минтруда России № 614н), а также Правил противопожарного режима в Российской Федерации (Постановление Правительства РФ № 1479).</w:t>
+        <w:t>При внедрении и эксплуатации автоматизированной системы управления аудиторным фондом необходимо предусмотреть комплекс организационных и технических мероприятий по обеспечению безопасности труда пользователей и пожарной безопасности серверного и клиентского оборудования. Разработанные мероприятия базируются на требованиях Трудового кодекса Российской Федерации, Правил по охране труда при эксплуатации электронно-вычислительных машин (утв. Приказом Минтруда России № 614н), а также Правил противопожарного режима в Российской Федерации (Постановление Правительства РФ № 1479).</w:t>
       </w:r>
     </w:p>
     <w:p>
@@ -14880,6 +15058,7 @@
           <w:noProof/>
           <w:sz w:val="28"/>
           <w:szCs w:val="28"/>
+          <w:lang w:eastAsia="ru-RU"/>
         </w:rPr>
         <w:drawing>
           <wp:inline distT="0" distB="0" distL="0" distR="0" wp14:anchorId="0597651B" wp14:editId="649C6422">
@@ -15008,10 +15187,10 @@
       </w:r>
       <w:r>
         <w:object w:dxaOrig="9990" w:dyaOrig="10921" w14:anchorId="07F47E93">
-          <v:shape id="_x0000_i1027" type="#_x0000_t75" style="width:467.55pt;height:511.5pt" o:ole="">
+          <v:shape id="_x0000_i1027" type="#_x0000_t75" style="width:467.7pt;height:511.5pt" o:ole="">
             <v:imagedata r:id="rId10" o:title=""/>
           </v:shape>
-          <o:OLEObject Type="Embed" ProgID="Visio.Drawing.15" ShapeID="_x0000_i1027" DrawAspect="Content" ObjectID="_1841830283" r:id="rId11"/>
+          <o:OLEObject Type="Embed" ProgID="Visio.Drawing.15" ShapeID="_x0000_i1027" DrawAspect="Content" ObjectID="_1841900683" r:id="rId11"/>
         </w:object>
       </w:r>
     </w:p>
@@ -15339,7 +15518,23 @@
           <w:sz w:val="28"/>
           <w:szCs w:val="28"/>
         </w:rPr>
-        <w:t xml:space="preserve">Таблица </w:t>
+        <w:t>Таблица</w:t>
+      </w:r>
+      <w:r>
+        <w:rPr>
+          <w:rFonts w:ascii="Times New Roman" w:hAnsi="Times New Roman" w:cs="Times New Roman"/>
+          <w:sz w:val="28"/>
+          <w:szCs w:val="28"/>
+        </w:rPr>
+        <w:t>№ -</w:t>
+      </w:r>
+      <w:r>
+        <w:rPr>
+          <w:rFonts w:ascii="Times New Roman" w:hAnsi="Times New Roman" w:cs="Times New Roman"/>
+          <w:sz w:val="28"/>
+          <w:szCs w:val="28"/>
+        </w:rPr>
+        <w:t xml:space="preserve"> </w:t>
       </w:r>
       <w:proofErr w:type="spellStart"/>
       <w:r>
@@ -16285,30 +16480,40 @@
                 <w:szCs w:val="24"/>
               </w:rPr>
             </w:pPr>
+            <w:proofErr w:type="spellStart"/>
             <w:r>
               <w:rPr>
                 <w:rFonts w:ascii="Times New Roman" w:hAnsi="Times New Roman" w:cs="Times New Roman"/>
                 <w:sz w:val="24"/>
                 <w:szCs w:val="24"/>
               </w:rPr>
-              <w:t>Хеш пароля (</w:t>
-            </w:r>
-            <w:proofErr w:type="spellStart"/>
+              <w:t>Хеш</w:t>
+            </w:r>
+            <w:proofErr w:type="spellEnd"/>
             <w:r>
               <w:rPr>
                 <w:rFonts w:ascii="Times New Roman" w:hAnsi="Times New Roman" w:cs="Times New Roman"/>
                 <w:sz w:val="24"/>
                 <w:szCs w:val="24"/>
               </w:rPr>
-              <w:t>bcrypt</w:t>
-            </w:r>
-            <w:proofErr w:type="spellEnd"/>
+              <w:t xml:space="preserve"> пароля (</w:t>
+            </w:r>
+            <w:proofErr w:type="spellStart"/>
             <w:r>
               <w:rPr>
                 <w:rFonts w:ascii="Times New Roman" w:hAnsi="Times New Roman" w:cs="Times New Roman"/>
                 <w:sz w:val="24"/>
                 <w:szCs w:val="24"/>
               </w:rPr>
+              <w:t>bcrypt</w:t>
+            </w:r>
+            <w:proofErr w:type="spellEnd"/>
+            <w:r>
+              <w:rPr>
+                <w:rFonts w:ascii="Times New Roman" w:hAnsi="Times New Roman" w:cs="Times New Roman"/>
+                <w:sz w:val="24"/>
+                <w:szCs w:val="24"/>
+              </w:rPr>
               <w:t>)</w:t>
             </w:r>
           </w:p>
@@ -16918,7 +17123,16 @@
           <w:sz w:val="28"/>
           <w:szCs w:val="28"/>
         </w:rPr>
-        <w:t xml:space="preserve"> (кафедры)</w:t>
+        <w:t xml:space="preserve"> </w:t>
+      </w:r>
+      <w:r>
+        <w:rPr>
+          <w:rFonts w:ascii="Times New Roman" w:hAnsi="Times New Roman" w:cs="Times New Roman"/>
+          <w:color w:val="FF0000"/>
+          <w:sz w:val="28"/>
+          <w:szCs w:val="28"/>
+        </w:rPr>
+        <w:t>(кафедры)</w:t>
       </w:r>
     </w:p>
     <w:tbl>
@@ -24001,7 +24215,6 @@
     <w:p>
       <w:pPr>
         <w:spacing w:after="0" w:line="360" w:lineRule="auto"/>
-        <w:ind w:firstLine="709"/>
         <w:jc w:val="both"/>
         <w:rPr>
           <w:rFonts w:ascii="Times New Roman" w:hAnsi="Times New Roman" w:cs="Times New Roman"/>
@@ -24011,30 +24224,6 @@
       </w:pPr>
       <w:bookmarkStart w:id="0" w:name="_GoBack"/>
       <w:bookmarkEnd w:id="0"/>
-    </w:p>
-    <w:p>
-      <w:pPr>
-        <w:spacing w:after="0" w:line="360" w:lineRule="auto"/>
-        <w:ind w:firstLine="709"/>
-        <w:jc w:val="both"/>
-        <w:rPr>
-          <w:rFonts w:ascii="Times New Roman" w:hAnsi="Times New Roman" w:cs="Times New Roman"/>
-          <w:sz w:val="28"/>
-          <w:szCs w:val="28"/>
-        </w:rPr>
-      </w:pPr>
-    </w:p>
-    <w:p>
-      <w:pPr>
-        <w:spacing w:after="0" w:line="360" w:lineRule="auto"/>
-        <w:ind w:firstLine="709"/>
-        <w:jc w:val="both"/>
-        <w:rPr>
-          <w:rFonts w:ascii="Times New Roman" w:hAnsi="Times New Roman" w:cs="Times New Roman"/>
-          <w:sz w:val="28"/>
-          <w:szCs w:val="28"/>
-        </w:rPr>
-      </w:pPr>
     </w:p>
     <w:sectPr>
       <w:pgSz w:w="11906" w:h="16838"/>
@@ -24047,7 +24236,7 @@
 </file>
 
 <file path=word/numbering.xml><?xml version="1.0" encoding="utf-8"?>
-<w:numbering xmlns:wpc="http://schemas.microsoft.com/office/word/2010/wordprocessingCanvas" xmlns:cx="http://schemas.microsoft.com/office/drawing/2014/chartex" xmlns:cx1="http://schemas.microsoft.com/office/drawing/2015/9/8/chartex" xmlns:cx2="http://schemas.microsoft.com/office/drawing/2015/10/21/chartex" xmlns:cx3="http://schemas.microsoft.com/office/drawing/2016/5/9/chartex" xmlns:cx4="http://schemas.microsoft.com/office/drawing/2016/5/10/chartex" xmlns:cx5="http://schemas.microsoft.com/office/drawing/2016/5/11/chartex" xmlns:cx6="http://schemas.microsoft.com/office/drawing/2016/5/12/chartex" xmlns:cx7="http://schemas.microsoft.com/office/drawing/2016/5/13/chartex" xmlns:cx8="http://schemas.microsoft.com/office/drawing/2016/5/14/chartex" xmlns:mc="http://schemas.openxmlformats.org/markup-compatibility/2006" xmlns:aink="http://schemas.microsoft.com/office/drawing/2016/ink" xmlns:am3d="http://schemas.microsoft.com/office/drawing/2017/model3d" xmlns:o="urn:schemas-microsoft-com:office:office" xmlns:r="http://schemas.openxmlformats.org/officeDocument/2006/relationships" xmlns:m="http://schemas.openxmlformats.org/officeDocument/2006/math" xmlns:v="urn:schemas-microsoft-com:vml" xmlns:wp14="http://schemas.microsoft.com/office/word/2010/wordprocessingDrawing" xmlns:wp="http://schemas.openxmlformats.org/drawingml/2006/wordprocessingDrawing" xmlns:w10="urn:schemas-microsoft-com:office:word" xmlns:w="http://schemas.openxmlformats.org/wordprocessingml/2006/main" xmlns:w14="http://schemas.microsoft.com/office/word/2010/wordml" xmlns:w15="http://schemas.microsoft.com/office/word/2012/wordml" xmlns:w16cid="http://schemas.microsoft.com/office/word/2016/wordml/cid" xmlns:w16se="http://schemas.microsoft.com/office/word/2015/wordml/symex" xmlns:wpg="http://schemas.microsoft.com/office/word/2010/wordprocessingGroup" xmlns:wpi="http://schemas.microsoft.com/office/word/2010/wordprocessingInk" xmlns:wne="http://schemas.microsoft.com/office/word/2006/wordml" xmlns:wps="http://schemas.microsoft.com/office/word/2010/wordprocessingShape" mc:Ignorable="w14 w15 w16se w16cid wp14">
+<w:numbering xmlns:wpc="http://schemas.microsoft.com/office/word/2010/wordprocessingCanvas" xmlns:cx="http://schemas.microsoft.com/office/drawing/2014/chartex" xmlns:cx1="http://schemas.microsoft.com/office/drawing/2015/9/8/chartex" xmlns:mc="http://schemas.openxmlformats.org/markup-compatibility/2006" xmlns:o="urn:schemas-microsoft-com:office:office" xmlns:r="http://schemas.openxmlformats.org/officeDocument/2006/relationships" xmlns:m="http://schemas.openxmlformats.org/officeDocument/2006/math" xmlns:v="urn:schemas-microsoft-com:vml" xmlns:wp14="http://schemas.microsoft.com/office/word/2010/wordprocessingDrawing" xmlns:wp="http://schemas.openxmlformats.org/drawingml/2006/wordprocessingDrawing" xmlns:w10="urn:schemas-microsoft-com:office:word" xmlns:w="http://schemas.openxmlformats.org/wordprocessingml/2006/main" xmlns:w14="http://schemas.microsoft.com/office/word/2010/wordml" xmlns:w15="http://schemas.microsoft.com/office/word/2012/wordml" xmlns:w16se="http://schemas.microsoft.com/office/word/2015/wordml/symex" xmlns:wpg="http://schemas.microsoft.com/office/word/2010/wordprocessingGroup" xmlns:wpi="http://schemas.microsoft.com/office/word/2010/wordprocessingInk" xmlns:wne="http://schemas.microsoft.com/office/word/2006/wordml" xmlns:wps="http://schemas.microsoft.com/office/word/2010/wordprocessingShape" mc:Ignorable="w14 w15 w16se wp14">
   <w:abstractNum w:abstractNumId="0" w15:restartNumberingAfterBreak="0">
     <w:nsid w:val="00F203BC"/>
     <w:multiLevelType w:val="hybridMultilevel"/>
@@ -25334,6 +25523,155 @@
     </w:lvl>
   </w:abstractNum>
   <w:abstractNum w:abstractNumId="14" w15:restartNumberingAfterBreak="0">
+    <w:nsid w:val="39C20EF9"/>
+    <w:multiLevelType w:val="multilevel"/>
+    <w:tmpl w:val="4B9C20F6"/>
+    <w:lvl w:ilvl="0">
+      <w:start w:val="1"/>
+      <w:numFmt w:val="bullet"/>
+      <w:lvlText w:val=""/>
+      <w:lvlJc w:val="left"/>
+      <w:pPr>
+        <w:tabs>
+          <w:tab w:val="num" w:pos="720"/>
+        </w:tabs>
+        <w:ind w:left="720" w:hanging="360"/>
+      </w:pPr>
+      <w:rPr>
+        <w:rFonts w:ascii="Symbol" w:hAnsi="Symbol" w:hint="default"/>
+        <w:sz w:val="20"/>
+      </w:rPr>
+    </w:lvl>
+    <w:lvl w:ilvl="1" w:tentative="1">
+      <w:start w:val="1"/>
+      <w:numFmt w:val="bullet"/>
+      <w:lvlText w:val="o"/>
+      <w:lvlJc w:val="left"/>
+      <w:pPr>
+        <w:tabs>
+          <w:tab w:val="num" w:pos="1440"/>
+        </w:tabs>
+        <w:ind w:left="1440" w:hanging="360"/>
+      </w:pPr>
+      <w:rPr>
+        <w:rFonts w:ascii="Courier New" w:hAnsi="Courier New" w:hint="default"/>
+        <w:sz w:val="20"/>
+      </w:rPr>
+    </w:lvl>
+    <w:lvl w:ilvl="2" w:tentative="1">
+      <w:start w:val="1"/>
+      <w:numFmt w:val="bullet"/>
+      <w:lvlText w:val=""/>
+      <w:lvlJc w:val="left"/>
+      <w:pPr>
+        <w:tabs>
+          <w:tab w:val="num" w:pos="2160"/>
+        </w:tabs>
+        <w:ind w:left="2160" w:hanging="360"/>
+      </w:pPr>
+      <w:rPr>
+        <w:rFonts w:ascii="Wingdings" w:hAnsi="Wingdings" w:hint="default"/>
+        <w:sz w:val="20"/>
+      </w:rPr>
+    </w:lvl>
+    <w:lvl w:ilvl="3" w:tentative="1">
+      <w:start w:val="1"/>
+      <w:numFmt w:val="bullet"/>
+      <w:lvlText w:val=""/>
+      <w:lvlJc w:val="left"/>
+      <w:pPr>
+        <w:tabs>
+          <w:tab w:val="num" w:pos="2880"/>
+        </w:tabs>
+        <w:ind w:left="2880" w:hanging="360"/>
+      </w:pPr>
+      <w:rPr>
+        <w:rFonts w:ascii="Wingdings" w:hAnsi="Wingdings" w:hint="default"/>
+        <w:sz w:val="20"/>
+      </w:rPr>
+    </w:lvl>
+    <w:lvl w:ilvl="4" w:tentative="1">
+      <w:start w:val="1"/>
+      <w:numFmt w:val="bullet"/>
+      <w:lvlText w:val=""/>
+      <w:lvlJc w:val="left"/>
+      <w:pPr>
+        <w:tabs>
+          <w:tab w:val="num" w:pos="3600"/>
+        </w:tabs>
+        <w:ind w:left="3600" w:hanging="360"/>
+      </w:pPr>
+      <w:rPr>
+        <w:rFonts w:ascii="Wingdings" w:hAnsi="Wingdings" w:hint="default"/>
+        <w:sz w:val="20"/>
+      </w:rPr>
+    </w:lvl>
+    <w:lvl w:ilvl="5" w:tentative="1">
+      <w:start w:val="1"/>
+      <w:numFmt w:val="bullet"/>
+      <w:lvlText w:val=""/>
+      <w:lvlJc w:val="left"/>
+      <w:pPr>
+        <w:tabs>
+          <w:tab w:val="num" w:pos="4320"/>
+        </w:tabs>
+        <w:ind w:left="4320" w:hanging="360"/>
+      </w:pPr>
+      <w:rPr>
+        <w:rFonts w:ascii="Wingdings" w:hAnsi="Wingdings" w:hint="default"/>
+        <w:sz w:val="20"/>
+      </w:rPr>
+    </w:lvl>
+    <w:lvl w:ilvl="6" w:tentative="1">
+      <w:start w:val="1"/>
+      <w:numFmt w:val="bullet"/>
+      <w:lvlText w:val=""/>
+      <w:lvlJc w:val="left"/>
+      <w:pPr>
+        <w:tabs>
+          <w:tab w:val="num" w:pos="5040"/>
+        </w:tabs>
+        <w:ind w:left="5040" w:hanging="360"/>
+      </w:pPr>
+      <w:rPr>
+        <w:rFonts w:ascii="Wingdings" w:hAnsi="Wingdings" w:hint="default"/>
+        <w:sz w:val="20"/>
+      </w:rPr>
+    </w:lvl>
+    <w:lvl w:ilvl="7" w:tentative="1">
+      <w:start w:val="1"/>
+      <w:numFmt w:val="bullet"/>
+      <w:lvlText w:val=""/>
+      <w:lvlJc w:val="left"/>
+      <w:pPr>
+        <w:tabs>
+          <w:tab w:val="num" w:pos="5760"/>
+        </w:tabs>
+        <w:ind w:left="5760" w:hanging="360"/>
+      </w:pPr>
+      <w:rPr>
+        <w:rFonts w:ascii="Wingdings" w:hAnsi="Wingdings" w:hint="default"/>
+        <w:sz w:val="20"/>
+      </w:rPr>
+    </w:lvl>
+    <w:lvl w:ilvl="8" w:tentative="1">
+      <w:start w:val="1"/>
+      <w:numFmt w:val="bullet"/>
+      <w:lvlText w:val=""/>
+      <w:lvlJc w:val="left"/>
+      <w:pPr>
+        <w:tabs>
+          <w:tab w:val="num" w:pos="6480"/>
+        </w:tabs>
+        <w:ind w:left="6480" w:hanging="360"/>
+      </w:pPr>
+      <w:rPr>
+        <w:rFonts w:ascii="Wingdings" w:hAnsi="Wingdings" w:hint="default"/>
+        <w:sz w:val="20"/>
+      </w:rPr>
+    </w:lvl>
+  </w:abstractNum>
+  <w:abstractNum w:abstractNumId="15" w15:restartNumberingAfterBreak="0">
     <w:nsid w:val="3A5B6DAF"/>
     <w:multiLevelType w:val="hybridMultilevel"/>
     <w:tmpl w:val="461022CE"/>
@@ -25419,7 +25757,7 @@
       </w:pPr>
     </w:lvl>
   </w:abstractNum>
-  <w:abstractNum w:abstractNumId="15" w15:restartNumberingAfterBreak="0">
+  <w:abstractNum w:abstractNumId="16" w15:restartNumberingAfterBreak="0">
     <w:nsid w:val="4A666531"/>
     <w:multiLevelType w:val="hybridMultilevel"/>
     <w:tmpl w:val="8804767C"/>
@@ -25532,7 +25870,7 @@
       </w:rPr>
     </w:lvl>
   </w:abstractNum>
-  <w:abstractNum w:abstractNumId="16" w15:restartNumberingAfterBreak="0">
+  <w:abstractNum w:abstractNumId="17" w15:restartNumberingAfterBreak="0">
     <w:nsid w:val="6503757B"/>
     <w:multiLevelType w:val="hybridMultilevel"/>
     <w:tmpl w:val="951E4334"/>
@@ -25645,7 +25983,7 @@
       </w:rPr>
     </w:lvl>
   </w:abstractNum>
-  <w:abstractNum w:abstractNumId="17" w15:restartNumberingAfterBreak="0">
+  <w:abstractNum w:abstractNumId="18" w15:restartNumberingAfterBreak="0">
     <w:nsid w:val="653D114B"/>
     <w:multiLevelType w:val="hybridMultilevel"/>
     <w:tmpl w:val="18802D88"/>
@@ -25731,7 +26069,7 @@
       </w:pPr>
     </w:lvl>
   </w:abstractNum>
-  <w:abstractNum w:abstractNumId="18" w15:restartNumberingAfterBreak="0">
+  <w:abstractNum w:abstractNumId="19" w15:restartNumberingAfterBreak="0">
     <w:nsid w:val="671D052E"/>
     <w:multiLevelType w:val="hybridMultilevel"/>
     <w:tmpl w:val="BB368F48"/>
@@ -25817,7 +26155,7 @@
       </w:pPr>
     </w:lvl>
   </w:abstractNum>
-  <w:abstractNum w:abstractNumId="19" w15:restartNumberingAfterBreak="0">
+  <w:abstractNum w:abstractNumId="20" w15:restartNumberingAfterBreak="0">
     <w:nsid w:val="7179002F"/>
     <w:multiLevelType w:val="hybridMultilevel"/>
     <w:tmpl w:val="B0647192"/>
@@ -25907,7 +26245,7 @@
       </w:pPr>
     </w:lvl>
   </w:abstractNum>
-  <w:abstractNum w:abstractNumId="20" w15:restartNumberingAfterBreak="0">
+  <w:abstractNum w:abstractNumId="21" w15:restartNumberingAfterBreak="0">
     <w:nsid w:val="747456A9"/>
     <w:multiLevelType w:val="hybridMultilevel"/>
     <w:tmpl w:val="C5FAB96E"/>
@@ -25993,7 +26331,7 @@
       </w:pPr>
     </w:lvl>
   </w:abstractNum>
-  <w:abstractNum w:abstractNumId="21" w15:restartNumberingAfterBreak="0">
+  <w:abstractNum w:abstractNumId="22" w15:restartNumberingAfterBreak="0">
     <w:nsid w:val="74EA1448"/>
     <w:multiLevelType w:val="hybridMultilevel"/>
     <w:tmpl w:val="88966632"/>
@@ -26106,7 +26444,7 @@
       </w:rPr>
     </w:lvl>
   </w:abstractNum>
-  <w:abstractNum w:abstractNumId="22" w15:restartNumberingAfterBreak="0">
+  <w:abstractNum w:abstractNumId="23" w15:restartNumberingAfterBreak="0">
     <w:nsid w:val="7D7721F4"/>
     <w:multiLevelType w:val="hybridMultilevel"/>
     <w:tmpl w:val="669E28A0"/>
@@ -26223,10 +26561,10 @@
     <w:abstractNumId w:val="5"/>
   </w:num>
   <w:num w:numId="2">
-    <w:abstractNumId w:val="22"/>
+    <w:abstractNumId w:val="23"/>
   </w:num>
   <w:num w:numId="3">
-    <w:abstractNumId w:val="19"/>
+    <w:abstractNumId w:val="20"/>
   </w:num>
   <w:num w:numId="4">
     <w:abstractNumId w:val="7"/>
@@ -26241,7 +26579,7 @@
     <w:abstractNumId w:val="12"/>
   </w:num>
   <w:num w:numId="8">
-    <w:abstractNumId w:val="18"/>
+    <w:abstractNumId w:val="19"/>
   </w:num>
   <w:num w:numId="9">
     <w:abstractNumId w:val="4"/>
@@ -26250,7 +26588,7 @@
     <w:abstractNumId w:val="6"/>
   </w:num>
   <w:num w:numId="11">
-    <w:abstractNumId w:val="20"/>
+    <w:abstractNumId w:val="21"/>
   </w:num>
   <w:num w:numId="12">
     <w:abstractNumId w:val="0"/>
@@ -26262,25 +26600,25 @@
     <w:abstractNumId w:val="2"/>
   </w:num>
   <w:num w:numId="15">
-    <w:abstractNumId w:val="21"/>
+    <w:abstractNumId w:val="22"/>
   </w:num>
   <w:num w:numId="16">
     <w:abstractNumId w:val="10"/>
   </w:num>
   <w:num w:numId="17">
-    <w:abstractNumId w:val="17"/>
+    <w:abstractNumId w:val="18"/>
   </w:num>
   <w:num w:numId="18">
     <w:abstractNumId w:val="9"/>
   </w:num>
   <w:num w:numId="19">
-    <w:abstractNumId w:val="14"/>
+    <w:abstractNumId w:val="15"/>
   </w:num>
   <w:num w:numId="20">
-    <w:abstractNumId w:val="15"/>
+    <w:abstractNumId w:val="16"/>
   </w:num>
   <w:num w:numId="21">
-    <w:abstractNumId w:val="16"/>
+    <w:abstractNumId w:val="17"/>
   </w:num>
   <w:num w:numId="22">
     <w:abstractNumId w:val="3"/>
@@ -26288,11 +26626,14 @@
   <w:num w:numId="23">
     <w:abstractNumId w:val="13"/>
   </w:num>
+  <w:num w:numId="24">
+    <w:abstractNumId w:val="14"/>
+  </w:num>
 </w:numbering>
 </file>
 
 <file path=word/styles.xml><?xml version="1.0" encoding="utf-8"?>
-<w:styles xmlns:mc="http://schemas.openxmlformats.org/markup-compatibility/2006" xmlns:r="http://schemas.openxmlformats.org/officeDocument/2006/relationships" xmlns:w="http://schemas.openxmlformats.org/wordprocessingml/2006/main" xmlns:w14="http://schemas.microsoft.com/office/word/2010/wordml" xmlns:w15="http://schemas.microsoft.com/office/word/2012/wordml" xmlns:w16cid="http://schemas.microsoft.com/office/word/2016/wordml/cid" xmlns:w16se="http://schemas.microsoft.com/office/word/2015/wordml/symex" mc:Ignorable="w14 w15 w16se w16cid">
+<w:styles xmlns:mc="http://schemas.openxmlformats.org/markup-compatibility/2006" xmlns:r="http://schemas.openxmlformats.org/officeDocument/2006/relationships" xmlns:w="http://schemas.openxmlformats.org/wordprocessingml/2006/main" xmlns:w14="http://schemas.microsoft.com/office/word/2010/wordml" xmlns:w15="http://schemas.microsoft.com/office/word/2012/wordml" xmlns:w16se="http://schemas.microsoft.com/office/word/2015/wordml/symex" mc:Ignorable="w14 w15 w16se">
   <w:docDefaults>
     <w:rPrDefault>
       <w:rPr>
@@ -26308,7 +26649,7 @@
       </w:pPr>
     </w:pPrDefault>
   </w:docDefaults>
-  <w:latentStyles w:defLockedState="0" w:defUIPriority="99" w:defSemiHidden="0" w:defUnhideWhenUsed="0" w:defQFormat="0" w:count="376">
+  <w:latentStyles w:defLockedState="0" w:defUIPriority="99" w:defSemiHidden="0" w:defUnhideWhenUsed="0" w:defQFormat="0" w:count="371">
     <w:lsdException w:name="Normal" w:uiPriority="0" w:qFormat="1"/>
     <w:lsdException w:name="heading 1" w:uiPriority="9" w:qFormat="1"/>
     <w:lsdException w:name="heading 2" w:semiHidden="1" w:uiPriority="9" w:unhideWhenUsed="1" w:qFormat="1"/>
@@ -26680,11 +27021,6 @@
     <w:lsdException w:name="List Table 5 Dark Accent 6" w:uiPriority="50"/>
     <w:lsdException w:name="List Table 6 Colorful Accent 6" w:uiPriority="51"/>
     <w:lsdException w:name="List Table 7 Colorful Accent 6" w:uiPriority="52"/>
-    <w:lsdException w:name="Mention" w:semiHidden="1" w:unhideWhenUsed="1"/>
-    <w:lsdException w:name="Smart Hyperlink" w:semiHidden="1" w:unhideWhenUsed="1"/>
-    <w:lsdException w:name="Hashtag" w:semiHidden="1" w:unhideWhenUsed="1"/>
-    <w:lsdException w:name="Unresolved Mention" w:semiHidden="1" w:unhideWhenUsed="1"/>
-    <w:lsdException w:name="Smart Link" w:semiHidden="1" w:unhideWhenUsed="1"/>
   </w:latentStyles>
   <w:style w:type="paragraph" w:default="1" w:styleId="a">
     <w:name w:val="Normal"/>
@@ -26776,6 +27112,42 @@
       <w:rFonts w:ascii="Segoe UI" w:hAnsi="Segoe UI" w:cs="Segoe UI"/>
       <w:sz w:val="18"/>
       <w:szCs w:val="18"/>
+    </w:rPr>
+  </w:style>
+  <w:style w:type="paragraph" w:customStyle="1" w:styleId="ds-markdown-paragraph">
+    <w:name w:val="ds-markdown-paragraph"/>
+    <w:basedOn w:val="a"/>
+    <w:rsid w:val="00776067"/>
+    <w:pPr>
+      <w:spacing w:before="100" w:beforeAutospacing="1" w:after="100" w:afterAutospacing="1" w:line="240" w:lineRule="auto"/>
+    </w:pPr>
+    <w:rPr>
+      <w:rFonts w:ascii="Times New Roman" w:eastAsia="Times New Roman" w:hAnsi="Times New Roman" w:cs="Times New Roman"/>
+      <w:sz w:val="24"/>
+      <w:szCs w:val="24"/>
+      <w:lang w:eastAsia="ru-RU"/>
+    </w:rPr>
+  </w:style>
+  <w:style w:type="character" w:styleId="a7">
+    <w:name w:val="Strong"/>
+    <w:basedOn w:val="a0"/>
+    <w:uiPriority w:val="22"/>
+    <w:qFormat/>
+    <w:rsid w:val="00776067"/>
+    <w:rPr>
+      <w:b/>
+      <w:bCs/>
+    </w:rPr>
+  </w:style>
+  <w:style w:type="character" w:styleId="a8">
+    <w:name w:val="Emphasis"/>
+    <w:basedOn w:val="a0"/>
+    <w:uiPriority w:val="20"/>
+    <w:qFormat/>
+    <w:rsid w:val="00776067"/>
+    <w:rPr>
+      <w:i/>
+      <w:iCs/>
     </w:rPr>
   </w:style>
 </w:styles>
